--- a/report_template/template_main/gGA18_rummage_QLYY_v1.2.1.docx
+++ b/report_template/template_main/gGA18_rummage_QLYY_v1.2.1.docx
@@ -168,7 +168,6 @@
               <w:t>{</w:t>
             </w:r>
             <w:proofErr w:type="spellStart"/>
-            <w:proofErr w:type="gramStart"/>
             <w:r>
               <w:rPr>
                 <w:rFonts w:asciiTheme="minorEastAsia" w:hAnsiTheme="minorEastAsia" w:cs="Arial" w:hint="eastAsia"/>
@@ -187,18 +186,7 @@
                 <w:sz w:val="24"/>
                 <w:szCs w:val="24"/>
               </w:rPr>
-              <w:t>mple.patient</w:t>
-            </w:r>
-            <w:proofErr w:type="gramEnd"/>
-            <w:r>
-              <w:rPr>
-                <w:rFonts w:asciiTheme="minorEastAsia" w:hAnsiTheme="minorEastAsia" w:cs="Arial"/>
-                <w:bCs/>
-                <w:color w:val="000000"/>
-                <w:sz w:val="24"/>
-                <w:szCs w:val="24"/>
-              </w:rPr>
-              <w:t>_name</w:t>
+              <w:t>mple.patient_name</w:t>
             </w:r>
             <w:proofErr w:type="spellEnd"/>
             <w:r>
@@ -284,7 +272,6 @@
               <w:t>{</w:t>
             </w:r>
             <w:proofErr w:type="spellStart"/>
-            <w:proofErr w:type="gramStart"/>
             <w:r>
               <w:rPr>
                 <w:rFonts w:ascii="思源黑体 CN Normal" w:eastAsia="思源黑体 CN Normal" w:hAnsi="思源黑体 CN Normal" w:cs="Arial"/>
@@ -296,7 +283,6 @@
               <w:t>sample.gender</w:t>
             </w:r>
             <w:proofErr w:type="spellEnd"/>
-            <w:proofErr w:type="gramEnd"/>
             <w:r>
               <w:rPr>
                 <w:rFonts w:ascii="思源黑体 CN Normal" w:eastAsia="思源黑体 CN Normal" w:hAnsi="思源黑体 CN Normal" w:cs="Arial"/>
@@ -520,7 +506,6 @@
               <w:t>{</w:t>
             </w:r>
             <w:proofErr w:type="spellStart"/>
-            <w:proofErr w:type="gramStart"/>
             <w:r>
               <w:rPr>
                 <w:rFonts w:ascii="思源黑体 CN Normal" w:eastAsia="思源黑体 CN Normal" w:hAnsi="思源黑体 CN Normal" w:cs="Arial"/>
@@ -529,18 +514,7 @@
                 <w:sz w:val="24"/>
                 <w:szCs w:val="24"/>
               </w:rPr>
-              <w:t>sample.pathological</w:t>
-            </w:r>
-            <w:proofErr w:type="gramEnd"/>
-            <w:r>
-              <w:rPr>
-                <w:rFonts w:ascii="思源黑体 CN Normal" w:eastAsia="思源黑体 CN Normal" w:hAnsi="思源黑体 CN Normal" w:cs="Arial"/>
-                <w:bCs/>
-                <w:color w:val="000000"/>
-                <w:sz w:val="24"/>
-                <w:szCs w:val="24"/>
-              </w:rPr>
-              <w:t>_id</w:t>
+              <w:t>sample.pathological_id</w:t>
             </w:r>
             <w:proofErr w:type="spellEnd"/>
             <w:r>
@@ -620,7 +594,6 @@
               <w:t>{</w:t>
             </w:r>
             <w:proofErr w:type="spellStart"/>
-            <w:proofErr w:type="gramStart"/>
             <w:r>
               <w:rPr>
                 <w:rFonts w:ascii="思源黑体 CN Normal" w:eastAsia="思源黑体 CN Normal" w:hAnsi="思源黑体 CN Normal" w:cs="Arial"/>
@@ -629,18 +602,7 @@
                 <w:sz w:val="24"/>
                 <w:szCs w:val="24"/>
               </w:rPr>
-              <w:t>sample.hosp</w:t>
-            </w:r>
-            <w:proofErr w:type="gramEnd"/>
-            <w:r>
-              <w:rPr>
-                <w:rFonts w:ascii="思源黑体 CN Normal" w:eastAsia="思源黑体 CN Normal" w:hAnsi="思源黑体 CN Normal" w:cs="Arial"/>
-                <w:bCs/>
-                <w:color w:val="000000"/>
-                <w:sz w:val="24"/>
-                <w:szCs w:val="24"/>
-              </w:rPr>
-              <w:t>_depart</w:t>
+              <w:t>sample.hosp_depart</w:t>
             </w:r>
             <w:proofErr w:type="spellEnd"/>
             <w:r>
@@ -992,29 +954,7 @@
                 <w:szCs w:val="22"/>
                 <w:lang w:eastAsia="zh-CN"/>
               </w:rPr>
-              <w:t>合作检测机构：</w:t>
-            </w:r>
-            <w:proofErr w:type="gramStart"/>
-            <w:r>
-              <w:rPr>
-                <w:rFonts w:ascii="思源黑体 CN Normal" w:eastAsia="思源黑体 CN Normal" w:hAnsi="思源黑体 CN Normal" w:cstheme="minorBidi" w:hint="eastAsia"/>
-                <w:kern w:val="2"/>
-                <w:sz w:val="22"/>
-                <w:szCs w:val="22"/>
-                <w:lang w:eastAsia="zh-CN"/>
-              </w:rPr>
-              <w:t>济南爱新卓</w:t>
-            </w:r>
-            <w:proofErr w:type="gramEnd"/>
-            <w:r>
-              <w:rPr>
-                <w:rFonts w:ascii="思源黑体 CN Normal" w:eastAsia="思源黑体 CN Normal" w:hAnsi="思源黑体 CN Normal" w:cstheme="minorBidi" w:hint="eastAsia"/>
-                <w:kern w:val="2"/>
-                <w:sz w:val="22"/>
-                <w:szCs w:val="22"/>
-                <w:lang w:eastAsia="zh-CN"/>
-              </w:rPr>
-              <w:t>尔医学检验实验室</w:t>
+              <w:t>合作检测机构：济南爱新卓尔医学检验实验室</w:t>
             </w:r>
           </w:p>
         </w:tc>
@@ -1126,29 +1066,7 @@
                 <w:szCs w:val="22"/>
                 <w:lang w:eastAsia="zh-CN"/>
               </w:rPr>
-              <w:t>本产品检测范围覆盖18个胃癌/胃肠间质</w:t>
-            </w:r>
-            <w:proofErr w:type="gramStart"/>
-            <w:r>
-              <w:rPr>
-                <w:rFonts w:ascii="思源黑体 CN Normal" w:eastAsia="思源黑体 CN Normal" w:hAnsi="思源黑体 CN Normal" w:cstheme="minorBidi" w:hint="eastAsia"/>
-                <w:kern w:val="2"/>
-                <w:sz w:val="22"/>
-                <w:szCs w:val="22"/>
-                <w:lang w:eastAsia="zh-CN"/>
-              </w:rPr>
-              <w:t>瘤靶向</w:t>
-            </w:r>
-            <w:proofErr w:type="gramEnd"/>
-            <w:r>
-              <w:rPr>
-                <w:rFonts w:ascii="思源黑体 CN Normal" w:eastAsia="思源黑体 CN Normal" w:hAnsi="思源黑体 CN Normal" w:cstheme="minorBidi" w:hint="eastAsia"/>
-                <w:kern w:val="2"/>
-                <w:sz w:val="22"/>
-                <w:szCs w:val="22"/>
-                <w:lang w:eastAsia="zh-CN"/>
-              </w:rPr>
-              <w:t>用药或预后相关基因的部分外显子和内含子。可检测目标区域范围内点突变，插入缺失突变，融合突变以及部分化疗SNP位点。</w:t>
+              <w:t>本产品检测范围覆盖18个胃癌/胃肠间质瘤靶向用药或预后相关基因的部分外显子和内含子。可检测目标区域范围内点突变，插入缺失突变，融合突变以及部分化疗SNP位点。</w:t>
             </w:r>
           </w:p>
         </w:tc>
@@ -1326,7 +1244,6 @@
               <w:t>{{</w:t>
             </w:r>
             <w:proofErr w:type="spellStart"/>
-            <w:proofErr w:type="gramStart"/>
             <w:r>
               <w:rPr>
                 <w:rFonts w:ascii="思源黑体 CN Normal" w:eastAsia="思源黑体 CN Normal" w:hAnsi="思源黑体 CN Normal" w:cs="Arial"/>
@@ -1334,17 +1251,7 @@
                 <w:color w:val="000000"/>
                 <w:sz w:val="22"/>
               </w:rPr>
-              <w:t>sample.report</w:t>
-            </w:r>
-            <w:proofErr w:type="gramEnd"/>
-            <w:r>
-              <w:rPr>
-                <w:rFonts w:ascii="思源黑体 CN Normal" w:eastAsia="思源黑体 CN Normal" w:hAnsi="思源黑体 CN Normal" w:cs="Arial"/>
-                <w:bCs/>
-                <w:color w:val="000000"/>
-                <w:sz w:val="22"/>
-              </w:rPr>
-              <w:t>_date</w:t>
+              <w:t>sample.report_date</w:t>
             </w:r>
             <w:proofErr w:type="spellEnd"/>
             <w:r>
@@ -1396,7 +1303,6 @@
           <w:szCs w:val="28"/>
         </w:rPr>
       </w:pPr>
-      <w:proofErr w:type="gramStart"/>
       <w:r>
         <w:rPr>
           <w:rFonts w:ascii="思源黑体 CN Bold" w:eastAsia="思源黑体 CN Bold" w:hAnsi="思源黑体 CN Bold" w:hint="eastAsia"/>
@@ -1404,16 +1310,7 @@
           <w:szCs w:val="28"/>
         </w:rPr>
         <w:lastRenderedPageBreak/>
-        <w:t>一</w:t>
-      </w:r>
-      <w:proofErr w:type="gramEnd"/>
-      <w:r>
-        <w:rPr>
-          <w:rFonts w:ascii="思源黑体 CN Bold" w:eastAsia="思源黑体 CN Bold" w:hAnsi="思源黑体 CN Bold" w:hint="eastAsia"/>
-          <w:sz w:val="28"/>
-          <w:szCs w:val="28"/>
-        </w:rPr>
-        <w:t xml:space="preserve"> 结果小结</w:t>
+        <w:t>一 结果小结</w:t>
       </w:r>
     </w:p>
     <w:tbl>
@@ -1527,7 +1424,6 @@
               <w:t xml:space="preserve">{%p if </w:t>
             </w:r>
             <w:proofErr w:type="spellStart"/>
-            <w:proofErr w:type="gramStart"/>
             <w:r>
               <w:rPr>
                 <w:rFonts w:ascii="思源黑体 CN Bold" w:eastAsia="思源黑体 CN Bold" w:hAnsi="思源黑体 CN Bold"/>
@@ -1537,19 +1433,7 @@
                 <w:sz w:val="17"/>
                 <w:szCs w:val="17"/>
               </w:rPr>
-              <w:t>sample.control</w:t>
-            </w:r>
-            <w:proofErr w:type="gramEnd"/>
-            <w:r>
-              <w:rPr>
-                <w:rFonts w:ascii="思源黑体 CN Bold" w:eastAsia="思源黑体 CN Bold" w:hAnsi="思源黑体 CN Bold"/>
-                <w:b/>
-                <w:bCs/>
-                <w:color w:val="1E7648"/>
-                <w:sz w:val="17"/>
-                <w:szCs w:val="17"/>
-              </w:rPr>
-              <w:t>_sample_id</w:t>
+              <w:t>sample.control_sample_id</w:t>
             </w:r>
             <w:proofErr w:type="spellEnd"/>
             <w:r>
@@ -1732,7 +1616,6 @@
               <w:t xml:space="preserve">{%p if </w:t>
             </w:r>
             <w:proofErr w:type="spellStart"/>
-            <w:proofErr w:type="gramStart"/>
             <w:r>
               <w:rPr>
                 <w:rFonts w:ascii="思源黑体 CN Bold" w:eastAsia="思源黑体 CN Bold" w:hAnsi="思源黑体 CN Bold"/>
@@ -1742,19 +1625,7 @@
                 <w:sz w:val="17"/>
                 <w:szCs w:val="17"/>
               </w:rPr>
-              <w:t>sample.control</w:t>
-            </w:r>
-            <w:proofErr w:type="gramEnd"/>
-            <w:r>
-              <w:rPr>
-                <w:rFonts w:ascii="思源黑体 CN Bold" w:eastAsia="思源黑体 CN Bold" w:hAnsi="思源黑体 CN Bold"/>
-                <w:b/>
-                <w:bCs/>
-                <w:color w:val="1E7648"/>
-                <w:sz w:val="17"/>
-                <w:szCs w:val="17"/>
-              </w:rPr>
-              <w:t>_sample_id</w:t>
+              <w:t>sample.control_sample_id</w:t>
             </w:r>
             <w:proofErr w:type="spellEnd"/>
             <w:r>
@@ -1930,43 +1801,43 @@
                 <w:sz w:val="17"/>
                 <w:szCs w:val="17"/>
               </w:rPr>
-              <w:t>)|count}}</w:t>
-            </w:r>
-            <w:proofErr w:type="gramStart"/>
+              <w:t>)|count}}个体细胞变异，其中靶向治疗相关变异有{{(</w:t>
+            </w:r>
+            <w:proofErr w:type="spellStart"/>
             <w:r>
               <w:rPr>
                 <w:rFonts w:ascii="思源黑体 CN Normal" w:eastAsia="思源黑体 CN Normal" w:hAnsi="思源黑体 CN Normal" w:hint="eastAsia"/>
                 <w:sz w:val="17"/>
                 <w:szCs w:val="17"/>
               </w:rPr>
-              <w:t>个</w:t>
-            </w:r>
-            <w:proofErr w:type="gramEnd"/>
+              <w:t>var.var_somatic.level_I</w:t>
+            </w:r>
+            <w:proofErr w:type="spellEnd"/>
             <w:r>
               <w:rPr>
                 <w:rFonts w:ascii="思源黑体 CN Normal" w:eastAsia="思源黑体 CN Normal" w:hAnsi="思源黑体 CN Normal" w:hint="eastAsia"/>
                 <w:sz w:val="17"/>
                 <w:szCs w:val="17"/>
               </w:rPr>
-              <w:t>体细胞变异，其中靶</w:t>
-            </w:r>
-            <w:proofErr w:type="gramStart"/>
+              <w:t xml:space="preserve"> + </w:t>
+            </w:r>
+            <w:proofErr w:type="spellStart"/>
             <w:r>
               <w:rPr>
                 <w:rFonts w:ascii="思源黑体 CN Normal" w:eastAsia="思源黑体 CN Normal" w:hAnsi="思源黑体 CN Normal" w:hint="eastAsia"/>
                 <w:sz w:val="17"/>
                 <w:szCs w:val="17"/>
               </w:rPr>
-              <w:t>向治疗</w:t>
-            </w:r>
-            <w:proofErr w:type="gramEnd"/>
+              <w:t>var.var_somatic.level_II</w:t>
+            </w:r>
+            <w:proofErr w:type="spellEnd"/>
             <w:r>
               <w:rPr>
                 <w:rFonts w:ascii="思源黑体 CN Normal" w:eastAsia="思源黑体 CN Normal" w:hAnsi="思源黑体 CN Normal" w:hint="eastAsia"/>
                 <w:sz w:val="17"/>
                 <w:szCs w:val="17"/>
               </w:rPr>
-              <w:t>相关变异有{{(</w:t>
+              <w:t>)|count}}个，肿瘤发生发展相关变异有{{(</w:t>
             </w:r>
             <w:proofErr w:type="spellStart"/>
             <w:r>
@@ -1975,7 +1846,7 @@
                 <w:sz w:val="17"/>
                 <w:szCs w:val="17"/>
               </w:rPr>
-              <w:t>var.var_somatic.level_I</w:t>
+              <w:t>var.var_somatic.level_onco_nodrug</w:t>
             </w:r>
             <w:proofErr w:type="spellEnd"/>
             <w:r>
@@ -1984,79 +1855,7 @@
                 <w:sz w:val="17"/>
                 <w:szCs w:val="17"/>
               </w:rPr>
-              <w:t xml:space="preserve"> + </w:t>
-            </w:r>
-            <w:proofErr w:type="spellStart"/>
-            <w:r>
-              <w:rPr>
-                <w:rFonts w:ascii="思源黑体 CN Normal" w:eastAsia="思源黑体 CN Normal" w:hAnsi="思源黑体 CN Normal" w:hint="eastAsia"/>
-                <w:sz w:val="17"/>
-                <w:szCs w:val="17"/>
-              </w:rPr>
-              <w:t>var.var_somatic.level_II</w:t>
-            </w:r>
-            <w:proofErr w:type="spellEnd"/>
-            <w:r>
-              <w:rPr>
-                <w:rFonts w:ascii="思源黑体 CN Normal" w:eastAsia="思源黑体 CN Normal" w:hAnsi="思源黑体 CN Normal" w:hint="eastAsia"/>
-                <w:sz w:val="17"/>
-                <w:szCs w:val="17"/>
-              </w:rPr>
-              <w:t>)|count}}</w:t>
-            </w:r>
-            <w:proofErr w:type="gramStart"/>
-            <w:r>
-              <w:rPr>
-                <w:rFonts w:ascii="思源黑体 CN Normal" w:eastAsia="思源黑体 CN Normal" w:hAnsi="思源黑体 CN Normal" w:hint="eastAsia"/>
-                <w:sz w:val="17"/>
-                <w:szCs w:val="17"/>
-              </w:rPr>
-              <w:t>个</w:t>
-            </w:r>
-            <w:proofErr w:type="gramEnd"/>
-            <w:r>
-              <w:rPr>
-                <w:rFonts w:ascii="思源黑体 CN Normal" w:eastAsia="思源黑体 CN Normal" w:hAnsi="思源黑体 CN Normal" w:hint="eastAsia"/>
-                <w:sz w:val="17"/>
-                <w:szCs w:val="17"/>
-              </w:rPr>
-              <w:t>，肿瘤发生发展相关变异有{{(</w:t>
-            </w:r>
-            <w:proofErr w:type="spellStart"/>
-            <w:r>
-              <w:rPr>
-                <w:rFonts w:ascii="思源黑体 CN Normal" w:eastAsia="思源黑体 CN Normal" w:hAnsi="思源黑体 CN Normal" w:hint="eastAsia"/>
-                <w:sz w:val="17"/>
-                <w:szCs w:val="17"/>
-              </w:rPr>
-              <w:t>var.var_somatic.level_onco_nodrug</w:t>
-            </w:r>
-            <w:proofErr w:type="spellEnd"/>
-            <w:r>
-              <w:rPr>
-                <w:rFonts w:ascii="思源黑体 CN Normal" w:eastAsia="思源黑体 CN Normal" w:hAnsi="思源黑体 CN Normal" w:hint="eastAsia"/>
-                <w:sz w:val="17"/>
-                <w:szCs w:val="17"/>
-              </w:rPr>
-              <w:t>)|count}}</w:t>
-            </w:r>
-            <w:proofErr w:type="gramStart"/>
-            <w:r>
-              <w:rPr>
-                <w:rFonts w:ascii="思源黑体 CN Normal" w:eastAsia="思源黑体 CN Normal" w:hAnsi="思源黑体 CN Normal" w:hint="eastAsia"/>
-                <w:sz w:val="17"/>
-                <w:szCs w:val="17"/>
-              </w:rPr>
-              <w:t>个</w:t>
-            </w:r>
-            <w:proofErr w:type="gramEnd"/>
-            <w:r>
-              <w:rPr>
-                <w:rFonts w:ascii="思源黑体 CN Normal" w:eastAsia="思源黑体 CN Normal" w:hAnsi="思源黑体 CN Normal" w:hint="eastAsia"/>
-                <w:sz w:val="17"/>
-                <w:szCs w:val="17"/>
-              </w:rPr>
-              <w:t>。</w:t>
+              <w:t>)|count}}个。</w:t>
             </w:r>
             <w:r>
               <w:rPr>
@@ -2371,51 +2170,59 @@
                 <w:sz w:val="17"/>
                 <w:szCs w:val="17"/>
               </w:rPr>
-              <w:t>)|count}}</w:t>
-            </w:r>
-            <w:proofErr w:type="gramStart"/>
+              <w:t>)|count}}个</w:t>
+            </w:r>
             <w:r>
               <w:rPr>
                 <w:rFonts w:ascii="思源黑体 CN Normal" w:eastAsia="思源黑体 CN Normal" w:hAnsi="思源黑体 CN Normal" w:hint="eastAsia"/>
                 <w:sz w:val="17"/>
                 <w:szCs w:val="17"/>
               </w:rPr>
-              <w:t>个</w:t>
-            </w:r>
-            <w:proofErr w:type="gramEnd"/>
+              <w:t>基因</w:t>
+            </w:r>
             <w:r>
               <w:rPr>
                 <w:rFonts w:ascii="思源黑体 CN Normal" w:eastAsia="思源黑体 CN Normal" w:hAnsi="思源黑体 CN Normal" w:hint="eastAsia"/>
                 <w:sz w:val="17"/>
                 <w:szCs w:val="17"/>
               </w:rPr>
-              <w:t>基因</w:t>
-            </w:r>
+              <w:t>变异，其中靶向治疗相关变异有{{(</w:t>
+            </w:r>
+            <w:proofErr w:type="spellStart"/>
             <w:r>
               <w:rPr>
                 <w:rFonts w:ascii="思源黑体 CN Normal" w:eastAsia="思源黑体 CN Normal" w:hAnsi="思源黑体 CN Normal" w:hint="eastAsia"/>
                 <w:sz w:val="17"/>
                 <w:szCs w:val="17"/>
               </w:rPr>
-              <w:t>变异，其中靶</w:t>
-            </w:r>
-            <w:proofErr w:type="gramStart"/>
+              <w:t>var.var_somatic.level_I</w:t>
+            </w:r>
+            <w:proofErr w:type="spellEnd"/>
             <w:r>
               <w:rPr>
                 <w:rFonts w:ascii="思源黑体 CN Normal" w:eastAsia="思源黑体 CN Normal" w:hAnsi="思源黑体 CN Normal" w:hint="eastAsia"/>
                 <w:sz w:val="17"/>
                 <w:szCs w:val="17"/>
               </w:rPr>
-              <w:t>向治疗</w:t>
-            </w:r>
-            <w:proofErr w:type="gramEnd"/>
+              <w:t xml:space="preserve"> + </w:t>
+            </w:r>
+            <w:proofErr w:type="spellStart"/>
             <w:r>
               <w:rPr>
                 <w:rFonts w:ascii="思源黑体 CN Normal" w:eastAsia="思源黑体 CN Normal" w:hAnsi="思源黑体 CN Normal" w:hint="eastAsia"/>
                 <w:sz w:val="17"/>
                 <w:szCs w:val="17"/>
               </w:rPr>
-              <w:t>相关变异有{{(</w:t>
+              <w:t>var.var_somatic.level_II</w:t>
+            </w:r>
+            <w:proofErr w:type="spellEnd"/>
+            <w:r>
+              <w:rPr>
+                <w:rFonts w:ascii="思源黑体 CN Normal" w:eastAsia="思源黑体 CN Normal" w:hAnsi="思源黑体 CN Normal" w:hint="eastAsia"/>
+                <w:sz w:val="17"/>
+                <w:szCs w:val="17"/>
+              </w:rPr>
+              <w:t>)|count}}个，肿瘤发生发展相关变异有{{(</w:t>
             </w:r>
             <w:proofErr w:type="spellStart"/>
             <w:r>
@@ -2424,7 +2231,7 @@
                 <w:sz w:val="17"/>
                 <w:szCs w:val="17"/>
               </w:rPr>
-              <w:t>var.var_somatic.level_I</w:t>
+              <w:t>var.var_somatic.level_onco_nodrug</w:t>
             </w:r>
             <w:proofErr w:type="spellEnd"/>
             <w:r>
@@ -2433,79 +2240,7 @@
                 <w:sz w:val="17"/>
                 <w:szCs w:val="17"/>
               </w:rPr>
-              <w:t xml:space="preserve"> + </w:t>
-            </w:r>
-            <w:proofErr w:type="spellStart"/>
-            <w:r>
-              <w:rPr>
-                <w:rFonts w:ascii="思源黑体 CN Normal" w:eastAsia="思源黑体 CN Normal" w:hAnsi="思源黑体 CN Normal" w:hint="eastAsia"/>
-                <w:sz w:val="17"/>
-                <w:szCs w:val="17"/>
-              </w:rPr>
-              <w:t>var.var_somatic.level_II</w:t>
-            </w:r>
-            <w:proofErr w:type="spellEnd"/>
-            <w:r>
-              <w:rPr>
-                <w:rFonts w:ascii="思源黑体 CN Normal" w:eastAsia="思源黑体 CN Normal" w:hAnsi="思源黑体 CN Normal" w:hint="eastAsia"/>
-                <w:sz w:val="17"/>
-                <w:szCs w:val="17"/>
-              </w:rPr>
-              <w:t>)|count}}</w:t>
-            </w:r>
-            <w:proofErr w:type="gramStart"/>
-            <w:r>
-              <w:rPr>
-                <w:rFonts w:ascii="思源黑体 CN Normal" w:eastAsia="思源黑体 CN Normal" w:hAnsi="思源黑体 CN Normal" w:hint="eastAsia"/>
-                <w:sz w:val="17"/>
-                <w:szCs w:val="17"/>
-              </w:rPr>
-              <w:t>个</w:t>
-            </w:r>
-            <w:proofErr w:type="gramEnd"/>
-            <w:r>
-              <w:rPr>
-                <w:rFonts w:ascii="思源黑体 CN Normal" w:eastAsia="思源黑体 CN Normal" w:hAnsi="思源黑体 CN Normal" w:hint="eastAsia"/>
-                <w:sz w:val="17"/>
-                <w:szCs w:val="17"/>
-              </w:rPr>
-              <w:t>，肿瘤发生发展相关变异有{{(</w:t>
-            </w:r>
-            <w:proofErr w:type="spellStart"/>
-            <w:r>
-              <w:rPr>
-                <w:rFonts w:ascii="思源黑体 CN Normal" w:eastAsia="思源黑体 CN Normal" w:hAnsi="思源黑体 CN Normal" w:hint="eastAsia"/>
-                <w:sz w:val="17"/>
-                <w:szCs w:val="17"/>
-              </w:rPr>
-              <w:t>var.var_somatic.level_onco_nodrug</w:t>
-            </w:r>
-            <w:proofErr w:type="spellEnd"/>
-            <w:r>
-              <w:rPr>
-                <w:rFonts w:ascii="思源黑体 CN Normal" w:eastAsia="思源黑体 CN Normal" w:hAnsi="思源黑体 CN Normal" w:hint="eastAsia"/>
-                <w:sz w:val="17"/>
-                <w:szCs w:val="17"/>
-              </w:rPr>
-              <w:t>)|count}}</w:t>
-            </w:r>
-            <w:proofErr w:type="gramStart"/>
-            <w:r>
-              <w:rPr>
-                <w:rFonts w:ascii="思源黑体 CN Normal" w:eastAsia="思源黑体 CN Normal" w:hAnsi="思源黑体 CN Normal" w:hint="eastAsia"/>
-                <w:sz w:val="17"/>
-                <w:szCs w:val="17"/>
-              </w:rPr>
-              <w:t>个</w:t>
-            </w:r>
-            <w:proofErr w:type="gramEnd"/>
-            <w:r>
-              <w:rPr>
-                <w:rFonts w:ascii="思源黑体 CN Normal" w:eastAsia="思源黑体 CN Normal" w:hAnsi="思源黑体 CN Normal" w:hint="eastAsia"/>
-                <w:sz w:val="17"/>
-                <w:szCs w:val="17"/>
-              </w:rPr>
-              <w:t>。</w:t>
+              <w:t>)|count}}个。</w:t>
             </w:r>
             <w:r>
               <w:rPr>
@@ -2708,23 +2443,13 @@
               <w:t xml:space="preserve"> if </w:t>
             </w:r>
             <w:proofErr w:type="spellStart"/>
-            <w:proofErr w:type="gramStart"/>
-            <w:r>
-              <w:rPr>
-                <w:rFonts w:ascii="思源黑体 CN Normal" w:eastAsia="思源黑体 CN Normal" w:hAnsi="思源黑体 CN Normal"/>
-                <w:sz w:val="17"/>
-                <w:szCs w:val="17"/>
-              </w:rPr>
-              <w:t>sample.control</w:t>
-            </w:r>
-            <w:proofErr w:type="gramEnd"/>
-            <w:r>
-              <w:rPr>
-                <w:rFonts w:ascii="思源黑体 CN Normal" w:eastAsia="思源黑体 CN Normal" w:hAnsi="思源黑体 CN Normal"/>
-                <w:sz w:val="17"/>
-                <w:szCs w:val="17"/>
-              </w:rPr>
-              <w:t>_sample_id</w:t>
+            <w:r>
+              <w:rPr>
+                <w:rFonts w:ascii="思源黑体 CN Normal" w:eastAsia="思源黑体 CN Normal" w:hAnsi="思源黑体 CN Normal"/>
+                <w:sz w:val="17"/>
+                <w:szCs w:val="17"/>
+              </w:rPr>
+              <w:t>sample.control_sample_id</w:t>
             </w:r>
             <w:proofErr w:type="spellEnd"/>
             <w:r>
@@ -2976,43 +2701,7 @@
                 <w:sz w:val="17"/>
                 <w:szCs w:val="17"/>
               </w:rPr>
-              <w:t>{%if pdl1.result==</w:t>
-            </w:r>
-            <w:proofErr w:type="gramStart"/>
-            <w:r>
-              <w:rPr>
-                <w:rFonts w:ascii="思源黑体 CN Normal" w:eastAsia="思源黑体 CN Normal" w:hAnsi="思源黑体 CN Normal" w:hint="eastAsia"/>
-                <w:sz w:val="17"/>
-                <w:szCs w:val="17"/>
-              </w:rPr>
-              <w:t>”</w:t>
-            </w:r>
-            <w:proofErr w:type="gramEnd"/>
-            <w:r>
-              <w:rPr>
-                <w:rFonts w:ascii="思源黑体 CN Normal" w:eastAsia="思源黑体 CN Normal" w:hAnsi="思源黑体 CN Normal" w:hint="eastAsia"/>
-                <w:sz w:val="17"/>
-                <w:szCs w:val="17"/>
-              </w:rPr>
-              <w:t>阴性</w:t>
-            </w:r>
-            <w:proofErr w:type="gramStart"/>
-            <w:r>
-              <w:rPr>
-                <w:rFonts w:ascii="思源黑体 CN Normal" w:eastAsia="思源黑体 CN Normal" w:hAnsi="思源黑体 CN Normal" w:hint="eastAsia"/>
-                <w:sz w:val="17"/>
-                <w:szCs w:val="17"/>
-              </w:rPr>
-              <w:t>”</w:t>
-            </w:r>
-            <w:proofErr w:type="gramEnd"/>
-            <w:r>
-              <w:rPr>
-                <w:rFonts w:ascii="思源黑体 CN Normal" w:eastAsia="思源黑体 CN Normal" w:hAnsi="思源黑体 CN Normal" w:hint="eastAsia"/>
-                <w:sz w:val="17"/>
-                <w:szCs w:val="17"/>
-              </w:rPr>
-              <w:t>%}阴性{%else%}阳性，{{pdl1.type}}为{{pdl1.value}}。{%endif%}</w:t>
+              <w:t>{%if pdl1.result==”阴性”%}阴性{%else%}阳性，{{pdl1.type}}为{{pdl1.value}}。{%endif%}</w:t>
             </w:r>
           </w:p>
         </w:tc>
@@ -3125,7 +2814,6 @@
         <w:t xml:space="preserve">{%p if </w:t>
       </w:r>
       <w:proofErr w:type="spellStart"/>
-      <w:proofErr w:type="gramStart"/>
       <w:r>
         <w:rPr>
           <w:rFonts w:ascii="思源黑体 CN Normal" w:eastAsia="思源黑体 CN Normal" w:hAnsi="思源黑体 CN Normal"/>
@@ -3135,19 +2823,7 @@
           <w:sz w:val="15"/>
           <w:szCs w:val="15"/>
         </w:rPr>
-        <w:t>sample.control</w:t>
-      </w:r>
-      <w:proofErr w:type="gramEnd"/>
-      <w:r>
-        <w:rPr>
-          <w:rFonts w:ascii="思源黑体 CN Normal" w:eastAsia="思源黑体 CN Normal" w:hAnsi="思源黑体 CN Normal"/>
-          <w:b/>
-          <w:bCs/>
-          <w:color w:val="595959"/>
-          <w:sz w:val="15"/>
-          <w:szCs w:val="15"/>
-        </w:rPr>
-        <w:t>_sample_id</w:t>
+        <w:t>sample.control_sample_id</w:t>
       </w:r>
       <w:proofErr w:type="spellEnd"/>
       <w:r>
@@ -3424,25 +3100,7 @@
           <w:sz w:val="21"/>
           <w:szCs w:val="21"/>
         </w:rPr>
-        <w:t>靶</w:t>
-      </w:r>
-      <w:proofErr w:type="gramStart"/>
-      <w:r>
-        <w:rPr>
-          <w:rFonts w:ascii="思源黑体 CN Bold" w:eastAsia="思源黑体 CN Bold" w:hAnsi="思源黑体 CN Bold" w:cstheme="minorBidi" w:hint="eastAsia"/>
-          <w:sz w:val="21"/>
-          <w:szCs w:val="21"/>
-        </w:rPr>
-        <w:t>向治疗</w:t>
-      </w:r>
-      <w:proofErr w:type="gramEnd"/>
-      <w:r>
-        <w:rPr>
-          <w:rFonts w:ascii="思源黑体 CN Bold" w:eastAsia="思源黑体 CN Bold" w:hAnsi="思源黑体 CN Bold" w:cstheme="minorBidi" w:hint="eastAsia"/>
-          <w:sz w:val="21"/>
-          <w:szCs w:val="21"/>
-        </w:rPr>
-        <w:t>相关变异</w:t>
+        <w:t>靶向治疗相关变异</w:t>
       </w:r>
     </w:p>
     <w:tbl>
@@ -3555,7 +3213,6 @@
               <w:t xml:space="preserve">{%p if </w:t>
             </w:r>
             <w:proofErr w:type="spellStart"/>
-            <w:proofErr w:type="gramStart"/>
             <w:r>
               <w:rPr>
                 <w:rFonts w:ascii="思源黑体 CN Bold" w:eastAsia="思源黑体 CN Bold" w:hAnsi="思源黑体 CN Bold"/>
@@ -3565,19 +3222,7 @@
                 <w:sz w:val="18"/>
                 <w:szCs w:val="18"/>
               </w:rPr>
-              <w:t>sample.control</w:t>
-            </w:r>
-            <w:proofErr w:type="gramEnd"/>
-            <w:r>
-              <w:rPr>
-                <w:rFonts w:ascii="思源黑体 CN Bold" w:eastAsia="思源黑体 CN Bold" w:hAnsi="思源黑体 CN Bold"/>
-                <w:b/>
-                <w:bCs/>
-                <w:color w:val="FFFFFF" w:themeColor="background1"/>
-                <w:sz w:val="18"/>
-                <w:szCs w:val="18"/>
-              </w:rPr>
-              <w:t>_sample_id</w:t>
+              <w:t>sample.control_sample_id</w:t>
             </w:r>
             <w:proofErr w:type="spellEnd"/>
             <w:r>
@@ -3848,27 +3493,7 @@
                 <w:sz w:val="17"/>
                 <w:szCs w:val="17"/>
               </w:rPr>
-              <w:t>var.var_for_</w:t>
-            </w:r>
-            <w:proofErr w:type="gramStart"/>
-            <w:r>
-              <w:rPr>
-                <w:rFonts w:ascii="思源黑体 CN Normal" w:eastAsia="思源黑体 CN Normal" w:hAnsi="思源黑体 CN Normal"/>
-                <w:iCs/>
-                <w:sz w:val="17"/>
-                <w:szCs w:val="17"/>
-              </w:rPr>
-              <w:t>regimen.level</w:t>
-            </w:r>
-            <w:proofErr w:type="gramEnd"/>
-            <w:r>
-              <w:rPr>
-                <w:rFonts w:ascii="思源黑体 CN Normal" w:eastAsia="思源黑体 CN Normal" w:hAnsi="思源黑体 CN Normal"/>
-                <w:iCs/>
-                <w:sz w:val="17"/>
-                <w:szCs w:val="17"/>
-              </w:rPr>
-              <w:t>_I</w:t>
+              <w:t>var.var_for_regimen.level_I</w:t>
             </w:r>
             <w:proofErr w:type="spellEnd"/>
             <w:r>
@@ -3979,27 +3604,7 @@
                 <w:sz w:val="17"/>
                 <w:szCs w:val="17"/>
               </w:rPr>
-              <w:t>var.var_for_</w:t>
-            </w:r>
-            <w:proofErr w:type="gramStart"/>
-            <w:r>
-              <w:rPr>
-                <w:rFonts w:ascii="思源黑体 CN Normal" w:eastAsia="思源黑体 CN Normal" w:hAnsi="思源黑体 CN Normal"/>
-                <w:iCs/>
-                <w:sz w:val="17"/>
-                <w:szCs w:val="17"/>
-              </w:rPr>
-              <w:t>regimen.level</w:t>
-            </w:r>
-            <w:proofErr w:type="gramEnd"/>
-            <w:r>
-              <w:rPr>
-                <w:rFonts w:ascii="思源黑体 CN Normal" w:eastAsia="思源黑体 CN Normal" w:hAnsi="思源黑体 CN Normal"/>
-                <w:iCs/>
-                <w:sz w:val="17"/>
-                <w:szCs w:val="17"/>
-              </w:rPr>
-              <w:t>_I</w:t>
+              <w:t>var.var_for_regimen.level_I</w:t>
             </w:r>
             <w:proofErr w:type="spellEnd"/>
             <w:r>
@@ -4083,7 +3688,6 @@
               <w:t xml:space="preserve">{%p if “,” in </w:t>
             </w:r>
             <w:proofErr w:type="spellStart"/>
-            <w:proofErr w:type="gramStart"/>
             <w:r>
               <w:rPr>
                 <w:rFonts w:ascii="思源黑体 CN Bold" w:eastAsia="思源黑体 CN Bold" w:hAnsi="思源黑体 CN Bold" w:cs="思源黑体 CN Light"/>
@@ -4091,17 +3695,7 @@
                 <w:sz w:val="17"/>
                 <w:szCs w:val="17"/>
               </w:rPr>
-              <w:t>a.gene</w:t>
-            </w:r>
-            <w:proofErr w:type="gramEnd"/>
-            <w:r>
-              <w:rPr>
-                <w:rFonts w:ascii="思源黑体 CN Bold" w:eastAsia="思源黑体 CN Bold" w:hAnsi="思源黑体 CN Bold" w:cs="思源黑体 CN Light"/>
-                <w:b/>
-                <w:sz w:val="17"/>
-                <w:szCs w:val="17"/>
-              </w:rPr>
-              <w:t>_symbol</w:t>
+              <w:t>a.gene_symbol</w:t>
             </w:r>
             <w:proofErr w:type="spellEnd"/>
             <w:r>
@@ -4217,7 +3811,6 @@
               <w:t xml:space="preserve">{%p if </w:t>
             </w:r>
             <w:proofErr w:type="spellStart"/>
-            <w:proofErr w:type="gramStart"/>
             <w:r>
               <w:rPr>
                 <w:rFonts w:ascii="思源黑体 CN Bold" w:eastAsia="思源黑体 CN Bold" w:hAnsi="思源黑体 CN Bold" w:cs="思源黑体 CN Light"/>
@@ -4225,17 +3818,7 @@
                 <w:sz w:val="17"/>
                 <w:szCs w:val="17"/>
               </w:rPr>
-              <w:t>a.five</w:t>
-            </w:r>
-            <w:proofErr w:type="gramEnd"/>
-            <w:r>
-              <w:rPr>
-                <w:rFonts w:ascii="思源黑体 CN Bold" w:eastAsia="思源黑体 CN Bold" w:hAnsi="思源黑体 CN Bold" w:cs="思源黑体 CN Light"/>
-                <w:b/>
-                <w:sz w:val="17"/>
-                <w:szCs w:val="17"/>
-              </w:rPr>
-              <w:t>_prime_gene</w:t>
+              <w:t>a.five_prime_gene</w:t>
             </w:r>
             <w:proofErr w:type="spellEnd"/>
             <w:r>
@@ -4295,7 +3878,6 @@
               <w:t>{{</w:t>
             </w:r>
             <w:proofErr w:type="spellStart"/>
-            <w:proofErr w:type="gramStart"/>
             <w:r>
               <w:rPr>
                 <w:rFonts w:ascii="思源黑体 CN Bold" w:eastAsia="思源黑体 CN Bold" w:hAnsi="思源黑体 CN Bold" w:cs="思源黑体 CN Light"/>
@@ -4305,19 +3887,7 @@
                 <w:sz w:val="17"/>
                 <w:szCs w:val="17"/>
               </w:rPr>
-              <w:t>a.five</w:t>
-            </w:r>
-            <w:proofErr w:type="gramEnd"/>
-            <w:r>
-              <w:rPr>
-                <w:rFonts w:ascii="思源黑体 CN Bold" w:eastAsia="思源黑体 CN Bold" w:hAnsi="思源黑体 CN Bold" w:cs="思源黑体 CN Light"/>
-                <w:b/>
-                <w:i/>
-                <w:iCs/>
-                <w:sz w:val="17"/>
-                <w:szCs w:val="17"/>
-              </w:rPr>
-              <w:t>_prime_gene</w:t>
+              <w:t>a.five_prime_gene</w:t>
             </w:r>
             <w:proofErr w:type="spellEnd"/>
             <w:r>
@@ -4359,7 +3929,6 @@
               <w:t>{{</w:t>
             </w:r>
             <w:proofErr w:type="spellStart"/>
-            <w:proofErr w:type="gramStart"/>
             <w:r>
               <w:rPr>
                 <w:rFonts w:ascii="思源黑体 CN Bold" w:eastAsia="思源黑体 CN Bold" w:hAnsi="思源黑体 CN Bold" w:cs="思源黑体 CN Light"/>
@@ -4369,19 +3938,7 @@
                 <w:sz w:val="17"/>
                 <w:szCs w:val="17"/>
               </w:rPr>
-              <w:t>a.three</w:t>
-            </w:r>
-            <w:proofErr w:type="gramEnd"/>
-            <w:r>
-              <w:rPr>
-                <w:rFonts w:ascii="思源黑体 CN Bold" w:eastAsia="思源黑体 CN Bold" w:hAnsi="思源黑体 CN Bold" w:cs="思源黑体 CN Light"/>
-                <w:b/>
-                <w:i/>
-                <w:iCs/>
-                <w:sz w:val="17"/>
-                <w:szCs w:val="17"/>
-              </w:rPr>
-              <w:t>_prime_gene</w:t>
+              <w:t>a.three_prime_gene</w:t>
             </w:r>
             <w:proofErr w:type="spellEnd"/>
             <w:r>
@@ -4446,7 +4003,6 @@
               <w:t>{{</w:t>
             </w:r>
             <w:proofErr w:type="spellStart"/>
-            <w:proofErr w:type="gramStart"/>
             <w:r>
               <w:rPr>
                 <w:rFonts w:ascii="思源黑体 CN Bold" w:eastAsia="思源黑体 CN Bold" w:hAnsi="思源黑体 CN Bold" w:cs="思源黑体 CN Light"/>
@@ -4456,19 +4012,7 @@
                 <w:sz w:val="17"/>
                 <w:szCs w:val="17"/>
               </w:rPr>
-              <w:t>a.five</w:t>
-            </w:r>
-            <w:proofErr w:type="gramEnd"/>
-            <w:r>
-              <w:rPr>
-                <w:rFonts w:ascii="思源黑体 CN Bold" w:eastAsia="思源黑体 CN Bold" w:hAnsi="思源黑体 CN Bold" w:cs="思源黑体 CN Light"/>
-                <w:b/>
-                <w:i/>
-                <w:iCs/>
-                <w:sz w:val="17"/>
-                <w:szCs w:val="17"/>
-              </w:rPr>
-              <w:t>_prime_gene</w:t>
+              <w:t>a.five_prime_gene</w:t>
             </w:r>
             <w:proofErr w:type="spellEnd"/>
             <w:r>
@@ -4556,7 +4100,6 @@
               <w:t>{{</w:t>
             </w:r>
             <w:proofErr w:type="spellStart"/>
-            <w:proofErr w:type="gramStart"/>
             <w:r>
               <w:rPr>
                 <w:rFonts w:ascii="思源黑体 CN Bold" w:eastAsia="思源黑体 CN Bold" w:hAnsi="思源黑体 CN Bold" w:cs="思源黑体 CN Light"/>
@@ -4566,19 +4109,7 @@
                 <w:sz w:val="17"/>
                 <w:szCs w:val="17"/>
               </w:rPr>
-              <w:t>a.gene</w:t>
-            </w:r>
-            <w:proofErr w:type="gramEnd"/>
-            <w:r>
-              <w:rPr>
-                <w:rFonts w:ascii="思源黑体 CN Bold" w:eastAsia="思源黑体 CN Bold" w:hAnsi="思源黑体 CN Bold" w:cs="思源黑体 CN Light"/>
-                <w:b/>
-                <w:i/>
-                <w:iCs/>
-                <w:sz w:val="17"/>
-                <w:szCs w:val="17"/>
-              </w:rPr>
-              <w:t>_symb</w:t>
+              <w:t>a.gene_symb</w:t>
             </w:r>
             <w:r>
               <w:rPr>
@@ -4682,19 +4213,7 @@
                 <w:sz w:val="17"/>
                 <w:szCs w:val="17"/>
               </w:rPr>
-              <w:t>=</w:t>
-            </w:r>
-            <w:proofErr w:type="gramStart"/>
-            <w:r>
-              <w:rPr>
-                <w:rFonts w:ascii="思源黑体 CN Normal" w:eastAsia="思源黑体 CN Normal" w:hAnsi="思源黑体 CN Normal"/>
-                <w:bCs/>
-                <w:iCs/>
-                <w:color w:val="000000" w:themeColor="text1"/>
-                <w:sz w:val="17"/>
-                <w:szCs w:val="17"/>
-              </w:rPr>
-              <w:t>=”</w:t>
+              <w:t>==”</w:t>
             </w:r>
             <w:proofErr w:type="spellStart"/>
             <w:r>
@@ -4709,7 +4228,6 @@
               <w:t>Snvindel</w:t>
             </w:r>
             <w:proofErr w:type="spellEnd"/>
-            <w:proofErr w:type="gramEnd"/>
             <w:r>
               <w:rPr>
                 <w:rFonts w:ascii="思源黑体 CN Normal" w:eastAsia="思源黑体 CN Normal" w:hAnsi="思源黑体 CN Normal"/>
@@ -4747,29 +4265,16 @@
               <w:t xml:space="preserve">{%p if </w:t>
             </w:r>
             <w:proofErr w:type="spellStart"/>
-            <w:proofErr w:type="gramStart"/>
-            <w:r>
-              <w:rPr>
-                <w:rFonts w:ascii="思源黑体 CN Normal" w:eastAsia="思源黑体 CN Normal" w:hAnsi="思源黑体 CN Normal"/>
-                <w:bCs/>
-                <w:iCs/>
-                <w:color w:val="000000" w:themeColor="text1"/>
-                <w:sz w:val="17"/>
-                <w:szCs w:val="17"/>
-              </w:rPr>
-              <w:t>a.hgvs</w:t>
-            </w:r>
-            <w:proofErr w:type="gramEnd"/>
-            <w:r>
-              <w:rPr>
-                <w:rFonts w:ascii="思源黑体 CN Normal" w:eastAsia="思源黑体 CN Normal" w:hAnsi="思源黑体 CN Normal"/>
-                <w:bCs/>
-                <w:iCs/>
-                <w:color w:val="000000" w:themeColor="text1"/>
-                <w:sz w:val="17"/>
-                <w:szCs w:val="17"/>
-              </w:rPr>
-              <w:t>_p</w:t>
+            <w:r>
+              <w:rPr>
+                <w:rFonts w:ascii="思源黑体 CN Normal" w:eastAsia="思源黑体 CN Normal" w:hAnsi="思源黑体 CN Normal"/>
+                <w:bCs/>
+                <w:iCs/>
+                <w:color w:val="000000" w:themeColor="text1"/>
+                <w:sz w:val="17"/>
+                <w:szCs w:val="17"/>
+              </w:rPr>
+              <w:t>a.hgvs_p</w:t>
             </w:r>
             <w:proofErr w:type="spellEnd"/>
             <w:r>
@@ -4809,29 +4314,16 @@
               <w:t>{{</w:t>
             </w:r>
             <w:proofErr w:type="spellStart"/>
-            <w:proofErr w:type="gramStart"/>
-            <w:r>
-              <w:rPr>
-                <w:rFonts w:ascii="思源黑体 CN Normal" w:eastAsia="思源黑体 CN Normal" w:hAnsi="思源黑体 CN Normal"/>
-                <w:bCs/>
-                <w:iCs/>
-                <w:color w:val="000000" w:themeColor="text1"/>
-                <w:sz w:val="17"/>
-                <w:szCs w:val="17"/>
-              </w:rPr>
-              <w:t>a.gene</w:t>
-            </w:r>
-            <w:proofErr w:type="gramEnd"/>
-            <w:r>
-              <w:rPr>
-                <w:rFonts w:ascii="思源黑体 CN Normal" w:eastAsia="思源黑体 CN Normal" w:hAnsi="思源黑体 CN Normal"/>
-                <w:bCs/>
-                <w:iCs/>
-                <w:color w:val="000000" w:themeColor="text1"/>
-                <w:sz w:val="17"/>
-                <w:szCs w:val="17"/>
-              </w:rPr>
-              <w:t>_region</w:t>
+            <w:r>
+              <w:rPr>
+                <w:rFonts w:ascii="思源黑体 CN Normal" w:eastAsia="思源黑体 CN Normal" w:hAnsi="思源黑体 CN Normal"/>
+                <w:bCs/>
+                <w:iCs/>
+                <w:color w:val="000000" w:themeColor="text1"/>
+                <w:sz w:val="17"/>
+                <w:szCs w:val="17"/>
+              </w:rPr>
+              <w:t>a.gene_region</w:t>
             </w:r>
             <w:proofErr w:type="spellEnd"/>
             <w:r>
@@ -5010,29 +4502,16 @@
               <w:t>{{</w:t>
             </w:r>
             <w:proofErr w:type="spellStart"/>
-            <w:proofErr w:type="gramStart"/>
-            <w:r>
-              <w:rPr>
-                <w:rFonts w:ascii="思源黑体 CN Normal" w:eastAsia="思源黑体 CN Normal" w:hAnsi="思源黑体 CN Normal"/>
-                <w:bCs/>
-                <w:iCs/>
-                <w:color w:val="000000" w:themeColor="text1"/>
-                <w:sz w:val="17"/>
-                <w:szCs w:val="17"/>
-              </w:rPr>
-              <w:t>a.gene</w:t>
-            </w:r>
-            <w:proofErr w:type="gramEnd"/>
-            <w:r>
-              <w:rPr>
-                <w:rFonts w:ascii="思源黑体 CN Normal" w:eastAsia="思源黑体 CN Normal" w:hAnsi="思源黑体 CN Normal"/>
-                <w:bCs/>
-                <w:iCs/>
-                <w:color w:val="000000" w:themeColor="text1"/>
-                <w:sz w:val="17"/>
-                <w:szCs w:val="17"/>
-              </w:rPr>
-              <w:t>_region</w:t>
+            <w:r>
+              <w:rPr>
+                <w:rFonts w:ascii="思源黑体 CN Normal" w:eastAsia="思源黑体 CN Normal" w:hAnsi="思源黑体 CN Normal"/>
+                <w:bCs/>
+                <w:iCs/>
+                <w:color w:val="000000" w:themeColor="text1"/>
+                <w:sz w:val="17"/>
+                <w:szCs w:val="17"/>
+              </w:rPr>
+              <w:t>a.gene_region</w:t>
             </w:r>
             <w:proofErr w:type="spellEnd"/>
             <w:r>
@@ -5165,29 +4644,16 @@
               <w:t>{{</w:t>
             </w:r>
             <w:proofErr w:type="spellStart"/>
-            <w:proofErr w:type="gramStart"/>
-            <w:r>
-              <w:rPr>
-                <w:rFonts w:ascii="思源黑体 CN Normal" w:eastAsia="思源黑体 CN Normal" w:hAnsi="思源黑体 CN Normal"/>
-                <w:bCs/>
-                <w:iCs/>
-                <w:color w:val="000000" w:themeColor="text1"/>
-                <w:sz w:val="17"/>
-                <w:szCs w:val="17"/>
-              </w:rPr>
-              <w:t>a.transcript</w:t>
-            </w:r>
-            <w:proofErr w:type="gramEnd"/>
-            <w:r>
-              <w:rPr>
-                <w:rFonts w:ascii="思源黑体 CN Normal" w:eastAsia="思源黑体 CN Normal" w:hAnsi="思源黑体 CN Normal"/>
-                <w:bCs/>
-                <w:iCs/>
-                <w:color w:val="000000" w:themeColor="text1"/>
-                <w:sz w:val="17"/>
-                <w:szCs w:val="17"/>
-              </w:rPr>
-              <w:t>_primary</w:t>
+            <w:r>
+              <w:rPr>
+                <w:rFonts w:ascii="思源黑体 CN Normal" w:eastAsia="思源黑体 CN Normal" w:hAnsi="思源黑体 CN Normal"/>
+                <w:bCs/>
+                <w:iCs/>
+                <w:color w:val="000000" w:themeColor="text1"/>
+                <w:sz w:val="17"/>
+                <w:szCs w:val="17"/>
+              </w:rPr>
+              <w:t>a.transcript_primary</w:t>
             </w:r>
             <w:proofErr w:type="spellEnd"/>
             <w:r>
@@ -5272,19 +4738,7 @@
                 <w:sz w:val="17"/>
                 <w:szCs w:val="17"/>
               </w:rPr>
-              <w:t>=</w:t>
-            </w:r>
-            <w:proofErr w:type="gramStart"/>
-            <w:r>
-              <w:rPr>
-                <w:rFonts w:ascii="思源黑体 CN Normal" w:eastAsia="思源黑体 CN Normal" w:hAnsi="思源黑体 CN Normal"/>
-                <w:bCs/>
-                <w:iCs/>
-                <w:color w:val="000000" w:themeColor="text1"/>
-                <w:sz w:val="17"/>
-                <w:szCs w:val="17"/>
-              </w:rPr>
-              <w:t>=”</w:t>
+              <w:t>==”</w:t>
             </w:r>
             <w:proofErr w:type="spellStart"/>
             <w:r>
@@ -5299,7 +4753,6 @@
               <w:t>Cnv</w:t>
             </w:r>
             <w:proofErr w:type="spellEnd"/>
-            <w:proofErr w:type="gramEnd"/>
             <w:r>
               <w:rPr>
                 <w:rFonts w:ascii="思源黑体 CN Normal" w:eastAsia="思源黑体 CN Normal" w:hAnsi="思源黑体 CN Normal"/>
@@ -5407,19 +4860,7 @@
                 <w:sz w:val="17"/>
                 <w:szCs w:val="17"/>
               </w:rPr>
-              <w:t>=</w:t>
-            </w:r>
-            <w:proofErr w:type="gramStart"/>
-            <w:r>
-              <w:rPr>
-                <w:rFonts w:ascii="思源黑体 CN Normal" w:eastAsia="思源黑体 CN Normal" w:hAnsi="思源黑体 CN Normal"/>
-                <w:bCs/>
-                <w:iCs/>
-                <w:color w:val="000000" w:themeColor="text1"/>
-                <w:sz w:val="17"/>
-                <w:szCs w:val="17"/>
-              </w:rPr>
-              <w:t>=”</w:t>
+              <w:t>==”</w:t>
             </w:r>
             <w:proofErr w:type="spellStart"/>
             <w:r>
@@ -5434,7 +4875,6 @@
               <w:t>Sv</w:t>
             </w:r>
             <w:proofErr w:type="spellEnd"/>
-            <w:proofErr w:type="gramEnd"/>
             <w:r>
               <w:rPr>
                 <w:rFonts w:ascii="思源黑体 CN Normal" w:eastAsia="思源黑体 CN Normal" w:hAnsi="思源黑体 CN Normal"/>
@@ -5563,29 +5003,16 @@
               <w:t>{{</w:t>
             </w:r>
             <w:proofErr w:type="spellStart"/>
-            <w:proofErr w:type="gramStart"/>
-            <w:r>
-              <w:rPr>
-                <w:rFonts w:ascii="思源黑体 CN Normal" w:eastAsia="思源黑体 CN Normal" w:hAnsi="思源黑体 CN Normal"/>
-                <w:bCs/>
-                <w:iCs/>
-                <w:color w:val="000000" w:themeColor="text1"/>
-                <w:sz w:val="17"/>
-                <w:szCs w:val="17"/>
-              </w:rPr>
-              <w:t>a.five</w:t>
-            </w:r>
-            <w:proofErr w:type="gramEnd"/>
-            <w:r>
-              <w:rPr>
-                <w:rFonts w:ascii="思源黑体 CN Normal" w:eastAsia="思源黑体 CN Normal" w:hAnsi="思源黑体 CN Normal"/>
-                <w:bCs/>
-                <w:iCs/>
-                <w:color w:val="000000" w:themeColor="text1"/>
-                <w:sz w:val="17"/>
-                <w:szCs w:val="17"/>
-              </w:rPr>
-              <w:t>_prime_transcript</w:t>
+            <w:r>
+              <w:rPr>
+                <w:rFonts w:ascii="思源黑体 CN Normal" w:eastAsia="思源黑体 CN Normal" w:hAnsi="思源黑体 CN Normal"/>
+                <w:bCs/>
+                <w:iCs/>
+                <w:color w:val="000000" w:themeColor="text1"/>
+                <w:sz w:val="17"/>
+                <w:szCs w:val="17"/>
+              </w:rPr>
+              <w:t>a.five_prime_transcript</w:t>
             </w:r>
             <w:proofErr w:type="spellEnd"/>
             <w:r>
@@ -5691,17 +5118,7 @@
                 <w:sz w:val="17"/>
                 <w:szCs w:val="17"/>
               </w:rPr>
-              <w:t>=</w:t>
-            </w:r>
-            <w:proofErr w:type="gramStart"/>
-            <w:r>
-              <w:rPr>
-                <w:rFonts w:ascii="思源黑体 CN Normal" w:eastAsia="思源黑体 CN Normal" w:hAnsi="思源黑体 CN Normal"/>
-                <w:kern w:val="0"/>
-                <w:sz w:val="17"/>
-                <w:szCs w:val="17"/>
-              </w:rPr>
-              <w:t>=”</w:t>
+              <w:t>==”</w:t>
             </w:r>
             <w:proofErr w:type="spellStart"/>
             <w:r>
@@ -5714,7 +5131,6 @@
               <w:t>Snvindel</w:t>
             </w:r>
             <w:proofErr w:type="spellEnd"/>
-            <w:proofErr w:type="gramEnd"/>
             <w:r>
               <w:rPr>
                 <w:rFonts w:ascii="思源黑体 CN Normal" w:eastAsia="思源黑体 CN Normal" w:hAnsi="思源黑体 CN Normal"/>
@@ -5763,27 +5179,7 @@
                 <w:sz w:val="17"/>
                 <w:szCs w:val="17"/>
               </w:rPr>
-              <w:t>=</w:t>
-            </w:r>
-            <w:proofErr w:type="gramStart"/>
-            <w:r>
-              <w:rPr>
-                <w:rFonts w:ascii="思源黑体 CN Normal" w:eastAsia="思源黑体 CN Normal" w:hAnsi="思源黑体 CN Normal"/>
-                <w:kern w:val="0"/>
-                <w:sz w:val="17"/>
-                <w:szCs w:val="17"/>
-              </w:rPr>
-              <w:t>=”germline</w:t>
-            </w:r>
-            <w:proofErr w:type="gramEnd"/>
-            <w:r>
-              <w:rPr>
-                <w:rFonts w:ascii="思源黑体 CN Normal" w:eastAsia="思源黑体 CN Normal" w:hAnsi="思源黑体 CN Normal"/>
-                <w:kern w:val="0"/>
-                <w:sz w:val="17"/>
-                <w:szCs w:val="17"/>
-              </w:rPr>
-              <w:t>”%}</w:t>
+              <w:t>==”germline”%}</w:t>
             </w:r>
           </w:p>
           <w:p>
@@ -5816,7 +5212,6 @@
               <w:t xml:space="preserve"> if </w:t>
             </w:r>
             <w:proofErr w:type="spellStart"/>
-            <w:proofErr w:type="gramStart"/>
             <w:r>
               <w:rPr>
                 <w:rFonts w:ascii="思源黑体 CN Normal" w:eastAsia="思源黑体 CN Normal" w:hAnsi="思源黑体 CN Normal"/>
@@ -5833,17 +5228,7 @@
                 <w:sz w:val="17"/>
                 <w:szCs w:val="17"/>
               </w:rPr>
-              <w:t>freq</w:t>
-            </w:r>
-            <w:proofErr w:type="gramEnd"/>
-            <w:r>
-              <w:rPr>
-                <w:rFonts w:ascii="思源黑体 CN Normal" w:eastAsia="思源黑体 CN Normal" w:hAnsi="思源黑体 CN Normal"/>
-                <w:kern w:val="0"/>
-                <w:sz w:val="17"/>
-                <w:szCs w:val="17"/>
-              </w:rPr>
-              <w:t>_ctrl</w:t>
+              <w:t>freq_ctrl</w:t>
             </w:r>
             <w:proofErr w:type="spellEnd"/>
             <w:r>
@@ -6058,25 +5443,14 @@
               <w:t>{{</w:t>
             </w:r>
             <w:proofErr w:type="spellStart"/>
-            <w:proofErr w:type="gramStart"/>
-            <w:r>
-              <w:rPr>
-                <w:rFonts w:ascii="思源黑体 CN Normal" w:eastAsia="思源黑体 CN Normal" w:hAnsi="思源黑体 CN Normal"/>
-                <w:kern w:val="0"/>
-                <w:sz w:val="17"/>
-                <w:szCs w:val="17"/>
-              </w:rPr>
-              <w:t>a.freq</w:t>
-            </w:r>
-            <w:proofErr w:type="gramEnd"/>
-            <w:r>
-              <w:rPr>
-                <w:rFonts w:ascii="思源黑体 CN Normal" w:eastAsia="思源黑体 CN Normal" w:hAnsi="思源黑体 CN Normal"/>
-                <w:kern w:val="0"/>
-                <w:sz w:val="17"/>
-                <w:szCs w:val="17"/>
-              </w:rPr>
-              <w:t>_str</w:t>
+            <w:r>
+              <w:rPr>
+                <w:rFonts w:ascii="思源黑体 CN Normal" w:eastAsia="思源黑体 CN Normal" w:hAnsi="思源黑体 CN Normal"/>
+                <w:kern w:val="0"/>
+                <w:sz w:val="17"/>
+                <w:szCs w:val="17"/>
+              </w:rPr>
+              <w:t>a.freq_str</w:t>
             </w:r>
             <w:proofErr w:type="spellEnd"/>
             <w:r>
@@ -6169,17 +5543,7 @@
                 <w:sz w:val="17"/>
                 <w:szCs w:val="17"/>
               </w:rPr>
-              <w:t>=</w:t>
-            </w:r>
-            <w:proofErr w:type="gramStart"/>
-            <w:r>
-              <w:rPr>
-                <w:rFonts w:ascii="思源黑体 CN Normal" w:eastAsia="思源黑体 CN Normal" w:hAnsi="思源黑体 CN Normal"/>
-                <w:kern w:val="0"/>
-                <w:sz w:val="17"/>
-                <w:szCs w:val="17"/>
-              </w:rPr>
-              <w:t>=”</w:t>
+              <w:t>==”</w:t>
             </w:r>
             <w:proofErr w:type="spellStart"/>
             <w:r>
@@ -6192,7 +5556,6 @@
               <w:t>Cnv</w:t>
             </w:r>
             <w:proofErr w:type="spellEnd"/>
-            <w:proofErr w:type="gramEnd"/>
             <w:r>
               <w:rPr>
                 <w:rFonts w:ascii="思源黑体 CN Normal" w:eastAsia="思源黑体 CN Normal" w:hAnsi="思源黑体 CN Normal"/>
@@ -6302,17 +5665,7 @@
                 <w:sz w:val="17"/>
                 <w:szCs w:val="17"/>
               </w:rPr>
-              <w:t>=</w:t>
-            </w:r>
-            <w:proofErr w:type="gramStart"/>
-            <w:r>
-              <w:rPr>
-                <w:rFonts w:ascii="思源黑体 CN Normal" w:eastAsia="思源黑体 CN Normal" w:hAnsi="思源黑体 CN Normal"/>
-                <w:kern w:val="0"/>
-                <w:sz w:val="17"/>
-                <w:szCs w:val="17"/>
-              </w:rPr>
-              <w:t>=”</w:t>
+              <w:t>==”</w:t>
             </w:r>
             <w:proofErr w:type="spellStart"/>
             <w:r>
@@ -6325,7 +5678,6 @@
               <w:t>Sv</w:t>
             </w:r>
             <w:proofErr w:type="spellEnd"/>
-            <w:proofErr w:type="gramEnd"/>
             <w:r>
               <w:rPr>
                 <w:rFonts w:ascii="思源黑体 CN Normal" w:eastAsia="思源黑体 CN Normal" w:hAnsi="思源黑体 CN Normal"/>
@@ -6357,25 +5709,14 @@
               <w:t>{{</w:t>
             </w:r>
             <w:proofErr w:type="spellStart"/>
-            <w:proofErr w:type="gramStart"/>
-            <w:r>
-              <w:rPr>
-                <w:rFonts w:ascii="思源黑体 CN Normal" w:eastAsia="思源黑体 CN Normal" w:hAnsi="思源黑体 CN Normal"/>
-                <w:kern w:val="0"/>
-                <w:sz w:val="17"/>
-                <w:szCs w:val="17"/>
-              </w:rPr>
-              <w:t>a.freq</w:t>
-            </w:r>
-            <w:proofErr w:type="gramEnd"/>
-            <w:r>
-              <w:rPr>
-                <w:rFonts w:ascii="思源黑体 CN Normal" w:eastAsia="思源黑体 CN Normal" w:hAnsi="思源黑体 CN Normal"/>
-                <w:kern w:val="0"/>
-                <w:sz w:val="17"/>
-                <w:szCs w:val="17"/>
-              </w:rPr>
-              <w:t>_str</w:t>
+            <w:r>
+              <w:rPr>
+                <w:rFonts w:ascii="思源黑体 CN Normal" w:eastAsia="思源黑体 CN Normal" w:hAnsi="思源黑体 CN Normal"/>
+                <w:kern w:val="0"/>
+                <w:sz w:val="17"/>
+                <w:szCs w:val="17"/>
+              </w:rPr>
+              <w:t>a.freq_str</w:t>
             </w:r>
             <w:proofErr w:type="spellEnd"/>
             <w:r>
@@ -6438,25 +5779,14 @@
               <w:t xml:space="preserve">{%p if </w:t>
             </w:r>
             <w:proofErr w:type="spellStart"/>
-            <w:proofErr w:type="gramStart"/>
-            <w:r>
-              <w:rPr>
-                <w:rFonts w:ascii="思源黑体 CN Normal" w:eastAsia="思源黑体 CN Normal" w:hAnsi="思源黑体 CN Normal" w:cs="思源黑体 CN Light"/>
-                <w:iCs/>
-                <w:sz w:val="17"/>
-                <w:szCs w:val="17"/>
-              </w:rPr>
-              <w:t>a.clinic</w:t>
-            </w:r>
-            <w:proofErr w:type="gramEnd"/>
-            <w:r>
-              <w:rPr>
-                <w:rFonts w:ascii="思源黑体 CN Normal" w:eastAsia="思源黑体 CN Normal" w:hAnsi="思源黑体 CN Normal" w:cs="思源黑体 CN Light"/>
-                <w:iCs/>
-                <w:sz w:val="17"/>
-                <w:szCs w:val="17"/>
-              </w:rPr>
-              <w:t>_num_s</w:t>
+            <w:r>
+              <w:rPr>
+                <w:rFonts w:ascii="思源黑体 CN Normal" w:eastAsia="思源黑体 CN Normal" w:hAnsi="思源黑体 CN Normal" w:cs="思源黑体 CN Light"/>
+                <w:iCs/>
+                <w:sz w:val="17"/>
+                <w:szCs w:val="17"/>
+              </w:rPr>
+              <w:t>a.clinic_num_s</w:t>
             </w:r>
             <w:proofErr w:type="spellEnd"/>
             <w:r>
@@ -6599,20 +5929,9 @@
                 <w:sz w:val="17"/>
                 <w:szCs w:val="17"/>
               </w:rPr>
-              <w:t>a.evi_sum.evi_</w:t>
-            </w:r>
-            <w:proofErr w:type="gramStart"/>
-            <w:r>
-              <w:rPr>
-                <w:rFonts w:ascii="思源黑体 CN Normal" w:eastAsia="思源黑体 CN Normal" w:hAnsi="思源黑体 CN Normal"/>
-                <w:iCs/>
-                <w:sz w:val="17"/>
-                <w:szCs w:val="17"/>
-              </w:rPr>
-              <w:t>split.Predictive</w:t>
+              <w:t>a.evi_sum.evi_split.Predictive</w:t>
             </w:r>
             <w:proofErr w:type="spellEnd"/>
-            <w:proofErr w:type="gramEnd"/>
             <w:r>
               <w:rPr>
                 <w:rFonts w:ascii="思源黑体 CN Normal" w:eastAsia="思源黑体 CN Normal" w:hAnsi="思源黑体 CN Normal"/>
@@ -6662,20 +5981,9 @@
                 <w:sz w:val="17"/>
                 <w:szCs w:val="17"/>
               </w:rPr>
-              <w:t>a.evi_sum.evi_</w:t>
-            </w:r>
-            <w:proofErr w:type="gramStart"/>
-            <w:r>
-              <w:rPr>
-                <w:rFonts w:ascii="思源黑体 CN Normal" w:eastAsia="思源黑体 CN Normal" w:hAnsi="思源黑体 CN Normal"/>
-                <w:iCs/>
-                <w:sz w:val="17"/>
-                <w:szCs w:val="17"/>
-              </w:rPr>
-              <w:t>split.Predictive</w:t>
+              <w:t>a.evi_sum.evi_split.Predictive</w:t>
             </w:r>
             <w:proofErr w:type="spellEnd"/>
-            <w:proofErr w:type="gramEnd"/>
             <w:r>
               <w:rPr>
                 <w:rFonts w:ascii="思源黑体 CN Normal" w:eastAsia="思源黑体 CN Normal" w:hAnsi="思源黑体 CN Normal"/>
@@ -6964,17 +6272,7 @@
                 <w:sz w:val="17"/>
                 <w:szCs w:val="17"/>
               </w:rPr>
-              <w:t>a.evi_sum.evi_</w:t>
-            </w:r>
-            <w:proofErr w:type="gramStart"/>
-            <w:r>
-              <w:rPr>
-                <w:rFonts w:ascii="思源黑体 CN Normal" w:eastAsia="思源黑体 CN Normal" w:hAnsi="思源黑体 CN Normal"/>
-                <w:iCs/>
-                <w:sz w:val="17"/>
-                <w:szCs w:val="17"/>
-              </w:rPr>
-              <w:t>split.</w:t>
+              <w:t>a.evi_sum.evi_split.</w:t>
             </w:r>
             <w:r>
               <w:rPr>
@@ -6986,7 +6284,6 @@
               <w:t>Prognostic</w:t>
             </w:r>
             <w:proofErr w:type="spellEnd"/>
-            <w:proofErr w:type="gramEnd"/>
             <w:r>
               <w:rPr>
                 <w:rFonts w:ascii="思源黑体 CN Normal" w:eastAsia="思源黑体 CN Normal" w:hAnsi="思源黑体 CN Normal"/>
@@ -7036,17 +6333,7 @@
                 <w:sz w:val="17"/>
                 <w:szCs w:val="17"/>
               </w:rPr>
-              <w:t>a.evi_sum.evi_</w:t>
-            </w:r>
-            <w:proofErr w:type="gramStart"/>
-            <w:r>
-              <w:rPr>
-                <w:rFonts w:ascii="思源黑体 CN Normal" w:eastAsia="思源黑体 CN Normal" w:hAnsi="思源黑体 CN Normal"/>
-                <w:iCs/>
-                <w:sz w:val="17"/>
-                <w:szCs w:val="17"/>
-              </w:rPr>
-              <w:t>split.</w:t>
+              <w:t>a.evi_sum.evi_split.</w:t>
             </w:r>
             <w:r>
               <w:rPr>
@@ -7058,7 +6345,6 @@
               <w:t>Prognostic</w:t>
             </w:r>
             <w:proofErr w:type="spellEnd"/>
-            <w:proofErr w:type="gramEnd"/>
             <w:r>
               <w:rPr>
                 <w:rFonts w:ascii="思源黑体 CN Normal" w:eastAsia="思源黑体 CN Normal" w:hAnsi="思源黑体 CN Normal"/>
@@ -7318,17 +6604,7 @@
                 <w:sz w:val="17"/>
                 <w:szCs w:val="17"/>
               </w:rPr>
-              <w:t>a.evi_sum.evi_</w:t>
-            </w:r>
-            <w:proofErr w:type="gramStart"/>
-            <w:r>
-              <w:rPr>
-                <w:rFonts w:ascii="思源黑体 CN Normal" w:eastAsia="思源黑体 CN Normal" w:hAnsi="思源黑体 CN Normal"/>
-                <w:iCs/>
-                <w:sz w:val="17"/>
-                <w:szCs w:val="17"/>
-              </w:rPr>
-              <w:t>split.</w:t>
+              <w:t>a.evi_sum.evi_split.</w:t>
             </w:r>
             <w:r>
               <w:rPr>
@@ -7340,7 +6616,6 @@
               <w:t>Diagnostic</w:t>
             </w:r>
             <w:proofErr w:type="spellEnd"/>
-            <w:proofErr w:type="gramEnd"/>
             <w:r>
               <w:rPr>
                 <w:rFonts w:ascii="思源黑体 CN Normal" w:eastAsia="思源黑体 CN Normal" w:hAnsi="思源黑体 CN Normal"/>
@@ -7390,17 +6665,7 @@
                 <w:sz w:val="17"/>
                 <w:szCs w:val="17"/>
               </w:rPr>
-              <w:t>a.evi_sum.evi_</w:t>
-            </w:r>
-            <w:proofErr w:type="gramStart"/>
-            <w:r>
-              <w:rPr>
-                <w:rFonts w:ascii="思源黑体 CN Normal" w:eastAsia="思源黑体 CN Normal" w:hAnsi="思源黑体 CN Normal"/>
-                <w:iCs/>
-                <w:sz w:val="17"/>
-                <w:szCs w:val="17"/>
-              </w:rPr>
-              <w:t>split.</w:t>
+              <w:t>a.evi_sum.evi_split.</w:t>
             </w:r>
             <w:r>
               <w:rPr>
@@ -7412,7 +6677,6 @@
               <w:t>Diagnostic</w:t>
             </w:r>
             <w:proofErr w:type="spellEnd"/>
-            <w:proofErr w:type="gramEnd"/>
             <w:r>
               <w:rPr>
                 <w:rFonts w:ascii="思源黑体 CN Normal" w:eastAsia="思源黑体 CN Normal" w:hAnsi="思源黑体 CN Normal"/>
@@ -8394,9 +7658,37 @@
           <w:sz w:val="15"/>
           <w:szCs w:val="15"/>
         </w:rPr>
-        <w:t>靶</w:t>
+        <w:t>靶向治疗相关变异包含</w:t>
       </w:r>
-      <w:proofErr w:type="gramStart"/>
+      <w:r>
+        <w:rPr>
+          <w:rFonts w:ascii="思源黑体 CN Normal" w:eastAsia="思源黑体 CN Normal" w:hAnsi="思源黑体 CN Normal"/>
+          <w:color w:val="595959"/>
+          <w:sz w:val="15"/>
+          <w:szCs w:val="15"/>
+        </w:rPr>
+        <w:t xml:space="preserve">{%if </w:t>
+      </w:r>
+      <w:proofErr w:type="spellStart"/>
+      <w:r>
+        <w:rPr>
+          <w:rFonts w:ascii="思源黑体 CN Normal" w:eastAsia="思源黑体 CN Normal" w:hAnsi="思源黑体 CN Normal"/>
+          <w:color w:val="595959"/>
+          <w:sz w:val="15"/>
+          <w:szCs w:val="15"/>
+        </w:rPr>
+        <w:t>sample.control_sample_id</w:t>
+      </w:r>
+      <w:proofErr w:type="spellEnd"/>
+      <w:r>
+        <w:rPr>
+          <w:rFonts w:ascii="思源黑体 CN Normal" w:eastAsia="思源黑体 CN Normal" w:hAnsi="思源黑体 CN Normal"/>
+          <w:color w:val="595959"/>
+          <w:sz w:val="15"/>
+          <w:szCs w:val="15"/>
+        </w:rPr>
+        <w:t>%}</w:t>
+      </w:r>
       <w:r>
         <w:rPr>
           <w:rFonts w:ascii="思源黑体 CN Normal" w:eastAsia="思源黑体 CN Normal" w:hAnsi="思源黑体 CN Normal" w:hint="eastAsia"/>
@@ -8404,75 +7696,7 @@
           <w:sz w:val="15"/>
           <w:szCs w:val="15"/>
         </w:rPr>
-        <w:t>向治疗</w:t>
-      </w:r>
-      <w:proofErr w:type="gramEnd"/>
-      <w:r>
-        <w:rPr>
-          <w:rFonts w:ascii="思源黑体 CN Normal" w:eastAsia="思源黑体 CN Normal" w:hAnsi="思源黑体 CN Normal" w:hint="eastAsia"/>
-          <w:color w:val="595959"/>
-          <w:sz w:val="15"/>
-          <w:szCs w:val="15"/>
-        </w:rPr>
-        <w:t>相关变异包含</w:t>
-      </w:r>
-      <w:r>
-        <w:rPr>
-          <w:rFonts w:ascii="思源黑体 CN Normal" w:eastAsia="思源黑体 CN Normal" w:hAnsi="思源黑体 CN Normal"/>
-          <w:color w:val="595959"/>
-          <w:sz w:val="15"/>
-          <w:szCs w:val="15"/>
-        </w:rPr>
-        <w:t xml:space="preserve">{%if </w:t>
-      </w:r>
-      <w:proofErr w:type="spellStart"/>
-      <w:r>
-        <w:rPr>
-          <w:rFonts w:ascii="思源黑体 CN Normal" w:eastAsia="思源黑体 CN Normal" w:hAnsi="思源黑体 CN Normal"/>
-          <w:color w:val="595959"/>
-          <w:sz w:val="15"/>
-          <w:szCs w:val="15"/>
-        </w:rPr>
-        <w:t>sample.control_sample_id</w:t>
-      </w:r>
-      <w:proofErr w:type="spellEnd"/>
-      <w:r>
-        <w:rPr>
-          <w:rFonts w:ascii="思源黑体 CN Normal" w:eastAsia="思源黑体 CN Normal" w:hAnsi="思源黑体 CN Normal"/>
-          <w:color w:val="595959"/>
-          <w:sz w:val="15"/>
-          <w:szCs w:val="15"/>
-        </w:rPr>
-        <w:t>%}</w:t>
-      </w:r>
-      <w:r>
-        <w:rPr>
-          <w:rFonts w:ascii="思源黑体 CN Normal" w:eastAsia="思源黑体 CN Normal" w:hAnsi="思源黑体 CN Normal" w:hint="eastAsia"/>
-          <w:color w:val="595959"/>
-          <w:sz w:val="15"/>
-          <w:szCs w:val="15"/>
-        </w:rPr>
-        <w:t>在体细胞和</w:t>
-      </w:r>
-      <w:proofErr w:type="gramStart"/>
-      <w:r>
-        <w:rPr>
-          <w:rFonts w:ascii="思源黑体 CN Normal" w:eastAsia="思源黑体 CN Normal" w:hAnsi="思源黑体 CN Normal" w:hint="eastAsia"/>
-          <w:color w:val="595959"/>
-          <w:sz w:val="15"/>
-          <w:szCs w:val="15"/>
-        </w:rPr>
-        <w:t>胚系</w:t>
-      </w:r>
-      <w:proofErr w:type="gramEnd"/>
-      <w:r>
-        <w:rPr>
-          <w:rFonts w:ascii="思源黑体 CN Normal" w:eastAsia="思源黑体 CN Normal" w:hAnsi="思源黑体 CN Normal" w:hint="eastAsia"/>
-          <w:color w:val="595959"/>
-          <w:sz w:val="15"/>
-          <w:szCs w:val="15"/>
-        </w:rPr>
-        <w:t>中</w:t>
+        <w:t>在体细胞和胚系中</w:t>
       </w:r>
       <w:r>
         <w:rPr>
@@ -8590,27 +7814,7 @@
           <w:sz w:val="15"/>
           <w:szCs w:val="15"/>
         </w:rPr>
-        <w:t>点突变/小片段插入缺失和结构变异时提示丰度，指突</w:t>
-      </w:r>
-      <w:proofErr w:type="gramStart"/>
-      <w:r>
-        <w:rPr>
-          <w:rFonts w:ascii="思源黑体 CN Normal" w:eastAsia="思源黑体 CN Normal" w:hAnsi="思源黑体 CN Normal" w:hint="eastAsia"/>
-          <w:color w:val="595959"/>
-          <w:sz w:val="15"/>
-          <w:szCs w:val="15"/>
-        </w:rPr>
-        <w:t>变型占</w:t>
-      </w:r>
-      <w:proofErr w:type="gramEnd"/>
-      <w:r>
-        <w:rPr>
-          <w:rFonts w:ascii="思源黑体 CN Normal" w:eastAsia="思源黑体 CN Normal" w:hAnsi="思源黑体 CN Normal" w:hint="eastAsia"/>
-          <w:color w:val="595959"/>
-          <w:sz w:val="15"/>
-          <w:szCs w:val="15"/>
-        </w:rPr>
-        <w:t>野生型和突变型之和的比例</w:t>
+        <w:t>点突变/小片段插入缺失和结构变异时提示丰度，指突变型占野生型和突变型之和的比例</w:t>
       </w:r>
       <w:r>
         <w:rPr>
@@ -8883,25 +8087,7 @@
                 <w:sz w:val="18"/>
                 <w:szCs w:val="18"/>
               </w:rPr>
-              <w:t>var.var_</w:t>
-            </w:r>
-            <w:proofErr w:type="gramStart"/>
-            <w:r>
-              <w:rPr>
-                <w:rFonts w:ascii="思源黑体 CN Normal" w:eastAsia="思源黑体 CN Normal" w:hAnsi="思源黑体 CN Normal"/>
-                <w:sz w:val="18"/>
-                <w:szCs w:val="18"/>
-              </w:rPr>
-              <w:t>somatic.level</w:t>
-            </w:r>
-            <w:proofErr w:type="gramEnd"/>
-            <w:r>
-              <w:rPr>
-                <w:rFonts w:ascii="思源黑体 CN Normal" w:eastAsia="思源黑体 CN Normal" w:hAnsi="思源黑体 CN Normal"/>
-                <w:sz w:val="18"/>
-                <w:szCs w:val="18"/>
-              </w:rPr>
-              <w:t>_onco_nodrug</w:t>
+              <w:t>var.var_somatic.level_onco_nodrug</w:t>
             </w:r>
             <w:proofErr w:type="spellEnd"/>
             <w:r>
@@ -8950,25 +8136,7 @@
                 <w:sz w:val="18"/>
                 <w:szCs w:val="18"/>
               </w:rPr>
-              <w:t>var.var_</w:t>
-            </w:r>
-            <w:proofErr w:type="gramStart"/>
-            <w:r>
-              <w:rPr>
-                <w:rFonts w:ascii="思源黑体 CN Normal" w:eastAsia="思源黑体 CN Normal" w:hAnsi="思源黑体 CN Normal"/>
-                <w:sz w:val="18"/>
-                <w:szCs w:val="18"/>
-              </w:rPr>
-              <w:t>somatic.level</w:t>
-            </w:r>
-            <w:proofErr w:type="gramEnd"/>
-            <w:r>
-              <w:rPr>
-                <w:rFonts w:ascii="思源黑体 CN Normal" w:eastAsia="思源黑体 CN Normal" w:hAnsi="思源黑体 CN Normal"/>
-                <w:sz w:val="18"/>
-                <w:szCs w:val="18"/>
-              </w:rPr>
-              <w:t>_onco_nodrug</w:t>
+              <w:t>var.var_somatic.level_onco_nodrug</w:t>
             </w:r>
             <w:proofErr w:type="spellEnd"/>
             <w:r>
@@ -9013,7 +8181,6 @@
               <w:t xml:space="preserve">{%p if “,” in </w:t>
             </w:r>
             <w:proofErr w:type="spellStart"/>
-            <w:proofErr w:type="gramStart"/>
             <w:r>
               <w:rPr>
                 <w:rFonts w:ascii="思源黑体 CN Bold" w:eastAsia="思源黑体 CN Bold" w:hAnsi="思源黑体 CN Bold" w:cs="思源黑体 CN Light"/>
@@ -9021,17 +8188,7 @@
                 <w:sz w:val="17"/>
                 <w:szCs w:val="17"/>
               </w:rPr>
-              <w:t>a.gene</w:t>
-            </w:r>
-            <w:proofErr w:type="gramEnd"/>
-            <w:r>
-              <w:rPr>
-                <w:rFonts w:ascii="思源黑体 CN Bold" w:eastAsia="思源黑体 CN Bold" w:hAnsi="思源黑体 CN Bold" w:cs="思源黑体 CN Light"/>
-                <w:b/>
-                <w:sz w:val="17"/>
-                <w:szCs w:val="17"/>
-              </w:rPr>
-              <w:t>_symbol</w:t>
+              <w:t>a.gene_symbol</w:t>
             </w:r>
             <w:proofErr w:type="spellEnd"/>
             <w:r>
@@ -9147,7 +8304,6 @@
               <w:t xml:space="preserve">{%p if </w:t>
             </w:r>
             <w:proofErr w:type="spellStart"/>
-            <w:proofErr w:type="gramStart"/>
             <w:r>
               <w:rPr>
                 <w:rFonts w:ascii="思源黑体 CN Bold" w:eastAsia="思源黑体 CN Bold" w:hAnsi="思源黑体 CN Bold" w:cs="思源黑体 CN Light"/>
@@ -9155,17 +8311,7 @@
                 <w:sz w:val="17"/>
                 <w:szCs w:val="17"/>
               </w:rPr>
-              <w:t>a.five</w:t>
-            </w:r>
-            <w:proofErr w:type="gramEnd"/>
-            <w:r>
-              <w:rPr>
-                <w:rFonts w:ascii="思源黑体 CN Bold" w:eastAsia="思源黑体 CN Bold" w:hAnsi="思源黑体 CN Bold" w:cs="思源黑体 CN Light"/>
-                <w:b/>
-                <w:sz w:val="17"/>
-                <w:szCs w:val="17"/>
-              </w:rPr>
-              <w:t>_prime_gene</w:t>
+              <w:t>a.five_prime_gene</w:t>
             </w:r>
             <w:proofErr w:type="spellEnd"/>
             <w:r>
@@ -9225,7 +8371,6 @@
               <w:t>{{</w:t>
             </w:r>
             <w:proofErr w:type="spellStart"/>
-            <w:proofErr w:type="gramStart"/>
             <w:r>
               <w:rPr>
                 <w:rFonts w:ascii="思源黑体 CN Bold" w:eastAsia="思源黑体 CN Bold" w:hAnsi="思源黑体 CN Bold" w:cs="思源黑体 CN Light"/>
@@ -9235,19 +8380,7 @@
                 <w:sz w:val="17"/>
                 <w:szCs w:val="17"/>
               </w:rPr>
-              <w:t>a.five</w:t>
-            </w:r>
-            <w:proofErr w:type="gramEnd"/>
-            <w:r>
-              <w:rPr>
-                <w:rFonts w:ascii="思源黑体 CN Bold" w:eastAsia="思源黑体 CN Bold" w:hAnsi="思源黑体 CN Bold" w:cs="思源黑体 CN Light"/>
-                <w:b/>
-                <w:i/>
-                <w:iCs/>
-                <w:sz w:val="17"/>
-                <w:szCs w:val="17"/>
-              </w:rPr>
-              <w:t>_prime_gene</w:t>
+              <w:t>a.five_prime_gene</w:t>
             </w:r>
             <w:proofErr w:type="spellEnd"/>
             <w:r>
@@ -9289,7 +8422,6 @@
               <w:t>{{</w:t>
             </w:r>
             <w:proofErr w:type="spellStart"/>
-            <w:proofErr w:type="gramStart"/>
             <w:r>
               <w:rPr>
                 <w:rFonts w:ascii="思源黑体 CN Bold" w:eastAsia="思源黑体 CN Bold" w:hAnsi="思源黑体 CN Bold" w:cs="思源黑体 CN Light"/>
@@ -9299,19 +8431,7 @@
                 <w:sz w:val="17"/>
                 <w:szCs w:val="17"/>
               </w:rPr>
-              <w:t>a.three</w:t>
-            </w:r>
-            <w:proofErr w:type="gramEnd"/>
-            <w:r>
-              <w:rPr>
-                <w:rFonts w:ascii="思源黑体 CN Bold" w:eastAsia="思源黑体 CN Bold" w:hAnsi="思源黑体 CN Bold" w:cs="思源黑体 CN Light"/>
-                <w:b/>
-                <w:i/>
-                <w:iCs/>
-                <w:sz w:val="17"/>
-                <w:szCs w:val="17"/>
-              </w:rPr>
-              <w:t>_prime_gene</w:t>
+              <w:t>a.three_prime_gene</w:t>
             </w:r>
             <w:proofErr w:type="spellEnd"/>
             <w:r>
@@ -9376,7 +8496,6 @@
               <w:t>{{</w:t>
             </w:r>
             <w:proofErr w:type="spellStart"/>
-            <w:proofErr w:type="gramStart"/>
             <w:r>
               <w:rPr>
                 <w:rFonts w:ascii="思源黑体 CN Bold" w:eastAsia="思源黑体 CN Bold" w:hAnsi="思源黑体 CN Bold" w:cs="思源黑体 CN Light"/>
@@ -9386,19 +8505,7 @@
                 <w:sz w:val="17"/>
                 <w:szCs w:val="17"/>
               </w:rPr>
-              <w:t>a.five</w:t>
-            </w:r>
-            <w:proofErr w:type="gramEnd"/>
-            <w:r>
-              <w:rPr>
-                <w:rFonts w:ascii="思源黑体 CN Bold" w:eastAsia="思源黑体 CN Bold" w:hAnsi="思源黑体 CN Bold" w:cs="思源黑体 CN Light"/>
-                <w:b/>
-                <w:i/>
-                <w:iCs/>
-                <w:sz w:val="17"/>
-                <w:szCs w:val="17"/>
-              </w:rPr>
-              <w:t>_prime_gene</w:t>
+              <w:t>a.five_prime_gene</w:t>
             </w:r>
             <w:proofErr w:type="spellEnd"/>
             <w:r>
@@ -9486,7 +8593,6 @@
               <w:t>{{</w:t>
             </w:r>
             <w:proofErr w:type="spellStart"/>
-            <w:proofErr w:type="gramStart"/>
             <w:r>
               <w:rPr>
                 <w:rFonts w:ascii="思源黑体 CN Bold" w:eastAsia="思源黑体 CN Bold" w:hAnsi="思源黑体 CN Bold" w:cs="思源黑体 CN Light"/>
@@ -9496,19 +8602,7 @@
                 <w:sz w:val="17"/>
                 <w:szCs w:val="17"/>
               </w:rPr>
-              <w:t>a.gene</w:t>
-            </w:r>
-            <w:proofErr w:type="gramEnd"/>
-            <w:r>
-              <w:rPr>
-                <w:rFonts w:ascii="思源黑体 CN Bold" w:eastAsia="思源黑体 CN Bold" w:hAnsi="思源黑体 CN Bold" w:cs="思源黑体 CN Light"/>
-                <w:b/>
-                <w:i/>
-                <w:iCs/>
-                <w:sz w:val="17"/>
-                <w:szCs w:val="17"/>
-              </w:rPr>
-              <w:t>_symbol</w:t>
+              <w:t>a.gene_symbol</w:t>
             </w:r>
             <w:proofErr w:type="spellEnd"/>
             <w:r>
@@ -9597,19 +8691,7 @@
                 <w:sz w:val="17"/>
                 <w:szCs w:val="17"/>
               </w:rPr>
-              <w:t>=</w:t>
-            </w:r>
-            <w:proofErr w:type="gramStart"/>
-            <w:r>
-              <w:rPr>
-                <w:rFonts w:ascii="思源黑体 CN Normal" w:eastAsia="思源黑体 CN Normal" w:hAnsi="思源黑体 CN Normal"/>
-                <w:bCs/>
-                <w:iCs/>
-                <w:color w:val="000000" w:themeColor="text1"/>
-                <w:sz w:val="17"/>
-                <w:szCs w:val="17"/>
-              </w:rPr>
-              <w:t>=”</w:t>
+              <w:t>==”</w:t>
             </w:r>
             <w:proofErr w:type="spellStart"/>
             <w:r>
@@ -9624,7 +8706,6 @@
               <w:t>Snvindel</w:t>
             </w:r>
             <w:proofErr w:type="spellEnd"/>
-            <w:proofErr w:type="gramEnd"/>
             <w:r>
               <w:rPr>
                 <w:rFonts w:ascii="思源黑体 CN Normal" w:eastAsia="思源黑体 CN Normal" w:hAnsi="思源黑体 CN Normal"/>
@@ -9662,29 +8743,16 @@
               <w:t xml:space="preserve">{%p if </w:t>
             </w:r>
             <w:proofErr w:type="spellStart"/>
-            <w:proofErr w:type="gramStart"/>
-            <w:r>
-              <w:rPr>
-                <w:rFonts w:ascii="思源黑体 CN Normal" w:eastAsia="思源黑体 CN Normal" w:hAnsi="思源黑体 CN Normal"/>
-                <w:bCs/>
-                <w:iCs/>
-                <w:color w:val="000000" w:themeColor="text1"/>
-                <w:sz w:val="17"/>
-                <w:szCs w:val="17"/>
-              </w:rPr>
-              <w:t>a.hgvs</w:t>
-            </w:r>
-            <w:proofErr w:type="gramEnd"/>
-            <w:r>
-              <w:rPr>
-                <w:rFonts w:ascii="思源黑体 CN Normal" w:eastAsia="思源黑体 CN Normal" w:hAnsi="思源黑体 CN Normal"/>
-                <w:bCs/>
-                <w:iCs/>
-                <w:color w:val="000000" w:themeColor="text1"/>
-                <w:sz w:val="17"/>
-                <w:szCs w:val="17"/>
-              </w:rPr>
-              <w:t>_p</w:t>
+            <w:r>
+              <w:rPr>
+                <w:rFonts w:ascii="思源黑体 CN Normal" w:eastAsia="思源黑体 CN Normal" w:hAnsi="思源黑体 CN Normal"/>
+                <w:bCs/>
+                <w:iCs/>
+                <w:color w:val="000000" w:themeColor="text1"/>
+                <w:sz w:val="17"/>
+                <w:szCs w:val="17"/>
+              </w:rPr>
+              <w:t>a.hgvs_p</w:t>
             </w:r>
             <w:proofErr w:type="spellEnd"/>
             <w:r>
@@ -9724,29 +8792,16 @@
               <w:t>{{</w:t>
             </w:r>
             <w:proofErr w:type="spellStart"/>
-            <w:proofErr w:type="gramStart"/>
-            <w:r>
-              <w:rPr>
-                <w:rFonts w:ascii="思源黑体 CN Normal" w:eastAsia="思源黑体 CN Normal" w:hAnsi="思源黑体 CN Normal"/>
-                <w:bCs/>
-                <w:iCs/>
-                <w:color w:val="000000" w:themeColor="text1"/>
-                <w:sz w:val="17"/>
-                <w:szCs w:val="17"/>
-              </w:rPr>
-              <w:t>a.gene</w:t>
-            </w:r>
-            <w:proofErr w:type="gramEnd"/>
-            <w:r>
-              <w:rPr>
-                <w:rFonts w:ascii="思源黑体 CN Normal" w:eastAsia="思源黑体 CN Normal" w:hAnsi="思源黑体 CN Normal"/>
-                <w:bCs/>
-                <w:iCs/>
-                <w:color w:val="000000" w:themeColor="text1"/>
-                <w:sz w:val="17"/>
-                <w:szCs w:val="17"/>
-              </w:rPr>
-              <w:t>_region</w:t>
+            <w:r>
+              <w:rPr>
+                <w:rFonts w:ascii="思源黑体 CN Normal" w:eastAsia="思源黑体 CN Normal" w:hAnsi="思源黑体 CN Normal"/>
+                <w:bCs/>
+                <w:iCs/>
+                <w:color w:val="000000" w:themeColor="text1"/>
+                <w:sz w:val="17"/>
+                <w:szCs w:val="17"/>
+              </w:rPr>
+              <w:t>a.gene_region</w:t>
             </w:r>
             <w:proofErr w:type="spellEnd"/>
             <w:r>
@@ -9925,29 +8980,16 @@
               <w:t>{{</w:t>
             </w:r>
             <w:proofErr w:type="spellStart"/>
-            <w:proofErr w:type="gramStart"/>
-            <w:r>
-              <w:rPr>
-                <w:rFonts w:ascii="思源黑体 CN Normal" w:eastAsia="思源黑体 CN Normal" w:hAnsi="思源黑体 CN Normal"/>
-                <w:bCs/>
-                <w:iCs/>
-                <w:color w:val="000000" w:themeColor="text1"/>
-                <w:sz w:val="17"/>
-                <w:szCs w:val="17"/>
-              </w:rPr>
-              <w:t>a.gene</w:t>
-            </w:r>
-            <w:proofErr w:type="gramEnd"/>
-            <w:r>
-              <w:rPr>
-                <w:rFonts w:ascii="思源黑体 CN Normal" w:eastAsia="思源黑体 CN Normal" w:hAnsi="思源黑体 CN Normal"/>
-                <w:bCs/>
-                <w:iCs/>
-                <w:color w:val="000000" w:themeColor="text1"/>
-                <w:sz w:val="17"/>
-                <w:szCs w:val="17"/>
-              </w:rPr>
-              <w:t>_region</w:t>
+            <w:r>
+              <w:rPr>
+                <w:rFonts w:ascii="思源黑体 CN Normal" w:eastAsia="思源黑体 CN Normal" w:hAnsi="思源黑体 CN Normal"/>
+                <w:bCs/>
+                <w:iCs/>
+                <w:color w:val="000000" w:themeColor="text1"/>
+                <w:sz w:val="17"/>
+                <w:szCs w:val="17"/>
+              </w:rPr>
+              <w:t>a.gene_region</w:t>
             </w:r>
             <w:proofErr w:type="spellEnd"/>
             <w:r>
@@ -10069,29 +9111,16 @@
               <w:t>{{</w:t>
             </w:r>
             <w:proofErr w:type="spellStart"/>
-            <w:proofErr w:type="gramStart"/>
-            <w:r>
-              <w:rPr>
-                <w:rFonts w:ascii="思源黑体 CN Normal" w:eastAsia="思源黑体 CN Normal" w:hAnsi="思源黑体 CN Normal"/>
-                <w:bCs/>
-                <w:iCs/>
-                <w:color w:val="000000" w:themeColor="text1"/>
-                <w:sz w:val="17"/>
-                <w:szCs w:val="17"/>
-              </w:rPr>
-              <w:t>a.transcript</w:t>
-            </w:r>
-            <w:proofErr w:type="gramEnd"/>
-            <w:r>
-              <w:rPr>
-                <w:rFonts w:ascii="思源黑体 CN Normal" w:eastAsia="思源黑体 CN Normal" w:hAnsi="思源黑体 CN Normal"/>
-                <w:bCs/>
-                <w:iCs/>
-                <w:color w:val="000000" w:themeColor="text1"/>
-                <w:sz w:val="17"/>
-                <w:szCs w:val="17"/>
-              </w:rPr>
-              <w:t>_primary</w:t>
+            <w:r>
+              <w:rPr>
+                <w:rFonts w:ascii="思源黑体 CN Normal" w:eastAsia="思源黑体 CN Normal" w:hAnsi="思源黑体 CN Normal"/>
+                <w:bCs/>
+                <w:iCs/>
+                <w:color w:val="000000" w:themeColor="text1"/>
+                <w:sz w:val="17"/>
+                <w:szCs w:val="17"/>
+              </w:rPr>
+              <w:t>a.transcript_primary</w:t>
             </w:r>
             <w:proofErr w:type="spellEnd"/>
             <w:r>
@@ -10176,19 +9205,7 @@
                 <w:sz w:val="17"/>
                 <w:szCs w:val="17"/>
               </w:rPr>
-              <w:t>=</w:t>
-            </w:r>
-            <w:proofErr w:type="gramStart"/>
-            <w:r>
-              <w:rPr>
-                <w:rFonts w:ascii="思源黑体 CN Normal" w:eastAsia="思源黑体 CN Normal" w:hAnsi="思源黑体 CN Normal"/>
-                <w:bCs/>
-                <w:iCs/>
-                <w:color w:val="000000" w:themeColor="text1"/>
-                <w:sz w:val="17"/>
-                <w:szCs w:val="17"/>
-              </w:rPr>
-              <w:t>=”</w:t>
+              <w:t>==”</w:t>
             </w:r>
             <w:proofErr w:type="spellStart"/>
             <w:r>
@@ -10203,7 +9220,6 @@
               <w:t>Cnv</w:t>
             </w:r>
             <w:proofErr w:type="spellEnd"/>
-            <w:proofErr w:type="gramEnd"/>
             <w:r>
               <w:rPr>
                 <w:rFonts w:ascii="思源黑体 CN Normal" w:eastAsia="思源黑体 CN Normal" w:hAnsi="思源黑体 CN Normal"/>
@@ -10311,19 +9327,7 @@
                 <w:sz w:val="17"/>
                 <w:szCs w:val="17"/>
               </w:rPr>
-              <w:t>=</w:t>
-            </w:r>
-            <w:proofErr w:type="gramStart"/>
-            <w:r>
-              <w:rPr>
-                <w:rFonts w:ascii="思源黑体 CN Normal" w:eastAsia="思源黑体 CN Normal" w:hAnsi="思源黑体 CN Normal"/>
-                <w:bCs/>
-                <w:iCs/>
-                <w:color w:val="000000" w:themeColor="text1"/>
-                <w:sz w:val="17"/>
-                <w:szCs w:val="17"/>
-              </w:rPr>
-              <w:t>=”</w:t>
+              <w:t>==”</w:t>
             </w:r>
             <w:proofErr w:type="spellStart"/>
             <w:r>
@@ -10338,7 +9342,6 @@
               <w:t>Sv</w:t>
             </w:r>
             <w:proofErr w:type="spellEnd"/>
-            <w:proofErr w:type="gramEnd"/>
             <w:r>
               <w:rPr>
                 <w:rFonts w:ascii="思源黑体 CN Normal" w:eastAsia="思源黑体 CN Normal" w:hAnsi="思源黑体 CN Normal"/>
@@ -10515,29 +9518,16 @@
               <w:t>{{</w:t>
             </w:r>
             <w:proofErr w:type="spellStart"/>
-            <w:proofErr w:type="gramStart"/>
-            <w:r>
-              <w:rPr>
-                <w:rFonts w:ascii="思源黑体 CN Normal" w:eastAsia="思源黑体 CN Normal" w:hAnsi="思源黑体 CN Normal"/>
-                <w:bCs/>
-                <w:iCs/>
-                <w:color w:val="000000" w:themeColor="text1"/>
-                <w:sz w:val="17"/>
-                <w:szCs w:val="17"/>
-              </w:rPr>
-              <w:t>a.five</w:t>
-            </w:r>
-            <w:proofErr w:type="gramEnd"/>
-            <w:r>
-              <w:rPr>
-                <w:rFonts w:ascii="思源黑体 CN Normal" w:eastAsia="思源黑体 CN Normal" w:hAnsi="思源黑体 CN Normal"/>
-                <w:bCs/>
-                <w:iCs/>
-                <w:color w:val="000000" w:themeColor="text1"/>
-                <w:sz w:val="17"/>
-                <w:szCs w:val="17"/>
-              </w:rPr>
-              <w:t>_prime_transcript</w:t>
+            <w:r>
+              <w:rPr>
+                <w:rFonts w:ascii="思源黑体 CN Normal" w:eastAsia="思源黑体 CN Normal" w:hAnsi="思源黑体 CN Normal"/>
+                <w:bCs/>
+                <w:iCs/>
+                <w:color w:val="000000" w:themeColor="text1"/>
+                <w:sz w:val="17"/>
+                <w:szCs w:val="17"/>
+              </w:rPr>
+              <w:t>a.five_prime_transcript</w:t>
             </w:r>
             <w:proofErr w:type="spellEnd"/>
             <w:r>
@@ -10652,19 +9642,7 @@
                 <w:sz w:val="17"/>
                 <w:szCs w:val="17"/>
               </w:rPr>
-              <w:t>=</w:t>
-            </w:r>
-            <w:proofErr w:type="gramStart"/>
-            <w:r>
-              <w:rPr>
-                <w:rFonts w:ascii="思源黑体 CN Normal" w:eastAsia="思源黑体 CN Normal" w:hAnsi="思源黑体 CN Normal"/>
-                <w:bCs/>
-                <w:iCs/>
-                <w:color w:val="000000" w:themeColor="text1"/>
-                <w:sz w:val="17"/>
-                <w:szCs w:val="17"/>
-              </w:rPr>
-              <w:t>=”</w:t>
+              <w:t>==”</w:t>
             </w:r>
             <w:proofErr w:type="spellStart"/>
             <w:r>
@@ -10679,7 +9657,6 @@
               <w:t>Snvindel</w:t>
             </w:r>
             <w:proofErr w:type="spellEnd"/>
-            <w:proofErr w:type="gramEnd"/>
             <w:r>
               <w:rPr>
                 <w:rFonts w:ascii="思源黑体 CN Normal" w:eastAsia="思源黑体 CN Normal" w:hAnsi="思源黑体 CN Normal"/>
@@ -10717,7 +9694,488 @@
               <w:t>{{</w:t>
             </w:r>
             <w:proofErr w:type="spellStart"/>
-            <w:proofErr w:type="gramStart"/>
+            <w:r>
+              <w:rPr>
+                <w:rFonts w:ascii="思源黑体 CN Normal" w:eastAsia="思源黑体 CN Normal" w:hAnsi="思源黑体 CN Normal"/>
+                <w:bCs/>
+                <w:iCs/>
+                <w:color w:val="000000" w:themeColor="text1"/>
+                <w:sz w:val="17"/>
+                <w:szCs w:val="17"/>
+              </w:rPr>
+              <w:t>a.freq_str</w:t>
+            </w:r>
+            <w:proofErr w:type="spellEnd"/>
+            <w:r>
+              <w:rPr>
+                <w:rFonts w:ascii="思源黑体 CN Normal" w:eastAsia="思源黑体 CN Normal" w:hAnsi="思源黑体 CN Normal"/>
+                <w:bCs/>
+                <w:iCs/>
+                <w:color w:val="000000" w:themeColor="text1"/>
+                <w:sz w:val="17"/>
+                <w:szCs w:val="17"/>
+              </w:rPr>
+              <w:t>}}</w:t>
+            </w:r>
+          </w:p>
+          <w:p>
+            <w:pPr>
+              <w:spacing w:beforeLines="10" w:before="31" w:afterLines="10" w:after="31"/>
+              <w:jc w:val="center"/>
+              <w:rPr>
+                <w:rFonts w:ascii="思源黑体 CN Normal" w:eastAsia="思源黑体 CN Normal" w:hAnsi="思源黑体 CN Normal"/>
+                <w:bCs/>
+                <w:iCs/>
+                <w:color w:val="000000" w:themeColor="text1"/>
+                <w:sz w:val="17"/>
+                <w:szCs w:val="17"/>
+              </w:rPr>
+            </w:pPr>
+            <w:r>
+              <w:rPr>
+                <w:rFonts w:ascii="思源黑体 CN Normal" w:eastAsia="思源黑体 CN Normal" w:hAnsi="思源黑体 CN Normal"/>
+                <w:bCs/>
+                <w:iCs/>
+                <w:color w:val="000000" w:themeColor="text1"/>
+                <w:sz w:val="17"/>
+                <w:szCs w:val="17"/>
+              </w:rPr>
+              <w:t xml:space="preserve">{%p </w:t>
+            </w:r>
+            <w:proofErr w:type="spellStart"/>
+            <w:r>
+              <w:rPr>
+                <w:rFonts w:ascii="思源黑体 CN Normal" w:eastAsia="思源黑体 CN Normal" w:hAnsi="思源黑体 CN Normal"/>
+                <w:bCs/>
+                <w:iCs/>
+                <w:color w:val="000000" w:themeColor="text1"/>
+                <w:sz w:val="17"/>
+                <w:szCs w:val="17"/>
+              </w:rPr>
+              <w:t>elif</w:t>
+            </w:r>
+            <w:proofErr w:type="spellEnd"/>
+            <w:r>
+              <w:rPr>
+                <w:rFonts w:ascii="思源黑体 CN Normal" w:eastAsia="思源黑体 CN Normal" w:hAnsi="思源黑体 CN Normal"/>
+                <w:bCs/>
+                <w:iCs/>
+                <w:color w:val="000000" w:themeColor="text1"/>
+                <w:sz w:val="17"/>
+                <w:szCs w:val="17"/>
+              </w:rPr>
+              <w:t xml:space="preserve"> </w:t>
+            </w:r>
+            <w:proofErr w:type="spellStart"/>
+            <w:r>
+              <w:rPr>
+                <w:rFonts w:ascii="思源黑体 CN Normal" w:eastAsia="思源黑体 CN Normal" w:hAnsi="思源黑体 CN Normal" w:hint="eastAsia"/>
+                <w:bCs/>
+                <w:iCs/>
+                <w:color w:val="000000" w:themeColor="text1"/>
+                <w:sz w:val="17"/>
+                <w:szCs w:val="17"/>
+              </w:rPr>
+              <w:t>a</w:t>
+            </w:r>
+            <w:r>
+              <w:rPr>
+                <w:rFonts w:ascii="思源黑体 CN Normal" w:eastAsia="思源黑体 CN Normal" w:hAnsi="思源黑体 CN Normal"/>
+                <w:bCs/>
+                <w:iCs/>
+                <w:color w:val="000000" w:themeColor="text1"/>
+                <w:sz w:val="17"/>
+                <w:szCs w:val="17"/>
+              </w:rPr>
+              <w:t>.</w:t>
+            </w:r>
+            <w:r>
+              <w:rPr>
+                <w:rFonts w:ascii="思源黑体 CN Normal" w:eastAsia="思源黑体 CN Normal" w:hAnsi="思源黑体 CN Normal"/>
+                <w:bCs/>
+                <w:iCs/>
+                <w:color w:val="000000" w:themeColor="text1"/>
+                <w:sz w:val="17"/>
+                <w:szCs w:val="17"/>
+              </w:rPr>
+              <w:t>bio_category</w:t>
+            </w:r>
+            <w:proofErr w:type="spellEnd"/>
+            <w:r>
+              <w:rPr>
+                <w:rFonts w:ascii="思源黑体 CN Normal" w:eastAsia="思源黑体 CN Normal" w:hAnsi="思源黑体 CN Normal"/>
+                <w:bCs/>
+                <w:iCs/>
+                <w:color w:val="000000" w:themeColor="text1"/>
+                <w:sz w:val="17"/>
+                <w:szCs w:val="17"/>
+              </w:rPr>
+              <w:t>==”</w:t>
+            </w:r>
+            <w:proofErr w:type="spellStart"/>
+            <w:r>
+              <w:rPr>
+                <w:rFonts w:ascii="思源黑体 CN Normal" w:eastAsia="思源黑体 CN Normal" w:hAnsi="思源黑体 CN Normal"/>
+                <w:bCs/>
+                <w:iCs/>
+                <w:color w:val="000000" w:themeColor="text1"/>
+                <w:sz w:val="17"/>
+                <w:szCs w:val="17"/>
+              </w:rPr>
+              <w:t>Cnv</w:t>
+            </w:r>
+            <w:proofErr w:type="spellEnd"/>
+            <w:r>
+              <w:rPr>
+                <w:rFonts w:ascii="思源黑体 CN Normal" w:eastAsia="思源黑体 CN Normal" w:hAnsi="思源黑体 CN Normal"/>
+                <w:bCs/>
+                <w:iCs/>
+                <w:color w:val="000000" w:themeColor="text1"/>
+                <w:sz w:val="17"/>
+                <w:szCs w:val="17"/>
+              </w:rPr>
+              <w:t>”%}</w:t>
+            </w:r>
+          </w:p>
+          <w:p>
+            <w:pPr>
+              <w:spacing w:beforeLines="10" w:before="31" w:afterLines="10" w:after="31"/>
+              <w:jc w:val="center"/>
+              <w:rPr>
+                <w:rFonts w:ascii="思源黑体 CN Normal" w:eastAsia="思源黑体 CN Normal" w:hAnsi="思源黑体 CN Normal"/>
+                <w:bCs/>
+                <w:iCs/>
+                <w:color w:val="000000" w:themeColor="text1"/>
+                <w:sz w:val="17"/>
+                <w:szCs w:val="17"/>
+              </w:rPr>
+            </w:pPr>
+            <w:r>
+              <w:rPr>
+                <w:rFonts w:ascii="思源黑体 CN Normal" w:eastAsia="思源黑体 CN Normal" w:hAnsi="思源黑体 CN Normal"/>
+                <w:bCs/>
+                <w:iCs/>
+                <w:color w:val="000000" w:themeColor="text1"/>
+                <w:sz w:val="17"/>
+                <w:szCs w:val="17"/>
+              </w:rPr>
+              <w:t>{{</w:t>
+            </w:r>
+            <w:proofErr w:type="spellStart"/>
+            <w:r>
+              <w:rPr>
+                <w:rFonts w:ascii="思源黑体 CN Normal" w:eastAsia="思源黑体 CN Normal" w:hAnsi="思源黑体 CN Normal"/>
+                <w:bCs/>
+                <w:iCs/>
+                <w:color w:val="000000" w:themeColor="text1"/>
+                <w:sz w:val="17"/>
+                <w:szCs w:val="17"/>
+              </w:rPr>
+              <w:t>a.cn_mean</w:t>
+            </w:r>
+            <w:proofErr w:type="spellEnd"/>
+            <w:r>
+              <w:rPr>
+                <w:rFonts w:ascii="思源黑体 CN Normal" w:eastAsia="思源黑体 CN Normal" w:hAnsi="思源黑体 CN Normal"/>
+                <w:bCs/>
+                <w:iCs/>
+                <w:color w:val="000000" w:themeColor="text1"/>
+                <w:sz w:val="17"/>
+                <w:szCs w:val="17"/>
+              </w:rPr>
+              <w:t>}}</w:t>
+            </w:r>
+          </w:p>
+          <w:p>
+            <w:pPr>
+              <w:spacing w:beforeLines="10" w:before="31" w:afterLines="10" w:after="31"/>
+              <w:jc w:val="center"/>
+              <w:rPr>
+                <w:rFonts w:ascii="思源黑体 CN Normal" w:eastAsia="思源黑体 CN Normal" w:hAnsi="思源黑体 CN Normal"/>
+                <w:bCs/>
+                <w:iCs/>
+                <w:color w:val="000000" w:themeColor="text1"/>
+                <w:sz w:val="17"/>
+                <w:szCs w:val="17"/>
+              </w:rPr>
+            </w:pPr>
+            <w:r>
+              <w:rPr>
+                <w:rFonts w:ascii="思源黑体 CN Normal" w:eastAsia="思源黑体 CN Normal" w:hAnsi="思源黑体 CN Normal"/>
+                <w:bCs/>
+                <w:iCs/>
+                <w:color w:val="000000" w:themeColor="text1"/>
+                <w:sz w:val="17"/>
+                <w:szCs w:val="17"/>
+              </w:rPr>
+              <w:t xml:space="preserve">{%p </w:t>
+            </w:r>
+            <w:proofErr w:type="spellStart"/>
+            <w:r>
+              <w:rPr>
+                <w:rFonts w:ascii="思源黑体 CN Normal" w:eastAsia="思源黑体 CN Normal" w:hAnsi="思源黑体 CN Normal"/>
+                <w:bCs/>
+                <w:iCs/>
+                <w:color w:val="000000" w:themeColor="text1"/>
+                <w:sz w:val="17"/>
+                <w:szCs w:val="17"/>
+              </w:rPr>
+              <w:t>elif</w:t>
+            </w:r>
+            <w:proofErr w:type="spellEnd"/>
+            <w:r>
+              <w:rPr>
+                <w:rFonts w:ascii="思源黑体 CN Normal" w:eastAsia="思源黑体 CN Normal" w:hAnsi="思源黑体 CN Normal"/>
+                <w:bCs/>
+                <w:iCs/>
+                <w:color w:val="000000" w:themeColor="text1"/>
+                <w:sz w:val="17"/>
+                <w:szCs w:val="17"/>
+              </w:rPr>
+              <w:t xml:space="preserve"> </w:t>
+            </w:r>
+            <w:proofErr w:type="spellStart"/>
+            <w:r>
+              <w:rPr>
+                <w:rFonts w:ascii="思源黑体 CN Normal" w:eastAsia="思源黑体 CN Normal" w:hAnsi="思源黑体 CN Normal"/>
+                <w:bCs/>
+                <w:iCs/>
+                <w:color w:val="000000" w:themeColor="text1"/>
+                <w:sz w:val="17"/>
+                <w:szCs w:val="17"/>
+              </w:rPr>
+              <w:t>a.</w:t>
+            </w:r>
+            <w:r>
+              <w:rPr>
+                <w:rFonts w:ascii="思源黑体 CN Normal" w:eastAsia="思源黑体 CN Normal" w:hAnsi="思源黑体 CN Normal"/>
+                <w:bCs/>
+                <w:iCs/>
+                <w:color w:val="000000" w:themeColor="text1"/>
+                <w:sz w:val="17"/>
+                <w:szCs w:val="17"/>
+              </w:rPr>
+              <w:t>bio_category</w:t>
+            </w:r>
+            <w:proofErr w:type="spellEnd"/>
+            <w:r>
+              <w:rPr>
+                <w:rFonts w:ascii="思源黑体 CN Normal" w:eastAsia="思源黑体 CN Normal" w:hAnsi="思源黑体 CN Normal"/>
+                <w:bCs/>
+                <w:iCs/>
+                <w:color w:val="000000" w:themeColor="text1"/>
+                <w:sz w:val="17"/>
+                <w:szCs w:val="17"/>
+              </w:rPr>
+              <w:t>==”</w:t>
+            </w:r>
+            <w:proofErr w:type="spellStart"/>
+            <w:r>
+              <w:rPr>
+                <w:rFonts w:ascii="思源黑体 CN Normal" w:eastAsia="思源黑体 CN Normal" w:hAnsi="思源黑体 CN Normal"/>
+                <w:bCs/>
+                <w:iCs/>
+                <w:color w:val="000000" w:themeColor="text1"/>
+                <w:sz w:val="17"/>
+                <w:szCs w:val="17"/>
+              </w:rPr>
+              <w:t>Sv</w:t>
+            </w:r>
+            <w:proofErr w:type="spellEnd"/>
+            <w:r>
+              <w:rPr>
+                <w:rFonts w:ascii="思源黑体 CN Normal" w:eastAsia="思源黑体 CN Normal" w:hAnsi="思源黑体 CN Normal"/>
+                <w:bCs/>
+                <w:iCs/>
+                <w:color w:val="000000" w:themeColor="text1"/>
+                <w:sz w:val="17"/>
+                <w:szCs w:val="17"/>
+              </w:rPr>
+              <w:t>”%}</w:t>
+            </w:r>
+          </w:p>
+          <w:p>
+            <w:pPr>
+              <w:spacing w:beforeLines="10" w:before="31" w:afterLines="10" w:after="31"/>
+              <w:jc w:val="center"/>
+              <w:rPr>
+                <w:rFonts w:ascii="思源黑体 CN Normal" w:eastAsia="思源黑体 CN Normal" w:hAnsi="思源黑体 CN Normal"/>
+                <w:bCs/>
+                <w:iCs/>
+                <w:color w:val="000000" w:themeColor="text1"/>
+                <w:sz w:val="17"/>
+                <w:szCs w:val="17"/>
+              </w:rPr>
+            </w:pPr>
+            <w:r>
+              <w:rPr>
+                <w:rFonts w:ascii="思源黑体 CN Normal" w:eastAsia="思源黑体 CN Normal" w:hAnsi="思源黑体 CN Normal"/>
+                <w:bCs/>
+                <w:iCs/>
+                <w:color w:val="000000" w:themeColor="text1"/>
+                <w:sz w:val="17"/>
+                <w:szCs w:val="17"/>
+              </w:rPr>
+              <w:t>{{</w:t>
+            </w:r>
+            <w:proofErr w:type="spellStart"/>
+            <w:r>
+              <w:rPr>
+                <w:rFonts w:ascii="思源黑体 CN Normal" w:eastAsia="思源黑体 CN Normal" w:hAnsi="思源黑体 CN Normal"/>
+                <w:bCs/>
+                <w:iCs/>
+                <w:color w:val="000000" w:themeColor="text1"/>
+                <w:sz w:val="17"/>
+                <w:szCs w:val="17"/>
+              </w:rPr>
+              <w:t>a.freq_str</w:t>
+            </w:r>
+            <w:proofErr w:type="spellEnd"/>
+            <w:r>
+              <w:rPr>
+                <w:rFonts w:ascii="思源黑体 CN Normal" w:eastAsia="思源黑体 CN Normal" w:hAnsi="思源黑体 CN Normal"/>
+                <w:bCs/>
+                <w:iCs/>
+                <w:color w:val="000000" w:themeColor="text1"/>
+                <w:sz w:val="17"/>
+                <w:szCs w:val="17"/>
+              </w:rPr>
+              <w:t>}}</w:t>
+            </w:r>
+          </w:p>
+          <w:p>
+            <w:pPr>
+              <w:spacing w:beforeLines="10" w:before="31" w:afterLines="10" w:after="31"/>
+              <w:jc w:val="center"/>
+              <w:rPr>
+                <w:rFonts w:ascii="思源黑体 CN Normal" w:eastAsia="思源黑体 CN Normal" w:hAnsi="思源黑体 CN Normal"/>
+                <w:bCs/>
+                <w:iCs/>
+                <w:color w:val="000000" w:themeColor="text1"/>
+                <w:sz w:val="17"/>
+                <w:szCs w:val="17"/>
+              </w:rPr>
+            </w:pPr>
+            <w:r>
+              <w:rPr>
+                <w:rFonts w:ascii="思源黑体 CN Normal" w:eastAsia="思源黑体 CN Normal" w:hAnsi="思源黑体 CN Normal"/>
+                <w:bCs/>
+                <w:iCs/>
+                <w:color w:val="000000" w:themeColor="text1"/>
+                <w:sz w:val="17"/>
+                <w:szCs w:val="17"/>
+              </w:rPr>
+              <w:t xml:space="preserve">{%p </w:t>
+            </w:r>
+            <w:proofErr w:type="spellStart"/>
+            <w:r>
+              <w:rPr>
+                <w:rFonts w:ascii="思源黑体 CN Normal" w:eastAsia="思源黑体 CN Normal" w:hAnsi="思源黑体 CN Normal"/>
+                <w:bCs/>
+                <w:iCs/>
+                <w:color w:val="000000" w:themeColor="text1"/>
+                <w:sz w:val="17"/>
+                <w:szCs w:val="17"/>
+              </w:rPr>
+              <w:t>elif</w:t>
+            </w:r>
+            <w:proofErr w:type="spellEnd"/>
+            <w:r>
+              <w:rPr>
+                <w:rFonts w:ascii="思源黑体 CN Normal" w:eastAsia="思源黑体 CN Normal" w:hAnsi="思源黑体 CN Normal"/>
+                <w:bCs/>
+                <w:iCs/>
+                <w:color w:val="000000" w:themeColor="text1"/>
+                <w:sz w:val="17"/>
+                <w:szCs w:val="17"/>
+              </w:rPr>
+              <w:t xml:space="preserve"> </w:t>
+            </w:r>
+            <w:proofErr w:type="spellStart"/>
+            <w:r>
+              <w:rPr>
+                <w:rFonts w:ascii="思源黑体 CN Normal" w:eastAsia="思源黑体 CN Normal" w:hAnsi="思源黑体 CN Normal"/>
+                <w:bCs/>
+                <w:iCs/>
+                <w:color w:val="000000" w:themeColor="text1"/>
+                <w:sz w:val="17"/>
+                <w:szCs w:val="17"/>
+              </w:rPr>
+              <w:t>a.</w:t>
+            </w:r>
+            <w:r>
+              <w:rPr>
+                <w:rFonts w:ascii="思源黑体 CN Normal" w:eastAsia="思源黑体 CN Normal" w:hAnsi="思源黑体 CN Normal"/>
+                <w:bCs/>
+                <w:iCs/>
+                <w:color w:val="000000" w:themeColor="text1"/>
+                <w:sz w:val="17"/>
+                <w:szCs w:val="17"/>
+              </w:rPr>
+              <w:t>bio_category</w:t>
+            </w:r>
+            <w:proofErr w:type="spellEnd"/>
+            <w:r>
+              <w:rPr>
+                <w:rFonts w:ascii="思源黑体 CN Normal" w:eastAsia="思源黑体 CN Normal" w:hAnsi="思源黑体 CN Normal"/>
+                <w:bCs/>
+                <w:iCs/>
+                <w:color w:val="000000" w:themeColor="text1"/>
+                <w:sz w:val="17"/>
+                <w:szCs w:val="17"/>
+              </w:rPr>
+              <w:t>==”</w:t>
+            </w:r>
+            <w:proofErr w:type="spellStart"/>
+            <w:r>
+              <w:rPr>
+                <w:rFonts w:ascii="思源黑体 CN Normal" w:eastAsia="思源黑体 CN Normal" w:hAnsi="思源黑体 CN Normal"/>
+                <w:bCs/>
+                <w:iCs/>
+                <w:color w:val="000000" w:themeColor="text1"/>
+                <w:sz w:val="17"/>
+                <w:szCs w:val="17"/>
+              </w:rPr>
+              <w:t>PSeqRnaSv</w:t>
+            </w:r>
+            <w:proofErr w:type="spellEnd"/>
+            <w:r>
+              <w:rPr>
+                <w:rFonts w:ascii="思源黑体 CN Normal" w:eastAsia="思源黑体 CN Normal" w:hAnsi="思源黑体 CN Normal"/>
+                <w:bCs/>
+                <w:iCs/>
+                <w:color w:val="000000" w:themeColor="text1"/>
+                <w:sz w:val="17"/>
+                <w:szCs w:val="17"/>
+              </w:rPr>
+              <w:t>”%}</w:t>
+            </w:r>
+          </w:p>
+          <w:p>
+            <w:pPr>
+              <w:spacing w:beforeLines="10" w:before="31" w:afterLines="10" w:after="31"/>
+              <w:jc w:val="center"/>
+              <w:rPr>
+                <w:rFonts w:ascii="思源黑体 CN Normal" w:eastAsia="思源黑体 CN Normal" w:hAnsi="思源黑体 CN Normal"/>
+                <w:bCs/>
+                <w:iCs/>
+                <w:color w:val="000000" w:themeColor="text1"/>
+                <w:sz w:val="17"/>
+                <w:szCs w:val="17"/>
+              </w:rPr>
+            </w:pPr>
+            <w:r>
+              <w:rPr>
+                <w:rFonts w:ascii="思源黑体 CN Normal" w:eastAsia="思源黑体 CN Normal" w:hAnsi="思源黑体 CN Normal"/>
+                <w:bCs/>
+                <w:iCs/>
+                <w:color w:val="000000" w:themeColor="text1"/>
+                <w:sz w:val="17"/>
+                <w:szCs w:val="17"/>
+              </w:rPr>
+              <w:t>{{</w:t>
+            </w:r>
+            <w:proofErr w:type="spellStart"/>
             <w:r>
               <w:rPr>
                 <w:rFonts w:ascii="思源黑体 CN Normal" w:eastAsia="思源黑体 CN Normal" w:hAnsi="思源黑体 CN Normal"/>
@@ -10729,555 +10187,7 @@
               </w:rPr>
               <w:t>a.freq</w:t>
             </w:r>
-            <w:proofErr w:type="gramEnd"/>
-            <w:r>
-              <w:rPr>
-                <w:rFonts w:ascii="思源黑体 CN Normal" w:eastAsia="思源黑体 CN Normal" w:hAnsi="思源黑体 CN Normal"/>
-                <w:bCs/>
-                <w:iCs/>
-                <w:color w:val="000000" w:themeColor="text1"/>
-                <w:sz w:val="17"/>
-                <w:szCs w:val="17"/>
-              </w:rPr>
-              <w:t>_str</w:t>
-            </w:r>
             <w:proofErr w:type="spellEnd"/>
-            <w:r>
-              <w:rPr>
-                <w:rFonts w:ascii="思源黑体 CN Normal" w:eastAsia="思源黑体 CN Normal" w:hAnsi="思源黑体 CN Normal"/>
-                <w:bCs/>
-                <w:iCs/>
-                <w:color w:val="000000" w:themeColor="text1"/>
-                <w:sz w:val="17"/>
-                <w:szCs w:val="17"/>
-              </w:rPr>
-              <w:t>}}</w:t>
-            </w:r>
-          </w:p>
-          <w:p>
-            <w:pPr>
-              <w:spacing w:beforeLines="10" w:before="31" w:afterLines="10" w:after="31"/>
-              <w:jc w:val="center"/>
-              <w:rPr>
-                <w:rFonts w:ascii="思源黑体 CN Normal" w:eastAsia="思源黑体 CN Normal" w:hAnsi="思源黑体 CN Normal"/>
-                <w:bCs/>
-                <w:iCs/>
-                <w:color w:val="000000" w:themeColor="text1"/>
-                <w:sz w:val="17"/>
-                <w:szCs w:val="17"/>
-              </w:rPr>
-            </w:pPr>
-            <w:r>
-              <w:rPr>
-                <w:rFonts w:ascii="思源黑体 CN Normal" w:eastAsia="思源黑体 CN Normal" w:hAnsi="思源黑体 CN Normal"/>
-                <w:bCs/>
-                <w:iCs/>
-                <w:color w:val="000000" w:themeColor="text1"/>
-                <w:sz w:val="17"/>
-                <w:szCs w:val="17"/>
-              </w:rPr>
-              <w:t xml:space="preserve">{%p </w:t>
-            </w:r>
-            <w:proofErr w:type="spellStart"/>
-            <w:r>
-              <w:rPr>
-                <w:rFonts w:ascii="思源黑体 CN Normal" w:eastAsia="思源黑体 CN Normal" w:hAnsi="思源黑体 CN Normal"/>
-                <w:bCs/>
-                <w:iCs/>
-                <w:color w:val="000000" w:themeColor="text1"/>
-                <w:sz w:val="17"/>
-                <w:szCs w:val="17"/>
-              </w:rPr>
-              <w:t>elif</w:t>
-            </w:r>
-            <w:proofErr w:type="spellEnd"/>
-            <w:r>
-              <w:rPr>
-                <w:rFonts w:ascii="思源黑体 CN Normal" w:eastAsia="思源黑体 CN Normal" w:hAnsi="思源黑体 CN Normal"/>
-                <w:bCs/>
-                <w:iCs/>
-                <w:color w:val="000000" w:themeColor="text1"/>
-                <w:sz w:val="17"/>
-                <w:szCs w:val="17"/>
-              </w:rPr>
-              <w:t xml:space="preserve"> </w:t>
-            </w:r>
-            <w:proofErr w:type="spellStart"/>
-            <w:r>
-              <w:rPr>
-                <w:rFonts w:ascii="思源黑体 CN Normal" w:eastAsia="思源黑体 CN Normal" w:hAnsi="思源黑体 CN Normal" w:hint="eastAsia"/>
-                <w:bCs/>
-                <w:iCs/>
-                <w:color w:val="000000" w:themeColor="text1"/>
-                <w:sz w:val="17"/>
-                <w:szCs w:val="17"/>
-              </w:rPr>
-              <w:t>a</w:t>
-            </w:r>
-            <w:r>
-              <w:rPr>
-                <w:rFonts w:ascii="思源黑体 CN Normal" w:eastAsia="思源黑体 CN Normal" w:hAnsi="思源黑体 CN Normal"/>
-                <w:bCs/>
-                <w:iCs/>
-                <w:color w:val="000000" w:themeColor="text1"/>
-                <w:sz w:val="17"/>
-                <w:szCs w:val="17"/>
-              </w:rPr>
-              <w:t>.</w:t>
-            </w:r>
-            <w:r>
-              <w:rPr>
-                <w:rFonts w:ascii="思源黑体 CN Normal" w:eastAsia="思源黑体 CN Normal" w:hAnsi="思源黑体 CN Normal"/>
-                <w:bCs/>
-                <w:iCs/>
-                <w:color w:val="000000" w:themeColor="text1"/>
-                <w:sz w:val="17"/>
-                <w:szCs w:val="17"/>
-              </w:rPr>
-              <w:t>bio_category</w:t>
-            </w:r>
-            <w:proofErr w:type="spellEnd"/>
-            <w:r>
-              <w:rPr>
-                <w:rFonts w:ascii="思源黑体 CN Normal" w:eastAsia="思源黑体 CN Normal" w:hAnsi="思源黑体 CN Normal"/>
-                <w:bCs/>
-                <w:iCs/>
-                <w:color w:val="000000" w:themeColor="text1"/>
-                <w:sz w:val="17"/>
-                <w:szCs w:val="17"/>
-              </w:rPr>
-              <w:t>=</w:t>
-            </w:r>
-            <w:proofErr w:type="gramStart"/>
-            <w:r>
-              <w:rPr>
-                <w:rFonts w:ascii="思源黑体 CN Normal" w:eastAsia="思源黑体 CN Normal" w:hAnsi="思源黑体 CN Normal"/>
-                <w:bCs/>
-                <w:iCs/>
-                <w:color w:val="000000" w:themeColor="text1"/>
-                <w:sz w:val="17"/>
-                <w:szCs w:val="17"/>
-              </w:rPr>
-              <w:t>=”</w:t>
-            </w:r>
-            <w:proofErr w:type="spellStart"/>
-            <w:r>
-              <w:rPr>
-                <w:rFonts w:ascii="思源黑体 CN Normal" w:eastAsia="思源黑体 CN Normal" w:hAnsi="思源黑体 CN Normal"/>
-                <w:bCs/>
-                <w:iCs/>
-                <w:color w:val="000000" w:themeColor="text1"/>
-                <w:sz w:val="17"/>
-                <w:szCs w:val="17"/>
-              </w:rPr>
-              <w:t>Cnv</w:t>
-            </w:r>
-            <w:proofErr w:type="spellEnd"/>
-            <w:proofErr w:type="gramEnd"/>
-            <w:r>
-              <w:rPr>
-                <w:rFonts w:ascii="思源黑体 CN Normal" w:eastAsia="思源黑体 CN Normal" w:hAnsi="思源黑体 CN Normal"/>
-                <w:bCs/>
-                <w:iCs/>
-                <w:color w:val="000000" w:themeColor="text1"/>
-                <w:sz w:val="17"/>
-                <w:szCs w:val="17"/>
-              </w:rPr>
-              <w:t>”%}</w:t>
-            </w:r>
-          </w:p>
-          <w:p>
-            <w:pPr>
-              <w:spacing w:beforeLines="10" w:before="31" w:afterLines="10" w:after="31"/>
-              <w:jc w:val="center"/>
-              <w:rPr>
-                <w:rFonts w:ascii="思源黑体 CN Normal" w:eastAsia="思源黑体 CN Normal" w:hAnsi="思源黑体 CN Normal"/>
-                <w:bCs/>
-                <w:iCs/>
-                <w:color w:val="000000" w:themeColor="text1"/>
-                <w:sz w:val="17"/>
-                <w:szCs w:val="17"/>
-              </w:rPr>
-            </w:pPr>
-            <w:r>
-              <w:rPr>
-                <w:rFonts w:ascii="思源黑体 CN Normal" w:eastAsia="思源黑体 CN Normal" w:hAnsi="思源黑体 CN Normal"/>
-                <w:bCs/>
-                <w:iCs/>
-                <w:color w:val="000000" w:themeColor="text1"/>
-                <w:sz w:val="17"/>
-                <w:szCs w:val="17"/>
-              </w:rPr>
-              <w:t>{{</w:t>
-            </w:r>
-            <w:proofErr w:type="spellStart"/>
-            <w:r>
-              <w:rPr>
-                <w:rFonts w:ascii="思源黑体 CN Normal" w:eastAsia="思源黑体 CN Normal" w:hAnsi="思源黑体 CN Normal"/>
-                <w:bCs/>
-                <w:iCs/>
-                <w:color w:val="000000" w:themeColor="text1"/>
-                <w:sz w:val="17"/>
-                <w:szCs w:val="17"/>
-              </w:rPr>
-              <w:t>a.cn_mean</w:t>
-            </w:r>
-            <w:proofErr w:type="spellEnd"/>
-            <w:r>
-              <w:rPr>
-                <w:rFonts w:ascii="思源黑体 CN Normal" w:eastAsia="思源黑体 CN Normal" w:hAnsi="思源黑体 CN Normal"/>
-                <w:bCs/>
-                <w:iCs/>
-                <w:color w:val="000000" w:themeColor="text1"/>
-                <w:sz w:val="17"/>
-                <w:szCs w:val="17"/>
-              </w:rPr>
-              <w:t>}}</w:t>
-            </w:r>
-          </w:p>
-          <w:p>
-            <w:pPr>
-              <w:spacing w:beforeLines="10" w:before="31" w:afterLines="10" w:after="31"/>
-              <w:jc w:val="center"/>
-              <w:rPr>
-                <w:rFonts w:ascii="思源黑体 CN Normal" w:eastAsia="思源黑体 CN Normal" w:hAnsi="思源黑体 CN Normal"/>
-                <w:bCs/>
-                <w:iCs/>
-                <w:color w:val="000000" w:themeColor="text1"/>
-                <w:sz w:val="17"/>
-                <w:szCs w:val="17"/>
-              </w:rPr>
-            </w:pPr>
-            <w:r>
-              <w:rPr>
-                <w:rFonts w:ascii="思源黑体 CN Normal" w:eastAsia="思源黑体 CN Normal" w:hAnsi="思源黑体 CN Normal"/>
-                <w:bCs/>
-                <w:iCs/>
-                <w:color w:val="000000" w:themeColor="text1"/>
-                <w:sz w:val="17"/>
-                <w:szCs w:val="17"/>
-              </w:rPr>
-              <w:t xml:space="preserve">{%p </w:t>
-            </w:r>
-            <w:proofErr w:type="spellStart"/>
-            <w:r>
-              <w:rPr>
-                <w:rFonts w:ascii="思源黑体 CN Normal" w:eastAsia="思源黑体 CN Normal" w:hAnsi="思源黑体 CN Normal"/>
-                <w:bCs/>
-                <w:iCs/>
-                <w:color w:val="000000" w:themeColor="text1"/>
-                <w:sz w:val="17"/>
-                <w:szCs w:val="17"/>
-              </w:rPr>
-              <w:t>elif</w:t>
-            </w:r>
-            <w:proofErr w:type="spellEnd"/>
-            <w:r>
-              <w:rPr>
-                <w:rFonts w:ascii="思源黑体 CN Normal" w:eastAsia="思源黑体 CN Normal" w:hAnsi="思源黑体 CN Normal"/>
-                <w:bCs/>
-                <w:iCs/>
-                <w:color w:val="000000" w:themeColor="text1"/>
-                <w:sz w:val="17"/>
-                <w:szCs w:val="17"/>
-              </w:rPr>
-              <w:t xml:space="preserve"> </w:t>
-            </w:r>
-            <w:proofErr w:type="spellStart"/>
-            <w:r>
-              <w:rPr>
-                <w:rFonts w:ascii="思源黑体 CN Normal" w:eastAsia="思源黑体 CN Normal" w:hAnsi="思源黑体 CN Normal"/>
-                <w:bCs/>
-                <w:iCs/>
-                <w:color w:val="000000" w:themeColor="text1"/>
-                <w:sz w:val="17"/>
-                <w:szCs w:val="17"/>
-              </w:rPr>
-              <w:t>a.</w:t>
-            </w:r>
-            <w:r>
-              <w:rPr>
-                <w:rFonts w:ascii="思源黑体 CN Normal" w:eastAsia="思源黑体 CN Normal" w:hAnsi="思源黑体 CN Normal"/>
-                <w:bCs/>
-                <w:iCs/>
-                <w:color w:val="000000" w:themeColor="text1"/>
-                <w:sz w:val="17"/>
-                <w:szCs w:val="17"/>
-              </w:rPr>
-              <w:t>bio_category</w:t>
-            </w:r>
-            <w:proofErr w:type="spellEnd"/>
-            <w:r>
-              <w:rPr>
-                <w:rFonts w:ascii="思源黑体 CN Normal" w:eastAsia="思源黑体 CN Normal" w:hAnsi="思源黑体 CN Normal"/>
-                <w:bCs/>
-                <w:iCs/>
-                <w:color w:val="000000" w:themeColor="text1"/>
-                <w:sz w:val="17"/>
-                <w:szCs w:val="17"/>
-              </w:rPr>
-              <w:t>=</w:t>
-            </w:r>
-            <w:proofErr w:type="gramStart"/>
-            <w:r>
-              <w:rPr>
-                <w:rFonts w:ascii="思源黑体 CN Normal" w:eastAsia="思源黑体 CN Normal" w:hAnsi="思源黑体 CN Normal"/>
-                <w:bCs/>
-                <w:iCs/>
-                <w:color w:val="000000" w:themeColor="text1"/>
-                <w:sz w:val="17"/>
-                <w:szCs w:val="17"/>
-              </w:rPr>
-              <w:t>=”</w:t>
-            </w:r>
-            <w:proofErr w:type="spellStart"/>
-            <w:r>
-              <w:rPr>
-                <w:rFonts w:ascii="思源黑体 CN Normal" w:eastAsia="思源黑体 CN Normal" w:hAnsi="思源黑体 CN Normal"/>
-                <w:bCs/>
-                <w:iCs/>
-                <w:color w:val="000000" w:themeColor="text1"/>
-                <w:sz w:val="17"/>
-                <w:szCs w:val="17"/>
-              </w:rPr>
-              <w:t>Sv</w:t>
-            </w:r>
-            <w:proofErr w:type="spellEnd"/>
-            <w:proofErr w:type="gramEnd"/>
-            <w:r>
-              <w:rPr>
-                <w:rFonts w:ascii="思源黑体 CN Normal" w:eastAsia="思源黑体 CN Normal" w:hAnsi="思源黑体 CN Normal"/>
-                <w:bCs/>
-                <w:iCs/>
-                <w:color w:val="000000" w:themeColor="text1"/>
-                <w:sz w:val="17"/>
-                <w:szCs w:val="17"/>
-              </w:rPr>
-              <w:t>”%}</w:t>
-            </w:r>
-          </w:p>
-          <w:p>
-            <w:pPr>
-              <w:spacing w:beforeLines="10" w:before="31" w:afterLines="10" w:after="31"/>
-              <w:jc w:val="center"/>
-              <w:rPr>
-                <w:rFonts w:ascii="思源黑体 CN Normal" w:eastAsia="思源黑体 CN Normal" w:hAnsi="思源黑体 CN Normal"/>
-                <w:bCs/>
-                <w:iCs/>
-                <w:color w:val="000000" w:themeColor="text1"/>
-                <w:sz w:val="17"/>
-                <w:szCs w:val="17"/>
-              </w:rPr>
-            </w:pPr>
-            <w:r>
-              <w:rPr>
-                <w:rFonts w:ascii="思源黑体 CN Normal" w:eastAsia="思源黑体 CN Normal" w:hAnsi="思源黑体 CN Normal"/>
-                <w:bCs/>
-                <w:iCs/>
-                <w:color w:val="000000" w:themeColor="text1"/>
-                <w:sz w:val="17"/>
-                <w:szCs w:val="17"/>
-              </w:rPr>
-              <w:t>{{</w:t>
-            </w:r>
-            <w:proofErr w:type="spellStart"/>
-            <w:proofErr w:type="gramStart"/>
-            <w:r>
-              <w:rPr>
-                <w:rFonts w:ascii="思源黑体 CN Normal" w:eastAsia="思源黑体 CN Normal" w:hAnsi="思源黑体 CN Normal"/>
-                <w:bCs/>
-                <w:iCs/>
-                <w:color w:val="000000" w:themeColor="text1"/>
-                <w:sz w:val="17"/>
-                <w:szCs w:val="17"/>
-              </w:rPr>
-              <w:t>a.freq</w:t>
-            </w:r>
-            <w:proofErr w:type="gramEnd"/>
-            <w:r>
-              <w:rPr>
-                <w:rFonts w:ascii="思源黑体 CN Normal" w:eastAsia="思源黑体 CN Normal" w:hAnsi="思源黑体 CN Normal"/>
-                <w:bCs/>
-                <w:iCs/>
-                <w:color w:val="000000" w:themeColor="text1"/>
-                <w:sz w:val="17"/>
-                <w:szCs w:val="17"/>
-              </w:rPr>
-              <w:t>_str</w:t>
-            </w:r>
-            <w:proofErr w:type="spellEnd"/>
-            <w:r>
-              <w:rPr>
-                <w:rFonts w:ascii="思源黑体 CN Normal" w:eastAsia="思源黑体 CN Normal" w:hAnsi="思源黑体 CN Normal"/>
-                <w:bCs/>
-                <w:iCs/>
-                <w:color w:val="000000" w:themeColor="text1"/>
-                <w:sz w:val="17"/>
-                <w:szCs w:val="17"/>
-              </w:rPr>
-              <w:t>}}</w:t>
-            </w:r>
-          </w:p>
-          <w:p>
-            <w:pPr>
-              <w:spacing w:beforeLines="10" w:before="31" w:afterLines="10" w:after="31"/>
-              <w:jc w:val="center"/>
-              <w:rPr>
-                <w:rFonts w:ascii="思源黑体 CN Normal" w:eastAsia="思源黑体 CN Normal" w:hAnsi="思源黑体 CN Normal"/>
-                <w:bCs/>
-                <w:iCs/>
-                <w:color w:val="000000" w:themeColor="text1"/>
-                <w:sz w:val="17"/>
-                <w:szCs w:val="17"/>
-              </w:rPr>
-            </w:pPr>
-            <w:r>
-              <w:rPr>
-                <w:rFonts w:ascii="思源黑体 CN Normal" w:eastAsia="思源黑体 CN Normal" w:hAnsi="思源黑体 CN Normal"/>
-                <w:bCs/>
-                <w:iCs/>
-                <w:color w:val="000000" w:themeColor="text1"/>
-                <w:sz w:val="17"/>
-                <w:szCs w:val="17"/>
-              </w:rPr>
-              <w:t xml:space="preserve">{%p </w:t>
-            </w:r>
-            <w:proofErr w:type="spellStart"/>
-            <w:r>
-              <w:rPr>
-                <w:rFonts w:ascii="思源黑体 CN Normal" w:eastAsia="思源黑体 CN Normal" w:hAnsi="思源黑体 CN Normal"/>
-                <w:bCs/>
-                <w:iCs/>
-                <w:color w:val="000000" w:themeColor="text1"/>
-                <w:sz w:val="17"/>
-                <w:szCs w:val="17"/>
-              </w:rPr>
-              <w:t>elif</w:t>
-            </w:r>
-            <w:proofErr w:type="spellEnd"/>
-            <w:r>
-              <w:rPr>
-                <w:rFonts w:ascii="思源黑体 CN Normal" w:eastAsia="思源黑体 CN Normal" w:hAnsi="思源黑体 CN Normal"/>
-                <w:bCs/>
-                <w:iCs/>
-                <w:color w:val="000000" w:themeColor="text1"/>
-                <w:sz w:val="17"/>
-                <w:szCs w:val="17"/>
-              </w:rPr>
-              <w:t xml:space="preserve"> </w:t>
-            </w:r>
-            <w:proofErr w:type="spellStart"/>
-            <w:r>
-              <w:rPr>
-                <w:rFonts w:ascii="思源黑体 CN Normal" w:eastAsia="思源黑体 CN Normal" w:hAnsi="思源黑体 CN Normal"/>
-                <w:bCs/>
-                <w:iCs/>
-                <w:color w:val="000000" w:themeColor="text1"/>
-                <w:sz w:val="17"/>
-                <w:szCs w:val="17"/>
-              </w:rPr>
-              <w:t>a.</w:t>
-            </w:r>
-            <w:r>
-              <w:rPr>
-                <w:rFonts w:ascii="思源黑体 CN Normal" w:eastAsia="思源黑体 CN Normal" w:hAnsi="思源黑体 CN Normal"/>
-                <w:bCs/>
-                <w:iCs/>
-                <w:color w:val="000000" w:themeColor="text1"/>
-                <w:sz w:val="17"/>
-                <w:szCs w:val="17"/>
-              </w:rPr>
-              <w:t>bio_category</w:t>
-            </w:r>
-            <w:proofErr w:type="spellEnd"/>
-            <w:r>
-              <w:rPr>
-                <w:rFonts w:ascii="思源黑体 CN Normal" w:eastAsia="思源黑体 CN Normal" w:hAnsi="思源黑体 CN Normal"/>
-                <w:bCs/>
-                <w:iCs/>
-                <w:color w:val="000000" w:themeColor="text1"/>
-                <w:sz w:val="17"/>
-                <w:szCs w:val="17"/>
-              </w:rPr>
-              <w:t>=</w:t>
-            </w:r>
-            <w:proofErr w:type="gramStart"/>
-            <w:r>
-              <w:rPr>
-                <w:rFonts w:ascii="思源黑体 CN Normal" w:eastAsia="思源黑体 CN Normal" w:hAnsi="思源黑体 CN Normal"/>
-                <w:bCs/>
-                <w:iCs/>
-                <w:color w:val="000000" w:themeColor="text1"/>
-                <w:sz w:val="17"/>
-                <w:szCs w:val="17"/>
-              </w:rPr>
-              <w:t>=”</w:t>
-            </w:r>
-            <w:proofErr w:type="spellStart"/>
-            <w:r>
-              <w:rPr>
-                <w:rFonts w:ascii="思源黑体 CN Normal" w:eastAsia="思源黑体 CN Normal" w:hAnsi="思源黑体 CN Normal"/>
-                <w:bCs/>
-                <w:iCs/>
-                <w:color w:val="000000" w:themeColor="text1"/>
-                <w:sz w:val="17"/>
-                <w:szCs w:val="17"/>
-              </w:rPr>
-              <w:t>PSeqRnaSv</w:t>
-            </w:r>
-            <w:proofErr w:type="spellEnd"/>
-            <w:proofErr w:type="gramEnd"/>
-            <w:r>
-              <w:rPr>
-                <w:rFonts w:ascii="思源黑体 CN Normal" w:eastAsia="思源黑体 CN Normal" w:hAnsi="思源黑体 CN Normal"/>
-                <w:bCs/>
-                <w:iCs/>
-                <w:color w:val="000000" w:themeColor="text1"/>
-                <w:sz w:val="17"/>
-                <w:szCs w:val="17"/>
-              </w:rPr>
-              <w:t>”%}</w:t>
-            </w:r>
-          </w:p>
-          <w:p>
-            <w:pPr>
-              <w:spacing w:beforeLines="10" w:before="31" w:afterLines="10" w:after="31"/>
-              <w:jc w:val="center"/>
-              <w:rPr>
-                <w:rFonts w:ascii="思源黑体 CN Normal" w:eastAsia="思源黑体 CN Normal" w:hAnsi="思源黑体 CN Normal"/>
-                <w:bCs/>
-                <w:iCs/>
-                <w:color w:val="000000" w:themeColor="text1"/>
-                <w:sz w:val="17"/>
-                <w:szCs w:val="17"/>
-              </w:rPr>
-            </w:pPr>
-            <w:r>
-              <w:rPr>
-                <w:rFonts w:ascii="思源黑体 CN Normal" w:eastAsia="思源黑体 CN Normal" w:hAnsi="思源黑体 CN Normal"/>
-                <w:bCs/>
-                <w:iCs/>
-                <w:color w:val="000000" w:themeColor="text1"/>
-                <w:sz w:val="17"/>
-                <w:szCs w:val="17"/>
-              </w:rPr>
-              <w:t>{{</w:t>
-            </w:r>
-            <w:proofErr w:type="spellStart"/>
-            <w:proofErr w:type="gramStart"/>
-            <w:r>
-              <w:rPr>
-                <w:rFonts w:ascii="思源黑体 CN Normal" w:eastAsia="思源黑体 CN Normal" w:hAnsi="思源黑体 CN Normal"/>
-                <w:bCs/>
-                <w:iCs/>
-                <w:color w:val="000000" w:themeColor="text1"/>
-                <w:sz w:val="17"/>
-                <w:szCs w:val="17"/>
-              </w:rPr>
-              <w:t>a.freq</w:t>
-            </w:r>
-            <w:proofErr w:type="spellEnd"/>
-            <w:proofErr w:type="gramEnd"/>
             <w:r>
               <w:rPr>
                 <w:rFonts w:ascii="思源黑体 CN Normal" w:eastAsia="思源黑体 CN Normal" w:hAnsi="思源黑体 CN Normal"/>
@@ -11638,7 +10548,6 @@
         <w:t xml:space="preserve">if </w:t>
       </w:r>
       <w:proofErr w:type="spellStart"/>
-      <w:proofErr w:type="gramStart"/>
       <w:r>
         <w:rPr>
           <w:rFonts w:ascii="思源黑体 CN Normal" w:eastAsia="思源黑体 CN Normal" w:hAnsi="思源黑体 CN Normal"/>
@@ -11646,17 +10555,7 @@
           <w:sz w:val="15"/>
           <w:szCs w:val="15"/>
         </w:rPr>
-        <w:t>sample.control</w:t>
-      </w:r>
-      <w:proofErr w:type="gramEnd"/>
-      <w:r>
-        <w:rPr>
-          <w:rFonts w:ascii="思源黑体 CN Normal" w:eastAsia="思源黑体 CN Normal" w:hAnsi="思源黑体 CN Normal"/>
-          <w:color w:val="595959" w:themeColor="text1" w:themeTint="A6"/>
-          <w:sz w:val="15"/>
-          <w:szCs w:val="15"/>
-        </w:rPr>
-        <w:t>_sample_id</w:t>
+        <w:t>sample.control_sample_id</w:t>
       </w:r>
       <w:proofErr w:type="spellEnd"/>
       <w:r>
@@ -11909,31 +10808,7 @@
                 <w:sz w:val="17"/>
                 <w:szCs w:val="17"/>
               </w:rPr>
-              <w:t>{%tr if var.var_</w:t>
-            </w:r>
-            <w:proofErr w:type="gramStart"/>
-            <w:r>
-              <w:rPr>
-                <w:rFonts w:ascii="思源黑体 CN Normal" w:eastAsia="思源黑体 CN Normal" w:hAnsi="思源黑体 CN Normal"/>
-                <w:bCs/>
-                <w:iCs/>
-                <w:color w:val="000000" w:themeColor="text1"/>
-                <w:sz w:val="17"/>
-                <w:szCs w:val="17"/>
-              </w:rPr>
-              <w:t>germline.level</w:t>
-            </w:r>
-            <w:proofErr w:type="gramEnd"/>
-            <w:r>
-              <w:rPr>
-                <w:rFonts w:ascii="思源黑体 CN Normal" w:eastAsia="思源黑体 CN Normal" w:hAnsi="思源黑体 CN Normal"/>
-                <w:bCs/>
-                <w:iCs/>
-                <w:color w:val="000000" w:themeColor="text1"/>
-                <w:sz w:val="17"/>
-                <w:szCs w:val="17"/>
-              </w:rPr>
-              <w:t>_5+var.var_germline.level_4%}</w:t>
+              <w:t>{%tr if var.var_germline.level_5+var.var_germline.level_4%}</w:t>
             </w:r>
           </w:p>
         </w:tc>
@@ -11970,31 +10845,7 @@
                 <w:sz w:val="17"/>
                 <w:szCs w:val="17"/>
               </w:rPr>
-              <w:t>{%tr for a in var.var_</w:t>
-            </w:r>
-            <w:proofErr w:type="gramStart"/>
-            <w:r>
-              <w:rPr>
-                <w:rFonts w:ascii="思源黑体 CN Normal" w:eastAsia="思源黑体 CN Normal" w:hAnsi="思源黑体 CN Normal"/>
-                <w:bCs/>
-                <w:iCs/>
-                <w:color w:val="000000" w:themeColor="text1"/>
-                <w:sz w:val="17"/>
-                <w:szCs w:val="17"/>
-              </w:rPr>
-              <w:t>germline.level</w:t>
-            </w:r>
-            <w:proofErr w:type="gramEnd"/>
-            <w:r>
-              <w:rPr>
-                <w:rFonts w:ascii="思源黑体 CN Normal" w:eastAsia="思源黑体 CN Normal" w:hAnsi="思源黑体 CN Normal"/>
-                <w:bCs/>
-                <w:iCs/>
-                <w:color w:val="000000" w:themeColor="text1"/>
-                <w:sz w:val="17"/>
-                <w:szCs w:val="17"/>
-              </w:rPr>
-              <w:t>_5+var.var_germline.level_4%}</w:t>
+              <w:t>{%tr for a in var.var_germline.level_5+var.var_germline.level_4%}</w:t>
             </w:r>
           </w:p>
         </w:tc>
@@ -12032,7 +10883,6 @@
               <w:t>{{</w:t>
             </w:r>
             <w:proofErr w:type="spellStart"/>
-            <w:proofErr w:type="gramStart"/>
             <w:r>
               <w:rPr>
                 <w:rFonts w:ascii="思源黑体 CN Bold" w:eastAsia="思源黑体 CN Bold" w:hAnsi="思源黑体 CN Bold" w:cs="思源黑体 CN Light"/>
@@ -12042,19 +10892,7 @@
                 <w:sz w:val="17"/>
                 <w:szCs w:val="17"/>
               </w:rPr>
-              <w:t>a.gene</w:t>
-            </w:r>
-            <w:proofErr w:type="gramEnd"/>
-            <w:r>
-              <w:rPr>
-                <w:rFonts w:ascii="思源黑体 CN Bold" w:eastAsia="思源黑体 CN Bold" w:hAnsi="思源黑体 CN Bold" w:cs="思源黑体 CN Light"/>
-                <w:b/>
-                <w:i/>
-                <w:iCs/>
-                <w:sz w:val="17"/>
-                <w:szCs w:val="17"/>
-              </w:rPr>
-              <w:t>_symbol</w:t>
+              <w:t>a.gene_symbol</w:t>
             </w:r>
             <w:proofErr w:type="spellEnd"/>
             <w:r>
@@ -12099,29 +10937,16 @@
               <w:t xml:space="preserve">{%p if </w:t>
             </w:r>
             <w:proofErr w:type="spellStart"/>
-            <w:proofErr w:type="gramStart"/>
-            <w:r>
-              <w:rPr>
-                <w:rFonts w:ascii="思源黑体 CN Normal" w:eastAsia="思源黑体 CN Normal" w:hAnsi="思源黑体 CN Normal"/>
-                <w:bCs/>
-                <w:iCs/>
-                <w:color w:val="000000" w:themeColor="text1"/>
-                <w:sz w:val="17"/>
-                <w:szCs w:val="17"/>
-              </w:rPr>
-              <w:t>a.hgvs</w:t>
-            </w:r>
-            <w:proofErr w:type="gramEnd"/>
-            <w:r>
-              <w:rPr>
-                <w:rFonts w:ascii="思源黑体 CN Normal" w:eastAsia="思源黑体 CN Normal" w:hAnsi="思源黑体 CN Normal"/>
-                <w:bCs/>
-                <w:iCs/>
-                <w:color w:val="000000" w:themeColor="text1"/>
-                <w:sz w:val="17"/>
-                <w:szCs w:val="17"/>
-              </w:rPr>
-              <w:t>_p</w:t>
+            <w:r>
+              <w:rPr>
+                <w:rFonts w:ascii="思源黑体 CN Normal" w:eastAsia="思源黑体 CN Normal" w:hAnsi="思源黑体 CN Normal"/>
+                <w:bCs/>
+                <w:iCs/>
+                <w:color w:val="000000" w:themeColor="text1"/>
+                <w:sz w:val="17"/>
+                <w:szCs w:val="17"/>
+              </w:rPr>
+              <w:t>a.hgvs_p</w:t>
             </w:r>
             <w:proofErr w:type="spellEnd"/>
             <w:r>
@@ -12161,29 +10986,16 @@
               <w:t>{{</w:t>
             </w:r>
             <w:proofErr w:type="spellStart"/>
-            <w:proofErr w:type="gramStart"/>
-            <w:r>
-              <w:rPr>
-                <w:rFonts w:ascii="思源黑体 CN Normal" w:eastAsia="思源黑体 CN Normal" w:hAnsi="思源黑体 CN Normal"/>
-                <w:bCs/>
-                <w:iCs/>
-                <w:color w:val="000000" w:themeColor="text1"/>
-                <w:sz w:val="17"/>
-                <w:szCs w:val="17"/>
-              </w:rPr>
-              <w:t>a.gene</w:t>
-            </w:r>
-            <w:proofErr w:type="gramEnd"/>
-            <w:r>
-              <w:rPr>
-                <w:rFonts w:ascii="思源黑体 CN Normal" w:eastAsia="思源黑体 CN Normal" w:hAnsi="思源黑体 CN Normal"/>
-                <w:bCs/>
-                <w:iCs/>
-                <w:color w:val="000000" w:themeColor="text1"/>
-                <w:sz w:val="17"/>
-                <w:szCs w:val="17"/>
-              </w:rPr>
-              <w:t>_region</w:t>
+            <w:r>
+              <w:rPr>
+                <w:rFonts w:ascii="思源黑体 CN Normal" w:eastAsia="思源黑体 CN Normal" w:hAnsi="思源黑体 CN Normal"/>
+                <w:bCs/>
+                <w:iCs/>
+                <w:color w:val="000000" w:themeColor="text1"/>
+                <w:sz w:val="17"/>
+                <w:szCs w:val="17"/>
+              </w:rPr>
+              <w:t>a.gene_region</w:t>
             </w:r>
             <w:proofErr w:type="spellEnd"/>
             <w:r>
@@ -12340,29 +11152,16 @@
               <w:t>{{</w:t>
             </w:r>
             <w:proofErr w:type="spellStart"/>
-            <w:proofErr w:type="gramStart"/>
-            <w:r>
-              <w:rPr>
-                <w:rFonts w:ascii="思源黑体 CN Normal" w:eastAsia="思源黑体 CN Normal" w:hAnsi="思源黑体 CN Normal"/>
-                <w:bCs/>
-                <w:iCs/>
-                <w:color w:val="000000" w:themeColor="text1"/>
-                <w:sz w:val="17"/>
-                <w:szCs w:val="17"/>
-              </w:rPr>
-              <w:t>a.gene</w:t>
-            </w:r>
-            <w:proofErr w:type="gramEnd"/>
-            <w:r>
-              <w:rPr>
-                <w:rFonts w:ascii="思源黑体 CN Normal" w:eastAsia="思源黑体 CN Normal" w:hAnsi="思源黑体 CN Normal"/>
-                <w:bCs/>
-                <w:iCs/>
-                <w:color w:val="000000" w:themeColor="text1"/>
-                <w:sz w:val="17"/>
-                <w:szCs w:val="17"/>
-              </w:rPr>
-              <w:t>_region</w:t>
+            <w:r>
+              <w:rPr>
+                <w:rFonts w:ascii="思源黑体 CN Normal" w:eastAsia="思源黑体 CN Normal" w:hAnsi="思源黑体 CN Normal"/>
+                <w:bCs/>
+                <w:iCs/>
+                <w:color w:val="000000" w:themeColor="text1"/>
+                <w:sz w:val="17"/>
+                <w:szCs w:val="17"/>
+              </w:rPr>
+              <w:t>a.gene_region</w:t>
             </w:r>
             <w:proofErr w:type="spellEnd"/>
             <w:r>
@@ -12473,29 +11272,16 @@
               <w:t>{{</w:t>
             </w:r>
             <w:proofErr w:type="spellStart"/>
-            <w:proofErr w:type="gramStart"/>
-            <w:r>
-              <w:rPr>
-                <w:rFonts w:ascii="思源黑体 CN Normal" w:eastAsia="思源黑体 CN Normal" w:hAnsi="思源黑体 CN Normal"/>
-                <w:bCs/>
-                <w:iCs/>
-                <w:color w:val="000000" w:themeColor="text1"/>
-                <w:sz w:val="17"/>
-                <w:szCs w:val="17"/>
-              </w:rPr>
-              <w:t>a.transcript</w:t>
-            </w:r>
-            <w:proofErr w:type="gramEnd"/>
-            <w:r>
-              <w:rPr>
-                <w:rFonts w:ascii="思源黑体 CN Normal" w:eastAsia="思源黑体 CN Normal" w:hAnsi="思源黑体 CN Normal"/>
-                <w:bCs/>
-                <w:iCs/>
-                <w:color w:val="000000" w:themeColor="text1"/>
-                <w:sz w:val="17"/>
-                <w:szCs w:val="17"/>
-              </w:rPr>
-              <w:t>_primary</w:t>
+            <w:r>
+              <w:rPr>
+                <w:rFonts w:ascii="思源黑体 CN Normal" w:eastAsia="思源黑体 CN Normal" w:hAnsi="思源黑体 CN Normal"/>
+                <w:bCs/>
+                <w:iCs/>
+                <w:color w:val="000000" w:themeColor="text1"/>
+                <w:sz w:val="17"/>
+                <w:szCs w:val="17"/>
+              </w:rPr>
+              <w:t>a.transcript_primary</w:t>
             </w:r>
             <w:proofErr w:type="spellEnd"/>
             <w:r>
@@ -12545,7 +11331,6 @@
               <w:t xml:space="preserve"> if </w:t>
             </w:r>
             <w:proofErr w:type="spellStart"/>
-            <w:proofErr w:type="gramStart"/>
             <w:r>
               <w:rPr>
                 <w:rFonts w:ascii="思源黑体 CN Normal" w:eastAsia="思源黑体 CN Normal" w:hAnsi="思源黑体 CN Normal"/>
@@ -12562,17 +11347,7 @@
                 <w:sz w:val="17"/>
                 <w:szCs w:val="17"/>
               </w:rPr>
-              <w:t>freq</w:t>
-            </w:r>
-            <w:proofErr w:type="gramEnd"/>
-            <w:r>
-              <w:rPr>
-                <w:rFonts w:ascii="思源黑体 CN Normal" w:eastAsia="思源黑体 CN Normal" w:hAnsi="思源黑体 CN Normal"/>
-                <w:kern w:val="0"/>
-                <w:sz w:val="17"/>
-                <w:szCs w:val="17"/>
-              </w:rPr>
-              <w:t>_ctrl</w:t>
+              <w:t>freq_ctrl</w:t>
             </w:r>
             <w:proofErr w:type="spellEnd"/>
             <w:r>
@@ -12777,29 +11552,16 @@
               <w:t xml:space="preserve">{%p if </w:t>
             </w:r>
             <w:proofErr w:type="spellStart"/>
-            <w:proofErr w:type="gramStart"/>
-            <w:r>
-              <w:rPr>
-                <w:rFonts w:ascii="思源黑体 CN Normal" w:eastAsia="思源黑体 CN Normal" w:hAnsi="思源黑体 CN Normal"/>
-                <w:bCs/>
-                <w:iCs/>
-                <w:color w:val="000000" w:themeColor="text1"/>
-                <w:sz w:val="17"/>
-                <w:szCs w:val="17"/>
-              </w:rPr>
-              <w:t>a.clinic</w:t>
-            </w:r>
-            <w:proofErr w:type="gramEnd"/>
-            <w:r>
-              <w:rPr>
-                <w:rFonts w:ascii="思源黑体 CN Normal" w:eastAsia="思源黑体 CN Normal" w:hAnsi="思源黑体 CN Normal"/>
-                <w:bCs/>
-                <w:iCs/>
-                <w:color w:val="000000" w:themeColor="text1"/>
-                <w:sz w:val="17"/>
-                <w:szCs w:val="17"/>
-              </w:rPr>
-              <w:t>_num_g</w:t>
+            <w:r>
+              <w:rPr>
+                <w:rFonts w:ascii="思源黑体 CN Normal" w:eastAsia="思源黑体 CN Normal" w:hAnsi="思源黑体 CN Normal"/>
+                <w:bCs/>
+                <w:iCs/>
+                <w:color w:val="000000" w:themeColor="text1"/>
+                <w:sz w:val="17"/>
+                <w:szCs w:val="17"/>
+              </w:rPr>
+              <w:t>a.clinic_num_g</w:t>
             </w:r>
             <w:proofErr w:type="spellEnd"/>
             <w:r>
@@ -13560,51 +12322,7 @@
                 <w:sz w:val="18"/>
                 <w:szCs w:val="18"/>
               </w:rPr>
-              <w:t>{%if pdl1.result==</w:t>
-            </w:r>
-            <w:proofErr w:type="gramStart"/>
-            <w:r>
-              <w:rPr>
-                <w:rFonts w:ascii="思源黑体 CN Bold" w:eastAsia="思源黑体 CN Bold" w:hAnsi="思源黑体 CN Bold" w:hint="eastAsia"/>
-                <w:b/>
-                <w:color w:val="1E7648"/>
-                <w:sz w:val="18"/>
-                <w:szCs w:val="18"/>
-              </w:rPr>
-              <w:t>”</w:t>
-            </w:r>
-            <w:proofErr w:type="gramEnd"/>
-            <w:r>
-              <w:rPr>
-                <w:rFonts w:ascii="思源黑体 CN Bold" w:eastAsia="思源黑体 CN Bold" w:hAnsi="思源黑体 CN Bold" w:hint="eastAsia"/>
-                <w:b/>
-                <w:color w:val="1E7648"/>
-                <w:sz w:val="18"/>
-                <w:szCs w:val="18"/>
-              </w:rPr>
-              <w:t>阴性</w:t>
-            </w:r>
-            <w:proofErr w:type="gramStart"/>
-            <w:r>
-              <w:rPr>
-                <w:rFonts w:ascii="思源黑体 CN Bold" w:eastAsia="思源黑体 CN Bold" w:hAnsi="思源黑体 CN Bold" w:hint="eastAsia"/>
-                <w:b/>
-                <w:color w:val="1E7648"/>
-                <w:sz w:val="18"/>
-                <w:szCs w:val="18"/>
-              </w:rPr>
-              <w:t>”</w:t>
-            </w:r>
-            <w:proofErr w:type="gramEnd"/>
-            <w:r>
-              <w:rPr>
-                <w:rFonts w:ascii="思源黑体 CN Bold" w:eastAsia="思源黑体 CN Bold" w:hAnsi="思源黑体 CN Bold" w:hint="eastAsia"/>
-                <w:b/>
-                <w:color w:val="1E7648"/>
-                <w:sz w:val="18"/>
-                <w:szCs w:val="18"/>
-              </w:rPr>
-              <w:t>%}阴性{%else%}阳性，{{pdl1.type}}为{{pdl1.value}}{%endif%}</w:t>
+              <w:t>{%if pdl1.result==”阴性”%}阴性{%else%}阳性，{{pdl1.type}}为{{pdl1.value}}{%endif%}</w:t>
             </w:r>
           </w:p>
         </w:tc>
@@ -13706,41 +12424,44 @@
                 <w:sz w:val="18"/>
                 <w:szCs w:val="18"/>
               </w:rPr>
-              <w:t xml:space="preserve">p if </w:t>
-            </w:r>
-            <w:proofErr w:type="gramStart"/>
-            <w:r>
-              <w:rPr>
-                <w:rFonts w:ascii="思源黑体 CN Bold" w:eastAsia="思源黑体 CN Bold" w:hAnsi="思源黑体 CN Bold"/>
+              <w:t>p if image</w:t>
+            </w:r>
+            <w:r>
+              <w:rPr>
+                <w:rFonts w:ascii="思源黑体 CN Bold" w:eastAsia="思源黑体 CN Bold" w:hAnsi="思源黑体 CN Bold" w:hint="eastAsia"/>
                 <w:b/>
                 <w:color w:val="1E7648"/>
                 <w:sz w:val="18"/>
                 <w:szCs w:val="18"/>
               </w:rPr>
-              <w:t>image</w:t>
-            </w:r>
-            <w:r>
-              <w:rPr>
-                <w:rFonts w:ascii="思源黑体 CN Bold" w:eastAsia="思源黑体 CN Bold" w:hAnsi="思源黑体 CN Bold" w:hint="eastAsia"/>
+              <w:t>.</w:t>
+            </w:r>
+            <w:r>
+              <w:rPr>
+                <w:rFonts w:ascii="思源黑体 CN Bold" w:eastAsia="思源黑体 CN Bold" w:hAnsi="思源黑体 CN Bold"/>
                 <w:b/>
                 <w:color w:val="1E7648"/>
                 <w:sz w:val="18"/>
                 <w:szCs w:val="18"/>
               </w:rPr>
-              <w:t>.</w:t>
-            </w:r>
-            <w:r>
-              <w:rPr>
-                <w:rFonts w:ascii="思源黑体 CN Bold" w:eastAsia="思源黑体 CN Bold" w:hAnsi="思源黑体 CN Bold"/>
+              <w:t>pdl1</w:t>
+            </w:r>
+            <w:r>
+              <w:rPr>
+                <w:rFonts w:ascii="思源黑体 CN Bold" w:eastAsia="思源黑体 CN Bold" w:hAnsi="思源黑体 CN Bold" w:hint="eastAsia"/>
                 <w:b/>
                 <w:color w:val="1E7648"/>
                 <w:sz w:val="18"/>
                 <w:szCs w:val="18"/>
               </w:rPr>
-              <w:t>pdl</w:t>
-            </w:r>
-            <w:proofErr w:type="gramEnd"/>
-            <w:r>
+              <w:t>%}</w:t>
+            </w:r>
+          </w:p>
+          <w:p>
+            <w:pPr>
+              <w:adjustRightInd w:val="0"/>
+              <w:snapToGrid w:val="0"/>
+              <w:jc w:val="center"/>
               <w:rPr>
                 <w:rFonts w:ascii="思源黑体 CN Bold" w:eastAsia="思源黑体 CN Bold" w:hAnsi="思源黑体 CN Bold"/>
                 <w:b/>
@@ -13748,8 +12469,7 @@
                 <w:sz w:val="18"/>
                 <w:szCs w:val="18"/>
               </w:rPr>
-              <w:t>1</w:t>
-            </w:r>
+            </w:pPr>
             <w:r>
               <w:rPr>
                 <w:rFonts w:ascii="思源黑体 CN Bold" w:eastAsia="思源黑体 CN Bold" w:hAnsi="思源黑体 CN Bold" w:hint="eastAsia"/>
@@ -13758,14 +12478,9 @@
                 <w:sz w:val="18"/>
                 <w:szCs w:val="18"/>
               </w:rPr>
-              <w:t>%}</w:t>
-            </w:r>
-          </w:p>
-          <w:p>
-            <w:pPr>
-              <w:adjustRightInd w:val="0"/>
-              <w:snapToGrid w:val="0"/>
-              <w:jc w:val="center"/>
+              <w:t>{</w:t>
+            </w:r>
+            <w:r>
               <w:rPr>
                 <w:rFonts w:ascii="思源黑体 CN Bold" w:eastAsia="思源黑体 CN Bold" w:hAnsi="思源黑体 CN Bold"/>
                 <w:b/>
@@ -13773,48 +12488,7 @@
                 <w:sz w:val="18"/>
                 <w:szCs w:val="18"/>
               </w:rPr>
-            </w:pPr>
-            <w:r>
-              <w:rPr>
-                <w:rFonts w:ascii="思源黑体 CN Bold" w:eastAsia="思源黑体 CN Bold" w:hAnsi="思源黑体 CN Bold" w:hint="eastAsia"/>
-                <w:b/>
-                <w:color w:val="1E7648"/>
-                <w:sz w:val="18"/>
-                <w:szCs w:val="18"/>
-              </w:rPr>
-              <w:t>{</w:t>
-            </w:r>
-            <w:r>
-              <w:rPr>
-                <w:rFonts w:ascii="思源黑体 CN Bold" w:eastAsia="思源黑体 CN Bold" w:hAnsi="思源黑体 CN Bold"/>
-                <w:b/>
-                <w:color w:val="1E7648"/>
-                <w:sz w:val="18"/>
-                <w:szCs w:val="18"/>
-              </w:rPr>
-              <w:t>{</w:t>
-            </w:r>
-            <w:proofErr w:type="gramStart"/>
-            <w:r>
-              <w:rPr>
-                <w:rFonts w:ascii="思源黑体 CN Bold" w:eastAsia="思源黑体 CN Bold" w:hAnsi="思源黑体 CN Bold"/>
-                <w:b/>
-                <w:color w:val="1E7648"/>
-                <w:sz w:val="18"/>
-                <w:szCs w:val="18"/>
-              </w:rPr>
-              <w:t>image.pdl</w:t>
-            </w:r>
-            <w:proofErr w:type="gramEnd"/>
-            <w:r>
-              <w:rPr>
-                <w:rFonts w:ascii="思源黑体 CN Bold" w:eastAsia="思源黑体 CN Bold" w:hAnsi="思源黑体 CN Bold"/>
-                <w:b/>
-                <w:color w:val="1E7648"/>
-                <w:sz w:val="18"/>
-                <w:szCs w:val="18"/>
-              </w:rPr>
-              <w:t>1}}</w:t>
+              <w:t>{image.pdl1}}</w:t>
             </w:r>
           </w:p>
           <w:p>
@@ -14110,19 +12784,8 @@
           <w:sz w:val="15"/>
           <w:szCs w:val="15"/>
         </w:rPr>
-        <w:t>抗体检测试剂（免疫组织化学法），注册证</w:t>
+        <w:t>抗体检测试剂（免疫组织化学法），注册证编号国械注准</w:t>
       </w:r>
-      <w:proofErr w:type="gramStart"/>
-      <w:r>
-        <w:rPr>
-          <w:rFonts w:ascii="思源黑体 CN Normal" w:eastAsia="思源黑体 CN Normal" w:hAnsi="思源黑体 CN Normal" w:hint="eastAsia"/>
-          <w:color w:val="595959"/>
-          <w:sz w:val="15"/>
-          <w:szCs w:val="15"/>
-        </w:rPr>
-        <w:t>编号国械注准</w:t>
-      </w:r>
-      <w:proofErr w:type="gramEnd"/>
       <w:r>
         <w:rPr>
           <w:rFonts w:ascii="思源黑体 CN Normal" w:eastAsia="思源黑体 CN Normal" w:hAnsi="思源黑体 CN Normal"/>
@@ -14504,7 +13167,6 @@
               <w:t xml:space="preserve">{%p if </w:t>
             </w:r>
             <w:proofErr w:type="spellStart"/>
-            <w:proofErr w:type="gramStart"/>
             <w:r>
               <w:rPr>
                 <w:rFonts w:ascii="思源黑体 CN Bold" w:eastAsia="思源黑体 CN Bold" w:hAnsi="思源黑体 CN Bold" w:cs="思源黑体 CN Light"/>
@@ -14513,18 +13175,7 @@
                 <w:sz w:val="18"/>
                 <w:szCs w:val="18"/>
               </w:rPr>
-              <w:t>sample.control</w:t>
-            </w:r>
-            <w:proofErr w:type="gramEnd"/>
-            <w:r>
-              <w:rPr>
-                <w:rFonts w:ascii="思源黑体 CN Bold" w:eastAsia="思源黑体 CN Bold" w:hAnsi="思源黑体 CN Bold" w:cs="思源黑体 CN Light"/>
-                <w:color w:val="FFFFFF" w:themeColor="background1"/>
-                <w:kern w:val="0"/>
-                <w:sz w:val="18"/>
-                <w:szCs w:val="18"/>
-              </w:rPr>
-              <w:t>_sample_id</w:t>
+              <w:t>sample.control_sample_id</w:t>
             </w:r>
             <w:proofErr w:type="spellEnd"/>
             <w:r>
@@ -14748,39 +13399,17 @@
                 <w:sz w:val="17"/>
                 <w:szCs w:val="17"/>
               </w:rPr>
-              <w:t xml:space="preserve">r for a in </w:t>
-            </w:r>
-            <w:proofErr w:type="gramStart"/>
-            <w:r>
-              <w:rPr>
-                <w:rFonts w:ascii="思源黑体 CN Normal" w:eastAsia="思源黑体 CN Normal" w:hAnsi="思源黑体 CN Normal" w:cs="思源黑体 CN Light"/>
-                <w:color w:val="000000" w:themeColor="text1"/>
-                <w:kern w:val="0"/>
-                <w:sz w:val="17"/>
-                <w:szCs w:val="17"/>
-              </w:rPr>
-              <w:t>var.</w:t>
-            </w:r>
-            <w:r>
-              <w:rPr>
-                <w:rFonts w:ascii="思源黑体 CN Normal" w:eastAsia="思源黑体 CN Normal" w:hAnsi="思源黑体 CN Normal" w:cs="思源黑体 CN Light"/>
-                <w:color w:val="000000" w:themeColor="text1"/>
-                <w:kern w:val="0"/>
-                <w:sz w:val="17"/>
-                <w:szCs w:val="17"/>
-              </w:rPr>
-              <w:t>summary</w:t>
-            </w:r>
-            <w:proofErr w:type="gramEnd"/>
-            <w:r>
-              <w:rPr>
-                <w:rFonts w:ascii="思源黑体 CN Normal" w:eastAsia="思源黑体 CN Normal" w:hAnsi="思源黑体 CN Normal" w:cs="思源黑体 CN Light"/>
-                <w:color w:val="000000" w:themeColor="text1"/>
-                <w:kern w:val="0"/>
-                <w:sz w:val="17"/>
-                <w:szCs w:val="17"/>
-              </w:rPr>
-              <w:t>_result</w:t>
+              <w:t>r for a in var.</w:t>
+            </w:r>
+            <w:r>
+              <w:rPr>
+                <w:rFonts w:ascii="思源黑体 CN Normal" w:eastAsia="思源黑体 CN Normal" w:hAnsi="思源黑体 CN Normal" w:cs="思源黑体 CN Light"/>
+                <w:color w:val="000000" w:themeColor="text1"/>
+                <w:kern w:val="0"/>
+                <w:sz w:val="17"/>
+                <w:szCs w:val="17"/>
+              </w:rPr>
+              <w:t>summary_result</w:t>
             </w:r>
             <w:r>
               <w:rPr>
@@ -14871,7 +13500,6 @@
               <w:t>{{</w:t>
             </w:r>
             <w:proofErr w:type="spellStart"/>
-            <w:proofErr w:type="gramStart"/>
             <w:r>
               <w:rPr>
                 <w:rFonts w:ascii="思源黑体 CN Bold" w:eastAsia="思源黑体 CN Bold" w:hAnsi="思源黑体 CN Bold" w:cs="思源黑体 CN Light"/>
@@ -14881,19 +13509,7 @@
                 <w:sz w:val="17"/>
                 <w:szCs w:val="17"/>
               </w:rPr>
-              <w:t>a.gene</w:t>
-            </w:r>
-            <w:proofErr w:type="gramEnd"/>
-            <w:r>
-              <w:rPr>
-                <w:rFonts w:ascii="思源黑体 CN Bold" w:eastAsia="思源黑体 CN Bold" w:hAnsi="思源黑体 CN Bold" w:cs="思源黑体 CN Light"/>
-                <w:b/>
-                <w:i/>
-                <w:iCs/>
-                <w:sz w:val="17"/>
-                <w:szCs w:val="17"/>
-              </w:rPr>
-              <w:t>_symbol</w:t>
+              <w:t>a.gene_symbol</w:t>
             </w:r>
             <w:proofErr w:type="spellEnd"/>
             <w:r>
@@ -15030,9 +13646,9 @@
                 <w:szCs w:val="17"/>
                 <w:highlight w:val="green"/>
               </w:rPr>
-              <w:t>=</w:t>
-            </w:r>
-            <w:proofErr w:type="gramStart"/>
+              <w:t>==”</w:t>
+            </w:r>
+            <w:proofErr w:type="spellStart"/>
             <w:r>
               <w:rPr>
                 <w:rFonts w:ascii="思源黑体 CN Normal" w:eastAsia="思源黑体 CN Normal" w:hAnsi="思源黑体 CN Normal" w:cs="思源黑体 CN Light"/>
@@ -15042,22 +13658,9 @@
                 <w:szCs w:val="17"/>
                 <w:highlight w:val="green"/>
               </w:rPr>
-              <w:t>=”</w:t>
-            </w:r>
-            <w:proofErr w:type="spellStart"/>
-            <w:r>
-              <w:rPr>
-                <w:rFonts w:ascii="思源黑体 CN Normal" w:eastAsia="思源黑体 CN Normal" w:hAnsi="思源黑体 CN Normal" w:cs="思源黑体 CN Light"/>
-                <w:color w:val="000000" w:themeColor="text1"/>
-                <w:kern w:val="0"/>
-                <w:sz w:val="17"/>
-                <w:szCs w:val="17"/>
-                <w:highlight w:val="green"/>
-              </w:rPr>
               <w:t>Snvindel</w:t>
             </w:r>
             <w:proofErr w:type="spellEnd"/>
-            <w:proofErr w:type="gramEnd"/>
             <w:r>
               <w:rPr>
                 <w:rFonts w:ascii="思源黑体 CN Normal" w:eastAsia="思源黑体 CN Normal" w:hAnsi="思源黑体 CN Normal" w:cs="思源黑体 CN Light"/>
@@ -15094,27 +13697,15 @@
               <w:t xml:space="preserve">{%if </w:t>
             </w:r>
             <w:proofErr w:type="spellStart"/>
-            <w:proofErr w:type="gramStart"/>
-            <w:r>
-              <w:rPr>
-                <w:rFonts w:ascii="思源黑体 CN Normal" w:eastAsia="思源黑体 CN Normal" w:hAnsi="思源黑体 CN Normal" w:cs="思源黑体 CN Light"/>
-                <w:color w:val="000000" w:themeColor="text1"/>
-                <w:kern w:val="0"/>
-                <w:sz w:val="17"/>
-                <w:szCs w:val="17"/>
-              </w:rPr>
-              <w:t>a.hgvs</w:t>
-            </w:r>
-            <w:proofErr w:type="gramEnd"/>
-            <w:r>
-              <w:rPr>
-                <w:rFonts w:ascii="思源黑体 CN Normal" w:eastAsia="思源黑体 CN Normal" w:hAnsi="思源黑体 CN Normal" w:cs="思源黑体 CN Light"/>
-                <w:color w:val="000000" w:themeColor="text1"/>
-                <w:kern w:val="0"/>
-                <w:sz w:val="17"/>
-                <w:szCs w:val="17"/>
-              </w:rPr>
-              <w:t>_p</w:t>
+            <w:r>
+              <w:rPr>
+                <w:rFonts w:ascii="思源黑体 CN Normal" w:eastAsia="思源黑体 CN Normal" w:hAnsi="思源黑体 CN Normal" w:cs="思源黑体 CN Light"/>
+                <w:color w:val="000000" w:themeColor="text1"/>
+                <w:kern w:val="0"/>
+                <w:sz w:val="17"/>
+                <w:szCs w:val="17"/>
+              </w:rPr>
+              <w:t>a.hgvs_p</w:t>
             </w:r>
             <w:proofErr w:type="spellEnd"/>
             <w:r>
@@ -15242,9 +13833,9 @@
                 <w:szCs w:val="17"/>
                 <w:highlight w:val="green"/>
               </w:rPr>
-              <w:t>=</w:t>
-            </w:r>
-            <w:proofErr w:type="gramStart"/>
+              <w:t>==”</w:t>
+            </w:r>
+            <w:proofErr w:type="spellStart"/>
             <w:r>
               <w:rPr>
                 <w:rFonts w:ascii="思源黑体 CN Normal" w:eastAsia="思源黑体 CN Normal" w:hAnsi="思源黑体 CN Normal" w:cs="思源黑体 CN Light"/>
@@ -15254,22 +13845,9 @@
                 <w:szCs w:val="17"/>
                 <w:highlight w:val="green"/>
               </w:rPr>
-              <w:t>=”</w:t>
-            </w:r>
-            <w:proofErr w:type="spellStart"/>
-            <w:r>
-              <w:rPr>
-                <w:rFonts w:ascii="思源黑体 CN Normal" w:eastAsia="思源黑体 CN Normal" w:hAnsi="思源黑体 CN Normal" w:cs="思源黑体 CN Light"/>
-                <w:color w:val="000000" w:themeColor="text1"/>
-                <w:kern w:val="0"/>
-                <w:sz w:val="17"/>
-                <w:szCs w:val="17"/>
-                <w:highlight w:val="green"/>
-              </w:rPr>
               <w:t>Cnv</w:t>
             </w:r>
             <w:proofErr w:type="spellEnd"/>
-            <w:proofErr w:type="gramEnd"/>
             <w:r>
               <w:rPr>
                 <w:rFonts w:ascii="思源黑体 CN Normal" w:eastAsia="思源黑体 CN Normal" w:hAnsi="思源黑体 CN Normal" w:cs="思源黑体 CN Light"/>
@@ -15387,9 +13965,9 @@
                 <w:szCs w:val="17"/>
                 <w:highlight w:val="green"/>
               </w:rPr>
-              <w:t>=</w:t>
-            </w:r>
-            <w:proofErr w:type="gramStart"/>
+              <w:t>==”</w:t>
+            </w:r>
+            <w:proofErr w:type="spellStart"/>
             <w:r>
               <w:rPr>
                 <w:rFonts w:ascii="思源黑体 CN Normal" w:eastAsia="思源黑体 CN Normal" w:hAnsi="思源黑体 CN Normal" w:cs="思源黑体 CN Light"/>
@@ -15399,22 +13977,9 @@
                 <w:szCs w:val="17"/>
                 <w:highlight w:val="green"/>
               </w:rPr>
-              <w:t>=”</w:t>
-            </w:r>
-            <w:proofErr w:type="spellStart"/>
-            <w:r>
-              <w:rPr>
-                <w:rFonts w:ascii="思源黑体 CN Normal" w:eastAsia="思源黑体 CN Normal" w:hAnsi="思源黑体 CN Normal" w:cs="思源黑体 CN Light"/>
-                <w:color w:val="000000" w:themeColor="text1"/>
-                <w:kern w:val="0"/>
-                <w:sz w:val="17"/>
-                <w:szCs w:val="17"/>
-                <w:highlight w:val="green"/>
-              </w:rPr>
               <w:t>Sv</w:t>
             </w:r>
             <w:proofErr w:type="spellEnd"/>
-            <w:proofErr w:type="gramEnd"/>
             <w:r>
               <w:rPr>
                 <w:rFonts w:ascii="思源黑体 CN Normal" w:eastAsia="思源黑体 CN Normal" w:hAnsi="思源黑体 CN Normal" w:cs="思源黑体 CN Light"/>
@@ -15823,41 +14388,17 @@
                 <w:szCs w:val="17"/>
                 <w:highlight w:val="cyan"/>
               </w:rPr>
-              <w:t>=</w:t>
-            </w:r>
-            <w:proofErr w:type="gramStart"/>
-            <w:r>
-              <w:rPr>
-                <w:rFonts w:ascii="思源黑体 CN Normal" w:eastAsia="思源黑体 CN Normal" w:hAnsi="思源黑体 CN Normal" w:cs="思源黑体 CN Light"/>
+              <w:t>==”germline”</w:t>
+            </w:r>
+            <w:r>
+              <w:rPr>
+                <w:rFonts w:ascii="思源黑体 CN Normal" w:eastAsia="思源黑体 CN Normal" w:hAnsi="思源黑体 CN Normal" w:cs="思源黑体 CN Light" w:hint="eastAsia"/>
                 <w:color w:val="000000" w:themeColor="text1"/>
                 <w:kern w:val="0"/>
                 <w:sz w:val="17"/>
                 <w:szCs w:val="17"/>
                 <w:highlight w:val="cyan"/>
               </w:rPr>
-              <w:t>=”germline</w:t>
-            </w:r>
-            <w:proofErr w:type="gramEnd"/>
-            <w:r>
-              <w:rPr>
-                <w:rFonts w:ascii="思源黑体 CN Normal" w:eastAsia="思源黑体 CN Normal" w:hAnsi="思源黑体 CN Normal" w:cs="思源黑体 CN Light"/>
-                <w:color w:val="000000" w:themeColor="text1"/>
-                <w:kern w:val="0"/>
-                <w:sz w:val="17"/>
-                <w:szCs w:val="17"/>
-                <w:highlight w:val="cyan"/>
-              </w:rPr>
-              <w:t>”</w:t>
-            </w:r>
-            <w:r>
-              <w:rPr>
-                <w:rFonts w:ascii="思源黑体 CN Normal" w:eastAsia="思源黑体 CN Normal" w:hAnsi="思源黑体 CN Normal" w:cs="思源黑体 CN Light" w:hint="eastAsia"/>
-                <w:color w:val="000000" w:themeColor="text1"/>
-                <w:kern w:val="0"/>
-                <w:sz w:val="17"/>
-                <w:szCs w:val="17"/>
-                <w:highlight w:val="cyan"/>
-              </w:rPr>
               <w:t>%}</w:t>
             </w:r>
           </w:p>
@@ -15894,7 +14435,6 @@
               <w:t xml:space="preserve"> if </w:t>
             </w:r>
             <w:proofErr w:type="spellStart"/>
-            <w:proofErr w:type="gramStart"/>
             <w:r>
               <w:rPr>
                 <w:rFonts w:ascii="思源黑体 CN Normal" w:eastAsia="思源黑体 CN Normal" w:hAnsi="思源黑体 CN Normal"/>
@@ -15913,18 +14453,7 @@
                 <w:sz w:val="17"/>
                 <w:szCs w:val="17"/>
               </w:rPr>
-              <w:t>freq</w:t>
-            </w:r>
-            <w:proofErr w:type="gramEnd"/>
-            <w:r>
-              <w:rPr>
-                <w:rFonts w:ascii="思源黑体 CN Normal" w:eastAsia="思源黑体 CN Normal" w:hAnsi="思源黑体 CN Normal"/>
-                <w:color w:val="000000" w:themeColor="text1"/>
-                <w:kern w:val="0"/>
-                <w:sz w:val="17"/>
-                <w:szCs w:val="17"/>
-              </w:rPr>
-              <w:t>_ctrl</w:t>
+              <w:t>freq_ctrl</w:t>
             </w:r>
             <w:proofErr w:type="spellEnd"/>
             <w:r>
@@ -16219,9 +14748,9 @@
                 <w:szCs w:val="17"/>
                 <w:highlight w:val="green"/>
               </w:rPr>
-              <w:t>=</w:t>
-            </w:r>
-            <w:proofErr w:type="gramStart"/>
+              <w:t>==”</w:t>
+            </w:r>
+            <w:proofErr w:type="spellStart"/>
             <w:r>
               <w:rPr>
                 <w:rFonts w:ascii="思源黑体 CN Normal" w:eastAsia="思源黑体 CN Normal" w:hAnsi="思源黑体 CN Normal" w:cs="思源黑体 CN Light"/>
@@ -16231,22 +14760,9 @@
                 <w:szCs w:val="17"/>
                 <w:highlight w:val="green"/>
               </w:rPr>
-              <w:t>=”</w:t>
-            </w:r>
-            <w:proofErr w:type="spellStart"/>
-            <w:r>
-              <w:rPr>
-                <w:rFonts w:ascii="思源黑体 CN Normal" w:eastAsia="思源黑体 CN Normal" w:hAnsi="思源黑体 CN Normal" w:cs="思源黑体 CN Light"/>
-                <w:color w:val="000000" w:themeColor="text1"/>
-                <w:kern w:val="0"/>
-                <w:sz w:val="17"/>
-                <w:szCs w:val="17"/>
-                <w:highlight w:val="green"/>
-              </w:rPr>
               <w:t>Snvindel</w:t>
             </w:r>
             <w:proofErr w:type="spellEnd"/>
-            <w:proofErr w:type="gramEnd"/>
             <w:r>
               <w:rPr>
                 <w:rFonts w:ascii="思源黑体 CN Normal" w:eastAsia="思源黑体 CN Normal" w:hAnsi="思源黑体 CN Normal" w:cs="思源黑体 CN Light"/>
@@ -16283,27 +14799,15 @@
               <w:t>{{</w:t>
             </w:r>
             <w:proofErr w:type="spellStart"/>
-            <w:proofErr w:type="gramStart"/>
-            <w:r>
-              <w:rPr>
-                <w:rFonts w:ascii="思源黑体 CN Normal" w:eastAsia="思源黑体 CN Normal" w:hAnsi="思源黑体 CN Normal" w:cs="思源黑体 CN Light"/>
-                <w:color w:val="000000" w:themeColor="text1"/>
-                <w:kern w:val="0"/>
-                <w:sz w:val="17"/>
-                <w:szCs w:val="17"/>
-              </w:rPr>
-              <w:t>a.freq</w:t>
-            </w:r>
-            <w:proofErr w:type="gramEnd"/>
-            <w:r>
-              <w:rPr>
-                <w:rFonts w:ascii="思源黑体 CN Normal" w:eastAsia="思源黑体 CN Normal" w:hAnsi="思源黑体 CN Normal" w:cs="思源黑体 CN Light"/>
-                <w:color w:val="000000" w:themeColor="text1"/>
-                <w:kern w:val="0"/>
-                <w:sz w:val="17"/>
-                <w:szCs w:val="17"/>
-              </w:rPr>
-              <w:t>_str</w:t>
+            <w:r>
+              <w:rPr>
+                <w:rFonts w:ascii="思源黑体 CN Normal" w:eastAsia="思源黑体 CN Normal" w:hAnsi="思源黑体 CN Normal" w:cs="思源黑体 CN Light"/>
+                <w:color w:val="000000" w:themeColor="text1"/>
+                <w:kern w:val="0"/>
+                <w:sz w:val="17"/>
+                <w:szCs w:val="17"/>
+              </w:rPr>
+              <w:t>a.freq_str</w:t>
             </w:r>
             <w:proofErr w:type="spellEnd"/>
             <w:r>
@@ -16387,9 +14891,9 @@
                 <w:szCs w:val="17"/>
                 <w:highlight w:val="green"/>
               </w:rPr>
-              <w:t>=</w:t>
-            </w:r>
-            <w:proofErr w:type="gramStart"/>
+              <w:t>==”</w:t>
+            </w:r>
+            <w:proofErr w:type="spellStart"/>
             <w:r>
               <w:rPr>
                 <w:rFonts w:ascii="思源黑体 CN Normal" w:eastAsia="思源黑体 CN Normal" w:hAnsi="思源黑体 CN Normal" w:cs="思源黑体 CN Light"/>
@@ -16399,22 +14903,9 @@
                 <w:szCs w:val="17"/>
                 <w:highlight w:val="green"/>
               </w:rPr>
-              <w:t>=”</w:t>
-            </w:r>
-            <w:proofErr w:type="spellStart"/>
-            <w:r>
-              <w:rPr>
-                <w:rFonts w:ascii="思源黑体 CN Normal" w:eastAsia="思源黑体 CN Normal" w:hAnsi="思源黑体 CN Normal" w:cs="思源黑体 CN Light"/>
-                <w:color w:val="000000" w:themeColor="text1"/>
-                <w:kern w:val="0"/>
-                <w:sz w:val="17"/>
-                <w:szCs w:val="17"/>
-                <w:highlight w:val="green"/>
-              </w:rPr>
               <w:t>Cnv</w:t>
             </w:r>
             <w:proofErr w:type="spellEnd"/>
-            <w:proofErr w:type="gramEnd"/>
             <w:r>
               <w:rPr>
                 <w:rFonts w:ascii="思源黑体 CN Normal" w:eastAsia="思源黑体 CN Normal" w:hAnsi="思源黑体 CN Normal" w:cs="思源黑体 CN Light"/>
@@ -16564,9 +15055,9 @@
                 <w:szCs w:val="17"/>
                 <w:highlight w:val="green"/>
               </w:rPr>
-              <w:t>=</w:t>
-            </w:r>
-            <w:proofErr w:type="gramStart"/>
+              <w:t>==”</w:t>
+            </w:r>
+            <w:proofErr w:type="spellStart"/>
             <w:r>
               <w:rPr>
                 <w:rFonts w:ascii="思源黑体 CN Normal" w:eastAsia="思源黑体 CN Normal" w:hAnsi="思源黑体 CN Normal" w:cs="思源黑体 CN Light"/>
@@ -16576,22 +15067,9 @@
                 <w:szCs w:val="17"/>
                 <w:highlight w:val="green"/>
               </w:rPr>
-              <w:t>=”</w:t>
-            </w:r>
-            <w:proofErr w:type="spellStart"/>
-            <w:r>
-              <w:rPr>
-                <w:rFonts w:ascii="思源黑体 CN Normal" w:eastAsia="思源黑体 CN Normal" w:hAnsi="思源黑体 CN Normal" w:cs="思源黑体 CN Light"/>
-                <w:color w:val="000000" w:themeColor="text1"/>
-                <w:kern w:val="0"/>
-                <w:sz w:val="17"/>
-                <w:szCs w:val="17"/>
-                <w:highlight w:val="green"/>
-              </w:rPr>
               <w:t>Sv</w:t>
             </w:r>
             <w:proofErr w:type="spellEnd"/>
-            <w:proofErr w:type="gramEnd"/>
             <w:r>
               <w:rPr>
                 <w:rFonts w:ascii="思源黑体 CN Normal" w:eastAsia="思源黑体 CN Normal" w:hAnsi="思源黑体 CN Normal" w:cs="思源黑体 CN Light"/>
@@ -16639,27 +15117,15 @@
               <w:t>{{</w:t>
             </w:r>
             <w:proofErr w:type="spellStart"/>
-            <w:proofErr w:type="gramStart"/>
-            <w:r>
-              <w:rPr>
-                <w:rFonts w:ascii="思源黑体 CN Normal" w:eastAsia="思源黑体 CN Normal" w:hAnsi="思源黑体 CN Normal" w:cs="思源黑体 CN Light"/>
-                <w:color w:val="000000" w:themeColor="text1"/>
-                <w:kern w:val="0"/>
-                <w:sz w:val="17"/>
-                <w:szCs w:val="17"/>
-              </w:rPr>
-              <w:t>a.freq</w:t>
-            </w:r>
-            <w:proofErr w:type="gramEnd"/>
-            <w:r>
-              <w:rPr>
-                <w:rFonts w:ascii="思源黑体 CN Normal" w:eastAsia="思源黑体 CN Normal" w:hAnsi="思源黑体 CN Normal" w:cs="思源黑体 CN Light"/>
-                <w:color w:val="000000" w:themeColor="text1"/>
-                <w:kern w:val="0"/>
-                <w:sz w:val="17"/>
-                <w:szCs w:val="17"/>
-              </w:rPr>
-              <w:t>_str</w:t>
+            <w:r>
+              <w:rPr>
+                <w:rFonts w:ascii="思源黑体 CN Normal" w:eastAsia="思源黑体 CN Normal" w:hAnsi="思源黑体 CN Normal" w:cs="思源黑体 CN Light"/>
+                <w:color w:val="000000" w:themeColor="text1"/>
+                <w:kern w:val="0"/>
+                <w:sz w:val="17"/>
+                <w:szCs w:val="17"/>
+              </w:rPr>
+              <w:t>a.freq_str</w:t>
             </w:r>
             <w:proofErr w:type="spellEnd"/>
             <w:r>
@@ -16985,31 +15451,7 @@
                 <w:szCs w:val="17"/>
                 <w:highlight w:val="green"/>
               </w:rPr>
-              <w:t>=</w:t>
-            </w:r>
-            <w:proofErr w:type="gramStart"/>
-            <w:r>
-              <w:rPr>
-                <w:rFonts w:ascii="思源黑体 CN Normal" w:eastAsia="思源黑体 CN Normal" w:hAnsi="思源黑体 CN Normal" w:cs="思源黑体 CN Light"/>
-                <w:color w:val="000000" w:themeColor="text1"/>
-                <w:kern w:val="0"/>
-                <w:sz w:val="17"/>
-                <w:szCs w:val="17"/>
-                <w:highlight w:val="green"/>
-              </w:rPr>
-              <w:t>=”germline</w:t>
-            </w:r>
-            <w:proofErr w:type="gramEnd"/>
-            <w:r>
-              <w:rPr>
-                <w:rFonts w:ascii="思源黑体 CN Normal" w:eastAsia="思源黑体 CN Normal" w:hAnsi="思源黑体 CN Normal" w:cs="思源黑体 CN Light"/>
-                <w:color w:val="000000" w:themeColor="text1"/>
-                <w:kern w:val="0"/>
-                <w:sz w:val="17"/>
-                <w:szCs w:val="17"/>
-                <w:highlight w:val="green"/>
-              </w:rPr>
-              <w:t>”</w:t>
+              <w:t>==”germline”</w:t>
             </w:r>
             <w:r>
               <w:rPr>
@@ -17047,27 +15489,15 @@
               <w:t xml:space="preserve">{%p if </w:t>
             </w:r>
             <w:proofErr w:type="spellStart"/>
-            <w:proofErr w:type="gramStart"/>
-            <w:r>
-              <w:rPr>
-                <w:rFonts w:ascii="思源黑体 CN Normal" w:eastAsia="思源黑体 CN Normal" w:hAnsi="思源黑体 CN Normal" w:cs="思源黑体 CN Light"/>
-                <w:color w:val="000000" w:themeColor="text1"/>
-                <w:kern w:val="0"/>
-                <w:sz w:val="17"/>
-                <w:szCs w:val="17"/>
-              </w:rPr>
-              <w:t>a.clinic</w:t>
-            </w:r>
-            <w:proofErr w:type="gramEnd"/>
-            <w:r>
-              <w:rPr>
-                <w:rFonts w:ascii="思源黑体 CN Normal" w:eastAsia="思源黑体 CN Normal" w:hAnsi="思源黑体 CN Normal" w:cs="思源黑体 CN Light"/>
-                <w:color w:val="000000" w:themeColor="text1"/>
-                <w:kern w:val="0"/>
-                <w:sz w:val="17"/>
-                <w:szCs w:val="17"/>
-              </w:rPr>
-              <w:t>_num_g</w:t>
+            <w:r>
+              <w:rPr>
+                <w:rFonts w:ascii="思源黑体 CN Normal" w:eastAsia="思源黑体 CN Normal" w:hAnsi="思源黑体 CN Normal" w:cs="思源黑体 CN Light"/>
+                <w:color w:val="000000" w:themeColor="text1"/>
+                <w:kern w:val="0"/>
+                <w:sz w:val="17"/>
+                <w:szCs w:val="17"/>
+              </w:rPr>
+              <w:t>a.clinic_num_g</w:t>
             </w:r>
             <w:proofErr w:type="spellEnd"/>
             <w:r>
@@ -17277,27 +15707,15 @@
               <w:t xml:space="preserve">{%p if </w:t>
             </w:r>
             <w:proofErr w:type="spellStart"/>
-            <w:proofErr w:type="gramStart"/>
-            <w:r>
-              <w:rPr>
-                <w:rFonts w:ascii="思源黑体 CN Normal" w:eastAsia="思源黑体 CN Normal" w:hAnsi="思源黑体 CN Normal" w:cs="思源黑体 CN Light"/>
-                <w:color w:val="000000" w:themeColor="text1"/>
-                <w:kern w:val="0"/>
-                <w:sz w:val="17"/>
-                <w:szCs w:val="17"/>
-              </w:rPr>
-              <w:t>a.clinic</w:t>
-            </w:r>
-            <w:proofErr w:type="gramEnd"/>
-            <w:r>
-              <w:rPr>
-                <w:rFonts w:ascii="思源黑体 CN Normal" w:eastAsia="思源黑体 CN Normal" w:hAnsi="思源黑体 CN Normal" w:cs="思源黑体 CN Light"/>
-                <w:color w:val="000000" w:themeColor="text1"/>
-                <w:kern w:val="0"/>
-                <w:sz w:val="17"/>
-                <w:szCs w:val="17"/>
-              </w:rPr>
-              <w:t>_num_s</w:t>
+            <w:r>
+              <w:rPr>
+                <w:rFonts w:ascii="思源黑体 CN Normal" w:eastAsia="思源黑体 CN Normal" w:hAnsi="思源黑体 CN Normal" w:cs="思源黑体 CN Light"/>
+                <w:color w:val="000000" w:themeColor="text1"/>
+                <w:kern w:val="0"/>
+                <w:sz w:val="17"/>
+                <w:szCs w:val="17"/>
+              </w:rPr>
+              <w:t>a.clinic_num_s</w:t>
             </w:r>
             <w:proofErr w:type="spellEnd"/>
             <w:r>
@@ -17401,27 +15819,15 @@
               <w:t xml:space="preserve"> </w:t>
             </w:r>
             <w:proofErr w:type="spellStart"/>
-            <w:proofErr w:type="gramStart"/>
-            <w:r>
-              <w:rPr>
-                <w:rFonts w:ascii="思源黑体 CN Normal" w:eastAsia="思源黑体 CN Normal" w:hAnsi="思源黑体 CN Normal" w:cs="思源黑体 CN Light"/>
-                <w:color w:val="000000" w:themeColor="text1"/>
-                <w:kern w:val="0"/>
-                <w:sz w:val="17"/>
-                <w:szCs w:val="17"/>
-              </w:rPr>
-              <w:t>a.clinic</w:t>
-            </w:r>
-            <w:proofErr w:type="gramEnd"/>
-            <w:r>
-              <w:rPr>
-                <w:rFonts w:ascii="思源黑体 CN Normal" w:eastAsia="思源黑体 CN Normal" w:hAnsi="思源黑体 CN Normal" w:cs="思源黑体 CN Light"/>
-                <w:color w:val="000000" w:themeColor="text1"/>
-                <w:kern w:val="0"/>
-                <w:sz w:val="17"/>
-                <w:szCs w:val="17"/>
-              </w:rPr>
-              <w:t>_num_s</w:t>
+            <w:r>
+              <w:rPr>
+                <w:rFonts w:ascii="思源黑体 CN Normal" w:eastAsia="思源黑体 CN Normal" w:hAnsi="思源黑体 CN Normal" w:cs="思源黑体 CN Light"/>
+                <w:color w:val="000000" w:themeColor="text1"/>
+                <w:kern w:val="0"/>
+                <w:sz w:val="17"/>
+                <w:szCs w:val="17"/>
+              </w:rPr>
+              <w:t>a.clinic_num_s</w:t>
             </w:r>
             <w:proofErr w:type="spellEnd"/>
             <w:r>
@@ -18036,33 +16442,15 @@
                 <w:sz w:val="17"/>
                 <w:szCs w:val="17"/>
               </w:rPr>
-              <w:t xml:space="preserve">%tr for a in </w:t>
-            </w:r>
-            <w:proofErr w:type="gramStart"/>
-            <w:r>
-              <w:rPr>
-                <w:rFonts w:ascii="思源黑体 CN Normal" w:eastAsia="思源黑体 CN Normal" w:hAnsi="思源黑体 CN Normal"/>
-                <w:sz w:val="17"/>
-                <w:szCs w:val="17"/>
-              </w:rPr>
-              <w:t>chemo.</w:t>
-            </w:r>
-            <w:r>
-              <w:rPr>
-                <w:rFonts w:ascii="思源黑体 CN Normal" w:eastAsia="思源黑体 CN Normal" w:hAnsi="思源黑体 CN Normal"/>
-                <w:sz w:val="17"/>
-                <w:szCs w:val="17"/>
-              </w:rPr>
-              <w:t>reduce</w:t>
-            </w:r>
-            <w:proofErr w:type="gramEnd"/>
-            <w:r>
-              <w:rPr>
-                <w:rFonts w:ascii="思源黑体 CN Normal" w:eastAsia="思源黑体 CN Normal" w:hAnsi="思源黑体 CN Normal"/>
-                <w:sz w:val="17"/>
-                <w:szCs w:val="17"/>
-              </w:rPr>
-              <w:t>_116</w:t>
+              <w:t>%tr for a in chemo.</w:t>
+            </w:r>
+            <w:r>
+              <w:rPr>
+                <w:rFonts w:ascii="思源黑体 CN Normal" w:eastAsia="思源黑体 CN Normal" w:hAnsi="思源黑体 CN Normal"/>
+                <w:sz w:val="17"/>
+                <w:szCs w:val="17"/>
+              </w:rPr>
+              <w:t>reduce_116</w:t>
             </w:r>
             <w:r>
               <w:rPr>
@@ -18114,7 +16502,6 @@
               <w:t>{{</w:t>
             </w:r>
             <w:proofErr w:type="spellStart"/>
-            <w:proofErr w:type="gramStart"/>
             <w:r>
               <w:rPr>
                 <w:rFonts w:ascii="思源黑体 CN Bold" w:eastAsia="思源黑体 CN Bold" w:hAnsi="思源黑体 CN Bold" w:cs="思源黑体 CN Normal"/>
@@ -18126,21 +16513,7 @@
                 <w:sz w:val="17"/>
                 <w:szCs w:val="17"/>
               </w:rPr>
-              <w:t>a.gene</w:t>
-            </w:r>
-            <w:proofErr w:type="gramEnd"/>
-            <w:r>
-              <w:rPr>
-                <w:rFonts w:ascii="思源黑体 CN Bold" w:eastAsia="思源黑体 CN Bold" w:hAnsi="思源黑体 CN Bold" w:cs="思源黑体 CN Normal"/>
-                <w:b/>
-                <w:bCs/>
-                <w:i/>
-                <w:iCs/>
-                <w:color w:val="000000"/>
-                <w:sz w:val="17"/>
-                <w:szCs w:val="17"/>
-              </w:rPr>
-              <w:t>_symbol</w:t>
+              <w:t>a.gene_symbol</w:t>
             </w:r>
             <w:proofErr w:type="spellEnd"/>
             <w:r>
@@ -18184,7 +16557,6 @@
               <w:t>{{</w:t>
             </w:r>
             <w:proofErr w:type="spellStart"/>
-            <w:proofErr w:type="gramStart"/>
             <w:r>
               <w:rPr>
                 <w:rFonts w:ascii="思源黑体 CN Normal" w:eastAsia="思源黑体 CN Normal" w:hAnsi="思源黑体 CN Normal" w:cs="思源黑体 CN Normal"/>
@@ -18195,7 +16567,6 @@
               <w:t>a.dbsnp</w:t>
             </w:r>
             <w:proofErr w:type="spellEnd"/>
-            <w:proofErr w:type="gramEnd"/>
             <w:r>
               <w:rPr>
                 <w:rFonts w:ascii="思源黑体 CN Normal" w:eastAsia="思源黑体 CN Normal" w:hAnsi="思源黑体 CN Normal" w:cs="思源黑体 CN Normal"/>
@@ -18240,7 +16611,6 @@
               <w:t>{</w:t>
             </w:r>
             <w:proofErr w:type="spellStart"/>
-            <w:proofErr w:type="gramStart"/>
             <w:r>
               <w:rPr>
                 <w:rFonts w:ascii="思源黑体 CN Normal" w:eastAsia="思源黑体 CN Normal" w:hAnsi="思源黑体 CN Normal" w:cs="思源黑体 CN Normal"/>
@@ -18251,7 +16621,6 @@
               <w:t>a.genotype</w:t>
             </w:r>
             <w:proofErr w:type="spellEnd"/>
-            <w:proofErr w:type="gramEnd"/>
             <w:r>
               <w:rPr>
                 <w:rFonts w:ascii="思源黑体 CN Normal" w:eastAsia="思源黑体 CN Normal" w:hAnsi="思源黑体 CN Normal" w:cs="思源黑体 CN Normal"/>
@@ -18298,7 +16667,6 @@
               <w:t>{</w:t>
             </w:r>
             <w:proofErr w:type="spellStart"/>
-            <w:proofErr w:type="gramStart"/>
             <w:r>
               <w:rPr>
                 <w:rFonts w:ascii="思源黑体 CN Normal" w:eastAsia="思源黑体 CN Normal" w:hAnsi="思源黑体 CN Normal" w:cs="思源黑体 CN Normal"/>
@@ -18306,17 +16674,7 @@
                 <w:sz w:val="17"/>
                 <w:szCs w:val="17"/>
               </w:rPr>
-              <w:t>a.clin</w:t>
-            </w:r>
-            <w:proofErr w:type="gramEnd"/>
-            <w:r>
-              <w:rPr>
-                <w:rFonts w:ascii="思源黑体 CN Normal" w:eastAsia="思源黑体 CN Normal" w:hAnsi="思源黑体 CN Normal" w:cs="思源黑体 CN Normal"/>
-                <w:color w:val="000000"/>
-                <w:sz w:val="17"/>
-                <w:szCs w:val="17"/>
-              </w:rPr>
-              <w:t>_anno_cn</w:t>
+              <w:t>a.clin_anno_cn</w:t>
             </w:r>
             <w:proofErr w:type="spellEnd"/>
             <w:r>
@@ -18556,27 +16914,7 @@
           <w:sz w:val="15"/>
           <w:szCs w:val="15"/>
         </w:rPr>
-        <w:t>：由临床药物基因组</w:t>
-      </w:r>
-      <w:proofErr w:type="gramStart"/>
-      <w:r>
-        <w:rPr>
-          <w:rFonts w:ascii="思源黑体 CN Normal" w:eastAsia="思源黑体 CN Normal" w:hAnsi="思源黑体 CN Normal" w:hint="eastAsia"/>
-          <w:color w:val="595959"/>
-          <w:sz w:val="15"/>
-          <w:szCs w:val="15"/>
-        </w:rPr>
-        <w:t>学实施</w:t>
-      </w:r>
-      <w:proofErr w:type="gramEnd"/>
-      <w:r>
-        <w:rPr>
-          <w:rFonts w:ascii="思源黑体 CN Normal" w:eastAsia="思源黑体 CN Normal" w:hAnsi="思源黑体 CN Normal" w:hint="eastAsia"/>
-          <w:color w:val="595959"/>
-          <w:sz w:val="15"/>
-          <w:szCs w:val="15"/>
-        </w:rPr>
-        <w:t>联盟（</w:t>
+        <w:t>：由临床药物基因组学实施联盟（</w:t>
       </w:r>
       <w:r>
         <w:rPr>
@@ -18726,27 +17064,7 @@
           <w:sz w:val="15"/>
           <w:szCs w:val="15"/>
         </w:rPr>
-        <w:t>：</w:t>
-      </w:r>
-      <w:proofErr w:type="gramStart"/>
-      <w:r>
-        <w:rPr>
-          <w:rFonts w:ascii="思源黑体 CN Normal" w:eastAsia="思源黑体 CN Normal" w:hAnsi="思源黑体 CN Normal" w:hint="eastAsia"/>
-          <w:color w:val="595959"/>
-          <w:sz w:val="15"/>
-          <w:szCs w:val="15"/>
-        </w:rPr>
-        <w:t>注释仅</w:t>
-      </w:r>
-      <w:proofErr w:type="gramEnd"/>
-      <w:r>
-        <w:rPr>
-          <w:rFonts w:ascii="思源黑体 CN Normal" w:eastAsia="思源黑体 CN Normal" w:hAnsi="思源黑体 CN Normal" w:hint="eastAsia"/>
-          <w:color w:val="595959"/>
-          <w:sz w:val="15"/>
-          <w:szCs w:val="15"/>
-        </w:rPr>
-        <w:t>基于一项有显著性差异的研究，或多项研究但缺乏明显药效关联；</w:t>
+        <w:t>：注释仅基于一项有显著性差异的研究，或多项研究但缺乏明显药效关联；</w:t>
       </w:r>
     </w:p>
     <w:p>
@@ -18779,27 +17097,7 @@
           <w:sz w:val="15"/>
           <w:szCs w:val="15"/>
         </w:rPr>
-        <w:t>：</w:t>
-      </w:r>
-      <w:proofErr w:type="gramStart"/>
-      <w:r>
-        <w:rPr>
-          <w:rFonts w:ascii="思源黑体 CN Normal" w:eastAsia="思源黑体 CN Normal" w:hAnsi="思源黑体 CN Normal" w:hint="eastAsia"/>
-          <w:color w:val="595959"/>
-          <w:sz w:val="15"/>
-          <w:szCs w:val="15"/>
-        </w:rPr>
-        <w:t>注释仅</w:t>
-      </w:r>
-      <w:proofErr w:type="gramEnd"/>
-      <w:r>
-        <w:rPr>
-          <w:rFonts w:ascii="思源黑体 CN Normal" w:eastAsia="思源黑体 CN Normal" w:hAnsi="思源黑体 CN Normal" w:hint="eastAsia"/>
-          <w:color w:val="595959"/>
-          <w:sz w:val="15"/>
-          <w:szCs w:val="15"/>
-        </w:rPr>
-        <w:t>基于病例报告，非权威性研究或体外分子功能研究。</w:t>
+        <w:t>：注释仅基于病例报告，非权威性研究或体外分子功能研究。</w:t>
       </w:r>
     </w:p>
     <w:p>
@@ -19090,31 +17388,7 @@
                 <w:sz w:val="17"/>
                 <w:szCs w:val="17"/>
               </w:rPr>
-              <w:t>var.var_</w:t>
-            </w:r>
-            <w:proofErr w:type="gramStart"/>
-            <w:r>
-              <w:rPr>
-                <w:rFonts w:ascii="思源黑体 CN Normal" w:eastAsia="思源黑体 CN Normal" w:hAnsi="思源黑体 CN Normal"/>
-                <w:bCs/>
-                <w:iCs/>
-                <w:color w:val="000000" w:themeColor="text1"/>
-                <w:sz w:val="17"/>
-                <w:szCs w:val="17"/>
-              </w:rPr>
-              <w:t>somatic.level</w:t>
-            </w:r>
-            <w:proofErr w:type="gramEnd"/>
-            <w:r>
-              <w:rPr>
-                <w:rFonts w:ascii="思源黑体 CN Normal" w:eastAsia="思源黑体 CN Normal" w:hAnsi="思源黑体 CN Normal"/>
-                <w:bCs/>
-                <w:iCs/>
-                <w:color w:val="000000" w:themeColor="text1"/>
-                <w:sz w:val="17"/>
-                <w:szCs w:val="17"/>
-              </w:rPr>
-              <w:t>_III</w:t>
+              <w:t>var.var_somatic.level_III</w:t>
             </w:r>
             <w:proofErr w:type="spellEnd"/>
             <w:r>
@@ -19187,31 +17461,7 @@
                 <w:sz w:val="17"/>
                 <w:szCs w:val="17"/>
               </w:rPr>
-              <w:t>var.var_</w:t>
-            </w:r>
-            <w:proofErr w:type="gramStart"/>
-            <w:r>
-              <w:rPr>
-                <w:rFonts w:ascii="思源黑体 CN Normal" w:eastAsia="思源黑体 CN Normal" w:hAnsi="思源黑体 CN Normal"/>
-                <w:bCs/>
-                <w:iCs/>
-                <w:color w:val="000000" w:themeColor="text1"/>
-                <w:sz w:val="17"/>
-                <w:szCs w:val="17"/>
-              </w:rPr>
-              <w:t>somatic.level</w:t>
-            </w:r>
-            <w:proofErr w:type="gramEnd"/>
-            <w:r>
-              <w:rPr>
-                <w:rFonts w:ascii="思源黑体 CN Normal" w:eastAsia="思源黑体 CN Normal" w:hAnsi="思源黑体 CN Normal"/>
-                <w:bCs/>
-                <w:iCs/>
-                <w:color w:val="000000" w:themeColor="text1"/>
-                <w:sz w:val="17"/>
-                <w:szCs w:val="17"/>
-              </w:rPr>
-              <w:t>_III</w:t>
+              <w:t>var.var_somatic.level_III</w:t>
             </w:r>
             <w:proofErr w:type="spellEnd"/>
             <w:r>
@@ -19259,7 +17509,6 @@
               <w:t xml:space="preserve">{%p if “,” in </w:t>
             </w:r>
             <w:proofErr w:type="spellStart"/>
-            <w:proofErr w:type="gramStart"/>
             <w:r>
               <w:rPr>
                 <w:rFonts w:ascii="思源黑体 CN Bold" w:eastAsia="思源黑体 CN Bold" w:hAnsi="思源黑体 CN Bold" w:cs="思源黑体 CN Light"/>
@@ -19267,17 +17516,7 @@
                 <w:sz w:val="17"/>
                 <w:szCs w:val="17"/>
               </w:rPr>
-              <w:t>a.gene</w:t>
-            </w:r>
-            <w:proofErr w:type="gramEnd"/>
-            <w:r>
-              <w:rPr>
-                <w:rFonts w:ascii="思源黑体 CN Bold" w:eastAsia="思源黑体 CN Bold" w:hAnsi="思源黑体 CN Bold" w:cs="思源黑体 CN Light"/>
-                <w:b/>
-                <w:sz w:val="17"/>
-                <w:szCs w:val="17"/>
-              </w:rPr>
-              <w:t>_symbol</w:t>
+              <w:t>a.gene_symbol</w:t>
             </w:r>
             <w:proofErr w:type="spellEnd"/>
             <w:r>
@@ -19393,7 +17632,6 @@
               <w:t xml:space="preserve">{%p if </w:t>
             </w:r>
             <w:proofErr w:type="spellStart"/>
-            <w:proofErr w:type="gramStart"/>
             <w:r>
               <w:rPr>
                 <w:rFonts w:ascii="思源黑体 CN Bold" w:eastAsia="思源黑体 CN Bold" w:hAnsi="思源黑体 CN Bold" w:cs="思源黑体 CN Light"/>
@@ -19401,17 +17639,7 @@
                 <w:sz w:val="17"/>
                 <w:szCs w:val="17"/>
               </w:rPr>
-              <w:t>a.five</w:t>
-            </w:r>
-            <w:proofErr w:type="gramEnd"/>
-            <w:r>
-              <w:rPr>
-                <w:rFonts w:ascii="思源黑体 CN Bold" w:eastAsia="思源黑体 CN Bold" w:hAnsi="思源黑体 CN Bold" w:cs="思源黑体 CN Light"/>
-                <w:b/>
-                <w:sz w:val="17"/>
-                <w:szCs w:val="17"/>
-              </w:rPr>
-              <w:t>_prime_gene</w:t>
+              <w:t>a.five_prime_gene</w:t>
             </w:r>
             <w:proofErr w:type="spellEnd"/>
             <w:r>
@@ -19471,7 +17699,6 @@
               <w:t>{{</w:t>
             </w:r>
             <w:proofErr w:type="spellStart"/>
-            <w:proofErr w:type="gramStart"/>
             <w:r>
               <w:rPr>
                 <w:rFonts w:ascii="思源黑体 CN Bold" w:eastAsia="思源黑体 CN Bold" w:hAnsi="思源黑体 CN Bold" w:cs="思源黑体 CN Light"/>
@@ -19481,19 +17708,7 @@
                 <w:sz w:val="17"/>
                 <w:szCs w:val="17"/>
               </w:rPr>
-              <w:t>a.five</w:t>
-            </w:r>
-            <w:proofErr w:type="gramEnd"/>
-            <w:r>
-              <w:rPr>
-                <w:rFonts w:ascii="思源黑体 CN Bold" w:eastAsia="思源黑体 CN Bold" w:hAnsi="思源黑体 CN Bold" w:cs="思源黑体 CN Light"/>
-                <w:b/>
-                <w:i/>
-                <w:iCs/>
-                <w:sz w:val="17"/>
-                <w:szCs w:val="17"/>
-              </w:rPr>
-              <w:t>_prime_gene</w:t>
+              <w:t>a.five_prime_gene</w:t>
             </w:r>
             <w:proofErr w:type="spellEnd"/>
             <w:r>
@@ -19535,7 +17750,6 @@
               <w:t>{{</w:t>
             </w:r>
             <w:proofErr w:type="spellStart"/>
-            <w:proofErr w:type="gramStart"/>
             <w:r>
               <w:rPr>
                 <w:rFonts w:ascii="思源黑体 CN Bold" w:eastAsia="思源黑体 CN Bold" w:hAnsi="思源黑体 CN Bold" w:cs="思源黑体 CN Light"/>
@@ -19545,19 +17759,7 @@
                 <w:sz w:val="17"/>
                 <w:szCs w:val="17"/>
               </w:rPr>
-              <w:t>a.three</w:t>
-            </w:r>
-            <w:proofErr w:type="gramEnd"/>
-            <w:r>
-              <w:rPr>
-                <w:rFonts w:ascii="思源黑体 CN Bold" w:eastAsia="思源黑体 CN Bold" w:hAnsi="思源黑体 CN Bold" w:cs="思源黑体 CN Light"/>
-                <w:b/>
-                <w:i/>
-                <w:iCs/>
-                <w:sz w:val="17"/>
-                <w:szCs w:val="17"/>
-              </w:rPr>
-              <w:t>_prime_gene</w:t>
+              <w:t>a.three_prime_gene</w:t>
             </w:r>
             <w:proofErr w:type="spellEnd"/>
             <w:r>
@@ -19622,7 +17824,6 @@
               <w:t>{{</w:t>
             </w:r>
             <w:proofErr w:type="spellStart"/>
-            <w:proofErr w:type="gramStart"/>
             <w:r>
               <w:rPr>
                 <w:rFonts w:ascii="思源黑体 CN Bold" w:eastAsia="思源黑体 CN Bold" w:hAnsi="思源黑体 CN Bold" w:cs="思源黑体 CN Light"/>
@@ -19632,19 +17833,7 @@
                 <w:sz w:val="17"/>
                 <w:szCs w:val="17"/>
               </w:rPr>
-              <w:t>a.five</w:t>
-            </w:r>
-            <w:proofErr w:type="gramEnd"/>
-            <w:r>
-              <w:rPr>
-                <w:rFonts w:ascii="思源黑体 CN Bold" w:eastAsia="思源黑体 CN Bold" w:hAnsi="思源黑体 CN Bold" w:cs="思源黑体 CN Light"/>
-                <w:b/>
-                <w:i/>
-                <w:iCs/>
-                <w:sz w:val="17"/>
-                <w:szCs w:val="17"/>
-              </w:rPr>
-              <w:t>_prime_gene</w:t>
+              <w:t>a.five_prime_gene</w:t>
             </w:r>
             <w:proofErr w:type="spellEnd"/>
             <w:r>
@@ -19732,7 +17921,6 @@
               <w:t>{{</w:t>
             </w:r>
             <w:proofErr w:type="spellStart"/>
-            <w:proofErr w:type="gramStart"/>
             <w:r>
               <w:rPr>
                 <w:rFonts w:ascii="思源黑体 CN Bold" w:eastAsia="思源黑体 CN Bold" w:hAnsi="思源黑体 CN Bold" w:cs="思源黑体 CN Light"/>
@@ -19742,19 +17930,7 @@
                 <w:sz w:val="17"/>
                 <w:szCs w:val="17"/>
               </w:rPr>
-              <w:t>a.gene</w:t>
-            </w:r>
-            <w:proofErr w:type="gramEnd"/>
-            <w:r>
-              <w:rPr>
-                <w:rFonts w:ascii="思源黑体 CN Bold" w:eastAsia="思源黑体 CN Bold" w:hAnsi="思源黑体 CN Bold" w:cs="思源黑体 CN Light"/>
-                <w:b/>
-                <w:i/>
-                <w:iCs/>
-                <w:sz w:val="17"/>
-                <w:szCs w:val="17"/>
-              </w:rPr>
-              <w:t>_symbol</w:t>
+              <w:t>a.gene_symbol</w:t>
             </w:r>
             <w:proofErr w:type="spellEnd"/>
             <w:r>
@@ -19843,19 +18019,7 @@
                 <w:sz w:val="17"/>
                 <w:szCs w:val="17"/>
               </w:rPr>
-              <w:t>=</w:t>
-            </w:r>
-            <w:proofErr w:type="gramStart"/>
-            <w:r>
-              <w:rPr>
-                <w:rFonts w:ascii="思源黑体 CN Normal" w:eastAsia="思源黑体 CN Normal" w:hAnsi="思源黑体 CN Normal"/>
-                <w:bCs/>
-                <w:iCs/>
-                <w:color w:val="000000" w:themeColor="text1"/>
-                <w:sz w:val="17"/>
-                <w:szCs w:val="17"/>
-              </w:rPr>
-              <w:t>=”</w:t>
+              <w:t>==”</w:t>
             </w:r>
             <w:proofErr w:type="spellStart"/>
             <w:r>
@@ -19870,7 +18034,6 @@
               <w:t>Snvindel</w:t>
             </w:r>
             <w:proofErr w:type="spellEnd"/>
-            <w:proofErr w:type="gramEnd"/>
             <w:r>
               <w:rPr>
                 <w:rFonts w:ascii="思源黑体 CN Normal" w:eastAsia="思源黑体 CN Normal" w:hAnsi="思源黑体 CN Normal"/>
@@ -19908,29 +18071,16 @@
               <w:t xml:space="preserve">{%p if </w:t>
             </w:r>
             <w:proofErr w:type="spellStart"/>
-            <w:proofErr w:type="gramStart"/>
-            <w:r>
-              <w:rPr>
-                <w:rFonts w:ascii="思源黑体 CN Normal" w:eastAsia="思源黑体 CN Normal" w:hAnsi="思源黑体 CN Normal"/>
-                <w:bCs/>
-                <w:iCs/>
-                <w:color w:val="000000" w:themeColor="text1"/>
-                <w:sz w:val="17"/>
-                <w:szCs w:val="17"/>
-              </w:rPr>
-              <w:t>a.hgvs</w:t>
-            </w:r>
-            <w:proofErr w:type="gramEnd"/>
-            <w:r>
-              <w:rPr>
-                <w:rFonts w:ascii="思源黑体 CN Normal" w:eastAsia="思源黑体 CN Normal" w:hAnsi="思源黑体 CN Normal"/>
-                <w:bCs/>
-                <w:iCs/>
-                <w:color w:val="000000" w:themeColor="text1"/>
-                <w:sz w:val="17"/>
-                <w:szCs w:val="17"/>
-              </w:rPr>
-              <w:t>_p</w:t>
+            <w:r>
+              <w:rPr>
+                <w:rFonts w:ascii="思源黑体 CN Normal" w:eastAsia="思源黑体 CN Normal" w:hAnsi="思源黑体 CN Normal"/>
+                <w:bCs/>
+                <w:iCs/>
+                <w:color w:val="000000" w:themeColor="text1"/>
+                <w:sz w:val="17"/>
+                <w:szCs w:val="17"/>
+              </w:rPr>
+              <w:t>a.hgvs_p</w:t>
             </w:r>
             <w:proofErr w:type="spellEnd"/>
             <w:r>
@@ -19970,29 +18120,16 @@
               <w:t>{{</w:t>
             </w:r>
             <w:proofErr w:type="spellStart"/>
-            <w:proofErr w:type="gramStart"/>
-            <w:r>
-              <w:rPr>
-                <w:rFonts w:ascii="思源黑体 CN Normal" w:eastAsia="思源黑体 CN Normal" w:hAnsi="思源黑体 CN Normal"/>
-                <w:bCs/>
-                <w:iCs/>
-                <w:color w:val="000000" w:themeColor="text1"/>
-                <w:sz w:val="17"/>
-                <w:szCs w:val="17"/>
-              </w:rPr>
-              <w:t>a.gene</w:t>
-            </w:r>
-            <w:proofErr w:type="gramEnd"/>
-            <w:r>
-              <w:rPr>
-                <w:rFonts w:ascii="思源黑体 CN Normal" w:eastAsia="思源黑体 CN Normal" w:hAnsi="思源黑体 CN Normal"/>
-                <w:bCs/>
-                <w:iCs/>
-                <w:color w:val="000000" w:themeColor="text1"/>
-                <w:sz w:val="17"/>
-                <w:szCs w:val="17"/>
-              </w:rPr>
-              <w:t>_region</w:t>
+            <w:r>
+              <w:rPr>
+                <w:rFonts w:ascii="思源黑体 CN Normal" w:eastAsia="思源黑体 CN Normal" w:hAnsi="思源黑体 CN Normal"/>
+                <w:bCs/>
+                <w:iCs/>
+                <w:color w:val="000000" w:themeColor="text1"/>
+                <w:sz w:val="17"/>
+                <w:szCs w:val="17"/>
+              </w:rPr>
+              <w:t>a.gene_region</w:t>
             </w:r>
             <w:proofErr w:type="spellEnd"/>
             <w:r>
@@ -20160,29 +18297,16 @@
               <w:t>{{</w:t>
             </w:r>
             <w:proofErr w:type="spellStart"/>
-            <w:proofErr w:type="gramStart"/>
-            <w:r>
-              <w:rPr>
-                <w:rFonts w:ascii="思源黑体 CN Normal" w:eastAsia="思源黑体 CN Normal" w:hAnsi="思源黑体 CN Normal"/>
-                <w:bCs/>
-                <w:iCs/>
-                <w:color w:val="000000" w:themeColor="text1"/>
-                <w:sz w:val="17"/>
-                <w:szCs w:val="17"/>
-              </w:rPr>
-              <w:t>a.gene</w:t>
-            </w:r>
-            <w:proofErr w:type="gramEnd"/>
-            <w:r>
-              <w:rPr>
-                <w:rFonts w:ascii="思源黑体 CN Normal" w:eastAsia="思源黑体 CN Normal" w:hAnsi="思源黑体 CN Normal"/>
-                <w:bCs/>
-                <w:iCs/>
-                <w:color w:val="000000" w:themeColor="text1"/>
-                <w:sz w:val="17"/>
-                <w:szCs w:val="17"/>
-              </w:rPr>
-              <w:t>_region</w:t>
+            <w:r>
+              <w:rPr>
+                <w:rFonts w:ascii="思源黑体 CN Normal" w:eastAsia="思源黑体 CN Normal" w:hAnsi="思源黑体 CN Normal"/>
+                <w:bCs/>
+                <w:iCs/>
+                <w:color w:val="000000" w:themeColor="text1"/>
+                <w:sz w:val="17"/>
+                <w:szCs w:val="17"/>
+              </w:rPr>
+              <w:t>a.gene_region</w:t>
             </w:r>
             <w:proofErr w:type="spellEnd"/>
             <w:r>
@@ -20293,29 +18417,16 @@
               <w:t>{{</w:t>
             </w:r>
             <w:proofErr w:type="spellStart"/>
-            <w:proofErr w:type="gramStart"/>
-            <w:r>
-              <w:rPr>
-                <w:rFonts w:ascii="思源黑体 CN Normal" w:eastAsia="思源黑体 CN Normal" w:hAnsi="思源黑体 CN Normal"/>
-                <w:bCs/>
-                <w:iCs/>
-                <w:color w:val="000000" w:themeColor="text1"/>
-                <w:sz w:val="17"/>
-                <w:szCs w:val="17"/>
-              </w:rPr>
-              <w:t>a.transcript</w:t>
-            </w:r>
-            <w:proofErr w:type="gramEnd"/>
-            <w:r>
-              <w:rPr>
-                <w:rFonts w:ascii="思源黑体 CN Normal" w:eastAsia="思源黑体 CN Normal" w:hAnsi="思源黑体 CN Normal"/>
-                <w:bCs/>
-                <w:iCs/>
-                <w:color w:val="000000" w:themeColor="text1"/>
-                <w:sz w:val="17"/>
-                <w:szCs w:val="17"/>
-              </w:rPr>
-              <w:t>_primary</w:t>
+            <w:r>
+              <w:rPr>
+                <w:rFonts w:ascii="思源黑体 CN Normal" w:eastAsia="思源黑体 CN Normal" w:hAnsi="思源黑体 CN Normal"/>
+                <w:bCs/>
+                <w:iCs/>
+                <w:color w:val="000000" w:themeColor="text1"/>
+                <w:sz w:val="17"/>
+                <w:szCs w:val="17"/>
+              </w:rPr>
+              <w:t>a.transcript_primary</w:t>
             </w:r>
             <w:proofErr w:type="spellEnd"/>
             <w:r>
@@ -20411,19 +18522,7 @@
                 <w:sz w:val="17"/>
                 <w:szCs w:val="17"/>
               </w:rPr>
-              <w:t>=</w:t>
-            </w:r>
-            <w:proofErr w:type="gramStart"/>
-            <w:r>
-              <w:rPr>
-                <w:rFonts w:ascii="思源黑体 CN Normal" w:eastAsia="思源黑体 CN Normal" w:hAnsi="思源黑体 CN Normal"/>
-                <w:bCs/>
-                <w:iCs/>
-                <w:color w:val="000000" w:themeColor="text1"/>
-                <w:sz w:val="17"/>
-                <w:szCs w:val="17"/>
-              </w:rPr>
-              <w:t>=”</w:t>
+              <w:t>==”</w:t>
             </w:r>
             <w:proofErr w:type="spellStart"/>
             <w:r>
@@ -20438,7 +18537,6 @@
               <w:t>Cnv</w:t>
             </w:r>
             <w:proofErr w:type="spellEnd"/>
-            <w:proofErr w:type="gramEnd"/>
             <w:r>
               <w:rPr>
                 <w:rFonts w:ascii="思源黑体 CN Normal" w:eastAsia="思源黑体 CN Normal" w:hAnsi="思源黑体 CN Normal"/>
@@ -20557,19 +18655,7 @@
                 <w:sz w:val="17"/>
                 <w:szCs w:val="17"/>
               </w:rPr>
-              <w:t>=</w:t>
-            </w:r>
-            <w:proofErr w:type="gramStart"/>
-            <w:r>
-              <w:rPr>
-                <w:rFonts w:ascii="思源黑体 CN Normal" w:eastAsia="思源黑体 CN Normal" w:hAnsi="思源黑体 CN Normal"/>
-                <w:bCs/>
-                <w:iCs/>
-                <w:color w:val="000000" w:themeColor="text1"/>
-                <w:sz w:val="17"/>
-                <w:szCs w:val="17"/>
-              </w:rPr>
-              <w:t>=”</w:t>
+              <w:t>==”</w:t>
             </w:r>
             <w:proofErr w:type="spellStart"/>
             <w:r>
@@ -20584,7 +18670,6 @@
               <w:t>Sv</w:t>
             </w:r>
             <w:proofErr w:type="spellEnd"/>
-            <w:proofErr w:type="gramEnd"/>
             <w:r>
               <w:rPr>
                 <w:rFonts w:ascii="思源黑体 CN Normal" w:eastAsia="思源黑体 CN Normal" w:hAnsi="思源黑体 CN Normal"/>
@@ -20794,29 +18879,16 @@
               <w:t>{{</w:t>
             </w:r>
             <w:proofErr w:type="spellStart"/>
-            <w:proofErr w:type="gramStart"/>
-            <w:r>
-              <w:rPr>
-                <w:rFonts w:ascii="思源黑体 CN Normal" w:eastAsia="思源黑体 CN Normal" w:hAnsi="思源黑体 CN Normal"/>
-                <w:bCs/>
-                <w:iCs/>
-                <w:color w:val="000000" w:themeColor="text1"/>
-                <w:sz w:val="17"/>
-                <w:szCs w:val="17"/>
-              </w:rPr>
-              <w:t>a.five</w:t>
-            </w:r>
-            <w:proofErr w:type="gramEnd"/>
-            <w:r>
-              <w:rPr>
-                <w:rFonts w:ascii="思源黑体 CN Normal" w:eastAsia="思源黑体 CN Normal" w:hAnsi="思源黑体 CN Normal"/>
-                <w:bCs/>
-                <w:iCs/>
-                <w:color w:val="000000" w:themeColor="text1"/>
-                <w:sz w:val="17"/>
-                <w:szCs w:val="17"/>
-              </w:rPr>
-              <w:t>_prime_transcript</w:t>
+            <w:r>
+              <w:rPr>
+                <w:rFonts w:ascii="思源黑体 CN Normal" w:eastAsia="思源黑体 CN Normal" w:hAnsi="思源黑体 CN Normal"/>
+                <w:bCs/>
+                <w:iCs/>
+                <w:color w:val="000000" w:themeColor="text1"/>
+                <w:sz w:val="17"/>
+                <w:szCs w:val="17"/>
+              </w:rPr>
+              <w:t>a.five_prime_transcript</w:t>
             </w:r>
             <w:proofErr w:type="spellEnd"/>
             <w:r>
@@ -20931,19 +19003,7 @@
                 <w:sz w:val="17"/>
                 <w:szCs w:val="17"/>
               </w:rPr>
-              <w:t>=</w:t>
-            </w:r>
-            <w:proofErr w:type="gramStart"/>
-            <w:r>
-              <w:rPr>
-                <w:rFonts w:ascii="思源黑体 CN Normal" w:eastAsia="思源黑体 CN Normal" w:hAnsi="思源黑体 CN Normal"/>
-                <w:bCs/>
-                <w:iCs/>
-                <w:color w:val="000000" w:themeColor="text1"/>
-                <w:sz w:val="17"/>
-                <w:szCs w:val="17"/>
-              </w:rPr>
-              <w:t>=”</w:t>
+              <w:t>==”</w:t>
             </w:r>
             <w:proofErr w:type="spellStart"/>
             <w:r>
@@ -20958,7 +19018,6 @@
               <w:t>Snvindel</w:t>
             </w:r>
             <w:proofErr w:type="spellEnd"/>
-            <w:proofErr w:type="gramEnd"/>
             <w:r>
               <w:rPr>
                 <w:rFonts w:ascii="思源黑体 CN Normal" w:eastAsia="思源黑体 CN Normal" w:hAnsi="思源黑体 CN Normal"/>
@@ -20996,7 +19055,477 @@
               <w:t>{{</w:t>
             </w:r>
             <w:proofErr w:type="spellStart"/>
-            <w:proofErr w:type="gramStart"/>
+            <w:r>
+              <w:rPr>
+                <w:rFonts w:ascii="思源黑体 CN Normal" w:eastAsia="思源黑体 CN Normal" w:hAnsi="思源黑体 CN Normal"/>
+                <w:bCs/>
+                <w:iCs/>
+                <w:color w:val="000000" w:themeColor="text1"/>
+                <w:sz w:val="17"/>
+                <w:szCs w:val="17"/>
+              </w:rPr>
+              <w:t>a.freq_str</w:t>
+            </w:r>
+            <w:proofErr w:type="spellEnd"/>
+            <w:r>
+              <w:rPr>
+                <w:rFonts w:ascii="思源黑体 CN Normal" w:eastAsia="思源黑体 CN Normal" w:hAnsi="思源黑体 CN Normal"/>
+                <w:bCs/>
+                <w:iCs/>
+                <w:color w:val="000000" w:themeColor="text1"/>
+                <w:sz w:val="17"/>
+                <w:szCs w:val="17"/>
+              </w:rPr>
+              <w:t>}}</w:t>
+            </w:r>
+          </w:p>
+          <w:p>
+            <w:pPr>
+              <w:spacing w:beforeLines="10" w:before="31" w:afterLines="10" w:after="31"/>
+              <w:jc w:val="center"/>
+              <w:rPr>
+                <w:rFonts w:ascii="思源黑体 CN Normal" w:eastAsia="思源黑体 CN Normal" w:hAnsi="思源黑体 CN Normal"/>
+                <w:bCs/>
+                <w:iCs/>
+                <w:color w:val="000000" w:themeColor="text1"/>
+                <w:sz w:val="17"/>
+                <w:szCs w:val="17"/>
+              </w:rPr>
+            </w:pPr>
+            <w:r>
+              <w:rPr>
+                <w:rFonts w:ascii="思源黑体 CN Normal" w:eastAsia="思源黑体 CN Normal" w:hAnsi="思源黑体 CN Normal"/>
+                <w:bCs/>
+                <w:iCs/>
+                <w:color w:val="000000" w:themeColor="text1"/>
+                <w:sz w:val="17"/>
+                <w:szCs w:val="17"/>
+              </w:rPr>
+              <w:t xml:space="preserve">{%p </w:t>
+            </w:r>
+            <w:proofErr w:type="spellStart"/>
+            <w:r>
+              <w:rPr>
+                <w:rFonts w:ascii="思源黑体 CN Normal" w:eastAsia="思源黑体 CN Normal" w:hAnsi="思源黑体 CN Normal"/>
+                <w:bCs/>
+                <w:iCs/>
+                <w:color w:val="000000" w:themeColor="text1"/>
+                <w:sz w:val="17"/>
+                <w:szCs w:val="17"/>
+              </w:rPr>
+              <w:t>elif</w:t>
+            </w:r>
+            <w:proofErr w:type="spellEnd"/>
+            <w:r>
+              <w:rPr>
+                <w:rFonts w:ascii="思源黑体 CN Normal" w:eastAsia="思源黑体 CN Normal" w:hAnsi="思源黑体 CN Normal"/>
+                <w:bCs/>
+                <w:iCs/>
+                <w:color w:val="000000" w:themeColor="text1"/>
+                <w:sz w:val="17"/>
+                <w:szCs w:val="17"/>
+              </w:rPr>
+              <w:t xml:space="preserve"> </w:t>
+            </w:r>
+            <w:proofErr w:type="spellStart"/>
+            <w:r>
+              <w:rPr>
+                <w:rFonts w:ascii="思源黑体 CN Normal" w:eastAsia="思源黑体 CN Normal" w:hAnsi="思源黑体 CN Normal"/>
+                <w:bCs/>
+                <w:iCs/>
+                <w:color w:val="000000" w:themeColor="text1"/>
+                <w:sz w:val="17"/>
+                <w:szCs w:val="17"/>
+              </w:rPr>
+              <w:t>a.</w:t>
+            </w:r>
+            <w:r>
+              <w:rPr>
+                <w:rFonts w:ascii="思源黑体 CN Normal" w:eastAsia="思源黑体 CN Normal" w:hAnsi="思源黑体 CN Normal"/>
+                <w:bCs/>
+                <w:iCs/>
+                <w:color w:val="000000" w:themeColor="text1"/>
+                <w:sz w:val="17"/>
+                <w:szCs w:val="17"/>
+              </w:rPr>
+              <w:t>bio_category</w:t>
+            </w:r>
+            <w:proofErr w:type="spellEnd"/>
+            <w:r>
+              <w:rPr>
+                <w:rFonts w:ascii="思源黑体 CN Normal" w:eastAsia="思源黑体 CN Normal" w:hAnsi="思源黑体 CN Normal"/>
+                <w:bCs/>
+                <w:iCs/>
+                <w:color w:val="000000" w:themeColor="text1"/>
+                <w:sz w:val="17"/>
+                <w:szCs w:val="17"/>
+              </w:rPr>
+              <w:t>==”</w:t>
+            </w:r>
+            <w:proofErr w:type="spellStart"/>
+            <w:r>
+              <w:rPr>
+                <w:rFonts w:ascii="思源黑体 CN Normal" w:eastAsia="思源黑体 CN Normal" w:hAnsi="思源黑体 CN Normal"/>
+                <w:bCs/>
+                <w:iCs/>
+                <w:color w:val="000000" w:themeColor="text1"/>
+                <w:sz w:val="17"/>
+                <w:szCs w:val="17"/>
+              </w:rPr>
+              <w:t>Cnv</w:t>
+            </w:r>
+            <w:proofErr w:type="spellEnd"/>
+            <w:r>
+              <w:rPr>
+                <w:rFonts w:ascii="思源黑体 CN Normal" w:eastAsia="思源黑体 CN Normal" w:hAnsi="思源黑体 CN Normal"/>
+                <w:bCs/>
+                <w:iCs/>
+                <w:color w:val="000000" w:themeColor="text1"/>
+                <w:sz w:val="17"/>
+                <w:szCs w:val="17"/>
+              </w:rPr>
+              <w:t>”%}</w:t>
+            </w:r>
+          </w:p>
+          <w:p>
+            <w:pPr>
+              <w:spacing w:beforeLines="10" w:before="31" w:afterLines="10" w:after="31"/>
+              <w:jc w:val="center"/>
+              <w:rPr>
+                <w:rFonts w:ascii="思源黑体 CN Normal" w:eastAsia="思源黑体 CN Normal" w:hAnsi="思源黑体 CN Normal"/>
+                <w:bCs/>
+                <w:iCs/>
+                <w:color w:val="000000" w:themeColor="text1"/>
+                <w:sz w:val="17"/>
+                <w:szCs w:val="17"/>
+              </w:rPr>
+            </w:pPr>
+            <w:r>
+              <w:rPr>
+                <w:rFonts w:ascii="思源黑体 CN Normal" w:eastAsia="思源黑体 CN Normal" w:hAnsi="思源黑体 CN Normal"/>
+                <w:bCs/>
+                <w:iCs/>
+                <w:color w:val="000000" w:themeColor="text1"/>
+                <w:sz w:val="17"/>
+                <w:szCs w:val="17"/>
+              </w:rPr>
+              <w:t>{{</w:t>
+            </w:r>
+            <w:proofErr w:type="spellStart"/>
+            <w:r>
+              <w:rPr>
+                <w:rFonts w:ascii="思源黑体 CN Normal" w:eastAsia="思源黑体 CN Normal" w:hAnsi="思源黑体 CN Normal"/>
+                <w:bCs/>
+                <w:iCs/>
+                <w:color w:val="000000" w:themeColor="text1"/>
+                <w:sz w:val="17"/>
+                <w:szCs w:val="17"/>
+              </w:rPr>
+              <w:t>a.cn_mean</w:t>
+            </w:r>
+            <w:proofErr w:type="spellEnd"/>
+            <w:r>
+              <w:rPr>
+                <w:rFonts w:ascii="思源黑体 CN Normal" w:eastAsia="思源黑体 CN Normal" w:hAnsi="思源黑体 CN Normal"/>
+                <w:bCs/>
+                <w:iCs/>
+                <w:color w:val="000000" w:themeColor="text1"/>
+                <w:sz w:val="17"/>
+                <w:szCs w:val="17"/>
+              </w:rPr>
+              <w:t>}}</w:t>
+            </w:r>
+          </w:p>
+          <w:p>
+            <w:pPr>
+              <w:spacing w:beforeLines="10" w:before="31" w:afterLines="10" w:after="31"/>
+              <w:jc w:val="center"/>
+              <w:rPr>
+                <w:rFonts w:ascii="思源黑体 CN Normal" w:eastAsia="思源黑体 CN Normal" w:hAnsi="思源黑体 CN Normal"/>
+                <w:bCs/>
+                <w:iCs/>
+                <w:color w:val="000000" w:themeColor="text1"/>
+                <w:sz w:val="17"/>
+                <w:szCs w:val="17"/>
+              </w:rPr>
+            </w:pPr>
+            <w:r>
+              <w:rPr>
+                <w:rFonts w:ascii="思源黑体 CN Normal" w:eastAsia="思源黑体 CN Normal" w:hAnsi="思源黑体 CN Normal"/>
+                <w:bCs/>
+                <w:iCs/>
+                <w:color w:val="000000" w:themeColor="text1"/>
+                <w:sz w:val="17"/>
+                <w:szCs w:val="17"/>
+              </w:rPr>
+              <w:t xml:space="preserve">{%p </w:t>
+            </w:r>
+            <w:proofErr w:type="spellStart"/>
+            <w:r>
+              <w:rPr>
+                <w:rFonts w:ascii="思源黑体 CN Normal" w:eastAsia="思源黑体 CN Normal" w:hAnsi="思源黑体 CN Normal"/>
+                <w:bCs/>
+                <w:iCs/>
+                <w:color w:val="000000" w:themeColor="text1"/>
+                <w:sz w:val="17"/>
+                <w:szCs w:val="17"/>
+              </w:rPr>
+              <w:t>elif</w:t>
+            </w:r>
+            <w:proofErr w:type="spellEnd"/>
+            <w:r>
+              <w:rPr>
+                <w:rFonts w:ascii="思源黑体 CN Normal" w:eastAsia="思源黑体 CN Normal" w:hAnsi="思源黑体 CN Normal"/>
+                <w:bCs/>
+                <w:iCs/>
+                <w:color w:val="000000" w:themeColor="text1"/>
+                <w:sz w:val="17"/>
+                <w:szCs w:val="17"/>
+              </w:rPr>
+              <w:t xml:space="preserve"> </w:t>
+            </w:r>
+            <w:proofErr w:type="spellStart"/>
+            <w:r>
+              <w:rPr>
+                <w:rFonts w:ascii="思源黑体 CN Normal" w:eastAsia="思源黑体 CN Normal" w:hAnsi="思源黑体 CN Normal"/>
+                <w:bCs/>
+                <w:iCs/>
+                <w:color w:val="000000" w:themeColor="text1"/>
+                <w:sz w:val="17"/>
+                <w:szCs w:val="17"/>
+              </w:rPr>
+              <w:t>a.</w:t>
+            </w:r>
+            <w:r>
+              <w:rPr>
+                <w:rFonts w:ascii="思源黑体 CN Normal" w:eastAsia="思源黑体 CN Normal" w:hAnsi="思源黑体 CN Normal"/>
+                <w:bCs/>
+                <w:iCs/>
+                <w:color w:val="000000" w:themeColor="text1"/>
+                <w:sz w:val="17"/>
+                <w:szCs w:val="17"/>
+              </w:rPr>
+              <w:t>bio_category</w:t>
+            </w:r>
+            <w:proofErr w:type="spellEnd"/>
+            <w:r>
+              <w:rPr>
+                <w:rFonts w:ascii="思源黑体 CN Normal" w:eastAsia="思源黑体 CN Normal" w:hAnsi="思源黑体 CN Normal"/>
+                <w:bCs/>
+                <w:iCs/>
+                <w:color w:val="000000" w:themeColor="text1"/>
+                <w:sz w:val="17"/>
+                <w:szCs w:val="17"/>
+              </w:rPr>
+              <w:t>==”</w:t>
+            </w:r>
+            <w:proofErr w:type="spellStart"/>
+            <w:r>
+              <w:rPr>
+                <w:rFonts w:ascii="思源黑体 CN Normal" w:eastAsia="思源黑体 CN Normal" w:hAnsi="思源黑体 CN Normal"/>
+                <w:bCs/>
+                <w:iCs/>
+                <w:color w:val="000000" w:themeColor="text1"/>
+                <w:sz w:val="17"/>
+                <w:szCs w:val="17"/>
+              </w:rPr>
+              <w:t>Sv</w:t>
+            </w:r>
+            <w:proofErr w:type="spellEnd"/>
+            <w:r>
+              <w:rPr>
+                <w:rFonts w:ascii="思源黑体 CN Normal" w:eastAsia="思源黑体 CN Normal" w:hAnsi="思源黑体 CN Normal"/>
+                <w:bCs/>
+                <w:iCs/>
+                <w:color w:val="000000" w:themeColor="text1"/>
+                <w:sz w:val="17"/>
+                <w:szCs w:val="17"/>
+              </w:rPr>
+              <w:t>”%}</w:t>
+            </w:r>
+          </w:p>
+          <w:p>
+            <w:pPr>
+              <w:spacing w:beforeLines="10" w:before="31" w:afterLines="10" w:after="31"/>
+              <w:jc w:val="center"/>
+              <w:rPr>
+                <w:rFonts w:ascii="思源黑体 CN Normal" w:eastAsia="思源黑体 CN Normal" w:hAnsi="思源黑体 CN Normal"/>
+                <w:bCs/>
+                <w:iCs/>
+                <w:color w:val="000000" w:themeColor="text1"/>
+                <w:sz w:val="17"/>
+                <w:szCs w:val="17"/>
+              </w:rPr>
+            </w:pPr>
+            <w:r>
+              <w:rPr>
+                <w:rFonts w:ascii="思源黑体 CN Normal" w:eastAsia="思源黑体 CN Normal" w:hAnsi="思源黑体 CN Normal"/>
+                <w:bCs/>
+                <w:iCs/>
+                <w:color w:val="000000" w:themeColor="text1"/>
+                <w:sz w:val="17"/>
+                <w:szCs w:val="17"/>
+              </w:rPr>
+              <w:t>{{</w:t>
+            </w:r>
+            <w:proofErr w:type="spellStart"/>
+            <w:r>
+              <w:rPr>
+                <w:rFonts w:ascii="思源黑体 CN Normal" w:eastAsia="思源黑体 CN Normal" w:hAnsi="思源黑体 CN Normal"/>
+                <w:bCs/>
+                <w:iCs/>
+                <w:color w:val="000000" w:themeColor="text1"/>
+                <w:sz w:val="17"/>
+                <w:szCs w:val="17"/>
+              </w:rPr>
+              <w:t>a.freq_str</w:t>
+            </w:r>
+            <w:proofErr w:type="spellEnd"/>
+            <w:r>
+              <w:rPr>
+                <w:rFonts w:ascii="思源黑体 CN Normal" w:eastAsia="思源黑体 CN Normal" w:hAnsi="思源黑体 CN Normal"/>
+                <w:bCs/>
+                <w:iCs/>
+                <w:color w:val="000000" w:themeColor="text1"/>
+                <w:sz w:val="17"/>
+                <w:szCs w:val="17"/>
+              </w:rPr>
+              <w:t>}}</w:t>
+            </w:r>
+          </w:p>
+          <w:p>
+            <w:pPr>
+              <w:spacing w:beforeLines="10" w:before="31" w:afterLines="10" w:after="31"/>
+              <w:jc w:val="center"/>
+              <w:rPr>
+                <w:rFonts w:ascii="思源黑体 CN Normal" w:eastAsia="思源黑体 CN Normal" w:hAnsi="思源黑体 CN Normal"/>
+                <w:bCs/>
+                <w:iCs/>
+                <w:color w:val="000000" w:themeColor="text1"/>
+                <w:sz w:val="17"/>
+                <w:szCs w:val="17"/>
+              </w:rPr>
+            </w:pPr>
+            <w:r>
+              <w:rPr>
+                <w:rFonts w:ascii="思源黑体 CN Normal" w:eastAsia="思源黑体 CN Normal" w:hAnsi="思源黑体 CN Normal"/>
+                <w:bCs/>
+                <w:iCs/>
+                <w:color w:val="000000" w:themeColor="text1"/>
+                <w:sz w:val="17"/>
+                <w:szCs w:val="17"/>
+              </w:rPr>
+              <w:t xml:space="preserve">{%p </w:t>
+            </w:r>
+            <w:proofErr w:type="spellStart"/>
+            <w:r>
+              <w:rPr>
+                <w:rFonts w:ascii="思源黑体 CN Normal" w:eastAsia="思源黑体 CN Normal" w:hAnsi="思源黑体 CN Normal"/>
+                <w:bCs/>
+                <w:iCs/>
+                <w:color w:val="000000" w:themeColor="text1"/>
+                <w:sz w:val="17"/>
+                <w:szCs w:val="17"/>
+              </w:rPr>
+              <w:t>elif</w:t>
+            </w:r>
+            <w:proofErr w:type="spellEnd"/>
+            <w:r>
+              <w:rPr>
+                <w:rFonts w:ascii="思源黑体 CN Normal" w:eastAsia="思源黑体 CN Normal" w:hAnsi="思源黑体 CN Normal"/>
+                <w:bCs/>
+                <w:iCs/>
+                <w:color w:val="000000" w:themeColor="text1"/>
+                <w:sz w:val="17"/>
+                <w:szCs w:val="17"/>
+              </w:rPr>
+              <w:t xml:space="preserve"> </w:t>
+            </w:r>
+            <w:proofErr w:type="spellStart"/>
+            <w:r>
+              <w:rPr>
+                <w:rFonts w:ascii="思源黑体 CN Normal" w:eastAsia="思源黑体 CN Normal" w:hAnsi="思源黑体 CN Normal"/>
+                <w:bCs/>
+                <w:iCs/>
+                <w:color w:val="000000" w:themeColor="text1"/>
+                <w:sz w:val="17"/>
+                <w:szCs w:val="17"/>
+              </w:rPr>
+              <w:t>a.</w:t>
+            </w:r>
+            <w:r>
+              <w:rPr>
+                <w:rFonts w:ascii="思源黑体 CN Normal" w:eastAsia="思源黑体 CN Normal" w:hAnsi="思源黑体 CN Normal"/>
+                <w:bCs/>
+                <w:iCs/>
+                <w:color w:val="000000" w:themeColor="text1"/>
+                <w:sz w:val="17"/>
+                <w:szCs w:val="17"/>
+              </w:rPr>
+              <w:t>bio_category</w:t>
+            </w:r>
+            <w:proofErr w:type="spellEnd"/>
+            <w:r>
+              <w:rPr>
+                <w:rFonts w:ascii="思源黑体 CN Normal" w:eastAsia="思源黑体 CN Normal" w:hAnsi="思源黑体 CN Normal"/>
+                <w:bCs/>
+                <w:iCs/>
+                <w:color w:val="000000" w:themeColor="text1"/>
+                <w:sz w:val="17"/>
+                <w:szCs w:val="17"/>
+              </w:rPr>
+              <w:t>==”</w:t>
+            </w:r>
+            <w:proofErr w:type="spellStart"/>
+            <w:r>
+              <w:rPr>
+                <w:rFonts w:ascii="思源黑体 CN Normal" w:eastAsia="思源黑体 CN Normal" w:hAnsi="思源黑体 CN Normal"/>
+                <w:bCs/>
+                <w:iCs/>
+                <w:color w:val="000000" w:themeColor="text1"/>
+                <w:sz w:val="17"/>
+                <w:szCs w:val="17"/>
+              </w:rPr>
+              <w:t>PSeqRnaSv</w:t>
+            </w:r>
+            <w:proofErr w:type="spellEnd"/>
+            <w:r>
+              <w:rPr>
+                <w:rFonts w:ascii="思源黑体 CN Normal" w:eastAsia="思源黑体 CN Normal" w:hAnsi="思源黑体 CN Normal"/>
+                <w:bCs/>
+                <w:iCs/>
+                <w:color w:val="000000" w:themeColor="text1"/>
+                <w:sz w:val="17"/>
+                <w:szCs w:val="17"/>
+              </w:rPr>
+              <w:t>”%}</w:t>
+            </w:r>
+          </w:p>
+          <w:p>
+            <w:pPr>
+              <w:spacing w:beforeLines="10" w:before="31" w:afterLines="10" w:after="31"/>
+              <w:jc w:val="center"/>
+              <w:rPr>
+                <w:rFonts w:ascii="思源黑体 CN Normal" w:eastAsia="思源黑体 CN Normal" w:hAnsi="思源黑体 CN Normal"/>
+                <w:bCs/>
+                <w:iCs/>
+                <w:color w:val="000000" w:themeColor="text1"/>
+                <w:sz w:val="17"/>
+                <w:szCs w:val="17"/>
+              </w:rPr>
+            </w:pPr>
+            <w:r>
+              <w:rPr>
+                <w:rFonts w:ascii="思源黑体 CN Normal" w:eastAsia="思源黑体 CN Normal" w:hAnsi="思源黑体 CN Normal"/>
+                <w:bCs/>
+                <w:iCs/>
+                <w:color w:val="000000" w:themeColor="text1"/>
+                <w:sz w:val="17"/>
+                <w:szCs w:val="17"/>
+              </w:rPr>
+              <w:t>{{</w:t>
+            </w:r>
+            <w:proofErr w:type="spellStart"/>
             <w:r>
               <w:rPr>
                 <w:rFonts w:ascii="思源黑体 CN Normal" w:eastAsia="思源黑体 CN Normal" w:hAnsi="思源黑体 CN Normal"/>
@@ -21008,544 +19537,7 @@
               </w:rPr>
               <w:t>a.freq</w:t>
             </w:r>
-            <w:proofErr w:type="gramEnd"/>
-            <w:r>
-              <w:rPr>
-                <w:rFonts w:ascii="思源黑体 CN Normal" w:eastAsia="思源黑体 CN Normal" w:hAnsi="思源黑体 CN Normal"/>
-                <w:bCs/>
-                <w:iCs/>
-                <w:color w:val="000000" w:themeColor="text1"/>
-                <w:sz w:val="17"/>
-                <w:szCs w:val="17"/>
-              </w:rPr>
-              <w:t>_str</w:t>
-            </w:r>
             <w:proofErr w:type="spellEnd"/>
-            <w:r>
-              <w:rPr>
-                <w:rFonts w:ascii="思源黑体 CN Normal" w:eastAsia="思源黑体 CN Normal" w:hAnsi="思源黑体 CN Normal"/>
-                <w:bCs/>
-                <w:iCs/>
-                <w:color w:val="000000" w:themeColor="text1"/>
-                <w:sz w:val="17"/>
-                <w:szCs w:val="17"/>
-              </w:rPr>
-              <w:t>}}</w:t>
-            </w:r>
-          </w:p>
-          <w:p>
-            <w:pPr>
-              <w:spacing w:beforeLines="10" w:before="31" w:afterLines="10" w:after="31"/>
-              <w:jc w:val="center"/>
-              <w:rPr>
-                <w:rFonts w:ascii="思源黑体 CN Normal" w:eastAsia="思源黑体 CN Normal" w:hAnsi="思源黑体 CN Normal"/>
-                <w:bCs/>
-                <w:iCs/>
-                <w:color w:val="000000" w:themeColor="text1"/>
-                <w:sz w:val="17"/>
-                <w:szCs w:val="17"/>
-              </w:rPr>
-            </w:pPr>
-            <w:r>
-              <w:rPr>
-                <w:rFonts w:ascii="思源黑体 CN Normal" w:eastAsia="思源黑体 CN Normal" w:hAnsi="思源黑体 CN Normal"/>
-                <w:bCs/>
-                <w:iCs/>
-                <w:color w:val="000000" w:themeColor="text1"/>
-                <w:sz w:val="17"/>
-                <w:szCs w:val="17"/>
-              </w:rPr>
-              <w:t xml:space="preserve">{%p </w:t>
-            </w:r>
-            <w:proofErr w:type="spellStart"/>
-            <w:r>
-              <w:rPr>
-                <w:rFonts w:ascii="思源黑体 CN Normal" w:eastAsia="思源黑体 CN Normal" w:hAnsi="思源黑体 CN Normal"/>
-                <w:bCs/>
-                <w:iCs/>
-                <w:color w:val="000000" w:themeColor="text1"/>
-                <w:sz w:val="17"/>
-                <w:szCs w:val="17"/>
-              </w:rPr>
-              <w:t>elif</w:t>
-            </w:r>
-            <w:proofErr w:type="spellEnd"/>
-            <w:r>
-              <w:rPr>
-                <w:rFonts w:ascii="思源黑体 CN Normal" w:eastAsia="思源黑体 CN Normal" w:hAnsi="思源黑体 CN Normal"/>
-                <w:bCs/>
-                <w:iCs/>
-                <w:color w:val="000000" w:themeColor="text1"/>
-                <w:sz w:val="17"/>
-                <w:szCs w:val="17"/>
-              </w:rPr>
-              <w:t xml:space="preserve"> </w:t>
-            </w:r>
-            <w:proofErr w:type="spellStart"/>
-            <w:r>
-              <w:rPr>
-                <w:rFonts w:ascii="思源黑体 CN Normal" w:eastAsia="思源黑体 CN Normal" w:hAnsi="思源黑体 CN Normal"/>
-                <w:bCs/>
-                <w:iCs/>
-                <w:color w:val="000000" w:themeColor="text1"/>
-                <w:sz w:val="17"/>
-                <w:szCs w:val="17"/>
-              </w:rPr>
-              <w:t>a.</w:t>
-            </w:r>
-            <w:r>
-              <w:rPr>
-                <w:rFonts w:ascii="思源黑体 CN Normal" w:eastAsia="思源黑体 CN Normal" w:hAnsi="思源黑体 CN Normal"/>
-                <w:bCs/>
-                <w:iCs/>
-                <w:color w:val="000000" w:themeColor="text1"/>
-                <w:sz w:val="17"/>
-                <w:szCs w:val="17"/>
-              </w:rPr>
-              <w:t>bio_category</w:t>
-            </w:r>
-            <w:proofErr w:type="spellEnd"/>
-            <w:r>
-              <w:rPr>
-                <w:rFonts w:ascii="思源黑体 CN Normal" w:eastAsia="思源黑体 CN Normal" w:hAnsi="思源黑体 CN Normal"/>
-                <w:bCs/>
-                <w:iCs/>
-                <w:color w:val="000000" w:themeColor="text1"/>
-                <w:sz w:val="17"/>
-                <w:szCs w:val="17"/>
-              </w:rPr>
-              <w:t>=</w:t>
-            </w:r>
-            <w:proofErr w:type="gramStart"/>
-            <w:r>
-              <w:rPr>
-                <w:rFonts w:ascii="思源黑体 CN Normal" w:eastAsia="思源黑体 CN Normal" w:hAnsi="思源黑体 CN Normal"/>
-                <w:bCs/>
-                <w:iCs/>
-                <w:color w:val="000000" w:themeColor="text1"/>
-                <w:sz w:val="17"/>
-                <w:szCs w:val="17"/>
-              </w:rPr>
-              <w:t>=”</w:t>
-            </w:r>
-            <w:proofErr w:type="spellStart"/>
-            <w:r>
-              <w:rPr>
-                <w:rFonts w:ascii="思源黑体 CN Normal" w:eastAsia="思源黑体 CN Normal" w:hAnsi="思源黑体 CN Normal"/>
-                <w:bCs/>
-                <w:iCs/>
-                <w:color w:val="000000" w:themeColor="text1"/>
-                <w:sz w:val="17"/>
-                <w:szCs w:val="17"/>
-              </w:rPr>
-              <w:t>Cnv</w:t>
-            </w:r>
-            <w:proofErr w:type="spellEnd"/>
-            <w:proofErr w:type="gramEnd"/>
-            <w:r>
-              <w:rPr>
-                <w:rFonts w:ascii="思源黑体 CN Normal" w:eastAsia="思源黑体 CN Normal" w:hAnsi="思源黑体 CN Normal"/>
-                <w:bCs/>
-                <w:iCs/>
-                <w:color w:val="000000" w:themeColor="text1"/>
-                <w:sz w:val="17"/>
-                <w:szCs w:val="17"/>
-              </w:rPr>
-              <w:t>”%}</w:t>
-            </w:r>
-          </w:p>
-          <w:p>
-            <w:pPr>
-              <w:spacing w:beforeLines="10" w:before="31" w:afterLines="10" w:after="31"/>
-              <w:jc w:val="center"/>
-              <w:rPr>
-                <w:rFonts w:ascii="思源黑体 CN Normal" w:eastAsia="思源黑体 CN Normal" w:hAnsi="思源黑体 CN Normal"/>
-                <w:bCs/>
-                <w:iCs/>
-                <w:color w:val="000000" w:themeColor="text1"/>
-                <w:sz w:val="17"/>
-                <w:szCs w:val="17"/>
-              </w:rPr>
-            </w:pPr>
-            <w:r>
-              <w:rPr>
-                <w:rFonts w:ascii="思源黑体 CN Normal" w:eastAsia="思源黑体 CN Normal" w:hAnsi="思源黑体 CN Normal"/>
-                <w:bCs/>
-                <w:iCs/>
-                <w:color w:val="000000" w:themeColor="text1"/>
-                <w:sz w:val="17"/>
-                <w:szCs w:val="17"/>
-              </w:rPr>
-              <w:t>{{</w:t>
-            </w:r>
-            <w:proofErr w:type="spellStart"/>
-            <w:r>
-              <w:rPr>
-                <w:rFonts w:ascii="思源黑体 CN Normal" w:eastAsia="思源黑体 CN Normal" w:hAnsi="思源黑体 CN Normal"/>
-                <w:bCs/>
-                <w:iCs/>
-                <w:color w:val="000000" w:themeColor="text1"/>
-                <w:sz w:val="17"/>
-                <w:szCs w:val="17"/>
-              </w:rPr>
-              <w:t>a.cn_mean</w:t>
-            </w:r>
-            <w:proofErr w:type="spellEnd"/>
-            <w:r>
-              <w:rPr>
-                <w:rFonts w:ascii="思源黑体 CN Normal" w:eastAsia="思源黑体 CN Normal" w:hAnsi="思源黑体 CN Normal"/>
-                <w:bCs/>
-                <w:iCs/>
-                <w:color w:val="000000" w:themeColor="text1"/>
-                <w:sz w:val="17"/>
-                <w:szCs w:val="17"/>
-              </w:rPr>
-              <w:t>}}</w:t>
-            </w:r>
-          </w:p>
-          <w:p>
-            <w:pPr>
-              <w:spacing w:beforeLines="10" w:before="31" w:afterLines="10" w:after="31"/>
-              <w:jc w:val="center"/>
-              <w:rPr>
-                <w:rFonts w:ascii="思源黑体 CN Normal" w:eastAsia="思源黑体 CN Normal" w:hAnsi="思源黑体 CN Normal"/>
-                <w:bCs/>
-                <w:iCs/>
-                <w:color w:val="000000" w:themeColor="text1"/>
-                <w:sz w:val="17"/>
-                <w:szCs w:val="17"/>
-              </w:rPr>
-            </w:pPr>
-            <w:r>
-              <w:rPr>
-                <w:rFonts w:ascii="思源黑体 CN Normal" w:eastAsia="思源黑体 CN Normal" w:hAnsi="思源黑体 CN Normal"/>
-                <w:bCs/>
-                <w:iCs/>
-                <w:color w:val="000000" w:themeColor="text1"/>
-                <w:sz w:val="17"/>
-                <w:szCs w:val="17"/>
-              </w:rPr>
-              <w:t xml:space="preserve">{%p </w:t>
-            </w:r>
-            <w:proofErr w:type="spellStart"/>
-            <w:r>
-              <w:rPr>
-                <w:rFonts w:ascii="思源黑体 CN Normal" w:eastAsia="思源黑体 CN Normal" w:hAnsi="思源黑体 CN Normal"/>
-                <w:bCs/>
-                <w:iCs/>
-                <w:color w:val="000000" w:themeColor="text1"/>
-                <w:sz w:val="17"/>
-                <w:szCs w:val="17"/>
-              </w:rPr>
-              <w:t>elif</w:t>
-            </w:r>
-            <w:proofErr w:type="spellEnd"/>
-            <w:r>
-              <w:rPr>
-                <w:rFonts w:ascii="思源黑体 CN Normal" w:eastAsia="思源黑体 CN Normal" w:hAnsi="思源黑体 CN Normal"/>
-                <w:bCs/>
-                <w:iCs/>
-                <w:color w:val="000000" w:themeColor="text1"/>
-                <w:sz w:val="17"/>
-                <w:szCs w:val="17"/>
-              </w:rPr>
-              <w:t xml:space="preserve"> </w:t>
-            </w:r>
-            <w:proofErr w:type="spellStart"/>
-            <w:r>
-              <w:rPr>
-                <w:rFonts w:ascii="思源黑体 CN Normal" w:eastAsia="思源黑体 CN Normal" w:hAnsi="思源黑体 CN Normal"/>
-                <w:bCs/>
-                <w:iCs/>
-                <w:color w:val="000000" w:themeColor="text1"/>
-                <w:sz w:val="17"/>
-                <w:szCs w:val="17"/>
-              </w:rPr>
-              <w:t>a.</w:t>
-            </w:r>
-            <w:r>
-              <w:rPr>
-                <w:rFonts w:ascii="思源黑体 CN Normal" w:eastAsia="思源黑体 CN Normal" w:hAnsi="思源黑体 CN Normal"/>
-                <w:bCs/>
-                <w:iCs/>
-                <w:color w:val="000000" w:themeColor="text1"/>
-                <w:sz w:val="17"/>
-                <w:szCs w:val="17"/>
-              </w:rPr>
-              <w:t>bio_category</w:t>
-            </w:r>
-            <w:proofErr w:type="spellEnd"/>
-            <w:r>
-              <w:rPr>
-                <w:rFonts w:ascii="思源黑体 CN Normal" w:eastAsia="思源黑体 CN Normal" w:hAnsi="思源黑体 CN Normal"/>
-                <w:bCs/>
-                <w:iCs/>
-                <w:color w:val="000000" w:themeColor="text1"/>
-                <w:sz w:val="17"/>
-                <w:szCs w:val="17"/>
-              </w:rPr>
-              <w:t>=</w:t>
-            </w:r>
-            <w:proofErr w:type="gramStart"/>
-            <w:r>
-              <w:rPr>
-                <w:rFonts w:ascii="思源黑体 CN Normal" w:eastAsia="思源黑体 CN Normal" w:hAnsi="思源黑体 CN Normal"/>
-                <w:bCs/>
-                <w:iCs/>
-                <w:color w:val="000000" w:themeColor="text1"/>
-                <w:sz w:val="17"/>
-                <w:szCs w:val="17"/>
-              </w:rPr>
-              <w:t>=”</w:t>
-            </w:r>
-            <w:proofErr w:type="spellStart"/>
-            <w:r>
-              <w:rPr>
-                <w:rFonts w:ascii="思源黑体 CN Normal" w:eastAsia="思源黑体 CN Normal" w:hAnsi="思源黑体 CN Normal"/>
-                <w:bCs/>
-                <w:iCs/>
-                <w:color w:val="000000" w:themeColor="text1"/>
-                <w:sz w:val="17"/>
-                <w:szCs w:val="17"/>
-              </w:rPr>
-              <w:t>Sv</w:t>
-            </w:r>
-            <w:proofErr w:type="spellEnd"/>
-            <w:proofErr w:type="gramEnd"/>
-            <w:r>
-              <w:rPr>
-                <w:rFonts w:ascii="思源黑体 CN Normal" w:eastAsia="思源黑体 CN Normal" w:hAnsi="思源黑体 CN Normal"/>
-                <w:bCs/>
-                <w:iCs/>
-                <w:color w:val="000000" w:themeColor="text1"/>
-                <w:sz w:val="17"/>
-                <w:szCs w:val="17"/>
-              </w:rPr>
-              <w:t>”%}</w:t>
-            </w:r>
-          </w:p>
-          <w:p>
-            <w:pPr>
-              <w:spacing w:beforeLines="10" w:before="31" w:afterLines="10" w:after="31"/>
-              <w:jc w:val="center"/>
-              <w:rPr>
-                <w:rFonts w:ascii="思源黑体 CN Normal" w:eastAsia="思源黑体 CN Normal" w:hAnsi="思源黑体 CN Normal"/>
-                <w:bCs/>
-                <w:iCs/>
-                <w:color w:val="000000" w:themeColor="text1"/>
-                <w:sz w:val="17"/>
-                <w:szCs w:val="17"/>
-              </w:rPr>
-            </w:pPr>
-            <w:r>
-              <w:rPr>
-                <w:rFonts w:ascii="思源黑体 CN Normal" w:eastAsia="思源黑体 CN Normal" w:hAnsi="思源黑体 CN Normal"/>
-                <w:bCs/>
-                <w:iCs/>
-                <w:color w:val="000000" w:themeColor="text1"/>
-                <w:sz w:val="17"/>
-                <w:szCs w:val="17"/>
-              </w:rPr>
-              <w:t>{{</w:t>
-            </w:r>
-            <w:proofErr w:type="spellStart"/>
-            <w:proofErr w:type="gramStart"/>
-            <w:r>
-              <w:rPr>
-                <w:rFonts w:ascii="思源黑体 CN Normal" w:eastAsia="思源黑体 CN Normal" w:hAnsi="思源黑体 CN Normal"/>
-                <w:bCs/>
-                <w:iCs/>
-                <w:color w:val="000000" w:themeColor="text1"/>
-                <w:sz w:val="17"/>
-                <w:szCs w:val="17"/>
-              </w:rPr>
-              <w:t>a.freq</w:t>
-            </w:r>
-            <w:proofErr w:type="gramEnd"/>
-            <w:r>
-              <w:rPr>
-                <w:rFonts w:ascii="思源黑体 CN Normal" w:eastAsia="思源黑体 CN Normal" w:hAnsi="思源黑体 CN Normal"/>
-                <w:bCs/>
-                <w:iCs/>
-                <w:color w:val="000000" w:themeColor="text1"/>
-                <w:sz w:val="17"/>
-                <w:szCs w:val="17"/>
-              </w:rPr>
-              <w:t>_str</w:t>
-            </w:r>
-            <w:proofErr w:type="spellEnd"/>
-            <w:r>
-              <w:rPr>
-                <w:rFonts w:ascii="思源黑体 CN Normal" w:eastAsia="思源黑体 CN Normal" w:hAnsi="思源黑体 CN Normal"/>
-                <w:bCs/>
-                <w:iCs/>
-                <w:color w:val="000000" w:themeColor="text1"/>
-                <w:sz w:val="17"/>
-                <w:szCs w:val="17"/>
-              </w:rPr>
-              <w:t>}}</w:t>
-            </w:r>
-          </w:p>
-          <w:p>
-            <w:pPr>
-              <w:spacing w:beforeLines="10" w:before="31" w:afterLines="10" w:after="31"/>
-              <w:jc w:val="center"/>
-              <w:rPr>
-                <w:rFonts w:ascii="思源黑体 CN Normal" w:eastAsia="思源黑体 CN Normal" w:hAnsi="思源黑体 CN Normal"/>
-                <w:bCs/>
-                <w:iCs/>
-                <w:color w:val="000000" w:themeColor="text1"/>
-                <w:sz w:val="17"/>
-                <w:szCs w:val="17"/>
-              </w:rPr>
-            </w:pPr>
-            <w:r>
-              <w:rPr>
-                <w:rFonts w:ascii="思源黑体 CN Normal" w:eastAsia="思源黑体 CN Normal" w:hAnsi="思源黑体 CN Normal"/>
-                <w:bCs/>
-                <w:iCs/>
-                <w:color w:val="000000" w:themeColor="text1"/>
-                <w:sz w:val="17"/>
-                <w:szCs w:val="17"/>
-              </w:rPr>
-              <w:t xml:space="preserve">{%p </w:t>
-            </w:r>
-            <w:proofErr w:type="spellStart"/>
-            <w:r>
-              <w:rPr>
-                <w:rFonts w:ascii="思源黑体 CN Normal" w:eastAsia="思源黑体 CN Normal" w:hAnsi="思源黑体 CN Normal"/>
-                <w:bCs/>
-                <w:iCs/>
-                <w:color w:val="000000" w:themeColor="text1"/>
-                <w:sz w:val="17"/>
-                <w:szCs w:val="17"/>
-              </w:rPr>
-              <w:t>elif</w:t>
-            </w:r>
-            <w:proofErr w:type="spellEnd"/>
-            <w:r>
-              <w:rPr>
-                <w:rFonts w:ascii="思源黑体 CN Normal" w:eastAsia="思源黑体 CN Normal" w:hAnsi="思源黑体 CN Normal"/>
-                <w:bCs/>
-                <w:iCs/>
-                <w:color w:val="000000" w:themeColor="text1"/>
-                <w:sz w:val="17"/>
-                <w:szCs w:val="17"/>
-              </w:rPr>
-              <w:t xml:space="preserve"> </w:t>
-            </w:r>
-            <w:proofErr w:type="spellStart"/>
-            <w:r>
-              <w:rPr>
-                <w:rFonts w:ascii="思源黑体 CN Normal" w:eastAsia="思源黑体 CN Normal" w:hAnsi="思源黑体 CN Normal"/>
-                <w:bCs/>
-                <w:iCs/>
-                <w:color w:val="000000" w:themeColor="text1"/>
-                <w:sz w:val="17"/>
-                <w:szCs w:val="17"/>
-              </w:rPr>
-              <w:t>a.</w:t>
-            </w:r>
-            <w:r>
-              <w:rPr>
-                <w:rFonts w:ascii="思源黑体 CN Normal" w:eastAsia="思源黑体 CN Normal" w:hAnsi="思源黑体 CN Normal"/>
-                <w:bCs/>
-                <w:iCs/>
-                <w:color w:val="000000" w:themeColor="text1"/>
-                <w:sz w:val="17"/>
-                <w:szCs w:val="17"/>
-              </w:rPr>
-              <w:t>bio_category</w:t>
-            </w:r>
-            <w:proofErr w:type="spellEnd"/>
-            <w:r>
-              <w:rPr>
-                <w:rFonts w:ascii="思源黑体 CN Normal" w:eastAsia="思源黑体 CN Normal" w:hAnsi="思源黑体 CN Normal"/>
-                <w:bCs/>
-                <w:iCs/>
-                <w:color w:val="000000" w:themeColor="text1"/>
-                <w:sz w:val="17"/>
-                <w:szCs w:val="17"/>
-              </w:rPr>
-              <w:t>=</w:t>
-            </w:r>
-            <w:proofErr w:type="gramStart"/>
-            <w:r>
-              <w:rPr>
-                <w:rFonts w:ascii="思源黑体 CN Normal" w:eastAsia="思源黑体 CN Normal" w:hAnsi="思源黑体 CN Normal"/>
-                <w:bCs/>
-                <w:iCs/>
-                <w:color w:val="000000" w:themeColor="text1"/>
-                <w:sz w:val="17"/>
-                <w:szCs w:val="17"/>
-              </w:rPr>
-              <w:t>=”</w:t>
-            </w:r>
-            <w:proofErr w:type="spellStart"/>
-            <w:r>
-              <w:rPr>
-                <w:rFonts w:ascii="思源黑体 CN Normal" w:eastAsia="思源黑体 CN Normal" w:hAnsi="思源黑体 CN Normal"/>
-                <w:bCs/>
-                <w:iCs/>
-                <w:color w:val="000000" w:themeColor="text1"/>
-                <w:sz w:val="17"/>
-                <w:szCs w:val="17"/>
-              </w:rPr>
-              <w:t>PSeqRnaSv</w:t>
-            </w:r>
-            <w:proofErr w:type="spellEnd"/>
-            <w:proofErr w:type="gramEnd"/>
-            <w:r>
-              <w:rPr>
-                <w:rFonts w:ascii="思源黑体 CN Normal" w:eastAsia="思源黑体 CN Normal" w:hAnsi="思源黑体 CN Normal"/>
-                <w:bCs/>
-                <w:iCs/>
-                <w:color w:val="000000" w:themeColor="text1"/>
-                <w:sz w:val="17"/>
-                <w:szCs w:val="17"/>
-              </w:rPr>
-              <w:t>”%}</w:t>
-            </w:r>
-          </w:p>
-          <w:p>
-            <w:pPr>
-              <w:spacing w:beforeLines="10" w:before="31" w:afterLines="10" w:after="31"/>
-              <w:jc w:val="center"/>
-              <w:rPr>
-                <w:rFonts w:ascii="思源黑体 CN Normal" w:eastAsia="思源黑体 CN Normal" w:hAnsi="思源黑体 CN Normal"/>
-                <w:bCs/>
-                <w:iCs/>
-                <w:color w:val="000000" w:themeColor="text1"/>
-                <w:sz w:val="17"/>
-                <w:szCs w:val="17"/>
-              </w:rPr>
-            </w:pPr>
-            <w:r>
-              <w:rPr>
-                <w:rFonts w:ascii="思源黑体 CN Normal" w:eastAsia="思源黑体 CN Normal" w:hAnsi="思源黑体 CN Normal"/>
-                <w:bCs/>
-                <w:iCs/>
-                <w:color w:val="000000" w:themeColor="text1"/>
-                <w:sz w:val="17"/>
-                <w:szCs w:val="17"/>
-              </w:rPr>
-              <w:t>{{</w:t>
-            </w:r>
-            <w:proofErr w:type="spellStart"/>
-            <w:proofErr w:type="gramStart"/>
-            <w:r>
-              <w:rPr>
-                <w:rFonts w:ascii="思源黑体 CN Normal" w:eastAsia="思源黑体 CN Normal" w:hAnsi="思源黑体 CN Normal"/>
-                <w:bCs/>
-                <w:iCs/>
-                <w:color w:val="000000" w:themeColor="text1"/>
-                <w:sz w:val="17"/>
-                <w:szCs w:val="17"/>
-              </w:rPr>
-              <w:t>a.freq</w:t>
-            </w:r>
-            <w:proofErr w:type="spellEnd"/>
-            <w:proofErr w:type="gramEnd"/>
             <w:r>
               <w:rPr>
                 <w:rFonts w:ascii="思源黑体 CN Normal" w:eastAsia="思源黑体 CN Normal" w:hAnsi="思源黑体 CN Normal"/>
@@ -22022,15 +20014,7 @@
         <w:snapToGrid w:val="0"/>
       </w:pPr>
       <w:r>
-        <w:t>{%p if var.var_</w:t>
-      </w:r>
-      <w:proofErr w:type="gramStart"/>
-      <w:r>
-        <w:t>somatic.level</w:t>
-      </w:r>
-      <w:proofErr w:type="gramEnd"/>
-      <w:r>
-        <w:t>_I+var.var_somatic.level_II+var.var_somatic.level_onco_nodrug%}</w:t>
+        <w:t>{%p if var.var_somatic.level_I+var.var_somatic.level_II+var.var_somatic.level_onco_nodrug%}</w:t>
       </w:r>
     </w:p>
     <w:p>
@@ -22039,15 +20023,7 @@
         <w:snapToGrid w:val="0"/>
       </w:pPr>
       <w:r>
-        <w:t>{%p for a in var.var_</w:t>
-      </w:r>
-      <w:proofErr w:type="gramStart"/>
-      <w:r>
-        <w:t>somatic.level</w:t>
-      </w:r>
-      <w:proofErr w:type="gramEnd"/>
-      <w:r>
-        <w:t>_I+var.var_somatic.level_II+var.var_somatic.level_onco_nodrug%}</w:t>
+        <w:t>{%p for a in var.var_somatic.level_I+var.var_somatic.level_II+var.var_somatic.level_onco_nodrug%}</w:t>
       </w:r>
     </w:p>
     <w:tbl>
@@ -22134,9 +20110,9 @@
                 <w:sz w:val="18"/>
                 <w:szCs w:val="18"/>
               </w:rPr>
-              <w:t>=</w:t>
-            </w:r>
-            <w:proofErr w:type="gramStart"/>
+              <w:t>==”</w:t>
+            </w:r>
+            <w:proofErr w:type="spellStart"/>
             <w:r>
               <w:rPr>
                 <w:rFonts w:ascii="思源黑体 CN Bold" w:eastAsia="思源黑体 CN Bold" w:hAnsi="思源黑体 CN Bold"/>
@@ -22146,9 +20122,9 @@
                 <w:sz w:val="18"/>
                 <w:szCs w:val="18"/>
               </w:rPr>
-              <w:t>=”</w:t>
-            </w:r>
-            <w:proofErr w:type="spellStart"/>
+              <w:t>Snvindel</w:t>
+            </w:r>
+            <w:proofErr w:type="spellEnd"/>
             <w:r>
               <w:rPr>
                 <w:rFonts w:ascii="思源黑体 CN Bold" w:eastAsia="思源黑体 CN Bold" w:hAnsi="思源黑体 CN Bold"/>
@@ -22158,11 +20134,15 @@
                 <w:sz w:val="18"/>
                 <w:szCs w:val="18"/>
               </w:rPr>
-              <w:t>Snvindel</w:t>
-            </w:r>
-            <w:proofErr w:type="spellEnd"/>
-            <w:proofErr w:type="gramEnd"/>
-            <w:r>
+              <w:t>”%}</w:t>
+            </w:r>
+          </w:p>
+          <w:p>
+            <w:pPr>
+              <w:adjustRightInd w:val="0"/>
+              <w:snapToGrid w:val="0"/>
+              <w:ind w:firstLineChars="30" w:firstLine="54"/>
+              <w:jc w:val="center"/>
               <w:rPr>
                 <w:rFonts w:ascii="思源黑体 CN Bold" w:eastAsia="思源黑体 CN Bold" w:hAnsi="思源黑体 CN Bold"/>
                 <w:b/>
@@ -22171,7 +20151,130 @@
                 <w:sz w:val="18"/>
                 <w:szCs w:val="18"/>
               </w:rPr>
-              <w:t>”%}</w:t>
+            </w:pPr>
+            <w:r>
+              <w:rPr>
+                <w:rFonts w:ascii="思源黑体 CN Bold" w:eastAsia="思源黑体 CN Bold" w:hAnsi="思源黑体 CN Bold"/>
+                <w:b/>
+                <w:bCs/>
+                <w:i/>
+                <w:iCs/>
+                <w:color w:val="FFFFFF" w:themeColor="background1"/>
+                <w:sz w:val="18"/>
+                <w:szCs w:val="18"/>
+              </w:rPr>
+              <w:t>{{</w:t>
+            </w:r>
+            <w:proofErr w:type="spellStart"/>
+            <w:r>
+              <w:rPr>
+                <w:rFonts w:ascii="思源黑体 CN Bold" w:eastAsia="思源黑体 CN Bold" w:hAnsi="思源黑体 CN Bold"/>
+                <w:b/>
+                <w:bCs/>
+                <w:i/>
+                <w:iCs/>
+                <w:color w:val="FFFFFF" w:themeColor="background1"/>
+                <w:sz w:val="18"/>
+                <w:szCs w:val="18"/>
+              </w:rPr>
+              <w:t>a.gene_symbol</w:t>
+            </w:r>
+            <w:proofErr w:type="spellEnd"/>
+            <w:r>
+              <w:rPr>
+                <w:rFonts w:ascii="思源黑体 CN Bold" w:eastAsia="思源黑体 CN Bold" w:hAnsi="思源黑体 CN Bold"/>
+                <w:b/>
+                <w:bCs/>
+                <w:i/>
+                <w:iCs/>
+                <w:color w:val="FFFFFF" w:themeColor="background1"/>
+                <w:sz w:val="18"/>
+                <w:szCs w:val="18"/>
+              </w:rPr>
+              <w:t>}}</w:t>
+            </w:r>
+            <w:r>
+              <w:rPr>
+                <w:rFonts w:ascii="思源黑体 CN Bold" w:eastAsia="思源黑体 CN Bold" w:hAnsi="思源黑体 CN Bold"/>
+                <w:b/>
+                <w:bCs/>
+                <w:color w:val="FFFFFF" w:themeColor="background1"/>
+                <w:sz w:val="18"/>
+                <w:szCs w:val="18"/>
+              </w:rPr>
+              <w:t xml:space="preserve"> {{</w:t>
+            </w:r>
+            <w:proofErr w:type="spellStart"/>
+            <w:r>
+              <w:rPr>
+                <w:rFonts w:ascii="思源黑体 CN Bold" w:eastAsia="思源黑体 CN Bold" w:hAnsi="思源黑体 CN Bold"/>
+                <w:b/>
+                <w:bCs/>
+                <w:color w:val="FFFFFF" w:themeColor="background1"/>
+                <w:sz w:val="18"/>
+                <w:szCs w:val="18"/>
+              </w:rPr>
+              <w:t>a.hgvs_c</w:t>
+            </w:r>
+            <w:proofErr w:type="spellEnd"/>
+            <w:r>
+              <w:rPr>
+                <w:rFonts w:ascii="思源黑体 CN Bold" w:eastAsia="思源黑体 CN Bold" w:hAnsi="思源黑体 CN Bold"/>
+                <w:b/>
+                <w:bCs/>
+                <w:color w:val="FFFFFF" w:themeColor="background1"/>
+                <w:sz w:val="18"/>
+                <w:szCs w:val="18"/>
+              </w:rPr>
+              <w:t xml:space="preserve">}}{%if </w:t>
+            </w:r>
+            <w:proofErr w:type="spellStart"/>
+            <w:r>
+              <w:rPr>
+                <w:rFonts w:ascii="思源黑体 CN Bold" w:eastAsia="思源黑体 CN Bold" w:hAnsi="思源黑体 CN Bold"/>
+                <w:b/>
+                <w:bCs/>
+                <w:color w:val="FFFFFF" w:themeColor="background1"/>
+                <w:sz w:val="18"/>
+                <w:szCs w:val="18"/>
+              </w:rPr>
+              <w:t>a.hgvs_p</w:t>
+            </w:r>
+            <w:proofErr w:type="spellEnd"/>
+            <w:r>
+              <w:rPr>
+                <w:rFonts w:ascii="思源黑体 CN Bold" w:eastAsia="思源黑体 CN Bold" w:hAnsi="思源黑体 CN Bold"/>
+                <w:b/>
+                <w:bCs/>
+                <w:color w:val="FFFFFF" w:themeColor="background1"/>
+                <w:sz w:val="18"/>
+                <w:szCs w:val="18"/>
+              </w:rPr>
+              <w:t>!=”p.?”%} {{</w:t>
+            </w:r>
+            <w:proofErr w:type="spellStart"/>
+            <w:r>
+              <w:rPr>
+                <w:rFonts w:ascii="思源黑体 CN Bold" w:eastAsia="思源黑体 CN Bold" w:hAnsi="思源黑体 CN Bold"/>
+                <w:b/>
+                <w:bCs/>
+                <w:color w:val="FFFFFF" w:themeColor="background1"/>
+                <w:sz w:val="18"/>
+                <w:szCs w:val="18"/>
+              </w:rPr>
+              <w:t>a.hgvs_p</w:t>
+            </w:r>
+            <w:proofErr w:type="spellEnd"/>
+            <w:r>
+              <w:rPr>
+                <w:rFonts w:ascii="思源黑体 CN Bold" w:eastAsia="思源黑体 CN Bold" w:hAnsi="思源黑体 CN Bold"/>
+                <w:b/>
+                <w:bCs/>
+                <w:color w:val="FFFFFF" w:themeColor="background1"/>
+                <w:sz w:val="18"/>
+                <w:szCs w:val="18"/>
+              </w:rPr>
+              <w:t>}}{%endif%}</w:t>
             </w:r>
           </w:p>
           <w:p>
@@ -22194,56 +20297,47 @@
                 <w:rFonts w:ascii="思源黑体 CN Bold" w:eastAsia="思源黑体 CN Bold" w:hAnsi="思源黑体 CN Bold"/>
                 <w:b/>
                 <w:bCs/>
-                <w:i/>
-                <w:iCs/>
                 <w:color w:val="FFFFFF" w:themeColor="background1"/>
                 <w:sz w:val="18"/>
                 <w:szCs w:val="18"/>
               </w:rPr>
-              <w:t>{{</w:t>
+              <w:t xml:space="preserve">{%p </w:t>
             </w:r>
             <w:proofErr w:type="spellStart"/>
-            <w:proofErr w:type="gramStart"/>
             <w:r>
               <w:rPr>
                 <w:rFonts w:ascii="思源黑体 CN Bold" w:eastAsia="思源黑体 CN Bold" w:hAnsi="思源黑体 CN Bold"/>
                 <w:b/>
                 <w:bCs/>
-                <w:i/>
-                <w:iCs/>
                 <w:color w:val="FFFFFF" w:themeColor="background1"/>
                 <w:sz w:val="18"/>
                 <w:szCs w:val="18"/>
               </w:rPr>
-              <w:t>a.gene</w:t>
-            </w:r>
-            <w:proofErr w:type="gramEnd"/>
+              <w:t>elif</w:t>
+            </w:r>
+            <w:proofErr w:type="spellEnd"/>
             <w:r>
               <w:rPr>
                 <w:rFonts w:ascii="思源黑体 CN Bold" w:eastAsia="思源黑体 CN Bold" w:hAnsi="思源黑体 CN Bold"/>
                 <w:b/>
                 <w:bCs/>
-                <w:i/>
-                <w:iCs/>
                 <w:color w:val="FFFFFF" w:themeColor="background1"/>
                 <w:sz w:val="18"/>
                 <w:szCs w:val="18"/>
               </w:rPr>
-              <w:t>_symbol</w:t>
-            </w:r>
-            <w:proofErr w:type="spellEnd"/>
+              <w:t xml:space="preserve"> </w:t>
+            </w:r>
+            <w:proofErr w:type="spellStart"/>
             <w:r>
               <w:rPr>
                 <w:rFonts w:ascii="思源黑体 CN Bold" w:eastAsia="思源黑体 CN Bold" w:hAnsi="思源黑体 CN Bold"/>
                 <w:b/>
                 <w:bCs/>
-                <w:i/>
-                <w:iCs/>
                 <w:color w:val="FFFFFF" w:themeColor="background1"/>
                 <w:sz w:val="18"/>
                 <w:szCs w:val="18"/>
               </w:rPr>
-              <w:t>}}</w:t>
+              <w:t>a.</w:t>
             </w:r>
             <w:r>
               <w:rPr>
@@ -22254,9 +20348,9 @@
                 <w:sz w:val="18"/>
                 <w:szCs w:val="18"/>
               </w:rPr>
-              <w:t xml:space="preserve"> {{</w:t>
-            </w:r>
-            <w:proofErr w:type="spellStart"/>
+              <w:t>bio_category</w:t>
+            </w:r>
+            <w:proofErr w:type="spellEnd"/>
             <w:r>
               <w:rPr>
                 <w:rFonts w:ascii="思源黑体 CN Bold" w:eastAsia="思源黑体 CN Bold" w:hAnsi="思源黑体 CN Bold"/>
@@ -22266,9 +20360,9 @@
                 <w:sz w:val="18"/>
                 <w:szCs w:val="18"/>
               </w:rPr>
-              <w:t>a.hgvs_c</w:t>
-            </w:r>
-            <w:proofErr w:type="spellEnd"/>
+              <w:t>==”</w:t>
+            </w:r>
+            <w:proofErr w:type="spellStart"/>
             <w:r>
               <w:rPr>
                 <w:rFonts w:ascii="思源黑体 CN Bold" w:eastAsia="思源黑体 CN Bold" w:hAnsi="思源黑体 CN Bold"/>
@@ -22278,9 +20372,9 @@
                 <w:sz w:val="18"/>
                 <w:szCs w:val="18"/>
               </w:rPr>
-              <w:t xml:space="preserve">}}{%if </w:t>
-            </w:r>
-            <w:proofErr w:type="spellStart"/>
+              <w:t>Cnv</w:t>
+            </w:r>
+            <w:proofErr w:type="spellEnd"/>
             <w:r>
               <w:rPr>
                 <w:rFonts w:ascii="思源黑体 CN Bold" w:eastAsia="思源黑体 CN Bold" w:hAnsi="思源黑体 CN Bold"/>
@@ -22290,10 +20384,15 @@
                 <w:sz w:val="18"/>
                 <w:szCs w:val="18"/>
               </w:rPr>
-              <w:t>a.hgvs_p</w:t>
-            </w:r>
-            <w:proofErr w:type="spellEnd"/>
-            <w:r>
+              <w:t>”%}</w:t>
+            </w:r>
+          </w:p>
+          <w:p>
+            <w:pPr>
+              <w:adjustRightInd w:val="0"/>
+              <w:snapToGrid w:val="0"/>
+              <w:ind w:firstLineChars="30" w:firstLine="54"/>
+              <w:jc w:val="center"/>
               <w:rPr>
                 <w:rFonts w:ascii="思源黑体 CN Bold" w:eastAsia="思源黑体 CN Bold" w:hAnsi="思源黑体 CN Bold"/>
                 <w:b/>
@@ -22302,31 +20401,69 @@
                 <w:sz w:val="18"/>
                 <w:szCs w:val="18"/>
               </w:rPr>
-              <w:t>!=”p.?”%} {{</w:t>
-            </w:r>
-            <w:proofErr w:type="spellStart"/>
+            </w:pPr>
             <w:r>
               <w:rPr>
                 <w:rFonts w:ascii="思源黑体 CN Bold" w:eastAsia="思源黑体 CN Bold" w:hAnsi="思源黑体 CN Bold"/>
                 <w:b/>
                 <w:bCs/>
+                <w:i/>
+                <w:iCs/>
                 <w:color w:val="FFFFFF" w:themeColor="background1"/>
                 <w:sz w:val="18"/>
                 <w:szCs w:val="18"/>
               </w:rPr>
-              <w:t>a.hgvs_p</w:t>
-            </w:r>
-            <w:proofErr w:type="spellEnd"/>
+              <w:t>{{</w:t>
+            </w:r>
+            <w:proofErr w:type="spellStart"/>
             <w:r>
               <w:rPr>
                 <w:rFonts w:ascii="思源黑体 CN Bold" w:eastAsia="思源黑体 CN Bold" w:hAnsi="思源黑体 CN Bold"/>
                 <w:b/>
                 <w:bCs/>
+                <w:i/>
+                <w:iCs/>
                 <w:color w:val="FFFFFF" w:themeColor="background1"/>
                 <w:sz w:val="18"/>
                 <w:szCs w:val="18"/>
               </w:rPr>
-              <w:t>}}{%endif%}</w:t>
+              <w:t>a.gene_symbol</w:t>
+            </w:r>
+            <w:proofErr w:type="spellEnd"/>
+            <w:r>
+              <w:rPr>
+                <w:rFonts w:ascii="思源黑体 CN Bold" w:eastAsia="思源黑体 CN Bold" w:hAnsi="思源黑体 CN Bold"/>
+                <w:b/>
+                <w:bCs/>
+                <w:i/>
+                <w:iCs/>
+                <w:color w:val="FFFFFF" w:themeColor="background1"/>
+                <w:sz w:val="18"/>
+                <w:szCs w:val="18"/>
+              </w:rPr>
+              <w:t>}}</w:t>
+            </w:r>
+            <w:r>
+              <w:rPr>
+                <w:rFonts w:ascii="思源黑体 CN Bold" w:eastAsia="思源黑体 CN Bold" w:hAnsi="思源黑体 CN Bold"/>
+                <w:b/>
+                <w:bCs/>
+                <w:color w:val="FFFFFF" w:themeColor="background1"/>
+                <w:sz w:val="18"/>
+                <w:szCs w:val="18"/>
+              </w:rPr>
+              <w:t xml:space="preserve"> </w:t>
+            </w:r>
+            <w:r>
+              <w:rPr>
+                <w:rFonts w:ascii="思源黑体 CN Bold" w:eastAsia="思源黑体 CN Bold" w:hAnsi="思源黑体 CN Bold" w:hint="eastAsia"/>
+                <w:b/>
+                <w:bCs/>
+                <w:color w:val="FFFFFF" w:themeColor="background1"/>
+                <w:sz w:val="18"/>
+                <w:szCs w:val="18"/>
+              </w:rPr>
+              <w:t>扩增</w:t>
             </w:r>
           </w:p>
           <w:p>
@@ -22412,9 +20549,9 @@
                 <w:sz w:val="18"/>
                 <w:szCs w:val="18"/>
               </w:rPr>
-              <w:t>=</w:t>
-            </w:r>
-            <w:proofErr w:type="gramStart"/>
+              <w:t>==”</w:t>
+            </w:r>
+            <w:proofErr w:type="spellStart"/>
             <w:r>
               <w:rPr>
                 <w:rFonts w:ascii="思源黑体 CN Bold" w:eastAsia="思源黑体 CN Bold" w:hAnsi="思源黑体 CN Bold"/>
@@ -22424,224 +20561,9 @@
                 <w:sz w:val="18"/>
                 <w:szCs w:val="18"/>
               </w:rPr>
-              <w:t>=”</w:t>
-            </w:r>
-            <w:proofErr w:type="spellStart"/>
-            <w:r>
-              <w:rPr>
-                <w:rFonts w:ascii="思源黑体 CN Bold" w:eastAsia="思源黑体 CN Bold" w:hAnsi="思源黑体 CN Bold"/>
-                <w:b/>
-                <w:bCs/>
-                <w:color w:val="FFFFFF" w:themeColor="background1"/>
-                <w:sz w:val="18"/>
-                <w:szCs w:val="18"/>
-              </w:rPr>
-              <w:t>Cnv</w:t>
+              <w:t>Sv</w:t>
             </w:r>
             <w:proofErr w:type="spellEnd"/>
-            <w:proofErr w:type="gramEnd"/>
-            <w:r>
-              <w:rPr>
-                <w:rFonts w:ascii="思源黑体 CN Bold" w:eastAsia="思源黑体 CN Bold" w:hAnsi="思源黑体 CN Bold"/>
-                <w:b/>
-                <w:bCs/>
-                <w:color w:val="FFFFFF" w:themeColor="background1"/>
-                <w:sz w:val="18"/>
-                <w:szCs w:val="18"/>
-              </w:rPr>
-              <w:t>”%}</w:t>
-            </w:r>
-          </w:p>
-          <w:p>
-            <w:pPr>
-              <w:adjustRightInd w:val="0"/>
-              <w:snapToGrid w:val="0"/>
-              <w:ind w:firstLineChars="30" w:firstLine="54"/>
-              <w:jc w:val="center"/>
-              <w:rPr>
-                <w:rFonts w:ascii="思源黑体 CN Bold" w:eastAsia="思源黑体 CN Bold" w:hAnsi="思源黑体 CN Bold"/>
-                <w:b/>
-                <w:bCs/>
-                <w:color w:val="FFFFFF" w:themeColor="background1"/>
-                <w:sz w:val="18"/>
-                <w:szCs w:val="18"/>
-              </w:rPr>
-            </w:pPr>
-            <w:r>
-              <w:rPr>
-                <w:rFonts w:ascii="思源黑体 CN Bold" w:eastAsia="思源黑体 CN Bold" w:hAnsi="思源黑体 CN Bold"/>
-                <w:b/>
-                <w:bCs/>
-                <w:i/>
-                <w:iCs/>
-                <w:color w:val="FFFFFF" w:themeColor="background1"/>
-                <w:sz w:val="18"/>
-                <w:szCs w:val="18"/>
-              </w:rPr>
-              <w:t>{{</w:t>
-            </w:r>
-            <w:proofErr w:type="spellStart"/>
-            <w:r>
-              <w:rPr>
-                <w:rFonts w:ascii="思源黑体 CN Bold" w:eastAsia="思源黑体 CN Bold" w:hAnsi="思源黑体 CN Bold"/>
-                <w:b/>
-                <w:bCs/>
-                <w:i/>
-                <w:iCs/>
-                <w:color w:val="FFFFFF" w:themeColor="background1"/>
-                <w:sz w:val="18"/>
-                <w:szCs w:val="18"/>
-              </w:rPr>
-              <w:t>a.gene_symbol</w:t>
-            </w:r>
-            <w:proofErr w:type="spellEnd"/>
-            <w:r>
-              <w:rPr>
-                <w:rFonts w:ascii="思源黑体 CN Bold" w:eastAsia="思源黑体 CN Bold" w:hAnsi="思源黑体 CN Bold"/>
-                <w:b/>
-                <w:bCs/>
-                <w:i/>
-                <w:iCs/>
-                <w:color w:val="FFFFFF" w:themeColor="background1"/>
-                <w:sz w:val="18"/>
-                <w:szCs w:val="18"/>
-              </w:rPr>
-              <w:t>}}</w:t>
-            </w:r>
-            <w:r>
-              <w:rPr>
-                <w:rFonts w:ascii="思源黑体 CN Bold" w:eastAsia="思源黑体 CN Bold" w:hAnsi="思源黑体 CN Bold"/>
-                <w:b/>
-                <w:bCs/>
-                <w:color w:val="FFFFFF" w:themeColor="background1"/>
-                <w:sz w:val="18"/>
-                <w:szCs w:val="18"/>
-              </w:rPr>
-              <w:t xml:space="preserve"> </w:t>
-            </w:r>
-            <w:r>
-              <w:rPr>
-                <w:rFonts w:ascii="思源黑体 CN Bold" w:eastAsia="思源黑体 CN Bold" w:hAnsi="思源黑体 CN Bold" w:hint="eastAsia"/>
-                <w:b/>
-                <w:bCs/>
-                <w:color w:val="FFFFFF" w:themeColor="background1"/>
-                <w:sz w:val="18"/>
-                <w:szCs w:val="18"/>
-              </w:rPr>
-              <w:t>扩增</w:t>
-            </w:r>
-          </w:p>
-          <w:p>
-            <w:pPr>
-              <w:adjustRightInd w:val="0"/>
-              <w:snapToGrid w:val="0"/>
-              <w:ind w:firstLineChars="30" w:firstLine="54"/>
-              <w:jc w:val="center"/>
-              <w:rPr>
-                <w:rFonts w:ascii="思源黑体 CN Bold" w:eastAsia="思源黑体 CN Bold" w:hAnsi="思源黑体 CN Bold"/>
-                <w:b/>
-                <w:bCs/>
-                <w:color w:val="FFFFFF" w:themeColor="background1"/>
-                <w:sz w:val="18"/>
-                <w:szCs w:val="18"/>
-              </w:rPr>
-            </w:pPr>
-            <w:r>
-              <w:rPr>
-                <w:rFonts w:ascii="思源黑体 CN Bold" w:eastAsia="思源黑体 CN Bold" w:hAnsi="思源黑体 CN Bold"/>
-                <w:b/>
-                <w:bCs/>
-                <w:color w:val="FFFFFF" w:themeColor="background1"/>
-                <w:sz w:val="18"/>
-                <w:szCs w:val="18"/>
-              </w:rPr>
-              <w:t xml:space="preserve">{%p </w:t>
-            </w:r>
-            <w:proofErr w:type="spellStart"/>
-            <w:r>
-              <w:rPr>
-                <w:rFonts w:ascii="思源黑体 CN Bold" w:eastAsia="思源黑体 CN Bold" w:hAnsi="思源黑体 CN Bold"/>
-                <w:b/>
-                <w:bCs/>
-                <w:color w:val="FFFFFF" w:themeColor="background1"/>
-                <w:sz w:val="18"/>
-                <w:szCs w:val="18"/>
-              </w:rPr>
-              <w:t>elif</w:t>
-            </w:r>
-            <w:proofErr w:type="spellEnd"/>
-            <w:r>
-              <w:rPr>
-                <w:rFonts w:ascii="思源黑体 CN Bold" w:eastAsia="思源黑体 CN Bold" w:hAnsi="思源黑体 CN Bold"/>
-                <w:b/>
-                <w:bCs/>
-                <w:color w:val="FFFFFF" w:themeColor="background1"/>
-                <w:sz w:val="18"/>
-                <w:szCs w:val="18"/>
-              </w:rPr>
-              <w:t xml:space="preserve"> </w:t>
-            </w:r>
-            <w:proofErr w:type="spellStart"/>
-            <w:r>
-              <w:rPr>
-                <w:rFonts w:ascii="思源黑体 CN Bold" w:eastAsia="思源黑体 CN Bold" w:hAnsi="思源黑体 CN Bold"/>
-                <w:b/>
-                <w:bCs/>
-                <w:color w:val="FFFFFF" w:themeColor="background1"/>
-                <w:sz w:val="18"/>
-                <w:szCs w:val="18"/>
-              </w:rPr>
-              <w:t>a.</w:t>
-            </w:r>
-            <w:r>
-              <w:rPr>
-                <w:rFonts w:ascii="思源黑体 CN Bold" w:eastAsia="思源黑体 CN Bold" w:hAnsi="思源黑体 CN Bold"/>
-                <w:b/>
-                <w:bCs/>
-                <w:color w:val="FFFFFF" w:themeColor="background1"/>
-                <w:sz w:val="18"/>
-                <w:szCs w:val="18"/>
-              </w:rPr>
-              <w:t>bio_category</w:t>
-            </w:r>
-            <w:proofErr w:type="spellEnd"/>
-            <w:r>
-              <w:rPr>
-                <w:rFonts w:ascii="思源黑体 CN Bold" w:eastAsia="思源黑体 CN Bold" w:hAnsi="思源黑体 CN Bold"/>
-                <w:b/>
-                <w:bCs/>
-                <w:color w:val="FFFFFF" w:themeColor="background1"/>
-                <w:sz w:val="18"/>
-                <w:szCs w:val="18"/>
-              </w:rPr>
-              <w:t>=</w:t>
-            </w:r>
-            <w:proofErr w:type="gramStart"/>
-            <w:r>
-              <w:rPr>
-                <w:rFonts w:ascii="思源黑体 CN Bold" w:eastAsia="思源黑体 CN Bold" w:hAnsi="思源黑体 CN Bold"/>
-                <w:b/>
-                <w:bCs/>
-                <w:color w:val="FFFFFF" w:themeColor="background1"/>
-                <w:sz w:val="18"/>
-                <w:szCs w:val="18"/>
-              </w:rPr>
-              <w:t>=”</w:t>
-            </w:r>
-            <w:proofErr w:type="spellStart"/>
-            <w:r>
-              <w:rPr>
-                <w:rFonts w:ascii="思源黑体 CN Bold" w:eastAsia="思源黑体 CN Bold" w:hAnsi="思源黑体 CN Bold"/>
-                <w:b/>
-                <w:bCs/>
-                <w:color w:val="FFFFFF" w:themeColor="background1"/>
-                <w:sz w:val="18"/>
-                <w:szCs w:val="18"/>
-              </w:rPr>
-              <w:t>Sv</w:t>
-            </w:r>
-            <w:proofErr w:type="spellEnd"/>
-            <w:proofErr w:type="gramEnd"/>
             <w:r>
               <w:rPr>
                 <w:rFonts w:ascii="思源黑体 CN Bold" w:eastAsia="思源黑体 CN Bold" w:hAnsi="思源黑体 CN Bold"/>
@@ -23056,23 +20978,13 @@
               <w:t xml:space="preserve">{%p if “,” in </w:t>
             </w:r>
             <w:proofErr w:type="spellStart"/>
-            <w:proofErr w:type="gramStart"/>
-            <w:r>
-              <w:rPr>
-                <w:rFonts w:ascii="思源黑体 CN Normal" w:eastAsia="思源黑体 CN Normal" w:hAnsi="思源黑体 CN Normal" w:cs="思源黑体 CN Light"/>
-                <w:sz w:val="17"/>
-                <w:szCs w:val="17"/>
-              </w:rPr>
-              <w:t>a.gene</w:t>
-            </w:r>
-            <w:proofErr w:type="gramEnd"/>
-            <w:r>
-              <w:rPr>
-                <w:rFonts w:ascii="思源黑体 CN Normal" w:eastAsia="思源黑体 CN Normal" w:hAnsi="思源黑体 CN Normal" w:cs="思源黑体 CN Light"/>
-                <w:sz w:val="17"/>
-                <w:szCs w:val="17"/>
-              </w:rPr>
-              <w:t>_symbol</w:t>
+            <w:r>
+              <w:rPr>
+                <w:rFonts w:ascii="思源黑体 CN Normal" w:eastAsia="思源黑体 CN Normal" w:hAnsi="思源黑体 CN Normal" w:cs="思源黑体 CN Light"/>
+                <w:sz w:val="17"/>
+                <w:szCs w:val="17"/>
+              </w:rPr>
+              <w:t>a.gene_symbol</w:t>
             </w:r>
             <w:proofErr w:type="spellEnd"/>
             <w:r>
@@ -23176,23 +21088,13 @@
               <w:t xml:space="preserve">{%p if </w:t>
             </w:r>
             <w:proofErr w:type="spellStart"/>
-            <w:proofErr w:type="gramStart"/>
-            <w:r>
-              <w:rPr>
-                <w:rFonts w:ascii="思源黑体 CN Normal" w:eastAsia="思源黑体 CN Normal" w:hAnsi="思源黑体 CN Normal" w:cs="思源黑体 CN Light"/>
-                <w:sz w:val="17"/>
-                <w:szCs w:val="17"/>
-              </w:rPr>
-              <w:t>a.five</w:t>
-            </w:r>
-            <w:proofErr w:type="gramEnd"/>
-            <w:r>
-              <w:rPr>
-                <w:rFonts w:ascii="思源黑体 CN Normal" w:eastAsia="思源黑体 CN Normal" w:hAnsi="思源黑体 CN Normal" w:cs="思源黑体 CN Light"/>
-                <w:sz w:val="17"/>
-                <w:szCs w:val="17"/>
-              </w:rPr>
-              <w:t>_prime_gene</w:t>
+            <w:r>
+              <w:rPr>
+                <w:rFonts w:ascii="思源黑体 CN Normal" w:eastAsia="思源黑体 CN Normal" w:hAnsi="思源黑体 CN Normal" w:cs="思源黑体 CN Light"/>
+                <w:sz w:val="17"/>
+                <w:szCs w:val="17"/>
+              </w:rPr>
+              <w:t>a.five_prime_gene</w:t>
             </w:r>
             <w:proofErr w:type="spellEnd"/>
             <w:r>
@@ -23242,23 +21144,13 @@
               <w:t>{{</w:t>
             </w:r>
             <w:proofErr w:type="spellStart"/>
-            <w:proofErr w:type="gramStart"/>
-            <w:r>
-              <w:rPr>
-                <w:rFonts w:ascii="思源黑体 CN Normal" w:eastAsia="思源黑体 CN Normal" w:hAnsi="思源黑体 CN Normal" w:cs="思源黑体 CN Light"/>
-                <w:sz w:val="17"/>
-                <w:szCs w:val="17"/>
-              </w:rPr>
-              <w:t>a.five</w:t>
-            </w:r>
-            <w:proofErr w:type="gramEnd"/>
-            <w:r>
-              <w:rPr>
-                <w:rFonts w:ascii="思源黑体 CN Normal" w:eastAsia="思源黑体 CN Normal" w:hAnsi="思源黑体 CN Normal" w:cs="思源黑体 CN Light"/>
-                <w:sz w:val="17"/>
-                <w:szCs w:val="17"/>
-              </w:rPr>
-              <w:t>_prime_gene_function|e</w:t>
+            <w:r>
+              <w:rPr>
+                <w:rFonts w:ascii="思源黑体 CN Normal" w:eastAsia="思源黑体 CN Normal" w:hAnsi="思源黑体 CN Normal" w:cs="思源黑体 CN Light"/>
+                <w:sz w:val="17"/>
+                <w:szCs w:val="17"/>
+              </w:rPr>
+              <w:t>a.five_prime_gene_function|e</w:t>
             </w:r>
             <w:proofErr w:type="spellEnd"/>
             <w:r>
@@ -23290,23 +21182,13 @@
               <w:t>{{</w:t>
             </w:r>
             <w:proofErr w:type="spellStart"/>
-            <w:proofErr w:type="gramStart"/>
-            <w:r>
-              <w:rPr>
-                <w:rFonts w:ascii="思源黑体 CN Normal" w:eastAsia="思源黑体 CN Normal" w:hAnsi="思源黑体 CN Normal" w:cs="思源黑体 CN Light"/>
-                <w:sz w:val="17"/>
-                <w:szCs w:val="17"/>
-              </w:rPr>
-              <w:t>a.three</w:t>
-            </w:r>
-            <w:proofErr w:type="gramEnd"/>
-            <w:r>
-              <w:rPr>
-                <w:rFonts w:ascii="思源黑体 CN Normal" w:eastAsia="思源黑体 CN Normal" w:hAnsi="思源黑体 CN Normal" w:cs="思源黑体 CN Light"/>
-                <w:sz w:val="17"/>
-                <w:szCs w:val="17"/>
-              </w:rPr>
-              <w:t>_prime_gene_function|e</w:t>
+            <w:r>
+              <w:rPr>
+                <w:rFonts w:ascii="思源黑体 CN Normal" w:eastAsia="思源黑体 CN Normal" w:hAnsi="思源黑体 CN Normal" w:cs="思源黑体 CN Light"/>
+                <w:sz w:val="17"/>
+                <w:szCs w:val="17"/>
+              </w:rPr>
+              <w:t>a.three_prime_gene_function|e</w:t>
             </w:r>
             <w:proofErr w:type="spellEnd"/>
             <w:r>
@@ -23358,23 +21240,13 @@
               <w:t>{{</w:t>
             </w:r>
             <w:proofErr w:type="spellStart"/>
-            <w:proofErr w:type="gramStart"/>
-            <w:r>
-              <w:rPr>
-                <w:rFonts w:ascii="思源黑体 CN Normal" w:eastAsia="思源黑体 CN Normal" w:hAnsi="思源黑体 CN Normal" w:cs="思源黑体 CN Light"/>
-                <w:sz w:val="17"/>
-                <w:szCs w:val="17"/>
-              </w:rPr>
-              <w:t>a.five</w:t>
-            </w:r>
-            <w:proofErr w:type="gramEnd"/>
-            <w:r>
-              <w:rPr>
-                <w:rFonts w:ascii="思源黑体 CN Normal" w:eastAsia="思源黑体 CN Normal" w:hAnsi="思源黑体 CN Normal" w:cs="思源黑体 CN Light"/>
-                <w:sz w:val="17"/>
-                <w:szCs w:val="17"/>
-              </w:rPr>
-              <w:t>_prime_gene_function|e</w:t>
+            <w:r>
+              <w:rPr>
+                <w:rFonts w:ascii="思源黑体 CN Normal" w:eastAsia="思源黑体 CN Normal" w:hAnsi="思源黑体 CN Normal" w:cs="思源黑体 CN Light"/>
+                <w:sz w:val="17"/>
+                <w:szCs w:val="17"/>
+              </w:rPr>
+              <w:t>a.five_prime_gene_function|e</w:t>
             </w:r>
             <w:proofErr w:type="spellEnd"/>
             <w:r>
@@ -23449,25 +21321,14 @@
               <w:t>{{</w:t>
             </w:r>
             <w:proofErr w:type="spellStart"/>
-            <w:proofErr w:type="gramStart"/>
-            <w:r>
-              <w:rPr>
-                <w:rFonts w:ascii="思源黑体 CN Normal" w:eastAsia="思源黑体 CN Normal" w:hAnsi="思源黑体 CN Normal"/>
-                <w:color w:val="000000" w:themeColor="text1"/>
-                <w:sz w:val="17"/>
-                <w:szCs w:val="17"/>
-              </w:rPr>
-              <w:t>a.gene</w:t>
-            </w:r>
-            <w:proofErr w:type="gramEnd"/>
-            <w:r>
-              <w:rPr>
-                <w:rFonts w:ascii="思源黑体 CN Normal" w:eastAsia="思源黑体 CN Normal" w:hAnsi="思源黑体 CN Normal"/>
-                <w:color w:val="000000" w:themeColor="text1"/>
-                <w:sz w:val="17"/>
-                <w:szCs w:val="17"/>
-              </w:rPr>
-              <w:t>_function</w:t>
+            <w:r>
+              <w:rPr>
+                <w:rFonts w:ascii="思源黑体 CN Normal" w:eastAsia="思源黑体 CN Normal" w:hAnsi="思源黑体 CN Normal"/>
+                <w:color w:val="000000" w:themeColor="text1"/>
+                <w:sz w:val="17"/>
+                <w:szCs w:val="17"/>
+              </w:rPr>
+              <w:t>a.gene_function</w:t>
             </w:r>
             <w:r>
               <w:rPr>
@@ -23589,23 +21450,13 @@
               <w:t>{{</w:t>
             </w:r>
             <w:proofErr w:type="spellStart"/>
-            <w:proofErr w:type="gramStart"/>
-            <w:r>
-              <w:rPr>
-                <w:rFonts w:ascii="思源黑体 CN Normal" w:eastAsia="思源黑体 CN Normal" w:hAnsi="思源黑体 CN Normal" w:cs="思源黑体 CN Light"/>
-                <w:sz w:val="17"/>
-                <w:szCs w:val="17"/>
-              </w:rPr>
-              <w:t>a.variant</w:t>
-            </w:r>
-            <w:proofErr w:type="gramEnd"/>
-            <w:r>
-              <w:rPr>
-                <w:rFonts w:ascii="思源黑体 CN Normal" w:eastAsia="思源黑体 CN Normal" w:hAnsi="思源黑体 CN Normal" w:cs="思源黑体 CN Light"/>
-                <w:sz w:val="17"/>
-                <w:szCs w:val="17"/>
-              </w:rPr>
-              <w:t>_desc_cn|e</w:t>
+            <w:r>
+              <w:rPr>
+                <w:rFonts w:ascii="思源黑体 CN Normal" w:eastAsia="思源黑体 CN Normal" w:hAnsi="思源黑体 CN Normal" w:cs="思源黑体 CN Light"/>
+                <w:sz w:val="17"/>
+                <w:szCs w:val="17"/>
+              </w:rPr>
+              <w:t>a.variant_desc_cn|e</w:t>
             </w:r>
             <w:proofErr w:type="spellEnd"/>
             <w:r>
@@ -23742,27 +21593,7 @@
                 <w:sz w:val="17"/>
                 <w:szCs w:val="17"/>
               </w:rPr>
-              <w:t>a.evi_sum.evi_</w:t>
-            </w:r>
-            <w:proofErr w:type="gramStart"/>
-            <w:r>
-              <w:rPr>
-                <w:rFonts w:ascii="思源黑体 CN Normal" w:eastAsia="思源黑体 CN Normal" w:hAnsi="思源黑体 CN Normal" w:hint="eastAsia"/>
-                <w:color w:val="000000" w:themeColor="text1"/>
-                <w:sz w:val="17"/>
-                <w:szCs w:val="17"/>
-              </w:rPr>
-              <w:t>split.Predictive</w:t>
-            </w:r>
-            <w:proofErr w:type="gramEnd"/>
-            <w:r>
-              <w:rPr>
-                <w:rFonts w:ascii="思源黑体 CN Normal" w:eastAsia="思源黑体 CN Normal" w:hAnsi="思源黑体 CN Normal" w:hint="eastAsia"/>
-                <w:color w:val="000000" w:themeColor="text1"/>
-                <w:sz w:val="17"/>
-                <w:szCs w:val="17"/>
-              </w:rPr>
-              <w:t>_merge</w:t>
+              <w:t>a.evi_sum.evi_split.Predictive_merge</w:t>
             </w:r>
             <w:proofErr w:type="spellEnd"/>
             <w:r>
@@ -23853,19 +21684,8 @@
                 <w:sz w:val="17"/>
                 <w:szCs w:val="17"/>
               </w:rPr>
-              <w:t>a.evi_sum.evi_</w:t>
-            </w:r>
-            <w:proofErr w:type="gramStart"/>
-            <w:r>
-              <w:rPr>
-                <w:rFonts w:ascii="思源黑体 CN Normal" w:eastAsia="思源黑体 CN Normal" w:hAnsi="思源黑体 CN Normal"/>
-                <w:color w:val="000000" w:themeColor="text1"/>
-                <w:sz w:val="17"/>
-                <w:szCs w:val="17"/>
-              </w:rPr>
-              <w:t>split.Predictive</w:t>
-            </w:r>
-            <w:proofErr w:type="gramEnd"/>
+              <w:t>a.evi_sum.evi_split.Predictive</w:t>
+            </w:r>
             <w:r>
               <w:rPr>
                 <w:rFonts w:ascii="思源黑体 CN Normal" w:eastAsia="思源黑体 CN Normal" w:hAnsi="思源黑体 CN Normal"/>
@@ -23915,19 +21735,8 @@
                 <w:sz w:val="17"/>
                 <w:szCs w:val="17"/>
               </w:rPr>
-              <w:t>a.evi_sum.evi_</w:t>
-            </w:r>
-            <w:proofErr w:type="gramStart"/>
-            <w:r>
-              <w:rPr>
-                <w:rFonts w:ascii="思源黑体 CN Normal" w:eastAsia="思源黑体 CN Normal" w:hAnsi="思源黑体 CN Normal"/>
-                <w:color w:val="000000" w:themeColor="text1"/>
-                <w:sz w:val="17"/>
-                <w:szCs w:val="17"/>
-              </w:rPr>
-              <w:t>split.Predictive</w:t>
-            </w:r>
-            <w:proofErr w:type="gramEnd"/>
+              <w:t>a.evi_sum.evi_split.Predictive</w:t>
+            </w:r>
             <w:r>
               <w:rPr>
                 <w:rFonts w:ascii="思源黑体 CN Normal" w:eastAsia="思源黑体 CN Normal" w:hAnsi="思源黑体 CN Normal"/>
@@ -24151,20 +21960,9 @@
                 <w:sz w:val="17"/>
                 <w:szCs w:val="17"/>
               </w:rPr>
-              <w:t>a.evi_sum.evi_</w:t>
-            </w:r>
-            <w:proofErr w:type="gramStart"/>
-            <w:r>
-              <w:rPr>
-                <w:rFonts w:ascii="思源黑体 CN Normal" w:eastAsia="思源黑体 CN Normal" w:hAnsi="思源黑体 CN Normal"/>
-                <w:color w:val="000000" w:themeColor="text1"/>
-                <w:sz w:val="17"/>
-                <w:szCs w:val="17"/>
-              </w:rPr>
-              <w:t>split.Prognostic</w:t>
+              <w:t>a.evi_sum.evi_split.Prognostic</w:t>
             </w:r>
             <w:proofErr w:type="spellEnd"/>
-            <w:proofErr w:type="gramEnd"/>
             <w:r>
               <w:rPr>
                 <w:rFonts w:ascii="思源黑体 CN Normal" w:eastAsia="思源黑体 CN Normal" w:hAnsi="思源黑体 CN Normal"/>
@@ -24204,20 +22002,9 @@
                 <w:sz w:val="17"/>
                 <w:szCs w:val="17"/>
               </w:rPr>
-              <w:t>a.evi_sum.evi_</w:t>
-            </w:r>
-            <w:proofErr w:type="gramStart"/>
-            <w:r>
-              <w:rPr>
-                <w:rFonts w:ascii="思源黑体 CN Normal" w:eastAsia="思源黑体 CN Normal" w:hAnsi="思源黑体 CN Normal"/>
-                <w:color w:val="000000" w:themeColor="text1"/>
-                <w:sz w:val="17"/>
-                <w:szCs w:val="17"/>
-              </w:rPr>
-              <w:t>split.Prognostic</w:t>
+              <w:t>a.evi_sum.evi_split.Prognostic</w:t>
             </w:r>
             <w:proofErr w:type="spellEnd"/>
-            <w:proofErr w:type="gramEnd"/>
             <w:r>
               <w:rPr>
                 <w:rFonts w:ascii="思源黑体 CN Normal" w:eastAsia="思源黑体 CN Normal" w:hAnsi="思源黑体 CN Normal"/>
@@ -24407,20 +22194,9 @@
                 <w:sz w:val="17"/>
                 <w:szCs w:val="17"/>
               </w:rPr>
-              <w:t>a.evi_sum.evi_</w:t>
-            </w:r>
-            <w:proofErr w:type="gramStart"/>
-            <w:r>
-              <w:rPr>
-                <w:rFonts w:ascii="思源黑体 CN Normal" w:eastAsia="思源黑体 CN Normal" w:hAnsi="思源黑体 CN Normal"/>
-                <w:color w:val="000000" w:themeColor="text1"/>
-                <w:sz w:val="17"/>
-                <w:szCs w:val="17"/>
-              </w:rPr>
-              <w:t>split.Diagnostic</w:t>
+              <w:t>a.evi_sum.evi_split.Diagnostic</w:t>
             </w:r>
             <w:proofErr w:type="spellEnd"/>
-            <w:proofErr w:type="gramEnd"/>
             <w:r>
               <w:rPr>
                 <w:rFonts w:ascii="思源黑体 CN Normal" w:eastAsia="思源黑体 CN Normal" w:hAnsi="思源黑体 CN Normal"/>
@@ -24460,20 +22236,9 @@
                 <w:sz w:val="17"/>
                 <w:szCs w:val="17"/>
               </w:rPr>
-              <w:t>a.evi_sum.evi_</w:t>
-            </w:r>
-            <w:proofErr w:type="gramStart"/>
-            <w:r>
-              <w:rPr>
-                <w:rFonts w:ascii="思源黑体 CN Normal" w:eastAsia="思源黑体 CN Normal" w:hAnsi="思源黑体 CN Normal"/>
-                <w:color w:val="000000" w:themeColor="text1"/>
-                <w:sz w:val="17"/>
-                <w:szCs w:val="17"/>
-              </w:rPr>
-              <w:t>split.Diagnostic</w:t>
+              <w:t>a.evi_sum.evi_split.Diagnostic</w:t>
             </w:r>
             <w:proofErr w:type="spellEnd"/>
-            <w:proofErr w:type="gramEnd"/>
             <w:r>
               <w:rPr>
                 <w:rFonts w:ascii="思源黑体 CN Normal" w:eastAsia="思源黑体 CN Normal" w:hAnsi="思源黑体 CN Normal"/>
@@ -25161,13 +22926,8 @@
         <w:t xml:space="preserve">if </w:t>
       </w:r>
       <w:proofErr w:type="spellStart"/>
-      <w:proofErr w:type="gramStart"/>
       <w:r>
-        <w:t>sample.control</w:t>
-      </w:r>
-      <w:proofErr w:type="gramEnd"/>
-      <w:r>
-        <w:t>_sample_id</w:t>
+        <w:t>sample.control_sample_id</w:t>
       </w:r>
       <w:proofErr w:type="spellEnd"/>
       <w:r>
@@ -25217,21 +22977,7 @@
         <w:rPr>
           <w:rStyle w:val="af"/>
         </w:rPr>
-        <w:t xml:space="preserve"> if var.var_</w:t>
-      </w:r>
-      <w:proofErr w:type="gramStart"/>
-      <w:r>
-        <w:rPr>
-          <w:rStyle w:val="af"/>
-        </w:rPr>
-        <w:t>germline.level</w:t>
-      </w:r>
-      <w:proofErr w:type="gramEnd"/>
-      <w:r>
-        <w:rPr>
-          <w:rStyle w:val="af"/>
-        </w:rPr>
-        <w:t>_5+var.var_germline.level_4</w:t>
+        <w:t xml:space="preserve"> if var.var_germline.level_5+var.var_germline.level_4</w:t>
       </w:r>
       <w:r>
         <w:rPr>
@@ -25258,21 +23004,7 @@
         <w:rPr>
           <w:rStyle w:val="af"/>
         </w:rPr>
-        <w:t xml:space="preserve"> for a in var.var_</w:t>
-      </w:r>
-      <w:proofErr w:type="gramStart"/>
-      <w:r>
-        <w:rPr>
-          <w:rStyle w:val="af"/>
-        </w:rPr>
-        <w:t>germline.level</w:t>
-      </w:r>
-      <w:proofErr w:type="gramEnd"/>
-      <w:r>
-        <w:rPr>
-          <w:rStyle w:val="af"/>
-        </w:rPr>
-        <w:t>_5+var.var_germline.level_4</w:t>
+        <w:t xml:space="preserve"> for a in var.var_germline.level_5+var.var_germline.level_4</w:t>
       </w:r>
       <w:r>
         <w:rPr>
@@ -25348,7 +23080,6 @@
               <w:t>{{</w:t>
             </w:r>
             <w:proofErr w:type="spellStart"/>
-            <w:proofErr w:type="gramStart"/>
             <w:r>
               <w:rPr>
                 <w:rFonts w:ascii="思源黑体 CN Bold" w:eastAsia="思源黑体 CN Bold" w:hAnsi="思源黑体 CN Bold"/>
@@ -25371,19 +23102,7 @@
                 <w:sz w:val="18"/>
                 <w:szCs w:val="18"/>
               </w:rPr>
-              <w:t>.gene</w:t>
-            </w:r>
-            <w:proofErr w:type="gramEnd"/>
-            <w:r>
-              <w:rPr>
-                <w:rFonts w:ascii="思源黑体 CN Bold" w:eastAsia="思源黑体 CN Bold" w:hAnsi="思源黑体 CN Bold"/>
-                <w:i/>
-                <w:iCs/>
-                <w:color w:val="FFFFFF" w:themeColor="background1"/>
-                <w:sz w:val="18"/>
-                <w:szCs w:val="18"/>
-              </w:rPr>
-              <w:t>_symbol</w:t>
+              <w:t>.gene_symbol</w:t>
             </w:r>
             <w:proofErr w:type="spellEnd"/>
             <w:r>
@@ -25548,23 +23267,13 @@
               <w:t>{{</w:t>
             </w:r>
             <w:proofErr w:type="spellStart"/>
-            <w:proofErr w:type="gramStart"/>
-            <w:r>
-              <w:rPr>
-                <w:rFonts w:ascii="思源黑体 CN Normal" w:eastAsia="思源黑体 CN Normal" w:hAnsi="思源黑体 CN Normal" w:cs="思源黑体 CN Light"/>
-                <w:sz w:val="17"/>
-                <w:szCs w:val="17"/>
-              </w:rPr>
-              <w:t>a.gene</w:t>
-            </w:r>
-            <w:proofErr w:type="gramEnd"/>
-            <w:r>
-              <w:rPr>
-                <w:rFonts w:ascii="思源黑体 CN Normal" w:eastAsia="思源黑体 CN Normal" w:hAnsi="思源黑体 CN Normal" w:cs="思源黑体 CN Light"/>
-                <w:sz w:val="17"/>
-                <w:szCs w:val="17"/>
-              </w:rPr>
-              <w:t>_function|e</w:t>
+            <w:r>
+              <w:rPr>
+                <w:rFonts w:ascii="思源黑体 CN Normal" w:eastAsia="思源黑体 CN Normal" w:hAnsi="思源黑体 CN Normal" w:cs="思源黑体 CN Light"/>
+                <w:sz w:val="17"/>
+                <w:szCs w:val="17"/>
+              </w:rPr>
+              <w:t>a.gene_function|e</w:t>
             </w:r>
             <w:proofErr w:type="spellEnd"/>
             <w:r>
@@ -25655,7 +23364,6 @@
               <w:t>{{</w:t>
             </w:r>
             <w:proofErr w:type="spellStart"/>
-            <w:proofErr w:type="gramStart"/>
             <w:r>
               <w:rPr>
                 <w:rFonts w:ascii="思源黑体 CN Normal" w:eastAsia="思源黑体 CN Normal" w:hAnsi="思源黑体 CN Normal" w:cs="思源黑体 CN Light"/>
@@ -25670,16 +23378,7 @@
                 <w:sz w:val="17"/>
                 <w:szCs w:val="17"/>
               </w:rPr>
-              <w:t>variant</w:t>
-            </w:r>
-            <w:proofErr w:type="gramEnd"/>
-            <w:r>
-              <w:rPr>
-                <w:rFonts w:ascii="思源黑体 CN Normal" w:eastAsia="思源黑体 CN Normal" w:hAnsi="思源黑体 CN Normal" w:cs="思源黑体 CN Light"/>
-                <w:sz w:val="17"/>
-                <w:szCs w:val="17"/>
-              </w:rPr>
-              <w:t>_desc_cn</w:t>
+              <w:t>variant_desc_cn</w:t>
             </w:r>
             <w:r>
               <w:rPr>
@@ -25850,27 +23549,7 @@
                 <w:sz w:val="17"/>
                 <w:szCs w:val="17"/>
               </w:rPr>
-              <w:t>a.evi_sum.evi_</w:t>
-            </w:r>
-            <w:proofErr w:type="gramStart"/>
-            <w:r>
-              <w:rPr>
-                <w:rFonts w:ascii="思源黑体 CN Normal" w:eastAsia="思源黑体 CN Normal" w:hAnsi="思源黑体 CN Normal" w:hint="eastAsia"/>
-                <w:color w:val="000000" w:themeColor="text1"/>
-                <w:sz w:val="17"/>
-                <w:szCs w:val="17"/>
-              </w:rPr>
-              <w:t>split.Predictive</w:t>
-            </w:r>
-            <w:proofErr w:type="gramEnd"/>
-            <w:r>
-              <w:rPr>
-                <w:rFonts w:ascii="思源黑体 CN Normal" w:eastAsia="思源黑体 CN Normal" w:hAnsi="思源黑体 CN Normal" w:hint="eastAsia"/>
-                <w:color w:val="000000" w:themeColor="text1"/>
-                <w:sz w:val="17"/>
-                <w:szCs w:val="17"/>
-              </w:rPr>
-              <w:t>_merge</w:t>
+              <w:t>a.evi_sum.evi_split.Predictive_merge</w:t>
             </w:r>
             <w:proofErr w:type="spellEnd"/>
             <w:r>
@@ -25961,19 +23640,8 @@
                 <w:sz w:val="17"/>
                 <w:szCs w:val="17"/>
               </w:rPr>
-              <w:t>a.evi_sum.evi_</w:t>
-            </w:r>
-            <w:proofErr w:type="gramStart"/>
-            <w:r>
-              <w:rPr>
-                <w:rFonts w:ascii="思源黑体 CN Normal" w:eastAsia="思源黑体 CN Normal" w:hAnsi="思源黑体 CN Normal"/>
-                <w:color w:val="000000" w:themeColor="text1"/>
-                <w:sz w:val="17"/>
-                <w:szCs w:val="17"/>
-              </w:rPr>
-              <w:t>split.Predictive</w:t>
-            </w:r>
-            <w:proofErr w:type="gramEnd"/>
+              <w:t>a.evi_sum.evi_split.Predictive</w:t>
+            </w:r>
             <w:r>
               <w:rPr>
                 <w:rFonts w:ascii="思源黑体 CN Normal" w:eastAsia="思源黑体 CN Normal" w:hAnsi="思源黑体 CN Normal"/>
@@ -26023,19 +23691,8 @@
                 <w:sz w:val="17"/>
                 <w:szCs w:val="17"/>
               </w:rPr>
-              <w:t>a.evi_sum.evi_</w:t>
-            </w:r>
-            <w:proofErr w:type="gramStart"/>
-            <w:r>
-              <w:rPr>
-                <w:rFonts w:ascii="思源黑体 CN Normal" w:eastAsia="思源黑体 CN Normal" w:hAnsi="思源黑体 CN Normal"/>
-                <w:color w:val="000000" w:themeColor="text1"/>
-                <w:sz w:val="17"/>
-                <w:szCs w:val="17"/>
-              </w:rPr>
-              <w:t>split.Predictive</w:t>
-            </w:r>
-            <w:proofErr w:type="gramEnd"/>
+              <w:t>a.evi_sum.evi_split.Predictive</w:t>
+            </w:r>
             <w:r>
               <w:rPr>
                 <w:rFonts w:ascii="思源黑体 CN Normal" w:eastAsia="思源黑体 CN Normal" w:hAnsi="思源黑体 CN Normal"/>
@@ -26259,20 +23916,9 @@
                 <w:sz w:val="17"/>
                 <w:szCs w:val="17"/>
               </w:rPr>
-              <w:t>a.evi_sum.evi_</w:t>
-            </w:r>
-            <w:proofErr w:type="gramStart"/>
-            <w:r>
-              <w:rPr>
-                <w:rFonts w:ascii="思源黑体 CN Normal" w:eastAsia="思源黑体 CN Normal" w:hAnsi="思源黑体 CN Normal"/>
-                <w:color w:val="000000" w:themeColor="text1"/>
-                <w:sz w:val="17"/>
-                <w:szCs w:val="17"/>
-              </w:rPr>
-              <w:t>split.Prognostic</w:t>
+              <w:t>a.evi_sum.evi_split.Prognostic</w:t>
             </w:r>
             <w:proofErr w:type="spellEnd"/>
-            <w:proofErr w:type="gramEnd"/>
             <w:r>
               <w:rPr>
                 <w:rFonts w:ascii="思源黑体 CN Normal" w:eastAsia="思源黑体 CN Normal" w:hAnsi="思源黑体 CN Normal"/>
@@ -26312,20 +23958,9 @@
                 <w:sz w:val="17"/>
                 <w:szCs w:val="17"/>
               </w:rPr>
-              <w:t>a.evi_sum.evi_</w:t>
-            </w:r>
-            <w:proofErr w:type="gramStart"/>
-            <w:r>
-              <w:rPr>
-                <w:rFonts w:ascii="思源黑体 CN Normal" w:eastAsia="思源黑体 CN Normal" w:hAnsi="思源黑体 CN Normal"/>
-                <w:color w:val="000000" w:themeColor="text1"/>
-                <w:sz w:val="17"/>
-                <w:szCs w:val="17"/>
-              </w:rPr>
-              <w:t>split.Prognostic</w:t>
+              <w:t>a.evi_sum.evi_split.Prognostic</w:t>
             </w:r>
             <w:proofErr w:type="spellEnd"/>
-            <w:proofErr w:type="gramEnd"/>
             <w:r>
               <w:rPr>
                 <w:rFonts w:ascii="思源黑体 CN Normal" w:eastAsia="思源黑体 CN Normal" w:hAnsi="思源黑体 CN Normal"/>
@@ -26515,20 +24150,9 @@
                 <w:sz w:val="17"/>
                 <w:szCs w:val="17"/>
               </w:rPr>
-              <w:t>a.evi_sum.evi_</w:t>
-            </w:r>
-            <w:proofErr w:type="gramStart"/>
-            <w:r>
-              <w:rPr>
-                <w:rFonts w:ascii="思源黑体 CN Normal" w:eastAsia="思源黑体 CN Normal" w:hAnsi="思源黑体 CN Normal"/>
-                <w:color w:val="000000" w:themeColor="text1"/>
-                <w:sz w:val="17"/>
-                <w:szCs w:val="17"/>
-              </w:rPr>
-              <w:t>split.Diagnostic</w:t>
+              <w:t>a.evi_sum.evi_split.Diagnostic</w:t>
             </w:r>
             <w:proofErr w:type="spellEnd"/>
-            <w:proofErr w:type="gramEnd"/>
             <w:r>
               <w:rPr>
                 <w:rFonts w:ascii="思源黑体 CN Normal" w:eastAsia="思源黑体 CN Normal" w:hAnsi="思源黑体 CN Normal"/>
@@ -26568,20 +24192,9 @@
                 <w:sz w:val="17"/>
                 <w:szCs w:val="17"/>
               </w:rPr>
-              <w:t>a.evi_sum.evi_</w:t>
-            </w:r>
-            <w:proofErr w:type="gramStart"/>
-            <w:r>
-              <w:rPr>
-                <w:rFonts w:ascii="思源黑体 CN Normal" w:eastAsia="思源黑体 CN Normal" w:hAnsi="思源黑体 CN Normal"/>
-                <w:color w:val="000000" w:themeColor="text1"/>
-                <w:sz w:val="17"/>
-                <w:szCs w:val="17"/>
-              </w:rPr>
-              <w:t>split.Diagnostic</w:t>
+              <w:t>a.evi_sum.evi_split.Diagnostic</w:t>
             </w:r>
             <w:proofErr w:type="spellEnd"/>
-            <w:proofErr w:type="gramEnd"/>
             <w:r>
               <w:rPr>
                 <w:rFonts w:ascii="思源黑体 CN Normal" w:eastAsia="思源黑体 CN Normal" w:hAnsi="思源黑体 CN Normal"/>
@@ -26937,20 +24550,9 @@
                 <w:sz w:val="17"/>
                 <w:szCs w:val="17"/>
               </w:rPr>
-              <w:t>a.evi_sum.evi_</w:t>
-            </w:r>
-            <w:proofErr w:type="gramStart"/>
-            <w:r>
-              <w:rPr>
-                <w:rFonts w:ascii="思源黑体 CN Normal" w:eastAsia="思源黑体 CN Normal" w:hAnsi="思源黑体 CN Normal" w:cs="思源黑体 CN Light"/>
-                <w:color w:val="000000" w:themeColor="text1"/>
-                <w:sz w:val="17"/>
-                <w:szCs w:val="17"/>
-              </w:rPr>
-              <w:t>split.Predisposing</w:t>
+              <w:t>a.evi_sum.evi_split.Predisposing</w:t>
             </w:r>
             <w:proofErr w:type="spellEnd"/>
-            <w:proofErr w:type="gramEnd"/>
             <w:r>
               <w:rPr>
                 <w:rFonts w:ascii="思源黑体 CN Normal" w:eastAsia="思源黑体 CN Normal" w:hAnsi="思源黑体 CN Normal" w:cs="思源黑体 CN Light"/>
@@ -27718,25 +25320,7 @@
           <w:sz w:val="24"/>
           <w:szCs w:val="24"/>
         </w:rPr>
-        <w:t>获</w:t>
-      </w:r>
-      <w:proofErr w:type="gramStart"/>
-      <w:r>
-        <w:rPr>
-          <w:rFonts w:ascii="思源黑体 CN Bold" w:eastAsia="思源黑体 CN Bold" w:hAnsi="思源黑体 CN Bold" w:hint="eastAsia"/>
-          <w:sz w:val="24"/>
-          <w:szCs w:val="24"/>
-        </w:rPr>
-        <w:t>批药物</w:t>
-      </w:r>
-      <w:proofErr w:type="gramEnd"/>
-      <w:r>
-        <w:rPr>
-          <w:rFonts w:ascii="思源黑体 CN Bold" w:eastAsia="思源黑体 CN Bold" w:hAnsi="思源黑体 CN Bold" w:hint="eastAsia"/>
-          <w:sz w:val="24"/>
-          <w:szCs w:val="24"/>
-        </w:rPr>
-        <w:t>简介</w:t>
+        <w:t>获批药物简介</w:t>
       </w:r>
     </w:p>
     <w:p>
@@ -27946,7 +25530,6 @@
               <w:t xml:space="preserve">p if </w:t>
             </w:r>
             <w:proofErr w:type="spellStart"/>
-            <w:proofErr w:type="gramStart"/>
             <w:r>
               <w:rPr>
                 <w:rFonts w:ascii="思源黑体 CN Bold" w:eastAsia="思源黑体 CN Bold" w:hAnsi="思源黑体 CN Bold"/>
@@ -27956,19 +25539,7 @@
                 <w:sz w:val="18"/>
                 <w:szCs w:val="18"/>
               </w:rPr>
-              <w:t>a.regimen</w:t>
-            </w:r>
-            <w:proofErr w:type="gramEnd"/>
-            <w:r>
-              <w:rPr>
-                <w:rFonts w:ascii="思源黑体 CN Bold" w:eastAsia="思源黑体 CN Bold" w:hAnsi="思源黑体 CN Bold"/>
-                <w:b/>
-                <w:bCs/>
-                <w:color w:val="FFFFFF" w:themeColor="background1"/>
-                <w:sz w:val="18"/>
-                <w:szCs w:val="18"/>
-              </w:rPr>
-              <w:t>_cn</w:t>
+              <w:t>a.regimen_cn</w:t>
             </w:r>
             <w:proofErr w:type="spellEnd"/>
             <w:r>
@@ -28011,7 +25582,6 @@
               <w:t>{{</w:t>
             </w:r>
             <w:proofErr w:type="spellStart"/>
-            <w:proofErr w:type="gramStart"/>
             <w:r>
               <w:rPr>
                 <w:rFonts w:ascii="思源黑体 CN Bold" w:eastAsia="思源黑体 CN Bold" w:hAnsi="思源黑体 CN Bold"/>
@@ -28021,19 +25591,7 @@
                 <w:sz w:val="18"/>
                 <w:szCs w:val="18"/>
               </w:rPr>
-              <w:t>a.regimen</w:t>
-            </w:r>
-            <w:proofErr w:type="gramEnd"/>
-            <w:r>
-              <w:rPr>
-                <w:rFonts w:ascii="思源黑体 CN Bold" w:eastAsia="思源黑体 CN Bold" w:hAnsi="思源黑体 CN Bold"/>
-                <w:b/>
-                <w:bCs/>
-                <w:color w:val="FFFFFF" w:themeColor="background1"/>
-                <w:sz w:val="18"/>
-                <w:szCs w:val="18"/>
-              </w:rPr>
-              <w:t>_cn</w:t>
+              <w:t>a.regimen_cn</w:t>
             </w:r>
             <w:proofErr w:type="spellEnd"/>
             <w:r>
@@ -28115,7 +25673,6 @@
               <w:t xml:space="preserve">{%p if </w:t>
             </w:r>
             <w:proofErr w:type="spellStart"/>
-            <w:proofErr w:type="gramStart"/>
             <w:r>
               <w:rPr>
                 <w:rFonts w:ascii="思源黑体 CN Bold" w:eastAsia="思源黑体 CN Bold" w:hAnsi="思源黑体 CN Bold"/>
@@ -28125,19 +25682,7 @@
                 <w:sz w:val="18"/>
                 <w:szCs w:val="18"/>
               </w:rPr>
-              <w:t>a.regimen</w:t>
-            </w:r>
-            <w:proofErr w:type="gramEnd"/>
-            <w:r>
-              <w:rPr>
-                <w:rFonts w:ascii="思源黑体 CN Bold" w:eastAsia="思源黑体 CN Bold" w:hAnsi="思源黑体 CN Bold"/>
-                <w:b/>
-                <w:bCs/>
-                <w:color w:val="FFFFFF" w:themeColor="background1"/>
-                <w:sz w:val="18"/>
-                <w:szCs w:val="18"/>
-              </w:rPr>
-              <w:t>_en</w:t>
+              <w:t>a.regimen_en</w:t>
             </w:r>
             <w:proofErr w:type="spellEnd"/>
             <w:r>
@@ -28180,7 +25725,6 @@
               <w:t>{{</w:t>
             </w:r>
             <w:proofErr w:type="spellStart"/>
-            <w:proofErr w:type="gramStart"/>
             <w:r>
               <w:rPr>
                 <w:rFonts w:ascii="思源黑体 CN Bold" w:eastAsia="思源黑体 CN Bold" w:hAnsi="思源黑体 CN Bold"/>
@@ -28190,19 +25734,7 @@
                 <w:sz w:val="18"/>
                 <w:szCs w:val="18"/>
               </w:rPr>
-              <w:t>a.regimen</w:t>
-            </w:r>
-            <w:proofErr w:type="gramEnd"/>
-            <w:r>
-              <w:rPr>
-                <w:rFonts w:ascii="思源黑体 CN Bold" w:eastAsia="思源黑体 CN Bold" w:hAnsi="思源黑体 CN Bold"/>
-                <w:b/>
-                <w:bCs/>
-                <w:color w:val="FFFFFF" w:themeColor="background1"/>
-                <w:sz w:val="18"/>
-                <w:szCs w:val="18"/>
-              </w:rPr>
-              <w:t>_en</w:t>
+              <w:t>a.regimen_en</w:t>
             </w:r>
             <w:proofErr w:type="spellEnd"/>
             <w:r>
@@ -28589,25 +26121,14 @@
               <w:t xml:space="preserve">%p for b in </w:t>
             </w:r>
             <w:proofErr w:type="spellStart"/>
-            <w:proofErr w:type="gramStart"/>
-            <w:r>
-              <w:rPr>
-                <w:rFonts w:ascii="思源黑体 CN Normal" w:eastAsia="思源黑体 CN Normal" w:hAnsi="思源黑体 CN Normal"/>
-                <w:bCs/>
-                <w:sz w:val="17"/>
-                <w:szCs w:val="17"/>
-              </w:rPr>
-              <w:t>a.drug</w:t>
-            </w:r>
-            <w:proofErr w:type="gramEnd"/>
-            <w:r>
-              <w:rPr>
-                <w:rFonts w:ascii="思源黑体 CN Normal" w:eastAsia="思源黑体 CN Normal" w:hAnsi="思源黑体 CN Normal"/>
-                <w:bCs/>
-                <w:sz w:val="17"/>
-                <w:szCs w:val="17"/>
-              </w:rPr>
-              <w:t>_details</w:t>
+            <w:r>
+              <w:rPr>
+                <w:rFonts w:ascii="思源黑体 CN Normal" w:eastAsia="思源黑体 CN Normal" w:hAnsi="思源黑体 CN Normal"/>
+                <w:bCs/>
+                <w:sz w:val="17"/>
+                <w:szCs w:val="17"/>
+              </w:rPr>
+              <w:t>a.drug_details</w:t>
             </w:r>
             <w:proofErr w:type="spellEnd"/>
             <w:r>
@@ -28651,25 +26172,14 @@
               <w:t xml:space="preserve">p if </w:t>
             </w:r>
             <w:proofErr w:type="spellStart"/>
-            <w:proofErr w:type="gramStart"/>
-            <w:r>
-              <w:rPr>
-                <w:rFonts w:ascii="思源黑体 CN Normal" w:eastAsia="思源黑体 CN Normal" w:hAnsi="思源黑体 CN Normal"/>
-                <w:bCs/>
-                <w:sz w:val="17"/>
-                <w:szCs w:val="17"/>
-              </w:rPr>
-              <w:t>b.drug</w:t>
-            </w:r>
-            <w:proofErr w:type="gramEnd"/>
-            <w:r>
-              <w:rPr>
-                <w:rFonts w:ascii="思源黑体 CN Normal" w:eastAsia="思源黑体 CN Normal" w:hAnsi="思源黑体 CN Normal"/>
-                <w:bCs/>
-                <w:sz w:val="17"/>
-                <w:szCs w:val="17"/>
-              </w:rPr>
-              <w:t>_name</w:t>
+            <w:r>
+              <w:rPr>
+                <w:rFonts w:ascii="思源黑体 CN Normal" w:eastAsia="思源黑体 CN Normal" w:hAnsi="思源黑体 CN Normal"/>
+                <w:bCs/>
+                <w:sz w:val="17"/>
+                <w:szCs w:val="17"/>
+              </w:rPr>
+              <w:t>b.drug_name</w:t>
             </w:r>
             <w:proofErr w:type="spellEnd"/>
             <w:r>
@@ -29068,25 +26578,7 @@
                 <w:sz w:val="17"/>
                 <w:szCs w:val="17"/>
               </w:rPr>
-              <w:t xml:space="preserve">%p if </w:t>
-            </w:r>
-            <w:proofErr w:type="gramStart"/>
-            <w:r>
-              <w:rPr>
-                <w:rFonts w:ascii="思源黑体 CN Normal" w:eastAsia="思源黑体 CN Normal" w:hAnsi="思源黑体 CN Normal"/>
-                <w:sz w:val="17"/>
-                <w:szCs w:val="17"/>
-              </w:rPr>
-              <w:t>b.hgvs</w:t>
-            </w:r>
-            <w:proofErr w:type="gramEnd"/>
-            <w:r>
-              <w:rPr>
-                <w:rFonts w:ascii="思源黑体 CN Normal" w:eastAsia="思源黑体 CN Normal" w:hAnsi="思源黑体 CN Normal"/>
-                <w:sz w:val="17"/>
-                <w:szCs w:val="17"/>
-              </w:rPr>
-              <w:t>2</w:t>
+              <w:t>%p if b.hgvs2</w:t>
             </w:r>
             <w:r>
               <w:rPr>
@@ -29115,25 +26607,7 @@
                 <w:sz w:val="17"/>
                 <w:szCs w:val="17"/>
               </w:rPr>
-              <w:t>{{</w:t>
-            </w:r>
-            <w:proofErr w:type="gramStart"/>
-            <w:r>
-              <w:rPr>
-                <w:rFonts w:ascii="思源黑体 CN Normal" w:eastAsia="思源黑体 CN Normal" w:hAnsi="思源黑体 CN Normal"/>
-                <w:sz w:val="17"/>
-                <w:szCs w:val="17"/>
-              </w:rPr>
-              <w:t>b.hgvs</w:t>
-            </w:r>
-            <w:proofErr w:type="gramEnd"/>
-            <w:r>
-              <w:rPr>
-                <w:rFonts w:ascii="思源黑体 CN Normal" w:eastAsia="思源黑体 CN Normal" w:hAnsi="思源黑体 CN Normal"/>
-                <w:sz w:val="17"/>
-                <w:szCs w:val="17"/>
-              </w:rPr>
-              <w:t>2}}</w:t>
+              <w:t>{{b.hgvs2}}</w:t>
             </w:r>
           </w:p>
           <w:p>
@@ -29183,7 +26657,6 @@
               <w:t xml:space="preserve"> </w:t>
             </w:r>
             <w:proofErr w:type="spellStart"/>
-            <w:proofErr w:type="gramStart"/>
             <w:r>
               <w:rPr>
                 <w:rFonts w:ascii="思源黑体 CN Normal" w:eastAsia="思源黑体 CN Normal" w:hAnsi="思源黑体 CN Normal"/>
@@ -29198,16 +26671,7 @@
                 <w:sz w:val="17"/>
                 <w:szCs w:val="17"/>
               </w:rPr>
-              <w:t>biomarker</w:t>
-            </w:r>
-            <w:proofErr w:type="gramEnd"/>
-            <w:r>
-              <w:rPr>
-                <w:rFonts w:ascii="思源黑体 CN Normal" w:eastAsia="思源黑体 CN Normal" w:hAnsi="思源黑体 CN Normal"/>
-                <w:sz w:val="17"/>
-                <w:szCs w:val="17"/>
-              </w:rPr>
-              <w:t>_type</w:t>
+              <w:t>biomarker_type</w:t>
             </w:r>
             <w:proofErr w:type="spellEnd"/>
             <w:r>
@@ -29240,7 +26704,6 @@
               <w:t>{{</w:t>
             </w:r>
             <w:proofErr w:type="spellStart"/>
-            <w:proofErr w:type="gramStart"/>
             <w:r>
               <w:rPr>
                 <w:rFonts w:ascii="思源黑体 CN Normal" w:eastAsia="思源黑体 CN Normal" w:hAnsi="思源黑体 CN Normal"/>
@@ -29255,16 +26718,7 @@
                 <w:sz w:val="17"/>
                 <w:szCs w:val="17"/>
               </w:rPr>
-              <w:t>biomarker</w:t>
-            </w:r>
-            <w:proofErr w:type="gramEnd"/>
-            <w:r>
-              <w:rPr>
-                <w:rFonts w:ascii="思源黑体 CN Normal" w:eastAsia="思源黑体 CN Normal" w:hAnsi="思源黑体 CN Normal"/>
-                <w:sz w:val="17"/>
-                <w:szCs w:val="17"/>
-              </w:rPr>
-              <w:t>_type</w:t>
+              <w:t>biomarker_type</w:t>
             </w:r>
             <w:proofErr w:type="spellEnd"/>
             <w:r>
@@ -29438,23 +26892,13 @@
               <w:t>{{</w:t>
             </w:r>
             <w:proofErr w:type="spellStart"/>
-            <w:proofErr w:type="gramStart"/>
-            <w:r>
-              <w:rPr>
-                <w:rFonts w:ascii="思源黑体 CN Normal" w:eastAsia="思源黑体 CN Normal" w:hAnsi="思源黑体 CN Normal"/>
-                <w:sz w:val="17"/>
-                <w:szCs w:val="17"/>
-              </w:rPr>
-              <w:t>b.gene</w:t>
-            </w:r>
-            <w:proofErr w:type="gramEnd"/>
-            <w:r>
-              <w:rPr>
-                <w:rFonts w:ascii="思源黑体 CN Normal" w:eastAsia="思源黑体 CN Normal" w:hAnsi="思源黑体 CN Normal"/>
-                <w:sz w:val="17"/>
-                <w:szCs w:val="17"/>
-              </w:rPr>
-              <w:t>_symbol</w:t>
+            <w:r>
+              <w:rPr>
+                <w:rFonts w:ascii="思源黑体 CN Normal" w:eastAsia="思源黑体 CN Normal" w:hAnsi="思源黑体 CN Normal"/>
+                <w:sz w:val="17"/>
+                <w:szCs w:val="17"/>
+              </w:rPr>
+              <w:t>b.gene_symbol</w:t>
             </w:r>
             <w:proofErr w:type="spellEnd"/>
             <w:r>
@@ -29792,23 +27236,13 @@
               <w:t xml:space="preserve">%p if </w:t>
             </w:r>
             <w:proofErr w:type="spellStart"/>
-            <w:proofErr w:type="gramStart"/>
-            <w:r>
-              <w:rPr>
-                <w:rFonts w:ascii="思源黑体 CN Normal" w:eastAsia="思源黑体 CN Normal" w:hAnsi="思源黑体 CN Normal"/>
-                <w:sz w:val="17"/>
-                <w:szCs w:val="17"/>
-              </w:rPr>
-              <w:t>a.adaptation</w:t>
-            </w:r>
-            <w:proofErr w:type="gramEnd"/>
-            <w:r>
-              <w:rPr>
-                <w:rFonts w:ascii="思源黑体 CN Normal" w:eastAsia="思源黑体 CN Normal" w:hAnsi="思源黑体 CN Normal"/>
-                <w:sz w:val="17"/>
-                <w:szCs w:val="17"/>
-              </w:rPr>
-              <w:t>_disease_cn</w:t>
+            <w:r>
+              <w:rPr>
+                <w:rFonts w:ascii="思源黑体 CN Normal" w:eastAsia="思源黑体 CN Normal" w:hAnsi="思源黑体 CN Normal"/>
+                <w:sz w:val="17"/>
+                <w:szCs w:val="17"/>
+              </w:rPr>
+              <w:t>a.adaptation_disease_cn</w:t>
             </w:r>
             <w:proofErr w:type="spellEnd"/>
             <w:r>
@@ -29856,23 +27290,13 @@
               <w:t xml:space="preserve">p for b in </w:t>
             </w:r>
             <w:proofErr w:type="spellStart"/>
-            <w:proofErr w:type="gramStart"/>
-            <w:r>
-              <w:rPr>
-                <w:rFonts w:ascii="思源黑体 CN Normal" w:eastAsia="思源黑体 CN Normal" w:hAnsi="思源黑体 CN Normal"/>
-                <w:sz w:val="17"/>
-                <w:szCs w:val="17"/>
-              </w:rPr>
-              <w:t>a.adaptation</w:t>
-            </w:r>
-            <w:proofErr w:type="gramEnd"/>
-            <w:r>
-              <w:rPr>
-                <w:rFonts w:ascii="思源黑体 CN Normal" w:eastAsia="思源黑体 CN Normal" w:hAnsi="思源黑体 CN Normal"/>
-                <w:sz w:val="17"/>
-                <w:szCs w:val="17"/>
-              </w:rPr>
-              <w:t>_disease_cn</w:t>
+            <w:r>
+              <w:rPr>
+                <w:rFonts w:ascii="思源黑体 CN Normal" w:eastAsia="思源黑体 CN Normal" w:hAnsi="思源黑体 CN Normal"/>
+                <w:sz w:val="17"/>
+                <w:szCs w:val="17"/>
+              </w:rPr>
+              <w:t>a.adaptation_disease_cn</w:t>
             </w:r>
             <w:proofErr w:type="spellEnd"/>
             <w:r>
@@ -31090,7 +28514,6 @@
               <w:t>{{</w:t>
             </w:r>
             <w:proofErr w:type="spellStart"/>
-            <w:proofErr w:type="gramStart"/>
             <w:r>
               <w:rPr>
                 <w:rFonts w:ascii="思源黑体 CN Bold" w:eastAsia="思源黑体 CN Bold" w:hAnsi="思源黑体 CN Bold" w:cs="思源黑体 CN Normal"/>
@@ -31101,20 +28524,7 @@
                 <w:sz w:val="17"/>
                 <w:szCs w:val="17"/>
               </w:rPr>
-              <w:t>a.gene</w:t>
-            </w:r>
-            <w:proofErr w:type="gramEnd"/>
-            <w:r>
-              <w:rPr>
-                <w:rFonts w:ascii="思源黑体 CN Bold" w:eastAsia="思源黑体 CN Bold" w:hAnsi="思源黑体 CN Bold" w:cs="思源黑体 CN Normal"/>
-                <w:b/>
-                <w:bCs/>
-                <w:i/>
-                <w:iCs/>
-                <w:sz w:val="17"/>
-                <w:szCs w:val="17"/>
-              </w:rPr>
-              <w:t>_symbol</w:t>
+              <w:t>a.gene_symbol</w:t>
             </w:r>
             <w:proofErr w:type="spellEnd"/>
             <w:r>
@@ -31161,7 +28571,6 @@
               <w:t>{</w:t>
             </w:r>
             <w:proofErr w:type="spellStart"/>
-            <w:proofErr w:type="gramStart"/>
             <w:r>
               <w:rPr>
                 <w:rFonts w:ascii="思源黑体 CN Normal" w:eastAsia="思源黑体 CN Normal" w:hAnsi="思源黑体 CN Normal" w:cs="思源黑体 CN Light"/>
@@ -31176,16 +28585,7 @@
                 <w:sz w:val="17"/>
                 <w:szCs w:val="17"/>
               </w:rPr>
-              <w:t>clinicaltrial</w:t>
-            </w:r>
-            <w:proofErr w:type="gramEnd"/>
-            <w:r>
-              <w:rPr>
-                <w:rFonts w:ascii="思源黑体 CN Normal" w:eastAsia="思源黑体 CN Normal" w:hAnsi="思源黑体 CN Normal" w:cs="思源黑体 CN Light"/>
-                <w:sz w:val="17"/>
-                <w:szCs w:val="17"/>
-              </w:rPr>
-              <w:t>_number</w:t>
+              <w:t>clinicaltrial_number</w:t>
             </w:r>
             <w:proofErr w:type="spellEnd"/>
             <w:r>
@@ -31228,7 +28628,6 @@
               <w:t>{</w:t>
             </w:r>
             <w:proofErr w:type="spellStart"/>
-            <w:proofErr w:type="gramStart"/>
             <w:r>
               <w:rPr>
                 <w:rFonts w:ascii="思源黑体 CN Normal" w:eastAsia="思源黑体 CN Normal" w:hAnsi="思源黑体 CN Normal" w:cs="思源黑体 CN Light"/>
@@ -31243,16 +28642,7 @@
                 <w:sz w:val="17"/>
                 <w:szCs w:val="17"/>
               </w:rPr>
-              <w:t>study</w:t>
-            </w:r>
-            <w:proofErr w:type="gramEnd"/>
-            <w:r>
-              <w:rPr>
-                <w:rFonts w:ascii="思源黑体 CN Normal" w:eastAsia="思源黑体 CN Normal" w:hAnsi="思源黑体 CN Normal" w:cs="思源黑体 CN Light"/>
-                <w:sz w:val="17"/>
-                <w:szCs w:val="17"/>
-              </w:rPr>
-              <w:t>_title</w:t>
+              <w:t>study_title</w:t>
             </w:r>
             <w:proofErr w:type="spellEnd"/>
             <w:r>
@@ -31306,7 +28696,6 @@
               <w:t xml:space="preserve">%p for b in </w:t>
             </w:r>
             <w:proofErr w:type="spellStart"/>
-            <w:proofErr w:type="gramStart"/>
             <w:r>
               <w:rPr>
                 <w:rFonts w:ascii="思源黑体 CN Normal" w:eastAsia="思源黑体 CN Normal" w:hAnsi="思源黑体 CN Normal" w:cs="思源黑体 CN Light"/>
@@ -31330,7 +28719,6 @@
               <w:t>interventions</w:t>
             </w:r>
             <w:proofErr w:type="spellEnd"/>
-            <w:proofErr w:type="gramEnd"/>
             <w:r>
               <w:rPr>
                 <w:rFonts w:ascii="思源黑体 CN Normal" w:eastAsia="思源黑体 CN Normal" w:hAnsi="思源黑体 CN Normal" w:cs="思源黑体 CN Light"/>
@@ -31472,7 +28860,6 @@
               <w:t>{</w:t>
             </w:r>
             <w:proofErr w:type="spellStart"/>
-            <w:proofErr w:type="gramStart"/>
             <w:r>
               <w:rPr>
                 <w:rFonts w:ascii="思源黑体 CN Normal" w:eastAsia="思源黑体 CN Normal" w:hAnsi="思源黑体 CN Normal" w:cs="思源黑体 CN Light"/>
@@ -31485,7 +28872,6 @@
               <w:t>a.phase</w:t>
             </w:r>
             <w:proofErr w:type="spellEnd"/>
-            <w:proofErr w:type="gramEnd"/>
             <w:r>
               <w:rPr>
                 <w:rFonts w:ascii="思源黑体 CN Normal" w:eastAsia="思源黑体 CN Normal" w:hAnsi="思源黑体 CN Normal" w:cs="思源黑体 CN Light"/>
@@ -32049,21 +29435,8 @@
                 <w:sz w:val="18"/>
                 <w:szCs w:val="18"/>
               </w:rPr>
-              <w:t>质</w:t>
-            </w:r>
-            <w:proofErr w:type="gramStart"/>
-            <w:r>
-              <w:rPr>
-                <w:rFonts w:ascii="思源黑体 CN Bold" w:eastAsia="思源黑体 CN Bold" w:hAnsi="思源黑体 CN Bold" w:hint="eastAsia"/>
-                <w:b/>
-                <w:bCs/>
-                <w:color w:val="FFFFFF" w:themeColor="background1"/>
-                <w:sz w:val="18"/>
-                <w:szCs w:val="18"/>
-              </w:rPr>
-              <w:t>控标准</w:t>
-            </w:r>
-            <w:proofErr w:type="gramEnd"/>
+              <w:t>质控标准</w:t>
+            </w:r>
           </w:p>
         </w:tc>
         <w:tc>
@@ -32102,21 +29475,8 @@
                 <w:sz w:val="18"/>
                 <w:szCs w:val="18"/>
               </w:rPr>
-              <w:t>质</w:t>
-            </w:r>
-            <w:proofErr w:type="gramStart"/>
-            <w:r>
-              <w:rPr>
-                <w:rFonts w:ascii="思源黑体 CN Bold" w:eastAsia="思源黑体 CN Bold" w:hAnsi="思源黑体 CN Bold" w:hint="eastAsia"/>
-                <w:b/>
-                <w:bCs/>
-                <w:color w:val="FFFFFF" w:themeColor="background1"/>
-                <w:sz w:val="18"/>
-                <w:szCs w:val="18"/>
-              </w:rPr>
-              <w:t>控结果</w:t>
-            </w:r>
-            <w:proofErr w:type="gramEnd"/>
+              <w:t>质控结果</w:t>
+            </w:r>
           </w:p>
         </w:tc>
       </w:tr>
@@ -32337,27 +29697,7 @@
                 <w:sz w:val="17"/>
                 <w:szCs w:val="17"/>
               </w:rPr>
-              <w:t xml:space="preserve"> and lib_quality_control.lib_dna_qc.dna_qty</w:t>
-            </w:r>
-            <w:proofErr w:type="gramStart"/>
-            <w:r>
-              <w:rPr>
-                <w:rFonts w:ascii="思源黑体 CN Normal" w:eastAsia="思源黑体 CN Normal" w:hAnsi="思源黑体 CN Normal" w:cs="思源黑体 CN Light"/>
-                <w:kern w:val="0"/>
-                <w:sz w:val="17"/>
-                <w:szCs w:val="17"/>
-              </w:rPr>
-              <w:t>%}{</w:t>
-            </w:r>
-            <w:proofErr w:type="gramEnd"/>
-            <w:r>
-              <w:rPr>
-                <w:rFonts w:ascii="思源黑体 CN Normal" w:eastAsia="思源黑体 CN Normal" w:hAnsi="思源黑体 CN Normal" w:cs="思源黑体 CN Light"/>
-                <w:kern w:val="0"/>
-                <w:sz w:val="17"/>
-                <w:szCs w:val="17"/>
-              </w:rPr>
-              <w:t>{lib_quality_control.lib_dna_qc.dna_qty|replace(“.00”,””)}}{%else%}{%endif%}</w:t>
+              <w:t xml:space="preserve"> and lib_quality_control.lib_dna_qc.dna_qty%}{{lib_quality_control.lib_dna_qc.dna_qty|replace(“.00”,””)}}{%else%}{%endif%}</w:t>
             </w:r>
           </w:p>
         </w:tc>
@@ -32547,27 +29887,7 @@
                 <w:sz w:val="17"/>
                 <w:szCs w:val="17"/>
               </w:rPr>
-              <w:t xml:space="preserve"> and lib_quality_control.lib_dna_</w:t>
-            </w:r>
-            <w:proofErr w:type="gramStart"/>
-            <w:r>
-              <w:rPr>
-                <w:rFonts w:ascii="思源黑体 CN Normal" w:eastAsia="思源黑体 CN Normal" w:hAnsi="思源黑体 CN Normal" w:cs="思源黑体 CN Light"/>
-                <w:kern w:val="0"/>
-                <w:sz w:val="17"/>
-                <w:szCs w:val="17"/>
-              </w:rPr>
-              <w:t>qc.library</w:t>
-            </w:r>
-            <w:proofErr w:type="gramEnd"/>
-            <w:r>
-              <w:rPr>
-                <w:rFonts w:ascii="思源黑体 CN Normal" w:eastAsia="思源黑体 CN Normal" w:hAnsi="思源黑体 CN Normal" w:cs="思源黑体 CN Light"/>
-                <w:kern w:val="0"/>
-                <w:sz w:val="17"/>
-                <w:szCs w:val="17"/>
-              </w:rPr>
-              <w:t>_qty%}{{lib_quality_control.lib_dna_qc.library_qty|replace(“.00”,””)}}{%else%}{%endif%}</w:t>
+              <w:t xml:space="preserve"> and lib_quality_control.lib_dna_qc.library_qty%}{{lib_quality_control.lib_dna_qc.library_qty|replace(“.00”,””)}}{%else%}{%endif%}</w:t>
             </w:r>
           </w:p>
         </w:tc>
@@ -32744,36 +30064,16 @@
                 <w:sz w:val="17"/>
                 <w:szCs w:val="17"/>
               </w:rPr>
-              <w:t>{{</w:t>
-            </w:r>
-            <w:proofErr w:type="gramStart"/>
-            <w:r>
-              <w:rPr>
-                <w:rFonts w:ascii="思源黑体 CN Normal" w:eastAsia="思源黑体 CN Normal" w:hAnsi="思源黑体 CN Normal" w:cs="思源黑体 CN Light" w:hint="eastAsia"/>
-                <w:kern w:val="0"/>
-                <w:sz w:val="17"/>
-                <w:szCs w:val="17"/>
-              </w:rPr>
-              <w:t>q</w:t>
-            </w:r>
-            <w:r>
-              <w:rPr>
-                <w:rFonts w:ascii="思源黑体 CN Normal" w:eastAsia="思源黑体 CN Normal" w:hAnsi="思源黑体 CN Normal" w:cs="思源黑体 CN Light"/>
-                <w:kern w:val="0"/>
-                <w:sz w:val="17"/>
-                <w:szCs w:val="17"/>
-              </w:rPr>
-              <w:t>c.qc</w:t>
-            </w:r>
-            <w:proofErr w:type="gramEnd"/>
-            <w:r>
-              <w:rPr>
-                <w:rFonts w:ascii="思源黑体 CN Normal" w:eastAsia="思源黑体 CN Normal" w:hAnsi="思源黑体 CN Normal" w:cs="思源黑体 CN Light"/>
-                <w:kern w:val="0"/>
-                <w:sz w:val="17"/>
-                <w:szCs w:val="17"/>
-              </w:rPr>
-              <w:t>_gradient.</w:t>
+              <w:t>{{q</w:t>
+            </w:r>
+            <w:r>
+              <w:rPr>
+                <w:rFonts w:ascii="思源黑体 CN Normal" w:eastAsia="思源黑体 CN Normal" w:hAnsi="思源黑体 CN Normal" w:cs="思源黑体 CN Light"/>
+                <w:kern w:val="0"/>
+                <w:sz w:val="17"/>
+                <w:szCs w:val="17"/>
+              </w:rPr>
+              <w:t>c.qc_gradient.</w:t>
             </w:r>
             <w:r>
               <w:rPr>
@@ -32951,36 +30251,16 @@
                 <w:sz w:val="17"/>
                 <w:szCs w:val="17"/>
               </w:rPr>
-              <w:t>qc.dna_data_</w:t>
-            </w:r>
-            <w:proofErr w:type="gramStart"/>
-            <w:r>
-              <w:rPr>
-                <w:rFonts w:ascii="思源黑体 CN Normal" w:eastAsia="思源黑体 CN Normal" w:hAnsi="思源黑体 CN Normal" w:cs="思源黑体 CN Light"/>
-                <w:kern w:val="0"/>
-                <w:sz w:val="17"/>
-                <w:szCs w:val="17"/>
-              </w:rPr>
-              <w:t>qc.</w:t>
-            </w:r>
-            <w:r>
-              <w:rPr>
-                <w:rFonts w:ascii="思源黑体 CN Normal" w:eastAsia="思源黑体 CN Normal" w:hAnsi="思源黑体 CN Normal" w:cs="思源黑体 CN Light"/>
-                <w:kern w:val="0"/>
-                <w:sz w:val="17"/>
-                <w:szCs w:val="17"/>
-              </w:rPr>
-              <w:t>cover</w:t>
-            </w:r>
-            <w:proofErr w:type="gramEnd"/>
-            <w:r>
-              <w:rPr>
-                <w:rFonts w:ascii="思源黑体 CN Normal" w:eastAsia="思源黑体 CN Normal" w:hAnsi="思源黑体 CN Normal" w:cs="思源黑体 CN Light"/>
-                <w:kern w:val="0"/>
-                <w:sz w:val="17"/>
-                <w:szCs w:val="17"/>
-              </w:rPr>
-              <w:t>_ratio</w:t>
+              <w:t>qc.dna_data_qc.</w:t>
+            </w:r>
+            <w:r>
+              <w:rPr>
+                <w:rFonts w:ascii="思源黑体 CN Normal" w:eastAsia="思源黑体 CN Normal" w:hAnsi="思源黑体 CN Normal" w:cs="思源黑体 CN Light"/>
+                <w:kern w:val="0"/>
+                <w:sz w:val="17"/>
+                <w:szCs w:val="17"/>
+              </w:rPr>
+              <w:t>cover_ratio</w:t>
             </w:r>
             <w:proofErr w:type="spellEnd"/>
             <w:r>
@@ -33146,36 +30426,16 @@
                 <w:sz w:val="17"/>
                 <w:szCs w:val="17"/>
               </w:rPr>
-              <w:t>{{qc.dna_data_</w:t>
-            </w:r>
-            <w:proofErr w:type="gramStart"/>
-            <w:r>
-              <w:rPr>
-                <w:rFonts w:ascii="思源黑体 CN Normal" w:eastAsia="思源黑体 CN Normal" w:hAnsi="思源黑体 CN Normal" w:cs="思源黑体 CN Light"/>
-                <w:kern w:val="0"/>
-                <w:sz w:val="17"/>
-                <w:szCs w:val="17"/>
-              </w:rPr>
-              <w:t>qc.</w:t>
-            </w:r>
-            <w:r>
-              <w:rPr>
-                <w:rFonts w:ascii="思源黑体 CN Normal" w:eastAsia="思源黑体 CN Normal" w:hAnsi="思源黑体 CN Normal" w:cs="思源黑体 CN Light"/>
-                <w:kern w:val="0"/>
-                <w:sz w:val="17"/>
-                <w:szCs w:val="17"/>
-              </w:rPr>
-              <w:t>cleandata</w:t>
-            </w:r>
-            <w:proofErr w:type="gramEnd"/>
-            <w:r>
-              <w:rPr>
-                <w:rFonts w:ascii="思源黑体 CN Normal" w:eastAsia="思源黑体 CN Normal" w:hAnsi="思源黑体 CN Normal" w:cs="思源黑体 CN Light"/>
-                <w:kern w:val="0"/>
-                <w:sz w:val="17"/>
-                <w:szCs w:val="17"/>
-              </w:rPr>
-              <w:t>_q30</w:t>
+              <w:t>{{qc.dna_data_qc.</w:t>
+            </w:r>
+            <w:r>
+              <w:rPr>
+                <w:rFonts w:ascii="思源黑体 CN Normal" w:eastAsia="思源黑体 CN Normal" w:hAnsi="思源黑体 CN Normal" w:cs="思源黑体 CN Light"/>
+                <w:kern w:val="0"/>
+                <w:sz w:val="17"/>
+                <w:szCs w:val="17"/>
+              </w:rPr>
+              <w:t>cleandata_q30</w:t>
             </w:r>
             <w:r>
               <w:rPr>
@@ -33323,27 +30583,7 @@
                 <w:sz w:val="17"/>
                 <w:szCs w:val="17"/>
               </w:rPr>
-              <w:t>qc.dna_data_</w:t>
-            </w:r>
-            <w:proofErr w:type="gramStart"/>
-            <w:r>
-              <w:rPr>
-                <w:rFonts w:ascii="思源黑体 CN Normal" w:eastAsia="思源黑体 CN Normal" w:hAnsi="思源黑体 CN Normal" w:cs="思源黑体 CN Light"/>
-                <w:kern w:val="0"/>
-                <w:sz w:val="17"/>
-                <w:szCs w:val="17"/>
-              </w:rPr>
-              <w:t>qc.depth</w:t>
-            </w:r>
-            <w:proofErr w:type="gramEnd"/>
-            <w:r>
-              <w:rPr>
-                <w:rFonts w:ascii="思源黑体 CN Normal" w:eastAsia="思源黑体 CN Normal" w:hAnsi="思源黑体 CN Normal" w:cs="思源黑体 CN Light"/>
-                <w:kern w:val="0"/>
-                <w:sz w:val="17"/>
-                <w:szCs w:val="17"/>
-              </w:rPr>
-              <w:t>_mean_uniq</w:t>
+              <w:t>qc.dna_data_qc.depth_mean_uniq</w:t>
             </w:r>
             <w:proofErr w:type="spellEnd"/>
             <w:r>
@@ -33416,27 +30656,7 @@
                 <w:sz w:val="17"/>
                 <w:szCs w:val="17"/>
               </w:rPr>
-              <w:t>均</w:t>
-            </w:r>
-            <w:proofErr w:type="gramStart"/>
-            <w:r>
-              <w:rPr>
-                <w:rFonts w:ascii="思源黑体 CN Normal" w:eastAsia="思源黑体 CN Normal" w:hAnsi="思源黑体 CN Normal" w:cs="思源黑体 CN Light" w:hint="eastAsia"/>
-                <w:kern w:val="0"/>
-                <w:sz w:val="17"/>
-                <w:szCs w:val="17"/>
-              </w:rPr>
-              <w:t>一</w:t>
-            </w:r>
-            <w:proofErr w:type="gramEnd"/>
-            <w:r>
-              <w:rPr>
-                <w:rFonts w:ascii="思源黑体 CN Normal" w:eastAsia="思源黑体 CN Normal" w:hAnsi="思源黑体 CN Normal" w:cs="思源黑体 CN Light" w:hint="eastAsia"/>
-                <w:kern w:val="0"/>
-                <w:sz w:val="17"/>
-                <w:szCs w:val="17"/>
-              </w:rPr>
-              <w:t>性</w:t>
+              <w:t>均一性</w:t>
             </w:r>
           </w:p>
         </w:tc>
@@ -33502,36 +30722,16 @@
                 <w:sz w:val="17"/>
                 <w:szCs w:val="17"/>
               </w:rPr>
-              <w:t>{{qc.dna_data_</w:t>
-            </w:r>
-            <w:proofErr w:type="gramStart"/>
-            <w:r>
-              <w:rPr>
-                <w:rFonts w:ascii="思源黑体 CN Normal" w:eastAsia="思源黑体 CN Normal" w:hAnsi="思源黑体 CN Normal" w:cs="思源黑体 CN Light"/>
-                <w:kern w:val="0"/>
-                <w:sz w:val="17"/>
-                <w:szCs w:val="17"/>
-              </w:rPr>
-              <w:t>qc.</w:t>
-            </w:r>
-            <w:r>
-              <w:rPr>
-                <w:rFonts w:ascii="思源黑体 CN Normal" w:eastAsia="思源黑体 CN Normal" w:hAnsi="思源黑体 CN Normal" w:cs="思源黑体 CN Light"/>
-                <w:kern w:val="0"/>
-                <w:sz w:val="17"/>
-                <w:szCs w:val="17"/>
-              </w:rPr>
-              <w:t>uni</w:t>
-            </w:r>
-            <w:proofErr w:type="gramEnd"/>
-            <w:r>
-              <w:rPr>
-                <w:rFonts w:ascii="思源黑体 CN Normal" w:eastAsia="思源黑体 CN Normal" w:hAnsi="思源黑体 CN Normal" w:cs="思源黑体 CN Light"/>
-                <w:kern w:val="0"/>
-                <w:sz w:val="17"/>
-                <w:szCs w:val="17"/>
-              </w:rPr>
-              <w:t>20_uniq</w:t>
+              <w:t>{{qc.dna_data_qc.</w:t>
+            </w:r>
+            <w:r>
+              <w:rPr>
+                <w:rFonts w:ascii="思源黑体 CN Normal" w:eastAsia="思源黑体 CN Normal" w:hAnsi="思源黑体 CN Normal" w:cs="思源黑体 CN Light"/>
+                <w:kern w:val="0"/>
+                <w:sz w:val="17"/>
+                <w:szCs w:val="17"/>
+              </w:rPr>
+              <w:t>uni20_uniq</w:t>
             </w:r>
             <w:r>
               <w:rPr>
@@ -33679,36 +30879,16 @@
                 <w:sz w:val="17"/>
                 <w:szCs w:val="17"/>
               </w:rPr>
-              <w:t>qc.dna_data_</w:t>
-            </w:r>
-            <w:proofErr w:type="gramStart"/>
-            <w:r>
-              <w:rPr>
-                <w:rFonts w:ascii="思源黑体 CN Normal" w:eastAsia="思源黑体 CN Normal" w:hAnsi="思源黑体 CN Normal" w:cs="思源黑体 CN Light"/>
-                <w:kern w:val="0"/>
-                <w:sz w:val="17"/>
-                <w:szCs w:val="17"/>
-              </w:rPr>
-              <w:t>qc.</w:t>
-            </w:r>
-            <w:r>
-              <w:rPr>
-                <w:rFonts w:ascii="思源黑体 CN Normal" w:eastAsia="思源黑体 CN Normal" w:hAnsi="思源黑体 CN Normal" w:cs="思源黑体 CN Light"/>
-                <w:kern w:val="0"/>
-                <w:sz w:val="17"/>
-                <w:szCs w:val="17"/>
-              </w:rPr>
-              <w:t>mapping</w:t>
-            </w:r>
-            <w:proofErr w:type="gramEnd"/>
-            <w:r>
-              <w:rPr>
-                <w:rFonts w:ascii="思源黑体 CN Normal" w:eastAsia="思源黑体 CN Normal" w:hAnsi="思源黑体 CN Normal" w:cs="思源黑体 CN Light"/>
-                <w:kern w:val="0"/>
-                <w:sz w:val="17"/>
-                <w:szCs w:val="17"/>
-              </w:rPr>
-              <w:t>_ratio</w:t>
+              <w:t>qc.dna_data_qc.</w:t>
+            </w:r>
+            <w:r>
+              <w:rPr>
+                <w:rFonts w:ascii="思源黑体 CN Normal" w:eastAsia="思源黑体 CN Normal" w:hAnsi="思源黑体 CN Normal" w:cs="思源黑体 CN Light"/>
+                <w:kern w:val="0"/>
+                <w:sz w:val="17"/>
+                <w:szCs w:val="17"/>
+              </w:rPr>
+              <w:t>mapping_ratio</w:t>
             </w:r>
             <w:proofErr w:type="spellEnd"/>
             <w:r>
@@ -33945,27 +31125,7 @@
           <w:sz w:val="15"/>
           <w:szCs w:val="15"/>
         </w:rPr>
-        <w:t>覆盖度：检测到的区域</w:t>
-      </w:r>
-      <w:proofErr w:type="gramStart"/>
-      <w:r>
-        <w:rPr>
-          <w:rFonts w:ascii="思源黑体 CN Normal" w:eastAsia="思源黑体 CN Normal" w:hAnsi="思源黑体 CN Normal" w:hint="eastAsia"/>
-          <w:color w:val="595959"/>
-          <w:sz w:val="15"/>
-          <w:szCs w:val="15"/>
-        </w:rPr>
-        <w:t>占目标</w:t>
-      </w:r>
-      <w:proofErr w:type="gramEnd"/>
-      <w:r>
-        <w:rPr>
-          <w:rFonts w:ascii="思源黑体 CN Normal" w:eastAsia="思源黑体 CN Normal" w:hAnsi="思源黑体 CN Normal" w:hint="eastAsia"/>
-          <w:color w:val="595959"/>
-          <w:sz w:val="15"/>
-          <w:szCs w:val="15"/>
-        </w:rPr>
-        <w:t>区域的比例；</w:t>
+        <w:t>覆盖度：检测到的区域占目标区域的比例；</w:t>
       </w:r>
     </w:p>
     <w:p>
@@ -34049,27 +31209,7 @@
           <w:sz w:val="15"/>
           <w:szCs w:val="15"/>
         </w:rPr>
-        <w:t>均</w:t>
-      </w:r>
-      <w:proofErr w:type="gramStart"/>
-      <w:r>
-        <w:rPr>
-          <w:rFonts w:ascii="思源黑体 CN Normal" w:eastAsia="思源黑体 CN Normal" w:hAnsi="思源黑体 CN Normal" w:hint="eastAsia"/>
-          <w:color w:val="595959"/>
-          <w:sz w:val="15"/>
-          <w:szCs w:val="15"/>
-        </w:rPr>
-        <w:t>一</w:t>
-      </w:r>
-      <w:proofErr w:type="gramEnd"/>
-      <w:r>
-        <w:rPr>
-          <w:rFonts w:ascii="思源黑体 CN Normal" w:eastAsia="思源黑体 CN Normal" w:hAnsi="思源黑体 CN Normal" w:hint="eastAsia"/>
-          <w:color w:val="595959"/>
-          <w:sz w:val="15"/>
-          <w:szCs w:val="15"/>
-        </w:rPr>
-        <w:t>性：测序深度超过20％的平均深度的位点的比例；</w:t>
+        <w:t>均一性：测序深度超过20％的平均深度的位点的比例；</w:t>
       </w:r>
     </w:p>
     <w:p>
@@ -34125,47 +31265,7 @@
           <w:sz w:val="15"/>
           <w:szCs w:val="15"/>
         </w:rPr>
-        <w:t>质</w:t>
-      </w:r>
-      <w:proofErr w:type="gramStart"/>
-      <w:r>
-        <w:rPr>
-          <w:rFonts w:ascii="思源黑体 CN Normal" w:eastAsia="思源黑体 CN Normal" w:hAnsi="思源黑体 CN Normal" w:hint="eastAsia"/>
-          <w:color w:val="595959"/>
-          <w:sz w:val="15"/>
-          <w:szCs w:val="15"/>
-        </w:rPr>
-        <w:t>控标准</w:t>
-      </w:r>
-      <w:proofErr w:type="gramEnd"/>
-      <w:r>
-        <w:rPr>
-          <w:rFonts w:ascii="思源黑体 CN Normal" w:eastAsia="思源黑体 CN Normal" w:hAnsi="思源黑体 CN Normal" w:hint="eastAsia"/>
-          <w:color w:val="595959"/>
-          <w:sz w:val="15"/>
-          <w:szCs w:val="15"/>
-        </w:rPr>
-        <w:t>为“/”，表示此质</w:t>
-      </w:r>
-      <w:proofErr w:type="gramStart"/>
-      <w:r>
-        <w:rPr>
-          <w:rFonts w:ascii="思源黑体 CN Normal" w:eastAsia="思源黑体 CN Normal" w:hAnsi="思源黑体 CN Normal" w:hint="eastAsia"/>
-          <w:color w:val="595959"/>
-          <w:sz w:val="15"/>
-          <w:szCs w:val="15"/>
-        </w:rPr>
-        <w:t>控项并非</w:t>
-      </w:r>
-      <w:proofErr w:type="gramEnd"/>
-      <w:r>
-        <w:rPr>
-          <w:rFonts w:ascii="思源黑体 CN Normal" w:eastAsia="思源黑体 CN Normal" w:hAnsi="思源黑体 CN Normal" w:hint="eastAsia"/>
-          <w:color w:val="595959"/>
-          <w:sz w:val="15"/>
-          <w:szCs w:val="15"/>
-        </w:rPr>
-        <w:t>本检测的必要质控项，结果仅供参考；</w:t>
+        <w:t>质控标准为“/”，表示此质控项并非本检测的必要质控项，结果仅供参考；</w:t>
       </w:r>
     </w:p>
     <w:p>
@@ -34193,27 +31293,7 @@
           <w:sz w:val="15"/>
           <w:szCs w:val="15"/>
         </w:rPr>
-        <w:t>如果质控数值超出质</w:t>
-      </w:r>
-      <w:proofErr w:type="gramStart"/>
-      <w:r>
-        <w:rPr>
-          <w:rFonts w:ascii="思源黑体 CN Normal" w:eastAsia="思源黑体 CN Normal" w:hAnsi="思源黑体 CN Normal" w:hint="eastAsia"/>
-          <w:color w:val="595959"/>
-          <w:sz w:val="15"/>
-          <w:szCs w:val="15"/>
-        </w:rPr>
-        <w:t>控标准</w:t>
-      </w:r>
-      <w:proofErr w:type="gramEnd"/>
-      <w:r>
-        <w:rPr>
-          <w:rFonts w:ascii="思源黑体 CN Normal" w:eastAsia="思源黑体 CN Normal" w:hAnsi="思源黑体 CN Normal" w:hint="eastAsia"/>
-          <w:color w:val="595959"/>
-          <w:sz w:val="15"/>
-          <w:szCs w:val="15"/>
-        </w:rPr>
-        <w:t>范围，本产品检测灵敏度和特异性可能会受到影响。</w:t>
+        <w:t>如果质控数值超出质控标准范围，本产品检测灵敏度和特异性可能会受到影响。</w:t>
       </w:r>
     </w:p>
     <w:p>
@@ -35106,31 +32186,7 @@
           <w:sz w:val="17"/>
           <w:szCs w:val="17"/>
         </w:rPr>
-        <w:t>本产品对血液样本进行检测，并对与肿瘤诊断、治疗和预后密切相关具有临床意义的检测结果进行详细解读（详细</w:t>
-      </w:r>
-      <w:proofErr w:type="gramStart"/>
-      <w:r>
-        <w:rPr>
-          <w:rFonts w:ascii="思源黑体 CN Normal" w:eastAsia="思源黑体 CN Normal" w:hAnsi="思源黑体 CN Normal" w:cs="思源黑体 CN Light" w:hint="eastAsia"/>
-          <w:bCs/>
-          <w:iCs/>
-          <w:color w:val="000000"/>
-          <w:sz w:val="17"/>
-          <w:szCs w:val="17"/>
-        </w:rPr>
-        <w:t>列表见</w:t>
-      </w:r>
-      <w:proofErr w:type="gramEnd"/>
-      <w:r>
-        <w:rPr>
-          <w:rFonts w:ascii="思源黑体 CN Normal" w:eastAsia="思源黑体 CN Normal" w:hAnsi="思源黑体 CN Normal" w:cs="思源黑体 CN Light" w:hint="eastAsia"/>
-          <w:bCs/>
-          <w:iCs/>
-          <w:color w:val="000000"/>
-          <w:sz w:val="17"/>
-          <w:szCs w:val="17"/>
-        </w:rPr>
-        <w:t>本报告附录），为临床实体瘤患者的临床诊断治疗提供辅助参考。</w:t>
+        <w:t>本产品对血液样本进行检测，并对与肿瘤诊断、治疗和预后密切相关具有临床意义的检测结果进行详细解读（详细列表见本报告附录），为临床实体瘤患者的临床诊断治疗提供辅助参考。</w:t>
       </w:r>
     </w:p>
     <w:p>
@@ -35616,7 +32672,53 @@
           <w:sz w:val="17"/>
           <w:szCs w:val="17"/>
         </w:rPr>
-        <w:t>与中国专家共识《二代测序临床报告解读指引》，根据生物标志物在诊断、治疗和预后的证据级别，将体细胞变异分为I类变异（具有强临床意义）、II类变异（具有潜在临床意义）、III类变异（临床意义不明变异）和IV类变异（良性和可能良性变异）。</w:t>
+        <w:t>与中国专家共识</w:t>
+      </w:r>
+      <w:r>
+        <w:rPr>
+          <w:rFonts w:ascii="思源黑体 CN Normal" w:eastAsia="思源黑体 CN Normal" w:hAnsi="思源黑体 CN Normal" w:cs="思源黑体 CN Light"/>
+          <w:bCs/>
+          <w:iCs/>
+          <w:color w:val="000000"/>
+          <w:sz w:val="17"/>
+          <w:szCs w:val="17"/>
+        </w:rPr>
+        <w:t>{{</w:t>
+      </w:r>
+      <w:proofErr w:type="spellStart"/>
+      <w:r>
+        <w:rPr>
+          <w:rFonts w:ascii="思源黑体 CN Normal" w:eastAsia="思源黑体 CN Normal" w:hAnsi="思源黑体 CN Normal" w:cs="思源黑体 CN Light"/>
+          <w:bCs/>
+          <w:iCs/>
+          <w:color w:val="000000"/>
+          <w:sz w:val="17"/>
+          <w:szCs w:val="17"/>
+        </w:rPr>
+        <w:t>sample.guideline.ngs_clinic_report_inter</w:t>
+      </w:r>
+      <w:proofErr w:type="spellEnd"/>
+      <w:r>
+        <w:rPr>
+          <w:rFonts w:ascii="思源黑体 CN Normal" w:eastAsia="思源黑体 CN Normal" w:hAnsi="思源黑体 CN Normal" w:cs="思源黑体 CN Light"/>
+          <w:bCs/>
+          <w:iCs/>
+          <w:color w:val="000000"/>
+          <w:sz w:val="17"/>
+          <w:szCs w:val="17"/>
+        </w:rPr>
+        <w:t>}}</w:t>
+      </w:r>
+      <w:r>
+        <w:rPr>
+          <w:rFonts w:ascii="思源黑体 CN Normal" w:eastAsia="思源黑体 CN Normal" w:hAnsi="思源黑体 CN Normal" w:cs="思源黑体 CN Light" w:hint="eastAsia"/>
+          <w:bCs/>
+          <w:iCs/>
+          <w:color w:val="000000"/>
+          <w:sz w:val="17"/>
+          <w:szCs w:val="17"/>
+        </w:rPr>
+        <w:t>，根据生物标志物在诊断、治疗和预后的证据级别，将体细胞变异分为I类变异（具有强临床意义）、II类变异（具有潜在临床意义）、III类变异（临床意义不明变异）和IV类变异（良性和可能良性变异）。</w:t>
       </w:r>
     </w:p>
     <w:tbl>
@@ -35914,29 +33016,7 @@
                 <w:sz w:val="15"/>
                 <w:szCs w:val="15"/>
               </w:rPr>
-              <w:t>FDA/NMPA获</w:t>
-            </w:r>
-            <w:proofErr w:type="gramStart"/>
-            <w:r>
-              <w:rPr>
-                <w:rFonts w:ascii="思源黑体 CN Normal" w:eastAsia="思源黑体 CN Normal" w:hAnsi="思源黑体 CN Normal" w:cs="思源黑体 CN Light" w:hint="eastAsia"/>
-                <w:color w:val="000000" w:themeColor="text1"/>
-                <w:kern w:val="0"/>
-                <w:sz w:val="15"/>
-                <w:szCs w:val="15"/>
-              </w:rPr>
-              <w:t>批用于</w:t>
-            </w:r>
-            <w:proofErr w:type="gramEnd"/>
-            <w:r>
-              <w:rPr>
-                <w:rFonts w:ascii="思源黑体 CN Normal" w:eastAsia="思源黑体 CN Normal" w:hAnsi="思源黑体 CN Normal" w:cs="思源黑体 CN Light" w:hint="eastAsia"/>
-                <w:color w:val="000000" w:themeColor="text1"/>
-                <w:kern w:val="0"/>
-                <w:sz w:val="15"/>
-                <w:szCs w:val="15"/>
-              </w:rPr>
-              <w:t>患者肿瘤治疗有响应或耐药的生物标志物</w:t>
+              <w:t>FDA/NMPA获批用于患者肿瘤治疗有响应或耐药的生物标志物</w:t>
             </w:r>
           </w:p>
         </w:tc>
@@ -36566,29 +33646,7 @@
                 <w:sz w:val="15"/>
                 <w:szCs w:val="15"/>
               </w:rPr>
-              <w:t>FDA/NMPA获</w:t>
-            </w:r>
-            <w:proofErr w:type="gramStart"/>
-            <w:r>
-              <w:rPr>
-                <w:rFonts w:ascii="思源黑体 CN Normal" w:eastAsia="思源黑体 CN Normal" w:hAnsi="思源黑体 CN Normal" w:cs="思源黑体 CN Light" w:hint="eastAsia"/>
-                <w:color w:val="000000" w:themeColor="text1"/>
-                <w:kern w:val="0"/>
-                <w:sz w:val="15"/>
-                <w:szCs w:val="15"/>
-              </w:rPr>
-              <w:t>批用于</w:t>
-            </w:r>
-            <w:proofErr w:type="gramEnd"/>
-            <w:r>
-              <w:rPr>
-                <w:rFonts w:ascii="思源黑体 CN Normal" w:eastAsia="思源黑体 CN Normal" w:hAnsi="思源黑体 CN Normal" w:cs="思源黑体 CN Light" w:hint="eastAsia"/>
-                <w:color w:val="000000" w:themeColor="text1"/>
-                <w:kern w:val="0"/>
-                <w:sz w:val="15"/>
-                <w:szCs w:val="15"/>
-              </w:rPr>
-              <w:t>其他肿瘤治疗有响应或耐药的生物标志物</w:t>
+              <w:t>FDA/NMPA获批用于其他肿瘤治疗有响应或耐药的生物标志物</w:t>
             </w:r>
           </w:p>
         </w:tc>
@@ -37048,29 +34106,7 @@
                 <w:sz w:val="15"/>
                 <w:szCs w:val="15"/>
               </w:rPr>
-              <w:t>临床前硏</w:t>
-            </w:r>
-            <w:proofErr w:type="gramStart"/>
-            <w:r>
-              <w:rPr>
-                <w:rFonts w:ascii="思源黑体 CN Normal" w:eastAsia="思源黑体 CN Normal" w:hAnsi="思源黑体 CN Normal" w:cs="思源黑体 CN Light" w:hint="eastAsia"/>
-                <w:color w:val="000000" w:themeColor="text1"/>
-                <w:kern w:val="0"/>
-                <w:sz w:val="15"/>
-                <w:szCs w:val="15"/>
-              </w:rPr>
-              <w:t>究表明</w:t>
-            </w:r>
-            <w:proofErr w:type="gramEnd"/>
-            <w:r>
-              <w:rPr>
-                <w:rFonts w:ascii="思源黑体 CN Normal" w:eastAsia="思源黑体 CN Normal" w:hAnsi="思源黑体 CN Normal" w:cs="思源黑体 CN Light" w:hint="eastAsia"/>
-                <w:color w:val="000000" w:themeColor="text1"/>
-                <w:kern w:val="0"/>
-                <w:sz w:val="15"/>
-                <w:szCs w:val="15"/>
-              </w:rPr>
-              <w:t>具有潜在治疗意义的生物标志物</w:t>
+              <w:t>临床前硏究表明具有潜在治疗意义的生物标志物</w:t>
             </w:r>
           </w:p>
         </w:tc>
@@ -37181,29 +34217,7 @@
                 <w:sz w:val="15"/>
                 <w:szCs w:val="15"/>
               </w:rPr>
-              <w:t>有病例报道或结论</w:t>
-            </w:r>
-            <w:proofErr w:type="gramStart"/>
-            <w:r>
-              <w:rPr>
-                <w:rFonts w:ascii="思源黑体 CN Normal" w:eastAsia="思源黑体 CN Normal" w:hAnsi="思源黑体 CN Normal" w:cs="思源黑体 CN Light" w:hint="eastAsia"/>
-                <w:color w:val="000000" w:themeColor="text1"/>
-                <w:kern w:val="0"/>
-                <w:sz w:val="15"/>
-                <w:szCs w:val="15"/>
-              </w:rPr>
-              <w:t>末形成</w:t>
-            </w:r>
-            <w:proofErr w:type="gramEnd"/>
-            <w:r>
-              <w:rPr>
-                <w:rFonts w:ascii="思源黑体 CN Normal" w:eastAsia="思源黑体 CN Normal" w:hAnsi="思源黑体 CN Normal" w:cs="思源黑体 CN Light" w:hint="eastAsia"/>
-                <w:color w:val="000000" w:themeColor="text1"/>
-                <w:kern w:val="0"/>
-                <w:sz w:val="15"/>
-                <w:szCs w:val="15"/>
-              </w:rPr>
-              <w:t>共识，评估疾病诊断或预后意义的生物标志物</w:t>
+              <w:t>有病例报道或结论末形成共识，评估疾病诊断或预后意义的生物标志物</w:t>
             </w:r>
           </w:p>
         </w:tc>
@@ -38285,7 +35299,6 @@
         <w:t>{%p for a in (</w:t>
       </w:r>
       <w:proofErr w:type="spellStart"/>
-      <w:proofErr w:type="gramStart"/>
       <w:r>
         <w:rPr>
           <w:rFonts w:ascii="思源黑体 CN Normal" w:eastAsia="思源黑体 CN Normal" w:hAnsi="思源黑体 CN Normal"/>
@@ -38295,7 +35308,6 @@
         <w:t>refer.fixed</w:t>
       </w:r>
       <w:proofErr w:type="spellEnd"/>
-      <w:proofErr w:type="gramEnd"/>
       <w:r>
         <w:rPr>
           <w:rFonts w:ascii="思源黑体 CN Normal" w:eastAsia="思源黑体 CN Normal" w:hAnsi="思源黑体 CN Normal"/>
@@ -38554,25 +35566,7 @@
           <w:sz w:val="17"/>
           <w:szCs w:val="17"/>
         </w:rPr>
-        <w:t>本产品检测范围覆盖18个胃癌/胃肠间质</w:t>
-      </w:r>
-      <w:proofErr w:type="gramStart"/>
-      <w:r>
-        <w:rPr>
-          <w:rFonts w:ascii="思源黑体 CN Normal" w:eastAsia="思源黑体 CN Normal" w:hAnsi="思源黑体 CN Normal" w:hint="eastAsia"/>
-          <w:sz w:val="17"/>
-          <w:szCs w:val="17"/>
-        </w:rPr>
-        <w:t>瘤靶向</w:t>
-      </w:r>
-      <w:proofErr w:type="gramEnd"/>
-      <w:r>
-        <w:rPr>
-          <w:rFonts w:ascii="思源黑体 CN Normal" w:eastAsia="思源黑体 CN Normal" w:hAnsi="思源黑体 CN Normal" w:hint="eastAsia"/>
-          <w:sz w:val="17"/>
-          <w:szCs w:val="17"/>
-        </w:rPr>
-        <w:t>用药或预后相关基因的部分外显子和内含子。可检测目标区域范围内点突变，插入缺失突变，融合突变以及部分化疗SNP位点。</w:t>
+        <w:t>本产品检测范围覆盖18个胃癌/胃肠间质瘤靶向用药或预后相关基因的部分外显子和内含子。可检测目标区域范围内点突变，插入缺失突变，融合突变以及部分化疗SNP位点。</w:t>
       </w:r>
       <w:r>
         <w:rPr>
